--- a/2. Second_Semester/4. Advanced Database Management System/1. Class Test-01.docx
+++ b/2. Second_Semester/4. Advanced Database Management System/1. Class Test-01.docx
@@ -7914,16 +7914,7 @@
                 <w:sz w:val="28"/>
                 <w:szCs w:val="28"/>
               </w:rPr>
-              <w:t xml:space="preserve">     </w:t>
-            </w:r>
-            <w:r>
-              <w:rPr>
-                <w:b/>
-                <w:bCs/>
-                <w:sz w:val="28"/>
-                <w:szCs w:val="28"/>
-              </w:rPr>
-              <w:t>Hashing</w:t>
+              <w:t xml:space="preserve">     Hashing</w:t>
             </w:r>
           </w:p>
         </w:tc>
@@ -7972,14 +7963,7 @@
                 <w:sz w:val="28"/>
                 <w:szCs w:val="28"/>
               </w:rPr>
-              <w:t xml:space="preserve">     </w:t>
-            </w:r>
-            <w:r>
-              <w:rPr>
-                <w:sz w:val="28"/>
-                <w:szCs w:val="28"/>
-              </w:rPr>
-              <w:t>Uses a hash function</w:t>
+              <w:t xml:space="preserve">     Uses a hash function</w:t>
             </w:r>
           </w:p>
         </w:tc>
@@ -8028,14 +8012,7 @@
                 <w:sz w:val="28"/>
                 <w:szCs w:val="28"/>
               </w:rPr>
-              <w:t xml:space="preserve">     </w:t>
-            </w:r>
-            <w:r>
-              <w:rPr>
-                <w:sz w:val="28"/>
-                <w:szCs w:val="28"/>
-              </w:rPr>
-              <w:t>Data stored in buckets</w:t>
+              <w:t xml:space="preserve">     Data stored in buckets</w:t>
             </w:r>
           </w:p>
         </w:tc>
@@ -8084,14 +8061,7 @@
                 <w:sz w:val="28"/>
                 <w:szCs w:val="28"/>
               </w:rPr>
-              <w:t xml:space="preserve">      </w:t>
-            </w:r>
-            <w:r>
-              <w:rPr>
-                <w:sz w:val="28"/>
-                <w:szCs w:val="28"/>
-              </w:rPr>
-              <w:t>Best for exact search</w:t>
+              <w:t xml:space="preserve">      Best for exact search</w:t>
             </w:r>
           </w:p>
         </w:tc>
@@ -8140,14 +8110,7 @@
                 <w:sz w:val="28"/>
                 <w:szCs w:val="28"/>
               </w:rPr>
-              <w:t xml:space="preserve">      </w:t>
-            </w:r>
-            <w:r>
-              <w:rPr>
-                <w:sz w:val="28"/>
-                <w:szCs w:val="28"/>
-              </w:rPr>
-              <w:t>Very fast for exact match</w:t>
+              <w:t xml:space="preserve">      Very fast for exact match</w:t>
             </w:r>
           </w:p>
         </w:tc>
@@ -8196,14 +8159,7 @@
                 <w:sz w:val="28"/>
                 <w:szCs w:val="28"/>
               </w:rPr>
-              <w:t xml:space="preserve">      </w:t>
-            </w:r>
-            <w:r>
-              <w:rPr>
-                <w:sz w:val="28"/>
-                <w:szCs w:val="28"/>
-              </w:rPr>
-              <w:t>Suitable for direct access</w:t>
+              <w:t xml:space="preserve">      Suitable for direct access</w:t>
             </w:r>
           </w:p>
         </w:tc>
@@ -9689,8 +9645,6 @@
         </w:rPr>
         <w:t>Leaf Node</w:t>
       </w:r>
-      <w:bookmarkStart w:id="0" w:name="_GoBack"/>
-      <w:bookmarkEnd w:id="0"/>
     </w:p>
     <w:p>
       <w:pPr>
@@ -10378,13 +10332,22 @@
           <w:szCs w:val="28"/>
         </w:rPr>
       </w:pPr>
+      <w:proofErr w:type="gramStart"/>
       <w:r>
         <w:rPr>
           <w:sz w:val="28"/>
           <w:szCs w:val="28"/>
         </w:rPr>
         <w:lastRenderedPageBreak/>
-        <w:t>Therefore it is a valid B+ Tree of order 10.</w:t>
+        <w:t>Therefore</w:t>
+      </w:r>
+      <w:proofErr w:type="gramEnd"/>
+      <w:r>
+        <w:rPr>
+          <w:sz w:val="28"/>
+          <w:szCs w:val="28"/>
+        </w:rPr>
+        <w:t xml:space="preserve"> it is a valid B+ Tree of order 10.</w:t>
       </w:r>
     </w:p>
     <w:p>
@@ -11769,7530 +11732,8 @@
           <w:szCs w:val="28"/>
         </w:rPr>
       </w:pPr>
-    </w:p>
-    <w:p>
-      <w:pPr>
-        <w:pStyle w:val="Heading1"/>
-        <w:rPr>
-          <w:sz w:val="28"/>
-          <w:szCs w:val="28"/>
-        </w:rPr>
-      </w:pPr>
-      <w:r>
-        <w:rPr>
-          <w:sz w:val="28"/>
-          <w:szCs w:val="28"/>
-        </w:rPr>
-        <w:t>4. Evaluation Factors of Indexing</w:t>
-      </w:r>
-    </w:p>
-    <w:p>
-      <w:pPr>
-        <w:pStyle w:val="NormalWeb"/>
-        <w:rPr>
-          <w:sz w:val="28"/>
-          <w:szCs w:val="28"/>
-        </w:rPr>
-      </w:pPr>
-      <w:proofErr w:type="spellStart"/>
-      <w:r>
-        <w:rPr>
-          <w:rFonts w:ascii="Nirmala UI" w:hAnsi="Nirmala UI" w:cs="Nirmala UI"/>
-          <w:sz w:val="28"/>
-          <w:szCs w:val="28"/>
-        </w:rPr>
-        <w:t>কোন</w:t>
-      </w:r>
-      <w:proofErr w:type="spellEnd"/>
-      <w:r>
-        <w:rPr>
-          <w:sz w:val="28"/>
-          <w:szCs w:val="28"/>
-        </w:rPr>
-        <w:t xml:space="preserve"> Indexing Technique </w:t>
-      </w:r>
-      <w:proofErr w:type="spellStart"/>
-      <w:r>
-        <w:rPr>
-          <w:rFonts w:ascii="Nirmala UI" w:hAnsi="Nirmala UI" w:cs="Nirmala UI"/>
-          <w:sz w:val="28"/>
-          <w:szCs w:val="28"/>
-        </w:rPr>
-        <w:t>ভালো</w:t>
-      </w:r>
-      <w:proofErr w:type="spellEnd"/>
-      <w:r>
-        <w:rPr>
-          <w:sz w:val="28"/>
-          <w:szCs w:val="28"/>
-        </w:rPr>
-        <w:t xml:space="preserve"> </w:t>
-      </w:r>
-      <w:proofErr w:type="spellStart"/>
-      <w:r>
-        <w:rPr>
-          <w:rFonts w:ascii="Nirmala UI" w:hAnsi="Nirmala UI" w:cs="Nirmala UI"/>
-          <w:sz w:val="28"/>
-          <w:szCs w:val="28"/>
-        </w:rPr>
-        <w:t>তা</w:t>
-      </w:r>
-      <w:proofErr w:type="spellEnd"/>
-      <w:r>
-        <w:rPr>
-          <w:sz w:val="28"/>
-          <w:szCs w:val="28"/>
-        </w:rPr>
-        <w:t xml:space="preserve"> </w:t>
-      </w:r>
-      <w:proofErr w:type="spellStart"/>
-      <w:r>
-        <w:rPr>
-          <w:rFonts w:ascii="Nirmala UI" w:hAnsi="Nirmala UI" w:cs="Nirmala UI"/>
-          <w:sz w:val="28"/>
-          <w:szCs w:val="28"/>
-        </w:rPr>
-        <w:t>নির্ধারণ</w:t>
-      </w:r>
-      <w:proofErr w:type="spellEnd"/>
-      <w:r>
-        <w:rPr>
-          <w:sz w:val="28"/>
-          <w:szCs w:val="28"/>
-        </w:rPr>
-        <w:t xml:space="preserve"> </w:t>
-      </w:r>
-      <w:proofErr w:type="spellStart"/>
-      <w:r>
-        <w:rPr>
-          <w:rFonts w:ascii="Nirmala UI" w:hAnsi="Nirmala UI" w:cs="Nirmala UI"/>
-          <w:sz w:val="28"/>
-          <w:szCs w:val="28"/>
-        </w:rPr>
-        <w:t>করতে</w:t>
-      </w:r>
-      <w:proofErr w:type="spellEnd"/>
-      <w:r>
-        <w:rPr>
-          <w:sz w:val="28"/>
-          <w:szCs w:val="28"/>
-        </w:rPr>
-        <w:t xml:space="preserve"> </w:t>
-      </w:r>
-      <w:proofErr w:type="spellStart"/>
-      <w:r>
-        <w:rPr>
-          <w:rFonts w:ascii="Nirmala UI" w:hAnsi="Nirmala UI" w:cs="Nirmala UI"/>
-          <w:sz w:val="28"/>
-          <w:szCs w:val="28"/>
-        </w:rPr>
-        <w:t>নিচের</w:t>
-      </w:r>
-      <w:proofErr w:type="spellEnd"/>
-      <w:r>
-        <w:rPr>
-          <w:sz w:val="28"/>
-          <w:szCs w:val="28"/>
-        </w:rPr>
-        <w:t xml:space="preserve"> </w:t>
-      </w:r>
-      <w:proofErr w:type="spellStart"/>
-      <w:r>
-        <w:rPr>
-          <w:rFonts w:ascii="Nirmala UI" w:hAnsi="Nirmala UI" w:cs="Nirmala UI"/>
-          <w:sz w:val="28"/>
-          <w:szCs w:val="28"/>
-        </w:rPr>
-        <w:t>বিষয়গুলো</w:t>
-      </w:r>
-      <w:proofErr w:type="spellEnd"/>
-      <w:r>
-        <w:rPr>
-          <w:sz w:val="28"/>
-          <w:szCs w:val="28"/>
-        </w:rPr>
-        <w:t xml:space="preserve"> </w:t>
-      </w:r>
-      <w:proofErr w:type="spellStart"/>
-      <w:r>
-        <w:rPr>
-          <w:rFonts w:ascii="Nirmala UI" w:hAnsi="Nirmala UI" w:cs="Nirmala UI"/>
-          <w:sz w:val="28"/>
-          <w:szCs w:val="28"/>
-        </w:rPr>
-        <w:t>দেখা</w:t>
-      </w:r>
-      <w:proofErr w:type="spellEnd"/>
-      <w:r>
-        <w:rPr>
-          <w:sz w:val="28"/>
-          <w:szCs w:val="28"/>
-        </w:rPr>
-        <w:t xml:space="preserve"> </w:t>
-      </w:r>
-      <w:proofErr w:type="spellStart"/>
-      <w:r>
-        <w:rPr>
-          <w:rFonts w:ascii="Nirmala UI" w:hAnsi="Nirmala UI" w:cs="Nirmala UI"/>
-          <w:sz w:val="28"/>
-          <w:szCs w:val="28"/>
-        </w:rPr>
-        <w:t>হয়</w:t>
-      </w:r>
-      <w:proofErr w:type="spellEnd"/>
-      <w:r>
-        <w:rPr>
-          <w:rFonts w:ascii="Nirmala UI" w:hAnsi="Nirmala UI" w:cs="Nirmala UI"/>
-          <w:sz w:val="28"/>
-          <w:szCs w:val="28"/>
-        </w:rPr>
-        <w:t>।</w:t>
-      </w:r>
-    </w:p>
-    <w:p>
-      <w:pPr>
-        <w:pStyle w:val="Heading2"/>
-        <w:rPr>
-          <w:sz w:val="28"/>
-          <w:szCs w:val="28"/>
-        </w:rPr>
-      </w:pPr>
-      <w:r>
-        <w:rPr>
-          <w:sz w:val="28"/>
-          <w:szCs w:val="28"/>
-        </w:rPr>
-        <w:t>A. Access Type</w:t>
-      </w:r>
-    </w:p>
-    <w:p>
-      <w:pPr>
-        <w:pStyle w:val="Heading3"/>
-        <w:rPr>
-          <w:sz w:val="28"/>
-          <w:szCs w:val="28"/>
-        </w:rPr>
-      </w:pPr>
-      <w:r>
-        <w:rPr>
-          <w:sz w:val="28"/>
-          <w:szCs w:val="28"/>
-        </w:rPr>
-        <w:t>English</w:t>
-      </w:r>
-    </w:p>
-    <w:p>
-      <w:pPr>
-        <w:pStyle w:val="NormalWeb"/>
-        <w:rPr>
-          <w:sz w:val="28"/>
-          <w:szCs w:val="28"/>
-        </w:rPr>
-      </w:pPr>
-      <w:r>
-        <w:rPr>
-          <w:sz w:val="28"/>
-          <w:szCs w:val="28"/>
-        </w:rPr>
-        <w:t>Type of search operation supported by the index.</w:t>
-      </w:r>
-    </w:p>
-    <w:p>
-      <w:pPr>
-        <w:pStyle w:val="Heading3"/>
-        <w:rPr>
-          <w:sz w:val="28"/>
-          <w:szCs w:val="28"/>
-        </w:rPr>
-      </w:pPr>
-      <w:r>
-        <w:rPr>
-          <w:sz w:val="28"/>
-          <w:szCs w:val="28"/>
-        </w:rPr>
-        <w:t>Bangla</w:t>
-      </w:r>
-    </w:p>
-    <w:p>
-      <w:pPr>
-        <w:pStyle w:val="NormalWeb"/>
-        <w:rPr>
-          <w:sz w:val="28"/>
-          <w:szCs w:val="28"/>
-        </w:rPr>
-      </w:pPr>
-      <w:proofErr w:type="spellStart"/>
-      <w:r>
-        <w:rPr>
-          <w:rFonts w:ascii="Nirmala UI" w:hAnsi="Nirmala UI" w:cs="Nirmala UI"/>
-          <w:sz w:val="28"/>
-          <w:szCs w:val="28"/>
-        </w:rPr>
-        <w:t>কোন</w:t>
-      </w:r>
-      <w:proofErr w:type="spellEnd"/>
-      <w:r>
-        <w:rPr>
-          <w:sz w:val="28"/>
-          <w:szCs w:val="28"/>
-        </w:rPr>
-        <w:t xml:space="preserve"> </w:t>
-      </w:r>
-      <w:proofErr w:type="spellStart"/>
-      <w:r>
-        <w:rPr>
-          <w:rFonts w:ascii="Nirmala UI" w:hAnsi="Nirmala UI" w:cs="Nirmala UI"/>
-          <w:sz w:val="28"/>
-          <w:szCs w:val="28"/>
-        </w:rPr>
-        <w:t>ধরনের</w:t>
-      </w:r>
-      <w:proofErr w:type="spellEnd"/>
-      <w:r>
-        <w:rPr>
-          <w:sz w:val="28"/>
-          <w:szCs w:val="28"/>
-        </w:rPr>
-        <w:t xml:space="preserve"> </w:t>
-      </w:r>
-      <w:proofErr w:type="spellStart"/>
-      <w:r>
-        <w:rPr>
-          <w:rFonts w:ascii="Nirmala UI" w:hAnsi="Nirmala UI" w:cs="Nirmala UI"/>
-          <w:sz w:val="28"/>
-          <w:szCs w:val="28"/>
-        </w:rPr>
-        <w:t>তথ্য</w:t>
-      </w:r>
-      <w:proofErr w:type="spellEnd"/>
-      <w:r>
-        <w:rPr>
-          <w:sz w:val="28"/>
-          <w:szCs w:val="28"/>
-        </w:rPr>
-        <w:t xml:space="preserve"> </w:t>
-      </w:r>
-      <w:proofErr w:type="spellStart"/>
-      <w:r>
-        <w:rPr>
-          <w:rFonts w:ascii="Nirmala UI" w:hAnsi="Nirmala UI" w:cs="Nirmala UI"/>
-          <w:sz w:val="28"/>
-          <w:szCs w:val="28"/>
-        </w:rPr>
-        <w:t>খোঁজা</w:t>
-      </w:r>
-      <w:proofErr w:type="spellEnd"/>
-      <w:r>
-        <w:rPr>
-          <w:sz w:val="28"/>
-          <w:szCs w:val="28"/>
-        </w:rPr>
-        <w:t xml:space="preserve"> </w:t>
-      </w:r>
-      <w:proofErr w:type="spellStart"/>
-      <w:r>
-        <w:rPr>
-          <w:rFonts w:ascii="Nirmala UI" w:hAnsi="Nirmala UI" w:cs="Nirmala UI"/>
-          <w:sz w:val="28"/>
-          <w:szCs w:val="28"/>
-        </w:rPr>
-        <w:t>হবে</w:t>
-      </w:r>
-      <w:proofErr w:type="spellEnd"/>
-      <w:r>
-        <w:rPr>
-          <w:rFonts w:ascii="Nirmala UI" w:hAnsi="Nirmala UI" w:cs="Nirmala UI"/>
-          <w:sz w:val="28"/>
-          <w:szCs w:val="28"/>
-        </w:rPr>
-        <w:t>।</w:t>
-      </w:r>
-    </w:p>
-    <w:p>
-      <w:pPr>
-        <w:pStyle w:val="NormalWeb"/>
-        <w:rPr>
-          <w:sz w:val="28"/>
-          <w:szCs w:val="28"/>
-        </w:rPr>
-      </w:pPr>
-      <w:r>
-        <w:rPr>
-          <w:rStyle w:val="Strong"/>
-          <w:sz w:val="28"/>
-          <w:szCs w:val="28"/>
-        </w:rPr>
-        <w:t>Example:</w:t>
-      </w:r>
-    </w:p>
-    <w:p>
-      <w:pPr>
-        <w:pStyle w:val="NormalWeb"/>
-        <w:numPr>
-          <w:ilvl w:val="0"/>
-          <w:numId w:val="19"/>
-        </w:numPr>
-        <w:rPr>
-          <w:sz w:val="28"/>
-          <w:szCs w:val="28"/>
-        </w:rPr>
-      </w:pPr>
-      <w:r>
-        <w:rPr>
-          <w:sz w:val="28"/>
-          <w:szCs w:val="28"/>
-        </w:rPr>
-        <w:t>Exact value search</w:t>
-      </w:r>
-    </w:p>
-    <w:p>
-      <w:pPr>
-        <w:pStyle w:val="NormalWeb"/>
-        <w:numPr>
-          <w:ilvl w:val="0"/>
-          <w:numId w:val="19"/>
-        </w:numPr>
-        <w:rPr>
-          <w:sz w:val="28"/>
-          <w:szCs w:val="28"/>
-        </w:rPr>
-      </w:pPr>
-      <w:r>
-        <w:rPr>
-          <w:sz w:val="28"/>
-          <w:szCs w:val="28"/>
-        </w:rPr>
-        <w:t>Range search (100–500)</w:t>
-      </w:r>
-    </w:p>
-    <w:p>
-      <w:pPr>
-        <w:pStyle w:val="Heading2"/>
-        <w:rPr>
-          <w:sz w:val="28"/>
-          <w:szCs w:val="28"/>
-        </w:rPr>
-      </w:pPr>
-      <w:r>
-        <w:rPr>
-          <w:sz w:val="28"/>
-          <w:szCs w:val="28"/>
-        </w:rPr>
-        <w:t>B. Access Time</w:t>
-      </w:r>
-    </w:p>
-    <w:p>
-      <w:pPr>
-        <w:pStyle w:val="Heading3"/>
-        <w:rPr>
-          <w:sz w:val="28"/>
-          <w:szCs w:val="28"/>
-        </w:rPr>
-      </w:pPr>
-      <w:r>
-        <w:rPr>
-          <w:sz w:val="28"/>
-          <w:szCs w:val="28"/>
-        </w:rPr>
-        <w:t>English</w:t>
-      </w:r>
-    </w:p>
-    <w:p>
-      <w:pPr>
-        <w:pStyle w:val="NormalWeb"/>
-        <w:rPr>
-          <w:sz w:val="28"/>
-          <w:szCs w:val="28"/>
-        </w:rPr>
-      </w:pPr>
-      <w:r>
-        <w:rPr>
-          <w:sz w:val="28"/>
-          <w:szCs w:val="28"/>
-        </w:rPr>
-        <w:t>Time required to find data.</w:t>
-      </w:r>
-    </w:p>
-    <w:p>
-      <w:pPr>
-        <w:pStyle w:val="Heading3"/>
-        <w:rPr>
-          <w:sz w:val="28"/>
-          <w:szCs w:val="28"/>
-        </w:rPr>
-      </w:pPr>
-      <w:r>
-        <w:rPr>
-          <w:sz w:val="28"/>
-          <w:szCs w:val="28"/>
-        </w:rPr>
-        <w:t>Bangla</w:t>
-      </w:r>
-    </w:p>
-    <w:p>
-      <w:pPr>
-        <w:pStyle w:val="NormalWeb"/>
-        <w:rPr>
-          <w:sz w:val="28"/>
-          <w:szCs w:val="28"/>
-        </w:rPr>
-      </w:pPr>
-      <w:proofErr w:type="spellStart"/>
-      <w:r>
-        <w:rPr>
-          <w:rFonts w:ascii="Nirmala UI" w:hAnsi="Nirmala UI" w:cs="Nirmala UI"/>
-          <w:sz w:val="28"/>
-          <w:szCs w:val="28"/>
-        </w:rPr>
-        <w:t>ডেটা</w:t>
-      </w:r>
-      <w:proofErr w:type="spellEnd"/>
-      <w:r>
-        <w:rPr>
-          <w:sz w:val="28"/>
-          <w:szCs w:val="28"/>
-        </w:rPr>
-        <w:t xml:space="preserve"> </w:t>
-      </w:r>
-      <w:proofErr w:type="spellStart"/>
-      <w:r>
-        <w:rPr>
-          <w:rFonts w:ascii="Nirmala UI" w:hAnsi="Nirmala UI" w:cs="Nirmala UI"/>
-          <w:sz w:val="28"/>
-          <w:szCs w:val="28"/>
-        </w:rPr>
-        <w:t>খুঁজে</w:t>
-      </w:r>
-      <w:proofErr w:type="spellEnd"/>
-      <w:r>
-        <w:rPr>
-          <w:sz w:val="28"/>
-          <w:szCs w:val="28"/>
-        </w:rPr>
-        <w:t xml:space="preserve"> </w:t>
-      </w:r>
-      <w:proofErr w:type="spellStart"/>
-      <w:r>
-        <w:rPr>
-          <w:rFonts w:ascii="Nirmala UI" w:hAnsi="Nirmala UI" w:cs="Nirmala UI"/>
-          <w:sz w:val="28"/>
-          <w:szCs w:val="28"/>
-        </w:rPr>
-        <w:t>পেতে</w:t>
-      </w:r>
-      <w:proofErr w:type="spellEnd"/>
-      <w:r>
-        <w:rPr>
-          <w:sz w:val="28"/>
-          <w:szCs w:val="28"/>
-        </w:rPr>
-        <w:t xml:space="preserve"> </w:t>
-      </w:r>
-      <w:proofErr w:type="spellStart"/>
-      <w:r>
-        <w:rPr>
-          <w:rFonts w:ascii="Nirmala UI" w:hAnsi="Nirmala UI" w:cs="Nirmala UI"/>
-          <w:sz w:val="28"/>
-          <w:szCs w:val="28"/>
-        </w:rPr>
-        <w:t>কত</w:t>
-      </w:r>
-      <w:proofErr w:type="spellEnd"/>
-      <w:r>
-        <w:rPr>
-          <w:sz w:val="28"/>
-          <w:szCs w:val="28"/>
-        </w:rPr>
-        <w:t xml:space="preserve"> </w:t>
-      </w:r>
-      <w:proofErr w:type="spellStart"/>
-      <w:r>
-        <w:rPr>
-          <w:rFonts w:ascii="Nirmala UI" w:hAnsi="Nirmala UI" w:cs="Nirmala UI"/>
-          <w:sz w:val="28"/>
-          <w:szCs w:val="28"/>
-        </w:rPr>
-        <w:t>সময়</w:t>
-      </w:r>
-      <w:proofErr w:type="spellEnd"/>
-      <w:r>
-        <w:rPr>
-          <w:sz w:val="28"/>
-          <w:szCs w:val="28"/>
-        </w:rPr>
-        <w:t xml:space="preserve"> </w:t>
-      </w:r>
-      <w:proofErr w:type="spellStart"/>
-      <w:r>
-        <w:rPr>
-          <w:rFonts w:ascii="Nirmala UI" w:hAnsi="Nirmala UI" w:cs="Nirmala UI"/>
-          <w:sz w:val="28"/>
-          <w:szCs w:val="28"/>
-        </w:rPr>
-        <w:t>লাগে</w:t>
-      </w:r>
-      <w:proofErr w:type="spellEnd"/>
-      <w:r>
-        <w:rPr>
-          <w:rFonts w:ascii="Nirmala UI" w:hAnsi="Nirmala UI" w:cs="Nirmala UI"/>
-          <w:sz w:val="28"/>
-          <w:szCs w:val="28"/>
-        </w:rPr>
-        <w:t>।</w:t>
-      </w:r>
-    </w:p>
-    <w:p>
-      <w:pPr>
-        <w:pStyle w:val="NormalWeb"/>
-        <w:rPr>
-          <w:sz w:val="28"/>
-          <w:szCs w:val="28"/>
-        </w:rPr>
-      </w:pPr>
-      <w:r>
-        <w:rPr>
-          <w:rStyle w:val="Strong"/>
-          <w:sz w:val="28"/>
-          <w:szCs w:val="28"/>
-        </w:rPr>
-        <w:t>Less time = Better performance</w:t>
-      </w:r>
-    </w:p>
-    <w:p>
-      <w:pPr>
-        <w:pStyle w:val="Heading2"/>
-        <w:rPr>
-          <w:sz w:val="28"/>
-          <w:szCs w:val="28"/>
-        </w:rPr>
-      </w:pPr>
-      <w:r>
-        <w:rPr>
-          <w:sz w:val="28"/>
-          <w:szCs w:val="28"/>
-        </w:rPr>
-        <w:lastRenderedPageBreak/>
-        <w:t>C. Insertion Time</w:t>
-      </w:r>
-    </w:p>
-    <w:p>
-      <w:pPr>
-        <w:pStyle w:val="Heading3"/>
-        <w:rPr>
-          <w:sz w:val="28"/>
-          <w:szCs w:val="28"/>
-        </w:rPr>
-      </w:pPr>
-      <w:r>
-        <w:rPr>
-          <w:sz w:val="28"/>
-          <w:szCs w:val="28"/>
-        </w:rPr>
-        <w:t>English</w:t>
-      </w:r>
-    </w:p>
-    <w:p>
-      <w:pPr>
-        <w:pStyle w:val="NormalWeb"/>
-        <w:rPr>
-          <w:sz w:val="28"/>
-          <w:szCs w:val="28"/>
-        </w:rPr>
-      </w:pPr>
-      <w:r>
-        <w:rPr>
-          <w:sz w:val="28"/>
-          <w:szCs w:val="28"/>
-        </w:rPr>
-        <w:t>Time needed to insert a new record and update the index.</w:t>
-      </w:r>
-    </w:p>
-    <w:p>
-      <w:pPr>
-        <w:pStyle w:val="Heading3"/>
-        <w:rPr>
-          <w:sz w:val="28"/>
-          <w:szCs w:val="28"/>
-        </w:rPr>
-      </w:pPr>
-      <w:r>
-        <w:rPr>
-          <w:sz w:val="28"/>
-          <w:szCs w:val="28"/>
-        </w:rPr>
-        <w:t>Bangla</w:t>
-      </w:r>
-    </w:p>
-    <w:p>
-      <w:pPr>
-        <w:pStyle w:val="NormalWeb"/>
-        <w:rPr>
-          <w:sz w:val="28"/>
-          <w:szCs w:val="28"/>
-        </w:rPr>
-      </w:pPr>
-      <w:proofErr w:type="spellStart"/>
-      <w:r>
-        <w:rPr>
-          <w:rFonts w:ascii="Nirmala UI" w:hAnsi="Nirmala UI" w:cs="Nirmala UI"/>
-          <w:sz w:val="28"/>
-          <w:szCs w:val="28"/>
-        </w:rPr>
-        <w:t>নতুন</w:t>
-      </w:r>
-      <w:proofErr w:type="spellEnd"/>
-      <w:r>
-        <w:rPr>
-          <w:sz w:val="28"/>
-          <w:szCs w:val="28"/>
-        </w:rPr>
-        <w:t xml:space="preserve"> </w:t>
-      </w:r>
-      <w:proofErr w:type="spellStart"/>
-      <w:r>
-        <w:rPr>
-          <w:rFonts w:ascii="Nirmala UI" w:hAnsi="Nirmala UI" w:cs="Nirmala UI"/>
-          <w:sz w:val="28"/>
-          <w:szCs w:val="28"/>
-        </w:rPr>
-        <w:t>রেকর্ড</w:t>
-      </w:r>
-      <w:proofErr w:type="spellEnd"/>
-      <w:r>
-        <w:rPr>
-          <w:sz w:val="28"/>
-          <w:szCs w:val="28"/>
-        </w:rPr>
-        <w:t xml:space="preserve"> </w:t>
-      </w:r>
-      <w:proofErr w:type="spellStart"/>
-      <w:r>
-        <w:rPr>
-          <w:rFonts w:ascii="Nirmala UI" w:hAnsi="Nirmala UI" w:cs="Nirmala UI"/>
-          <w:sz w:val="28"/>
-          <w:szCs w:val="28"/>
-        </w:rPr>
-        <w:t>যোগ</w:t>
-      </w:r>
-      <w:proofErr w:type="spellEnd"/>
-      <w:r>
-        <w:rPr>
-          <w:sz w:val="28"/>
-          <w:szCs w:val="28"/>
-        </w:rPr>
-        <w:t xml:space="preserve"> </w:t>
-      </w:r>
-      <w:r>
-        <w:rPr>
-          <w:rFonts w:ascii="Nirmala UI" w:hAnsi="Nirmala UI" w:cs="Nirmala UI"/>
-          <w:sz w:val="28"/>
-          <w:szCs w:val="28"/>
-        </w:rPr>
-        <w:t>ও</w:t>
-      </w:r>
-      <w:r>
-        <w:rPr>
-          <w:sz w:val="28"/>
-          <w:szCs w:val="28"/>
-        </w:rPr>
-        <w:t xml:space="preserve"> Index Update </w:t>
-      </w:r>
-      <w:proofErr w:type="spellStart"/>
-      <w:r>
-        <w:rPr>
-          <w:rFonts w:ascii="Nirmala UI" w:hAnsi="Nirmala UI" w:cs="Nirmala UI"/>
-          <w:sz w:val="28"/>
-          <w:szCs w:val="28"/>
-        </w:rPr>
-        <w:t>করতে</w:t>
-      </w:r>
-      <w:proofErr w:type="spellEnd"/>
-      <w:r>
-        <w:rPr>
-          <w:sz w:val="28"/>
-          <w:szCs w:val="28"/>
-        </w:rPr>
-        <w:t xml:space="preserve"> </w:t>
-      </w:r>
-      <w:proofErr w:type="spellStart"/>
-      <w:r>
-        <w:rPr>
-          <w:rFonts w:ascii="Nirmala UI" w:hAnsi="Nirmala UI" w:cs="Nirmala UI"/>
-          <w:sz w:val="28"/>
-          <w:szCs w:val="28"/>
-        </w:rPr>
-        <w:t>যত</w:t>
-      </w:r>
-      <w:proofErr w:type="spellEnd"/>
-      <w:r>
-        <w:rPr>
-          <w:sz w:val="28"/>
-          <w:szCs w:val="28"/>
-        </w:rPr>
-        <w:t xml:space="preserve"> </w:t>
-      </w:r>
-      <w:proofErr w:type="spellStart"/>
-      <w:r>
-        <w:rPr>
-          <w:rFonts w:ascii="Nirmala UI" w:hAnsi="Nirmala UI" w:cs="Nirmala UI"/>
-          <w:sz w:val="28"/>
-          <w:szCs w:val="28"/>
-        </w:rPr>
-        <w:t>সময়</w:t>
-      </w:r>
-      <w:proofErr w:type="spellEnd"/>
-      <w:r>
-        <w:rPr>
-          <w:sz w:val="28"/>
-          <w:szCs w:val="28"/>
-        </w:rPr>
-        <w:t xml:space="preserve"> </w:t>
-      </w:r>
-      <w:proofErr w:type="spellStart"/>
-      <w:r>
-        <w:rPr>
-          <w:rFonts w:ascii="Nirmala UI" w:hAnsi="Nirmala UI" w:cs="Nirmala UI"/>
-          <w:sz w:val="28"/>
-          <w:szCs w:val="28"/>
-        </w:rPr>
-        <w:t>লাগে</w:t>
-      </w:r>
-      <w:proofErr w:type="spellEnd"/>
-      <w:r>
-        <w:rPr>
-          <w:rFonts w:ascii="Nirmala UI" w:hAnsi="Nirmala UI" w:cs="Nirmala UI"/>
-          <w:sz w:val="28"/>
-          <w:szCs w:val="28"/>
-        </w:rPr>
-        <w:t>।</w:t>
-      </w:r>
-    </w:p>
-    <w:p>
-      <w:pPr>
-        <w:pStyle w:val="Heading2"/>
-        <w:rPr>
-          <w:sz w:val="28"/>
-          <w:szCs w:val="28"/>
-        </w:rPr>
-      </w:pPr>
-      <w:r>
-        <w:rPr>
-          <w:sz w:val="28"/>
-          <w:szCs w:val="28"/>
-        </w:rPr>
-        <w:t>D. Deletion Time</w:t>
-      </w:r>
-    </w:p>
-    <w:p>
-      <w:pPr>
-        <w:pStyle w:val="Heading3"/>
-        <w:rPr>
-          <w:sz w:val="28"/>
-          <w:szCs w:val="28"/>
-        </w:rPr>
-      </w:pPr>
-      <w:r>
-        <w:rPr>
-          <w:sz w:val="28"/>
-          <w:szCs w:val="28"/>
-        </w:rPr>
-        <w:t>English</w:t>
-      </w:r>
-    </w:p>
-    <w:p>
-      <w:pPr>
-        <w:pStyle w:val="NormalWeb"/>
-        <w:rPr>
-          <w:sz w:val="28"/>
-          <w:szCs w:val="28"/>
-        </w:rPr>
-      </w:pPr>
-      <w:r>
-        <w:rPr>
-          <w:sz w:val="28"/>
-          <w:szCs w:val="28"/>
-        </w:rPr>
-        <w:t>Time needed to delete a record and update the index.</w:t>
-      </w:r>
-    </w:p>
-    <w:p>
-      <w:pPr>
-        <w:pStyle w:val="Heading3"/>
-        <w:rPr>
-          <w:sz w:val="28"/>
-          <w:szCs w:val="28"/>
-        </w:rPr>
-      </w:pPr>
-      <w:r>
-        <w:rPr>
-          <w:sz w:val="28"/>
-          <w:szCs w:val="28"/>
-        </w:rPr>
-        <w:t>Bangla</w:t>
-      </w:r>
-    </w:p>
-    <w:p>
-      <w:pPr>
-        <w:pStyle w:val="NormalWeb"/>
-        <w:rPr>
-          <w:sz w:val="28"/>
-          <w:szCs w:val="28"/>
-        </w:rPr>
-      </w:pPr>
-      <w:proofErr w:type="spellStart"/>
-      <w:r>
-        <w:rPr>
-          <w:rFonts w:ascii="Nirmala UI" w:hAnsi="Nirmala UI" w:cs="Nirmala UI"/>
-          <w:sz w:val="28"/>
-          <w:szCs w:val="28"/>
-        </w:rPr>
-        <w:t>রেকর্ড</w:t>
-      </w:r>
-      <w:proofErr w:type="spellEnd"/>
-      <w:r>
-        <w:rPr>
-          <w:sz w:val="28"/>
-          <w:szCs w:val="28"/>
-        </w:rPr>
-        <w:t xml:space="preserve"> Delete </w:t>
-      </w:r>
-      <w:proofErr w:type="spellStart"/>
-      <w:r>
-        <w:rPr>
-          <w:rFonts w:ascii="Nirmala UI" w:hAnsi="Nirmala UI" w:cs="Nirmala UI"/>
-          <w:sz w:val="28"/>
-          <w:szCs w:val="28"/>
-        </w:rPr>
-        <w:t>এবং</w:t>
-      </w:r>
-      <w:proofErr w:type="spellEnd"/>
-      <w:r>
-        <w:rPr>
-          <w:sz w:val="28"/>
-          <w:szCs w:val="28"/>
-        </w:rPr>
-        <w:t xml:space="preserve"> Index Update </w:t>
-      </w:r>
-      <w:proofErr w:type="spellStart"/>
-      <w:r>
-        <w:rPr>
-          <w:rFonts w:ascii="Nirmala UI" w:hAnsi="Nirmala UI" w:cs="Nirmala UI"/>
-          <w:sz w:val="28"/>
-          <w:szCs w:val="28"/>
-        </w:rPr>
-        <w:t>করতে</w:t>
-      </w:r>
-      <w:proofErr w:type="spellEnd"/>
-      <w:r>
-        <w:rPr>
-          <w:sz w:val="28"/>
-          <w:szCs w:val="28"/>
-        </w:rPr>
-        <w:t xml:space="preserve"> </w:t>
-      </w:r>
-      <w:proofErr w:type="spellStart"/>
-      <w:r>
-        <w:rPr>
-          <w:rFonts w:ascii="Nirmala UI" w:hAnsi="Nirmala UI" w:cs="Nirmala UI"/>
-          <w:sz w:val="28"/>
-          <w:szCs w:val="28"/>
-        </w:rPr>
-        <w:t>যত</w:t>
-      </w:r>
-      <w:proofErr w:type="spellEnd"/>
-      <w:r>
-        <w:rPr>
-          <w:sz w:val="28"/>
-          <w:szCs w:val="28"/>
-        </w:rPr>
-        <w:t xml:space="preserve"> </w:t>
-      </w:r>
-      <w:proofErr w:type="spellStart"/>
-      <w:r>
-        <w:rPr>
-          <w:rFonts w:ascii="Nirmala UI" w:hAnsi="Nirmala UI" w:cs="Nirmala UI"/>
-          <w:sz w:val="28"/>
-          <w:szCs w:val="28"/>
-        </w:rPr>
-        <w:t>সময়</w:t>
-      </w:r>
-      <w:proofErr w:type="spellEnd"/>
-      <w:r>
-        <w:rPr>
-          <w:sz w:val="28"/>
-          <w:szCs w:val="28"/>
-        </w:rPr>
-        <w:t xml:space="preserve"> </w:t>
-      </w:r>
-      <w:proofErr w:type="spellStart"/>
-      <w:r>
-        <w:rPr>
-          <w:rFonts w:ascii="Nirmala UI" w:hAnsi="Nirmala UI" w:cs="Nirmala UI"/>
-          <w:sz w:val="28"/>
-          <w:szCs w:val="28"/>
-        </w:rPr>
-        <w:t>লাগে</w:t>
-      </w:r>
-      <w:proofErr w:type="spellEnd"/>
-      <w:r>
-        <w:rPr>
-          <w:rFonts w:ascii="Nirmala UI" w:hAnsi="Nirmala UI" w:cs="Nirmala UI"/>
-          <w:sz w:val="28"/>
-          <w:szCs w:val="28"/>
-        </w:rPr>
-        <w:t>।</w:t>
-      </w:r>
-    </w:p>
-    <w:p>
-      <w:pPr>
-        <w:pStyle w:val="Heading2"/>
-        <w:rPr>
-          <w:sz w:val="28"/>
-          <w:szCs w:val="28"/>
-        </w:rPr>
-      </w:pPr>
-      <w:r>
-        <w:rPr>
-          <w:sz w:val="28"/>
-          <w:szCs w:val="28"/>
-        </w:rPr>
-        <w:t>E. Space Overhead</w:t>
-      </w:r>
-    </w:p>
-    <w:p>
-      <w:pPr>
-        <w:pStyle w:val="Heading3"/>
-        <w:rPr>
-          <w:sz w:val="28"/>
-          <w:szCs w:val="28"/>
-        </w:rPr>
-      </w:pPr>
-      <w:r>
-        <w:rPr>
-          <w:sz w:val="28"/>
-          <w:szCs w:val="28"/>
-        </w:rPr>
-        <w:t>English</w:t>
-      </w:r>
-    </w:p>
-    <w:p>
-      <w:pPr>
-        <w:pStyle w:val="NormalWeb"/>
-        <w:rPr>
-          <w:sz w:val="28"/>
-          <w:szCs w:val="28"/>
-        </w:rPr>
-      </w:pPr>
-      <w:r>
-        <w:rPr>
-          <w:sz w:val="28"/>
-          <w:szCs w:val="28"/>
-        </w:rPr>
-        <w:t>Extra storage required by the index.</w:t>
-      </w:r>
-    </w:p>
-    <w:p>
-      <w:pPr>
-        <w:pStyle w:val="Heading3"/>
-        <w:rPr>
-          <w:sz w:val="28"/>
-          <w:szCs w:val="28"/>
-        </w:rPr>
-      </w:pPr>
-      <w:r>
-        <w:rPr>
-          <w:sz w:val="28"/>
-          <w:szCs w:val="28"/>
-        </w:rPr>
-        <w:t>Bangla</w:t>
-      </w:r>
-    </w:p>
-    <w:p>
-      <w:pPr>
-        <w:pStyle w:val="NormalWeb"/>
-        <w:rPr>
-          <w:sz w:val="28"/>
-          <w:szCs w:val="28"/>
-        </w:rPr>
-      </w:pPr>
-      <w:r>
-        <w:rPr>
-          <w:sz w:val="28"/>
-          <w:szCs w:val="28"/>
-        </w:rPr>
-        <w:t xml:space="preserve">Index </w:t>
-      </w:r>
-      <w:proofErr w:type="spellStart"/>
-      <w:r>
-        <w:rPr>
-          <w:rFonts w:ascii="Nirmala UI" w:hAnsi="Nirmala UI" w:cs="Nirmala UI"/>
-          <w:sz w:val="28"/>
-          <w:szCs w:val="28"/>
-        </w:rPr>
-        <w:t>সংরক্ষণের</w:t>
-      </w:r>
-      <w:proofErr w:type="spellEnd"/>
-      <w:r>
-        <w:rPr>
-          <w:sz w:val="28"/>
-          <w:szCs w:val="28"/>
-        </w:rPr>
-        <w:t xml:space="preserve"> </w:t>
-      </w:r>
-      <w:proofErr w:type="spellStart"/>
-      <w:r>
-        <w:rPr>
-          <w:rFonts w:ascii="Nirmala UI" w:hAnsi="Nirmala UI" w:cs="Nirmala UI"/>
-          <w:sz w:val="28"/>
-          <w:szCs w:val="28"/>
-        </w:rPr>
-        <w:t>জন্য</w:t>
-      </w:r>
-      <w:proofErr w:type="spellEnd"/>
-      <w:r>
-        <w:rPr>
-          <w:sz w:val="28"/>
-          <w:szCs w:val="28"/>
-        </w:rPr>
-        <w:t xml:space="preserve"> </w:t>
-      </w:r>
-      <w:proofErr w:type="spellStart"/>
-      <w:r>
-        <w:rPr>
-          <w:rFonts w:ascii="Nirmala UI" w:hAnsi="Nirmala UI" w:cs="Nirmala UI"/>
-          <w:sz w:val="28"/>
-          <w:szCs w:val="28"/>
-        </w:rPr>
-        <w:t>অতিরিক্ত</w:t>
-      </w:r>
-      <w:proofErr w:type="spellEnd"/>
-      <w:r>
-        <w:rPr>
-          <w:sz w:val="28"/>
-          <w:szCs w:val="28"/>
-        </w:rPr>
-        <w:t xml:space="preserve"> </w:t>
-      </w:r>
-      <w:proofErr w:type="spellStart"/>
-      <w:r>
-        <w:rPr>
-          <w:rFonts w:ascii="Nirmala UI" w:hAnsi="Nirmala UI" w:cs="Nirmala UI"/>
-          <w:sz w:val="28"/>
-          <w:szCs w:val="28"/>
-        </w:rPr>
-        <w:t>কত</w:t>
-      </w:r>
-      <w:proofErr w:type="spellEnd"/>
-      <w:r>
-        <w:rPr>
-          <w:sz w:val="28"/>
-          <w:szCs w:val="28"/>
-        </w:rPr>
-        <w:t xml:space="preserve"> Storage </w:t>
-      </w:r>
-      <w:proofErr w:type="spellStart"/>
-      <w:r>
-        <w:rPr>
-          <w:rFonts w:ascii="Nirmala UI" w:hAnsi="Nirmala UI" w:cs="Nirmala UI"/>
-          <w:sz w:val="28"/>
-          <w:szCs w:val="28"/>
-        </w:rPr>
-        <w:t>লাগে</w:t>
-      </w:r>
-      <w:proofErr w:type="spellEnd"/>
-      <w:r>
-        <w:rPr>
-          <w:rFonts w:ascii="Nirmala UI" w:hAnsi="Nirmala UI" w:cs="Nirmala UI"/>
-          <w:sz w:val="28"/>
-          <w:szCs w:val="28"/>
-        </w:rPr>
-        <w:t>।</w:t>
-      </w:r>
-    </w:p>
-    <w:p>
-      <w:pPr>
-        <w:pStyle w:val="Heading1"/>
-        <w:rPr>
-          <w:sz w:val="28"/>
-          <w:szCs w:val="28"/>
-        </w:rPr>
-      </w:pPr>
-      <w:r>
-        <w:rPr>
-          <w:sz w:val="28"/>
-          <w:szCs w:val="28"/>
-        </w:rPr>
-        <w:t>5. Primary Index</w:t>
-      </w:r>
-    </w:p>
-    <w:p>
-      <w:pPr>
-        <w:pStyle w:val="Heading3"/>
-        <w:rPr>
-          <w:sz w:val="28"/>
-          <w:szCs w:val="28"/>
-        </w:rPr>
-      </w:pPr>
-      <w:r>
-        <w:rPr>
-          <w:sz w:val="28"/>
-          <w:szCs w:val="28"/>
-        </w:rPr>
-        <w:t>English</w:t>
-      </w:r>
-    </w:p>
-    <w:p>
-      <w:pPr>
-        <w:pStyle w:val="NormalWeb"/>
-        <w:rPr>
-          <w:sz w:val="28"/>
-          <w:szCs w:val="28"/>
-        </w:rPr>
-      </w:pPr>
-      <w:r>
-        <w:rPr>
-          <w:sz w:val="28"/>
-          <w:szCs w:val="28"/>
-        </w:rPr>
-        <w:t>If the file is stored in the same order as the search key, the index is called a Primary Index.</w:t>
-      </w:r>
-    </w:p>
-    <w:p>
-      <w:pPr>
-        <w:pStyle w:val="NormalWeb"/>
-        <w:rPr>
-          <w:sz w:val="28"/>
-          <w:szCs w:val="28"/>
-        </w:rPr>
-      </w:pPr>
-      <w:r>
-        <w:rPr>
-          <w:sz w:val="28"/>
-          <w:szCs w:val="28"/>
-        </w:rPr>
-        <w:t xml:space="preserve">Primary Index is also called a </w:t>
-      </w:r>
-      <w:r>
-        <w:rPr>
-          <w:rStyle w:val="Strong"/>
-          <w:sz w:val="28"/>
-          <w:szCs w:val="28"/>
-        </w:rPr>
-        <w:t>Clustering Index</w:t>
-      </w:r>
-      <w:r>
-        <w:rPr>
-          <w:sz w:val="28"/>
-          <w:szCs w:val="28"/>
-        </w:rPr>
-        <w:t>.</w:t>
-      </w:r>
-    </w:p>
-    <w:p>
-      <w:pPr>
-        <w:pStyle w:val="Heading3"/>
-        <w:rPr>
-          <w:sz w:val="28"/>
-          <w:szCs w:val="28"/>
-        </w:rPr>
-      </w:pPr>
-      <w:r>
-        <w:rPr>
-          <w:sz w:val="28"/>
-          <w:szCs w:val="28"/>
-        </w:rPr>
-        <w:t>Bangla</w:t>
-      </w:r>
-    </w:p>
-    <w:p>
-      <w:pPr>
-        <w:pStyle w:val="NormalWeb"/>
-        <w:rPr>
-          <w:sz w:val="28"/>
-          <w:szCs w:val="28"/>
-        </w:rPr>
-      </w:pPr>
-      <w:proofErr w:type="spellStart"/>
-      <w:r>
-        <w:rPr>
-          <w:rFonts w:ascii="Nirmala UI" w:hAnsi="Nirmala UI" w:cs="Nirmala UI"/>
-          <w:sz w:val="28"/>
-          <w:szCs w:val="28"/>
-        </w:rPr>
-        <w:lastRenderedPageBreak/>
-        <w:t>যদি</w:t>
-      </w:r>
-      <w:proofErr w:type="spellEnd"/>
-      <w:r>
-        <w:rPr>
-          <w:sz w:val="28"/>
-          <w:szCs w:val="28"/>
-        </w:rPr>
-        <w:t xml:space="preserve"> </w:t>
-      </w:r>
-      <w:proofErr w:type="spellStart"/>
-      <w:r>
-        <w:rPr>
-          <w:rFonts w:ascii="Nirmala UI" w:hAnsi="Nirmala UI" w:cs="Nirmala UI"/>
-          <w:sz w:val="28"/>
-          <w:szCs w:val="28"/>
-        </w:rPr>
-        <w:t>ফাইলের</w:t>
-      </w:r>
-      <w:proofErr w:type="spellEnd"/>
-      <w:r>
-        <w:rPr>
-          <w:sz w:val="28"/>
-          <w:szCs w:val="28"/>
-        </w:rPr>
-        <w:t xml:space="preserve"> </w:t>
-      </w:r>
-      <w:proofErr w:type="spellStart"/>
-      <w:r>
-        <w:rPr>
-          <w:rFonts w:ascii="Nirmala UI" w:hAnsi="Nirmala UI" w:cs="Nirmala UI"/>
-          <w:sz w:val="28"/>
-          <w:szCs w:val="28"/>
-        </w:rPr>
-        <w:t>রেকর্ডগুলো</w:t>
-      </w:r>
-      <w:proofErr w:type="spellEnd"/>
-      <w:r>
-        <w:rPr>
-          <w:sz w:val="28"/>
-          <w:szCs w:val="28"/>
-        </w:rPr>
-        <w:t xml:space="preserve"> Search Key </w:t>
-      </w:r>
-      <w:proofErr w:type="spellStart"/>
-      <w:r>
-        <w:rPr>
-          <w:rFonts w:ascii="Nirmala UI" w:hAnsi="Nirmala UI" w:cs="Nirmala UI"/>
-          <w:sz w:val="28"/>
-          <w:szCs w:val="28"/>
-        </w:rPr>
-        <w:t>অনুযায়ী</w:t>
-      </w:r>
-      <w:proofErr w:type="spellEnd"/>
-      <w:r>
-        <w:rPr>
-          <w:sz w:val="28"/>
-          <w:szCs w:val="28"/>
-        </w:rPr>
-        <w:t xml:space="preserve"> </w:t>
-      </w:r>
-      <w:proofErr w:type="spellStart"/>
-      <w:r>
-        <w:rPr>
-          <w:rFonts w:ascii="Nirmala UI" w:hAnsi="Nirmala UI" w:cs="Nirmala UI"/>
-          <w:sz w:val="28"/>
-          <w:szCs w:val="28"/>
-        </w:rPr>
-        <w:t>সাজানো</w:t>
-      </w:r>
-      <w:proofErr w:type="spellEnd"/>
-      <w:r>
-        <w:rPr>
-          <w:sz w:val="28"/>
-          <w:szCs w:val="28"/>
-        </w:rPr>
-        <w:t xml:space="preserve"> </w:t>
-      </w:r>
-      <w:proofErr w:type="spellStart"/>
-      <w:r>
-        <w:rPr>
-          <w:rFonts w:ascii="Nirmala UI" w:hAnsi="Nirmala UI" w:cs="Nirmala UI"/>
-          <w:sz w:val="28"/>
-          <w:szCs w:val="28"/>
-        </w:rPr>
-        <w:t>থাকে</w:t>
-      </w:r>
-      <w:proofErr w:type="spellEnd"/>
-      <w:r>
-        <w:rPr>
-          <w:sz w:val="28"/>
-          <w:szCs w:val="28"/>
-        </w:rPr>
-        <w:t xml:space="preserve">, </w:t>
-      </w:r>
-      <w:proofErr w:type="spellStart"/>
-      <w:r>
-        <w:rPr>
-          <w:rFonts w:ascii="Nirmala UI" w:hAnsi="Nirmala UI" w:cs="Nirmala UI"/>
-          <w:sz w:val="28"/>
-          <w:szCs w:val="28"/>
-        </w:rPr>
-        <w:t>তাহলে</w:t>
-      </w:r>
-      <w:proofErr w:type="spellEnd"/>
-      <w:r>
-        <w:rPr>
-          <w:sz w:val="28"/>
-          <w:szCs w:val="28"/>
-        </w:rPr>
-        <w:t xml:space="preserve"> </w:t>
-      </w:r>
-      <w:proofErr w:type="spellStart"/>
-      <w:r>
-        <w:rPr>
-          <w:rFonts w:ascii="Nirmala UI" w:hAnsi="Nirmala UI" w:cs="Nirmala UI"/>
-          <w:sz w:val="28"/>
-          <w:szCs w:val="28"/>
-        </w:rPr>
-        <w:t>সেটিকে</w:t>
-      </w:r>
-      <w:proofErr w:type="spellEnd"/>
-      <w:r>
-        <w:rPr>
-          <w:sz w:val="28"/>
-          <w:szCs w:val="28"/>
-        </w:rPr>
-        <w:t xml:space="preserve"> </w:t>
-      </w:r>
-      <w:r>
-        <w:rPr>
-          <w:rStyle w:val="Strong"/>
-          <w:sz w:val="28"/>
-          <w:szCs w:val="28"/>
-        </w:rPr>
-        <w:t>Primary Index</w:t>
-      </w:r>
-      <w:r>
-        <w:rPr>
-          <w:sz w:val="28"/>
-          <w:szCs w:val="28"/>
-        </w:rPr>
-        <w:t xml:space="preserve"> </w:t>
-      </w:r>
-      <w:proofErr w:type="spellStart"/>
-      <w:r>
-        <w:rPr>
-          <w:rFonts w:ascii="Nirmala UI" w:hAnsi="Nirmala UI" w:cs="Nirmala UI"/>
-          <w:sz w:val="28"/>
-          <w:szCs w:val="28"/>
-        </w:rPr>
-        <w:t>বলে</w:t>
-      </w:r>
-      <w:proofErr w:type="spellEnd"/>
-      <w:r>
-        <w:rPr>
-          <w:rFonts w:ascii="Nirmala UI" w:hAnsi="Nirmala UI" w:cs="Nirmala UI"/>
-          <w:sz w:val="28"/>
-          <w:szCs w:val="28"/>
-        </w:rPr>
-        <w:t>।</w:t>
-      </w:r>
-    </w:p>
-    <w:p>
-      <w:pPr>
-        <w:pStyle w:val="NormalWeb"/>
-        <w:rPr>
-          <w:sz w:val="28"/>
-          <w:szCs w:val="28"/>
-        </w:rPr>
-      </w:pPr>
-      <w:r>
-        <w:rPr>
-          <w:sz w:val="28"/>
-          <w:szCs w:val="28"/>
-        </w:rPr>
-        <w:t>Primary Index-</w:t>
-      </w:r>
-      <w:proofErr w:type="spellStart"/>
-      <w:r>
-        <w:rPr>
-          <w:rFonts w:ascii="Nirmala UI" w:hAnsi="Nirmala UI" w:cs="Nirmala UI"/>
-          <w:sz w:val="28"/>
-          <w:szCs w:val="28"/>
-        </w:rPr>
-        <w:t>কে</w:t>
-      </w:r>
-      <w:proofErr w:type="spellEnd"/>
-      <w:r>
-        <w:rPr>
-          <w:sz w:val="28"/>
-          <w:szCs w:val="28"/>
-        </w:rPr>
-        <w:t xml:space="preserve"> </w:t>
-      </w:r>
-      <w:r>
-        <w:rPr>
-          <w:rStyle w:val="Strong"/>
-          <w:sz w:val="28"/>
-          <w:szCs w:val="28"/>
-        </w:rPr>
-        <w:t>Clustering Index</w:t>
-      </w:r>
-      <w:r>
-        <w:rPr>
-          <w:sz w:val="28"/>
-          <w:szCs w:val="28"/>
-        </w:rPr>
-        <w:t xml:space="preserve"> </w:t>
-      </w:r>
-      <w:r>
-        <w:rPr>
-          <w:rFonts w:ascii="Nirmala UI" w:hAnsi="Nirmala UI" w:cs="Nirmala UI"/>
-          <w:sz w:val="28"/>
-          <w:szCs w:val="28"/>
-        </w:rPr>
-        <w:t>ও</w:t>
-      </w:r>
-      <w:r>
-        <w:rPr>
-          <w:sz w:val="28"/>
-          <w:szCs w:val="28"/>
-        </w:rPr>
-        <w:t xml:space="preserve"> </w:t>
-      </w:r>
-      <w:proofErr w:type="spellStart"/>
-      <w:r>
-        <w:rPr>
-          <w:rFonts w:ascii="Nirmala UI" w:hAnsi="Nirmala UI" w:cs="Nirmala UI"/>
-          <w:sz w:val="28"/>
-          <w:szCs w:val="28"/>
-        </w:rPr>
-        <w:t>বলা</w:t>
-      </w:r>
-      <w:proofErr w:type="spellEnd"/>
-      <w:r>
-        <w:rPr>
-          <w:sz w:val="28"/>
-          <w:szCs w:val="28"/>
-        </w:rPr>
-        <w:t xml:space="preserve"> </w:t>
-      </w:r>
-      <w:proofErr w:type="spellStart"/>
-      <w:r>
-        <w:rPr>
-          <w:rFonts w:ascii="Nirmala UI" w:hAnsi="Nirmala UI" w:cs="Nirmala UI"/>
-          <w:sz w:val="28"/>
-          <w:szCs w:val="28"/>
-        </w:rPr>
-        <w:t>হয়</w:t>
-      </w:r>
-      <w:proofErr w:type="spellEnd"/>
-      <w:r>
-        <w:rPr>
-          <w:rFonts w:ascii="Nirmala UI" w:hAnsi="Nirmala UI" w:cs="Nirmala UI"/>
-          <w:sz w:val="28"/>
-          <w:szCs w:val="28"/>
-        </w:rPr>
-        <w:t>।</w:t>
-      </w:r>
-    </w:p>
-    <w:p>
-      <w:pPr>
-        <w:pStyle w:val="Heading1"/>
-        <w:rPr>
-          <w:sz w:val="28"/>
-          <w:szCs w:val="28"/>
-        </w:rPr>
-      </w:pPr>
-      <w:r>
-        <w:rPr>
-          <w:sz w:val="28"/>
-          <w:szCs w:val="28"/>
-        </w:rPr>
-        <w:t>Types of Primary Index</w:t>
-      </w:r>
-    </w:p>
-    <w:p>
-      <w:pPr>
-        <w:pStyle w:val="NormalWeb"/>
-        <w:numPr>
-          <w:ilvl w:val="0"/>
-          <w:numId w:val="20"/>
-        </w:numPr>
-        <w:rPr>
-          <w:sz w:val="28"/>
-          <w:szCs w:val="28"/>
-        </w:rPr>
-      </w:pPr>
-      <w:r>
-        <w:rPr>
-          <w:sz w:val="28"/>
-          <w:szCs w:val="28"/>
-        </w:rPr>
-        <w:t>Dense Index</w:t>
-      </w:r>
-    </w:p>
-    <w:p>
-      <w:pPr>
-        <w:pStyle w:val="NormalWeb"/>
-        <w:numPr>
-          <w:ilvl w:val="0"/>
-          <w:numId w:val="20"/>
-        </w:numPr>
-        <w:rPr>
-          <w:sz w:val="28"/>
-          <w:szCs w:val="28"/>
-        </w:rPr>
-      </w:pPr>
-      <w:r>
-        <w:rPr>
-          <w:sz w:val="28"/>
-          <w:szCs w:val="28"/>
-        </w:rPr>
-        <w:t>Sparse Index</w:t>
-      </w:r>
-    </w:p>
-    <w:p>
-      <w:pPr>
-        <w:rPr>
-          <w:sz w:val="28"/>
-          <w:szCs w:val="28"/>
-        </w:rPr>
-      </w:pPr>
-      <w:r>
-        <w:rPr>
-          <w:sz w:val="28"/>
-          <w:szCs w:val="28"/>
-        </w:rPr>
-        <w:pict>
-          <v:rect id="_x0000_i1025" style="width:0;height:1.5pt" o:hralign="center" o:hrstd="t" o:hr="t" fillcolor="#a0a0a0" stroked="f"/>
-        </w:pict>
-      </w:r>
-    </w:p>
-    <w:p>
-      <w:pPr>
-        <w:pStyle w:val="Heading1"/>
-        <w:rPr>
-          <w:sz w:val="28"/>
-          <w:szCs w:val="28"/>
-        </w:rPr>
-      </w:pPr>
-      <w:r>
-        <w:rPr>
-          <w:sz w:val="28"/>
-          <w:szCs w:val="28"/>
-        </w:rPr>
-        <w:t>6. Dense Index</w:t>
-      </w:r>
-    </w:p>
-    <w:p>
-      <w:pPr>
-        <w:pStyle w:val="Heading3"/>
-        <w:rPr>
-          <w:sz w:val="28"/>
-          <w:szCs w:val="28"/>
-        </w:rPr>
-      </w:pPr>
-      <w:r>
-        <w:rPr>
-          <w:sz w:val="28"/>
-          <w:szCs w:val="28"/>
-        </w:rPr>
-        <w:t>Definition</w:t>
-      </w:r>
-    </w:p>
-    <w:p>
-      <w:pPr>
-        <w:pStyle w:val="Heading3"/>
-        <w:rPr>
-          <w:sz w:val="28"/>
-          <w:szCs w:val="28"/>
-        </w:rPr>
-      </w:pPr>
-      <w:r>
-        <w:rPr>
-          <w:sz w:val="28"/>
-          <w:szCs w:val="28"/>
-        </w:rPr>
-        <w:t>English</w:t>
-      </w:r>
-    </w:p>
-    <w:p>
-      <w:pPr>
-        <w:pStyle w:val="NormalWeb"/>
-        <w:rPr>
-          <w:sz w:val="28"/>
-          <w:szCs w:val="28"/>
-        </w:rPr>
-      </w:pPr>
-      <w:r>
-        <w:rPr>
-          <w:sz w:val="28"/>
-          <w:szCs w:val="28"/>
-        </w:rPr>
-        <w:t>A Dense Index contains an index entry for every search-key value in the file.</w:t>
-      </w:r>
-    </w:p>
-    <w:p>
-      <w:pPr>
-        <w:pStyle w:val="Heading3"/>
-        <w:rPr>
-          <w:sz w:val="28"/>
-          <w:szCs w:val="28"/>
-        </w:rPr>
-      </w:pPr>
-      <w:r>
-        <w:rPr>
-          <w:sz w:val="28"/>
-          <w:szCs w:val="28"/>
-        </w:rPr>
-        <w:t>Bangla</w:t>
-      </w:r>
-    </w:p>
-    <w:p>
-      <w:pPr>
-        <w:pStyle w:val="NormalWeb"/>
-        <w:rPr>
-          <w:sz w:val="28"/>
-          <w:szCs w:val="28"/>
-        </w:rPr>
-      </w:pPr>
-      <w:r>
-        <w:rPr>
-          <w:sz w:val="28"/>
-          <w:szCs w:val="28"/>
-        </w:rPr>
-        <w:t>Dense Index-</w:t>
-      </w:r>
-      <w:r>
-        <w:rPr>
-          <w:rFonts w:ascii="Nirmala UI" w:hAnsi="Nirmala UI" w:cs="Nirmala UI"/>
-          <w:sz w:val="28"/>
-          <w:szCs w:val="28"/>
-        </w:rPr>
-        <w:t>এ</w:t>
-      </w:r>
-      <w:r>
-        <w:rPr>
-          <w:sz w:val="28"/>
-          <w:szCs w:val="28"/>
-        </w:rPr>
-        <w:t xml:space="preserve"> </w:t>
-      </w:r>
-      <w:proofErr w:type="spellStart"/>
-      <w:r>
-        <w:rPr>
-          <w:rFonts w:ascii="Nirmala UI" w:hAnsi="Nirmala UI" w:cs="Nirmala UI"/>
-          <w:sz w:val="28"/>
-          <w:szCs w:val="28"/>
-        </w:rPr>
-        <w:t>প্রতিটি</w:t>
-      </w:r>
-      <w:proofErr w:type="spellEnd"/>
-      <w:r>
-        <w:rPr>
-          <w:sz w:val="28"/>
-          <w:szCs w:val="28"/>
-        </w:rPr>
-        <w:t xml:space="preserve"> Search Key-</w:t>
-      </w:r>
-      <w:proofErr w:type="spellStart"/>
-      <w:r>
-        <w:rPr>
-          <w:rFonts w:ascii="Nirmala UI" w:hAnsi="Nirmala UI" w:cs="Nirmala UI"/>
-          <w:sz w:val="28"/>
-          <w:szCs w:val="28"/>
-        </w:rPr>
-        <w:t>এর</w:t>
-      </w:r>
-      <w:proofErr w:type="spellEnd"/>
-      <w:r>
-        <w:rPr>
-          <w:sz w:val="28"/>
-          <w:szCs w:val="28"/>
-        </w:rPr>
-        <w:t xml:space="preserve"> </w:t>
-      </w:r>
-      <w:proofErr w:type="spellStart"/>
-      <w:r>
-        <w:rPr>
-          <w:rFonts w:ascii="Nirmala UI" w:hAnsi="Nirmala UI" w:cs="Nirmala UI"/>
-          <w:sz w:val="28"/>
-          <w:szCs w:val="28"/>
-        </w:rPr>
-        <w:t>জন্য</w:t>
-      </w:r>
-      <w:proofErr w:type="spellEnd"/>
-      <w:r>
-        <w:rPr>
-          <w:sz w:val="28"/>
-          <w:szCs w:val="28"/>
-        </w:rPr>
-        <w:t xml:space="preserve"> </w:t>
-      </w:r>
-      <w:proofErr w:type="spellStart"/>
-      <w:r>
-        <w:rPr>
-          <w:rFonts w:ascii="Nirmala UI" w:hAnsi="Nirmala UI" w:cs="Nirmala UI"/>
-          <w:sz w:val="28"/>
-          <w:szCs w:val="28"/>
-        </w:rPr>
-        <w:t>একটি</w:t>
-      </w:r>
-      <w:proofErr w:type="spellEnd"/>
-      <w:r>
-        <w:rPr>
-          <w:sz w:val="28"/>
-          <w:szCs w:val="28"/>
-        </w:rPr>
-        <w:t xml:space="preserve"> Index Entry </w:t>
-      </w:r>
-      <w:proofErr w:type="spellStart"/>
-      <w:r>
-        <w:rPr>
-          <w:rFonts w:ascii="Nirmala UI" w:hAnsi="Nirmala UI" w:cs="Nirmala UI"/>
-          <w:sz w:val="28"/>
-          <w:szCs w:val="28"/>
-        </w:rPr>
-        <w:t>থাকে</w:t>
-      </w:r>
-      <w:proofErr w:type="spellEnd"/>
-      <w:r>
-        <w:rPr>
-          <w:rFonts w:ascii="Nirmala UI" w:hAnsi="Nirmala UI" w:cs="Nirmala UI"/>
-          <w:sz w:val="28"/>
-          <w:szCs w:val="28"/>
-        </w:rPr>
-        <w:t>।</w:t>
-      </w:r>
-    </w:p>
-    <w:p>
-      <w:pPr>
-        <w:rPr>
-          <w:sz w:val="28"/>
-          <w:szCs w:val="28"/>
-        </w:rPr>
-      </w:pPr>
-      <w:r>
-        <w:rPr>
-          <w:sz w:val="28"/>
-          <w:szCs w:val="28"/>
-        </w:rPr>
-        <w:pict>
-          <v:rect id="_x0000_i1026" style="width:0;height:1.5pt" o:hralign="center" o:hrstd="t" o:hr="t" fillcolor="#a0a0a0" stroked="f"/>
-        </w:pict>
-      </w:r>
-    </w:p>
-    <w:p>
-      <w:pPr>
-        <w:pStyle w:val="Heading3"/>
-        <w:rPr>
-          <w:sz w:val="28"/>
-          <w:szCs w:val="28"/>
-        </w:rPr>
-      </w:pPr>
-      <w:r>
-        <w:rPr>
-          <w:sz w:val="28"/>
-          <w:szCs w:val="28"/>
-        </w:rPr>
-        <w:t>Example</w:t>
-      </w:r>
-    </w:p>
-    <w:tbl>
-      <w:tblPr>
-        <w:tblW w:w="0" w:type="auto"/>
-        <w:tblCellSpacing w:w="15" w:type="dxa"/>
-        <w:tblCellMar>
-          <w:top w:w="15" w:type="dxa"/>
-          <w:left w:w="15" w:type="dxa"/>
-          <w:bottom w:w="15" w:type="dxa"/>
-          <w:right w:w="15" w:type="dxa"/>
-        </w:tblCellMar>
-        <w:tblLook w:val="04A0" w:firstRow="1" w:lastRow="0" w:firstColumn="1" w:lastColumn="0" w:noHBand="0" w:noVBand="1"/>
-      </w:tblPr>
-      <w:tblGrid>
-        <w:gridCol w:w="1331"/>
-        <w:gridCol w:w="892"/>
-      </w:tblGrid>
-      <w:tr>
-        <w:trPr>
-          <w:tblHeader/>
-          <w:tblCellSpacing w:w="15" w:type="dxa"/>
-        </w:trPr>
-        <w:tc>
-          <w:tcPr>
-            <w:tcW w:w="0" w:type="auto"/>
-            <w:vAlign w:val="center"/>
-            <w:hideMark/>
-          </w:tcPr>
-          <w:p>
-            <w:pPr>
-              <w:jc w:val="center"/>
-              <w:rPr>
-                <w:b/>
-                <w:bCs/>
-                <w:sz w:val="28"/>
-                <w:szCs w:val="28"/>
-              </w:rPr>
-            </w:pPr>
-            <w:r>
-              <w:rPr>
-                <w:b/>
-                <w:bCs/>
-                <w:sz w:val="28"/>
-                <w:szCs w:val="28"/>
-              </w:rPr>
-              <w:t>Index</w:t>
-            </w:r>
-          </w:p>
-        </w:tc>
-        <w:tc>
-          <w:tcPr>
-            <w:tcW w:w="0" w:type="auto"/>
-            <w:vAlign w:val="center"/>
-            <w:hideMark/>
-          </w:tcPr>
-          <w:p>
-            <w:pPr>
-              <w:jc w:val="center"/>
-              <w:rPr>
-                <w:b/>
-                <w:bCs/>
-                <w:sz w:val="28"/>
-                <w:szCs w:val="28"/>
-              </w:rPr>
-            </w:pPr>
-            <w:r>
-              <w:rPr>
-                <w:b/>
-                <w:bCs/>
-                <w:sz w:val="28"/>
-                <w:szCs w:val="28"/>
-              </w:rPr>
-              <w:t>Record</w:t>
-            </w:r>
-          </w:p>
-        </w:tc>
-      </w:tr>
-      <w:tr>
-        <w:trPr>
-          <w:tblCellSpacing w:w="15" w:type="dxa"/>
-        </w:trPr>
-        <w:tc>
-          <w:tcPr>
-            <w:tcW w:w="0" w:type="auto"/>
-            <w:vAlign w:val="center"/>
-            <w:hideMark/>
-          </w:tcPr>
-          <w:p>
-            <w:pPr>
-              <w:rPr>
-                <w:sz w:val="28"/>
-                <w:szCs w:val="28"/>
-              </w:rPr>
-            </w:pPr>
-            <w:r>
-              <w:rPr>
-                <w:sz w:val="28"/>
-                <w:szCs w:val="28"/>
-              </w:rPr>
-              <w:t>Brighton</w:t>
-            </w:r>
-          </w:p>
-        </w:tc>
-        <w:tc>
-          <w:tcPr>
-            <w:tcW w:w="0" w:type="auto"/>
-            <w:vAlign w:val="center"/>
-            <w:hideMark/>
-          </w:tcPr>
-          <w:p>
-            <w:pPr>
-              <w:rPr>
-                <w:sz w:val="28"/>
-                <w:szCs w:val="28"/>
-              </w:rPr>
-            </w:pPr>
-            <w:r>
-              <w:rPr>
-                <w:sz w:val="28"/>
-                <w:szCs w:val="28"/>
-              </w:rPr>
-              <w:t>Record</w:t>
-            </w:r>
-          </w:p>
-        </w:tc>
-      </w:tr>
-      <w:tr>
-        <w:trPr>
-          <w:tblCellSpacing w:w="15" w:type="dxa"/>
-        </w:trPr>
-        <w:tc>
-          <w:tcPr>
-            <w:tcW w:w="0" w:type="auto"/>
-            <w:vAlign w:val="center"/>
-            <w:hideMark/>
-          </w:tcPr>
-          <w:p>
-            <w:pPr>
-              <w:rPr>
-                <w:sz w:val="28"/>
-                <w:szCs w:val="28"/>
-              </w:rPr>
-            </w:pPr>
-            <w:r>
-              <w:rPr>
-                <w:sz w:val="28"/>
-                <w:szCs w:val="28"/>
-              </w:rPr>
-              <w:t>Downtown</w:t>
-            </w:r>
-          </w:p>
-        </w:tc>
-        <w:tc>
-          <w:tcPr>
-            <w:tcW w:w="0" w:type="auto"/>
-            <w:vAlign w:val="center"/>
-            <w:hideMark/>
-          </w:tcPr>
-          <w:p>
-            <w:pPr>
-              <w:rPr>
-                <w:sz w:val="28"/>
-                <w:szCs w:val="28"/>
-              </w:rPr>
-            </w:pPr>
-            <w:r>
-              <w:rPr>
-                <w:sz w:val="28"/>
-                <w:szCs w:val="28"/>
-              </w:rPr>
-              <w:t>Record</w:t>
-            </w:r>
-          </w:p>
-        </w:tc>
-      </w:tr>
-      <w:tr>
-        <w:trPr>
-          <w:tblCellSpacing w:w="15" w:type="dxa"/>
-        </w:trPr>
-        <w:tc>
-          <w:tcPr>
-            <w:tcW w:w="0" w:type="auto"/>
-            <w:vAlign w:val="center"/>
-            <w:hideMark/>
-          </w:tcPr>
-          <w:p>
-            <w:pPr>
-              <w:rPr>
-                <w:sz w:val="28"/>
-                <w:szCs w:val="28"/>
-              </w:rPr>
-            </w:pPr>
-            <w:proofErr w:type="spellStart"/>
-            <w:r>
-              <w:rPr>
-                <w:sz w:val="28"/>
-                <w:szCs w:val="28"/>
-              </w:rPr>
-              <w:t>Mianus</w:t>
-            </w:r>
-            <w:proofErr w:type="spellEnd"/>
-          </w:p>
-        </w:tc>
-        <w:tc>
-          <w:tcPr>
-            <w:tcW w:w="0" w:type="auto"/>
-            <w:vAlign w:val="center"/>
-            <w:hideMark/>
-          </w:tcPr>
-          <w:p>
-            <w:pPr>
-              <w:rPr>
-                <w:sz w:val="28"/>
-                <w:szCs w:val="28"/>
-              </w:rPr>
-            </w:pPr>
-            <w:r>
-              <w:rPr>
-                <w:sz w:val="28"/>
-                <w:szCs w:val="28"/>
-              </w:rPr>
-              <w:t>Record</w:t>
-            </w:r>
-          </w:p>
-        </w:tc>
-      </w:tr>
-      <w:tr>
-        <w:trPr>
-          <w:tblCellSpacing w:w="15" w:type="dxa"/>
-        </w:trPr>
-        <w:tc>
-          <w:tcPr>
-            <w:tcW w:w="0" w:type="auto"/>
-            <w:vAlign w:val="center"/>
-            <w:hideMark/>
-          </w:tcPr>
-          <w:p>
-            <w:pPr>
-              <w:rPr>
-                <w:sz w:val="28"/>
-                <w:szCs w:val="28"/>
-              </w:rPr>
-            </w:pPr>
-            <w:proofErr w:type="spellStart"/>
-            <w:r>
-              <w:rPr>
-                <w:sz w:val="28"/>
-                <w:szCs w:val="28"/>
-              </w:rPr>
-              <w:t>Perryridge</w:t>
-            </w:r>
-            <w:proofErr w:type="spellEnd"/>
-          </w:p>
-        </w:tc>
-        <w:tc>
-          <w:tcPr>
-            <w:tcW w:w="0" w:type="auto"/>
-            <w:vAlign w:val="center"/>
-            <w:hideMark/>
-          </w:tcPr>
-          <w:p>
-            <w:pPr>
-              <w:rPr>
-                <w:sz w:val="28"/>
-                <w:szCs w:val="28"/>
-              </w:rPr>
-            </w:pPr>
-            <w:r>
-              <w:rPr>
-                <w:sz w:val="28"/>
-                <w:szCs w:val="28"/>
-              </w:rPr>
-              <w:t>Record</w:t>
-            </w:r>
-          </w:p>
-        </w:tc>
-      </w:tr>
-      <w:tr>
-        <w:trPr>
-          <w:tblCellSpacing w:w="15" w:type="dxa"/>
-        </w:trPr>
-        <w:tc>
-          <w:tcPr>
-            <w:tcW w:w="0" w:type="auto"/>
-            <w:vAlign w:val="center"/>
-            <w:hideMark/>
-          </w:tcPr>
-          <w:p>
-            <w:pPr>
-              <w:rPr>
-                <w:sz w:val="28"/>
-                <w:szCs w:val="28"/>
-              </w:rPr>
-            </w:pPr>
-            <w:r>
-              <w:rPr>
-                <w:sz w:val="28"/>
-                <w:szCs w:val="28"/>
-              </w:rPr>
-              <w:t>Redwood</w:t>
-            </w:r>
-          </w:p>
-        </w:tc>
-        <w:tc>
-          <w:tcPr>
-            <w:tcW w:w="0" w:type="auto"/>
-            <w:vAlign w:val="center"/>
-            <w:hideMark/>
-          </w:tcPr>
-          <w:p>
-            <w:pPr>
-              <w:rPr>
-                <w:sz w:val="28"/>
-                <w:szCs w:val="28"/>
-              </w:rPr>
-            </w:pPr>
-            <w:r>
-              <w:rPr>
-                <w:sz w:val="28"/>
-                <w:szCs w:val="28"/>
-              </w:rPr>
-              <w:t>Record</w:t>
-            </w:r>
-          </w:p>
-        </w:tc>
-      </w:tr>
-      <w:tr>
-        <w:trPr>
-          <w:tblCellSpacing w:w="15" w:type="dxa"/>
-        </w:trPr>
-        <w:tc>
-          <w:tcPr>
-            <w:tcW w:w="0" w:type="auto"/>
-            <w:vAlign w:val="center"/>
-            <w:hideMark/>
-          </w:tcPr>
-          <w:p>
-            <w:pPr>
-              <w:rPr>
-                <w:sz w:val="28"/>
-                <w:szCs w:val="28"/>
-              </w:rPr>
-            </w:pPr>
-            <w:r>
-              <w:rPr>
-                <w:sz w:val="28"/>
-                <w:szCs w:val="28"/>
-              </w:rPr>
-              <w:lastRenderedPageBreak/>
-              <w:t>Round Hill</w:t>
-            </w:r>
-          </w:p>
-        </w:tc>
-        <w:tc>
-          <w:tcPr>
-            <w:tcW w:w="0" w:type="auto"/>
-            <w:vAlign w:val="center"/>
-            <w:hideMark/>
-          </w:tcPr>
-          <w:p>
-            <w:pPr>
-              <w:rPr>
-                <w:sz w:val="28"/>
-                <w:szCs w:val="28"/>
-              </w:rPr>
-            </w:pPr>
-            <w:r>
-              <w:rPr>
-                <w:sz w:val="28"/>
-                <w:szCs w:val="28"/>
-              </w:rPr>
-              <w:t>Record</w:t>
-            </w:r>
-          </w:p>
-        </w:tc>
-      </w:tr>
-    </w:tbl>
-    <w:p>
-      <w:pPr>
-        <w:pStyle w:val="NormalWeb"/>
-        <w:rPr>
-          <w:sz w:val="28"/>
-          <w:szCs w:val="28"/>
-        </w:rPr>
-      </w:pPr>
-      <w:proofErr w:type="spellStart"/>
-      <w:r>
-        <w:rPr>
-          <w:rFonts w:ascii="Nirmala UI" w:hAnsi="Nirmala UI" w:cs="Nirmala UI"/>
-          <w:sz w:val="28"/>
-          <w:szCs w:val="28"/>
-        </w:rPr>
-        <w:t>এখানে</w:t>
-      </w:r>
-      <w:proofErr w:type="spellEnd"/>
-      <w:r>
-        <w:rPr>
-          <w:sz w:val="28"/>
-          <w:szCs w:val="28"/>
-        </w:rPr>
-        <w:t xml:space="preserve"> </w:t>
-      </w:r>
-      <w:proofErr w:type="spellStart"/>
-      <w:r>
-        <w:rPr>
-          <w:rFonts w:ascii="Nirmala UI" w:hAnsi="Nirmala UI" w:cs="Nirmala UI"/>
-          <w:sz w:val="28"/>
-          <w:szCs w:val="28"/>
-        </w:rPr>
-        <w:t>প্রতিটি</w:t>
-      </w:r>
-      <w:proofErr w:type="spellEnd"/>
-      <w:r>
-        <w:rPr>
-          <w:sz w:val="28"/>
-          <w:szCs w:val="28"/>
-        </w:rPr>
-        <w:t xml:space="preserve"> Search Key-</w:t>
-      </w:r>
-      <w:proofErr w:type="spellStart"/>
-      <w:r>
-        <w:rPr>
-          <w:rFonts w:ascii="Nirmala UI" w:hAnsi="Nirmala UI" w:cs="Nirmala UI"/>
-          <w:sz w:val="28"/>
-          <w:szCs w:val="28"/>
-        </w:rPr>
-        <w:t>এর</w:t>
-      </w:r>
-      <w:proofErr w:type="spellEnd"/>
-      <w:r>
-        <w:rPr>
-          <w:sz w:val="28"/>
-          <w:szCs w:val="28"/>
-        </w:rPr>
-        <w:t xml:space="preserve"> </w:t>
-      </w:r>
-      <w:proofErr w:type="spellStart"/>
-      <w:r>
-        <w:rPr>
-          <w:rFonts w:ascii="Nirmala UI" w:hAnsi="Nirmala UI" w:cs="Nirmala UI"/>
-          <w:sz w:val="28"/>
-          <w:szCs w:val="28"/>
-        </w:rPr>
-        <w:t>জন্য</w:t>
-      </w:r>
-      <w:proofErr w:type="spellEnd"/>
-      <w:r>
-        <w:rPr>
-          <w:sz w:val="28"/>
-          <w:szCs w:val="28"/>
-        </w:rPr>
-        <w:t xml:space="preserve"> Entry </w:t>
-      </w:r>
-      <w:proofErr w:type="spellStart"/>
-      <w:r>
-        <w:rPr>
-          <w:rFonts w:ascii="Nirmala UI" w:hAnsi="Nirmala UI" w:cs="Nirmala UI"/>
-          <w:sz w:val="28"/>
-          <w:szCs w:val="28"/>
-        </w:rPr>
-        <w:t>আছে</w:t>
-      </w:r>
-      <w:proofErr w:type="spellEnd"/>
-      <w:r>
-        <w:rPr>
-          <w:rFonts w:ascii="Nirmala UI" w:hAnsi="Nirmala UI" w:cs="Nirmala UI"/>
-          <w:sz w:val="28"/>
-          <w:szCs w:val="28"/>
-        </w:rPr>
-        <w:t>।</w:t>
-      </w:r>
-    </w:p>
-    <w:p>
-      <w:pPr>
-        <w:rPr>
-          <w:sz w:val="28"/>
-          <w:szCs w:val="28"/>
-        </w:rPr>
-      </w:pPr>
-      <w:r>
-        <w:rPr>
-          <w:sz w:val="28"/>
-          <w:szCs w:val="28"/>
-        </w:rPr>
-        <w:pict>
-          <v:rect id="_x0000_i1027" style="width:0;height:1.5pt" o:hralign="center" o:hrstd="t" o:hr="t" fillcolor="#a0a0a0" stroked="f"/>
-        </w:pict>
-      </w:r>
-    </w:p>
-    <w:p>
-      <w:pPr>
-        <w:pStyle w:val="Heading3"/>
-        <w:rPr>
-          <w:sz w:val="28"/>
-          <w:szCs w:val="28"/>
-        </w:rPr>
-      </w:pPr>
-      <w:r>
-        <w:rPr>
-          <w:sz w:val="28"/>
-          <w:szCs w:val="28"/>
-        </w:rPr>
-        <w:t>Advantages</w:t>
-      </w:r>
-    </w:p>
-    <w:p>
-      <w:pPr>
-        <w:pStyle w:val="NormalWeb"/>
-        <w:rPr>
-          <w:sz w:val="28"/>
-          <w:szCs w:val="28"/>
-        </w:rPr>
-      </w:pPr>
-      <w:r>
-        <w:rPr>
-          <w:rFonts w:ascii="Segoe UI Symbol" w:hAnsi="Segoe UI Symbol" w:cs="Segoe UI Symbol"/>
-          <w:sz w:val="28"/>
-          <w:szCs w:val="28"/>
-        </w:rPr>
-        <w:t>✅</w:t>
-      </w:r>
-      <w:r>
-        <w:rPr>
-          <w:sz w:val="28"/>
-          <w:szCs w:val="28"/>
-        </w:rPr>
-        <w:t xml:space="preserve"> Faster Search</w:t>
-      </w:r>
-    </w:p>
-    <w:p>
-      <w:pPr>
-        <w:pStyle w:val="NormalWeb"/>
-        <w:rPr>
-          <w:sz w:val="28"/>
-          <w:szCs w:val="28"/>
-        </w:rPr>
-      </w:pPr>
-      <w:r>
-        <w:rPr>
-          <w:rFonts w:ascii="Segoe UI Symbol" w:hAnsi="Segoe UI Symbol" w:cs="Segoe UI Symbol"/>
-          <w:sz w:val="28"/>
-          <w:szCs w:val="28"/>
-        </w:rPr>
-        <w:t>✅</w:t>
-      </w:r>
-      <w:r>
-        <w:rPr>
-          <w:sz w:val="28"/>
-          <w:szCs w:val="28"/>
-        </w:rPr>
-        <w:t xml:space="preserve"> Direct Access</w:t>
-      </w:r>
-    </w:p>
-    <w:p>
-      <w:pPr>
-        <w:pStyle w:val="Heading3"/>
-        <w:rPr>
-          <w:sz w:val="28"/>
-          <w:szCs w:val="28"/>
-        </w:rPr>
-      </w:pPr>
-      <w:r>
-        <w:rPr>
-          <w:sz w:val="28"/>
-          <w:szCs w:val="28"/>
-        </w:rPr>
-        <w:t>Disadvantages</w:t>
-      </w:r>
-    </w:p>
-    <w:p>
-      <w:pPr>
-        <w:pStyle w:val="NormalWeb"/>
-        <w:rPr>
-          <w:sz w:val="28"/>
-          <w:szCs w:val="28"/>
-        </w:rPr>
-      </w:pPr>
-      <w:r>
-        <w:rPr>
-          <w:rFonts w:ascii="Segoe UI Symbol" w:hAnsi="Segoe UI Symbol" w:cs="Segoe UI Symbol"/>
-          <w:sz w:val="28"/>
-          <w:szCs w:val="28"/>
-        </w:rPr>
-        <w:t>❌</w:t>
-      </w:r>
-      <w:r>
-        <w:rPr>
-          <w:sz w:val="28"/>
-          <w:szCs w:val="28"/>
-        </w:rPr>
-        <w:t xml:space="preserve"> More Storage</w:t>
-      </w:r>
-    </w:p>
-    <w:p>
-      <w:pPr>
-        <w:pStyle w:val="NormalWeb"/>
-        <w:rPr>
-          <w:sz w:val="28"/>
-          <w:szCs w:val="28"/>
-        </w:rPr>
-      </w:pPr>
-      <w:r>
-        <w:rPr>
-          <w:rFonts w:ascii="Segoe UI Symbol" w:hAnsi="Segoe UI Symbol" w:cs="Segoe UI Symbol"/>
-          <w:sz w:val="28"/>
-          <w:szCs w:val="28"/>
-        </w:rPr>
-        <w:t>❌</w:t>
-      </w:r>
-      <w:r>
-        <w:rPr>
-          <w:sz w:val="28"/>
-          <w:szCs w:val="28"/>
-        </w:rPr>
-        <w:t xml:space="preserve"> More Maintenance</w:t>
-      </w:r>
-    </w:p>
-    <w:p>
-      <w:pPr>
-        <w:rPr>
-          <w:sz w:val="28"/>
-          <w:szCs w:val="28"/>
-        </w:rPr>
-      </w:pPr>
-      <w:r>
-        <w:rPr>
-          <w:sz w:val="28"/>
-          <w:szCs w:val="28"/>
-        </w:rPr>
-        <w:pict>
-          <v:rect id="_x0000_i1028" style="width:0;height:1.5pt" o:hralign="center" o:hrstd="t" o:hr="t" fillcolor="#a0a0a0" stroked="f"/>
-        </w:pict>
-      </w:r>
-    </w:p>
-    <w:p>
-      <w:pPr>
-        <w:pStyle w:val="Heading1"/>
-        <w:rPr>
-          <w:sz w:val="28"/>
-          <w:szCs w:val="28"/>
-        </w:rPr>
-      </w:pPr>
-      <w:r>
-        <w:rPr>
-          <w:sz w:val="28"/>
-          <w:szCs w:val="28"/>
-        </w:rPr>
-        <w:t>7. Sparse Index</w:t>
-      </w:r>
-    </w:p>
-    <w:p>
-      <w:pPr>
-        <w:pStyle w:val="Heading3"/>
-        <w:rPr>
-          <w:sz w:val="28"/>
-          <w:szCs w:val="28"/>
-        </w:rPr>
-      </w:pPr>
-      <w:r>
-        <w:rPr>
-          <w:sz w:val="28"/>
-          <w:szCs w:val="28"/>
-        </w:rPr>
-        <w:t>Definition</w:t>
-      </w:r>
-    </w:p>
-    <w:p>
-      <w:pPr>
-        <w:pStyle w:val="Heading3"/>
-        <w:rPr>
-          <w:sz w:val="28"/>
-          <w:szCs w:val="28"/>
-        </w:rPr>
-      </w:pPr>
-      <w:r>
-        <w:rPr>
-          <w:sz w:val="28"/>
-          <w:szCs w:val="28"/>
-        </w:rPr>
-        <w:t>English</w:t>
-      </w:r>
-    </w:p>
-    <w:p>
-      <w:pPr>
-        <w:pStyle w:val="NormalWeb"/>
-        <w:rPr>
-          <w:sz w:val="28"/>
-          <w:szCs w:val="28"/>
-        </w:rPr>
-      </w:pPr>
-      <w:r>
-        <w:rPr>
-          <w:sz w:val="28"/>
-          <w:szCs w:val="28"/>
-        </w:rPr>
-        <w:t>A Sparse Index contains entries for only some search-key values.</w:t>
-      </w:r>
-    </w:p>
-    <w:p>
-      <w:pPr>
-        <w:pStyle w:val="Heading3"/>
-        <w:rPr>
-          <w:sz w:val="28"/>
-          <w:szCs w:val="28"/>
-        </w:rPr>
-      </w:pPr>
-      <w:r>
-        <w:rPr>
-          <w:sz w:val="28"/>
-          <w:szCs w:val="28"/>
-        </w:rPr>
-        <w:t>Bangla</w:t>
-      </w:r>
-    </w:p>
-    <w:p>
-      <w:pPr>
-        <w:pStyle w:val="NormalWeb"/>
-        <w:rPr>
-          <w:sz w:val="28"/>
-          <w:szCs w:val="28"/>
-        </w:rPr>
-      </w:pPr>
-      <w:r>
-        <w:rPr>
-          <w:sz w:val="28"/>
-          <w:szCs w:val="28"/>
-        </w:rPr>
-        <w:t>Sparse Index-</w:t>
-      </w:r>
-      <w:r>
-        <w:rPr>
-          <w:rFonts w:ascii="Nirmala UI" w:hAnsi="Nirmala UI" w:cs="Nirmala UI"/>
-          <w:sz w:val="28"/>
-          <w:szCs w:val="28"/>
-        </w:rPr>
-        <w:t>এ</w:t>
-      </w:r>
-      <w:r>
-        <w:rPr>
-          <w:sz w:val="28"/>
-          <w:szCs w:val="28"/>
-        </w:rPr>
-        <w:t xml:space="preserve"> </w:t>
-      </w:r>
-      <w:proofErr w:type="spellStart"/>
-      <w:r>
-        <w:rPr>
-          <w:rFonts w:ascii="Nirmala UI" w:hAnsi="Nirmala UI" w:cs="Nirmala UI"/>
-          <w:sz w:val="28"/>
-          <w:szCs w:val="28"/>
-        </w:rPr>
-        <w:t>সব</w:t>
-      </w:r>
-      <w:proofErr w:type="spellEnd"/>
-      <w:r>
-        <w:rPr>
-          <w:sz w:val="28"/>
-          <w:szCs w:val="28"/>
-        </w:rPr>
-        <w:t xml:space="preserve"> Search Key-</w:t>
-      </w:r>
-      <w:proofErr w:type="spellStart"/>
-      <w:r>
-        <w:rPr>
-          <w:rFonts w:ascii="Nirmala UI" w:hAnsi="Nirmala UI" w:cs="Nirmala UI"/>
-          <w:sz w:val="28"/>
-          <w:szCs w:val="28"/>
-        </w:rPr>
-        <w:t>এর</w:t>
-      </w:r>
-      <w:proofErr w:type="spellEnd"/>
-      <w:r>
-        <w:rPr>
-          <w:sz w:val="28"/>
-          <w:szCs w:val="28"/>
-        </w:rPr>
-        <w:t xml:space="preserve"> </w:t>
-      </w:r>
-      <w:proofErr w:type="spellStart"/>
-      <w:r>
-        <w:rPr>
-          <w:rFonts w:ascii="Nirmala UI" w:hAnsi="Nirmala UI" w:cs="Nirmala UI"/>
-          <w:sz w:val="28"/>
-          <w:szCs w:val="28"/>
-        </w:rPr>
-        <w:t>জন্য</w:t>
-      </w:r>
-      <w:proofErr w:type="spellEnd"/>
-      <w:r>
-        <w:rPr>
-          <w:sz w:val="28"/>
-          <w:szCs w:val="28"/>
-        </w:rPr>
-        <w:t xml:space="preserve"> Entry </w:t>
-      </w:r>
-      <w:proofErr w:type="spellStart"/>
-      <w:r>
-        <w:rPr>
-          <w:rFonts w:ascii="Nirmala UI" w:hAnsi="Nirmala UI" w:cs="Nirmala UI"/>
-          <w:sz w:val="28"/>
-          <w:szCs w:val="28"/>
-        </w:rPr>
-        <w:t>থাকে</w:t>
-      </w:r>
-      <w:proofErr w:type="spellEnd"/>
-      <w:r>
-        <w:rPr>
-          <w:sz w:val="28"/>
-          <w:szCs w:val="28"/>
-        </w:rPr>
-        <w:t xml:space="preserve"> </w:t>
-      </w:r>
-      <w:proofErr w:type="spellStart"/>
-      <w:r>
-        <w:rPr>
-          <w:rFonts w:ascii="Nirmala UI" w:hAnsi="Nirmala UI" w:cs="Nirmala UI"/>
-          <w:sz w:val="28"/>
-          <w:szCs w:val="28"/>
-        </w:rPr>
-        <w:t>না</w:t>
-      </w:r>
-      <w:proofErr w:type="spellEnd"/>
-      <w:r>
-        <w:rPr>
-          <w:rFonts w:ascii="Nirmala UI" w:hAnsi="Nirmala UI" w:cs="Nirmala UI"/>
-          <w:sz w:val="28"/>
-          <w:szCs w:val="28"/>
-        </w:rPr>
-        <w:t>।</w:t>
-      </w:r>
-      <w:r>
-        <w:rPr>
-          <w:sz w:val="28"/>
-          <w:szCs w:val="28"/>
-        </w:rPr>
-        <w:t xml:space="preserve"> </w:t>
-      </w:r>
-      <w:proofErr w:type="spellStart"/>
-      <w:r>
-        <w:rPr>
-          <w:rFonts w:ascii="Nirmala UI" w:hAnsi="Nirmala UI" w:cs="Nirmala UI"/>
-          <w:sz w:val="28"/>
-          <w:szCs w:val="28"/>
-        </w:rPr>
-        <w:t>শুধুমাত্র</w:t>
-      </w:r>
-      <w:proofErr w:type="spellEnd"/>
-      <w:r>
-        <w:rPr>
-          <w:sz w:val="28"/>
-          <w:szCs w:val="28"/>
-        </w:rPr>
-        <w:t xml:space="preserve"> </w:t>
-      </w:r>
-      <w:proofErr w:type="spellStart"/>
-      <w:r>
-        <w:rPr>
-          <w:rFonts w:ascii="Nirmala UI" w:hAnsi="Nirmala UI" w:cs="Nirmala UI"/>
-          <w:sz w:val="28"/>
-          <w:szCs w:val="28"/>
-        </w:rPr>
-        <w:t>কিছু</w:t>
-      </w:r>
-      <w:proofErr w:type="spellEnd"/>
-      <w:r>
-        <w:rPr>
-          <w:sz w:val="28"/>
-          <w:szCs w:val="28"/>
-        </w:rPr>
-        <w:t xml:space="preserve"> Key-</w:t>
-      </w:r>
-      <w:proofErr w:type="spellStart"/>
-      <w:r>
-        <w:rPr>
-          <w:rFonts w:ascii="Nirmala UI" w:hAnsi="Nirmala UI" w:cs="Nirmala UI"/>
-          <w:sz w:val="28"/>
-          <w:szCs w:val="28"/>
-        </w:rPr>
-        <w:t>এর</w:t>
-      </w:r>
-      <w:proofErr w:type="spellEnd"/>
-      <w:r>
-        <w:rPr>
-          <w:sz w:val="28"/>
-          <w:szCs w:val="28"/>
-        </w:rPr>
-        <w:t xml:space="preserve"> </w:t>
-      </w:r>
-      <w:proofErr w:type="spellStart"/>
-      <w:r>
-        <w:rPr>
-          <w:rFonts w:ascii="Nirmala UI" w:hAnsi="Nirmala UI" w:cs="Nirmala UI"/>
-          <w:sz w:val="28"/>
-          <w:szCs w:val="28"/>
-        </w:rPr>
-        <w:t>জন্য</w:t>
-      </w:r>
-      <w:proofErr w:type="spellEnd"/>
-      <w:r>
-        <w:rPr>
-          <w:sz w:val="28"/>
-          <w:szCs w:val="28"/>
-        </w:rPr>
-        <w:t xml:space="preserve"> Entry </w:t>
-      </w:r>
-      <w:proofErr w:type="spellStart"/>
-      <w:r>
-        <w:rPr>
-          <w:rFonts w:ascii="Nirmala UI" w:hAnsi="Nirmala UI" w:cs="Nirmala UI"/>
-          <w:sz w:val="28"/>
-          <w:szCs w:val="28"/>
-        </w:rPr>
-        <w:t>থাকে</w:t>
-      </w:r>
-      <w:proofErr w:type="spellEnd"/>
-      <w:r>
-        <w:rPr>
-          <w:rFonts w:ascii="Nirmala UI" w:hAnsi="Nirmala UI" w:cs="Nirmala UI"/>
-          <w:sz w:val="28"/>
-          <w:szCs w:val="28"/>
-        </w:rPr>
-        <w:t>।</w:t>
-      </w:r>
-    </w:p>
-    <w:p>
-      <w:pPr>
-        <w:rPr>
-          <w:sz w:val="28"/>
-          <w:szCs w:val="28"/>
-        </w:rPr>
-      </w:pPr>
-      <w:r>
-        <w:rPr>
-          <w:sz w:val="28"/>
-          <w:szCs w:val="28"/>
-        </w:rPr>
-        <w:pict>
-          <v:rect id="_x0000_i1029" style="width:0;height:1.5pt" o:hralign="center" o:hrstd="t" o:hr="t" fillcolor="#a0a0a0" stroked="f"/>
-        </w:pict>
-      </w:r>
-    </w:p>
-    <w:p>
-      <w:pPr>
-        <w:pStyle w:val="Heading3"/>
-        <w:rPr>
-          <w:sz w:val="28"/>
-          <w:szCs w:val="28"/>
-        </w:rPr>
-      </w:pPr>
-      <w:r>
-        <w:rPr>
-          <w:sz w:val="28"/>
-          <w:szCs w:val="28"/>
-        </w:rPr>
-        <w:t>Example</w:t>
-      </w:r>
-    </w:p>
-    <w:tbl>
-      <w:tblPr>
-        <w:tblW w:w="0" w:type="auto"/>
-        <w:tblCellSpacing w:w="15" w:type="dxa"/>
-        <w:tblCellMar>
-          <w:top w:w="15" w:type="dxa"/>
-          <w:left w:w="15" w:type="dxa"/>
-          <w:bottom w:w="15" w:type="dxa"/>
-          <w:right w:w="15" w:type="dxa"/>
-        </w:tblCellMar>
-        <w:tblLook w:val="04A0" w:firstRow="1" w:lastRow="0" w:firstColumn="1" w:lastColumn="0" w:noHBand="0" w:noVBand="1"/>
-      </w:tblPr>
-      <w:tblGrid>
-        <w:gridCol w:w="1157"/>
-        <w:gridCol w:w="892"/>
-      </w:tblGrid>
-      <w:tr>
-        <w:trPr>
-          <w:tblHeader/>
-          <w:tblCellSpacing w:w="15" w:type="dxa"/>
-        </w:trPr>
-        <w:tc>
-          <w:tcPr>
-            <w:tcW w:w="0" w:type="auto"/>
-            <w:vAlign w:val="center"/>
-            <w:hideMark/>
-          </w:tcPr>
-          <w:p>
-            <w:pPr>
-              <w:jc w:val="center"/>
-              <w:rPr>
-                <w:b/>
-                <w:bCs/>
-                <w:sz w:val="28"/>
-                <w:szCs w:val="28"/>
-              </w:rPr>
-            </w:pPr>
-            <w:r>
-              <w:rPr>
-                <w:b/>
-                <w:bCs/>
-                <w:sz w:val="28"/>
-                <w:szCs w:val="28"/>
-              </w:rPr>
-              <w:lastRenderedPageBreak/>
-              <w:t>Index</w:t>
-            </w:r>
-          </w:p>
-        </w:tc>
-        <w:tc>
-          <w:tcPr>
-            <w:tcW w:w="0" w:type="auto"/>
-            <w:vAlign w:val="center"/>
-            <w:hideMark/>
-          </w:tcPr>
-          <w:p>
-            <w:pPr>
-              <w:jc w:val="center"/>
-              <w:rPr>
-                <w:b/>
-                <w:bCs/>
-                <w:sz w:val="28"/>
-                <w:szCs w:val="28"/>
-              </w:rPr>
-            </w:pPr>
-            <w:r>
-              <w:rPr>
-                <w:b/>
-                <w:bCs/>
-                <w:sz w:val="28"/>
-                <w:szCs w:val="28"/>
-              </w:rPr>
-              <w:t>Record</w:t>
-            </w:r>
-          </w:p>
-        </w:tc>
-      </w:tr>
-      <w:tr>
-        <w:trPr>
-          <w:tblCellSpacing w:w="15" w:type="dxa"/>
-        </w:trPr>
-        <w:tc>
-          <w:tcPr>
-            <w:tcW w:w="0" w:type="auto"/>
-            <w:vAlign w:val="center"/>
-            <w:hideMark/>
-          </w:tcPr>
-          <w:p>
-            <w:pPr>
-              <w:rPr>
-                <w:sz w:val="28"/>
-                <w:szCs w:val="28"/>
-              </w:rPr>
-            </w:pPr>
-            <w:r>
-              <w:rPr>
-                <w:sz w:val="28"/>
-                <w:szCs w:val="28"/>
-              </w:rPr>
-              <w:t>Brighton</w:t>
-            </w:r>
-          </w:p>
-        </w:tc>
-        <w:tc>
-          <w:tcPr>
-            <w:tcW w:w="0" w:type="auto"/>
-            <w:vAlign w:val="center"/>
-            <w:hideMark/>
-          </w:tcPr>
-          <w:p>
-            <w:pPr>
-              <w:rPr>
-                <w:sz w:val="28"/>
-                <w:szCs w:val="28"/>
-              </w:rPr>
-            </w:pPr>
-            <w:r>
-              <w:rPr>
-                <w:sz w:val="28"/>
-                <w:szCs w:val="28"/>
-              </w:rPr>
-              <w:t>Record</w:t>
-            </w:r>
-          </w:p>
-        </w:tc>
-      </w:tr>
-      <w:tr>
-        <w:trPr>
-          <w:tblCellSpacing w:w="15" w:type="dxa"/>
-        </w:trPr>
-        <w:tc>
-          <w:tcPr>
-            <w:tcW w:w="0" w:type="auto"/>
-            <w:vAlign w:val="center"/>
-            <w:hideMark/>
-          </w:tcPr>
-          <w:p>
-            <w:pPr>
-              <w:rPr>
-                <w:sz w:val="28"/>
-                <w:szCs w:val="28"/>
-              </w:rPr>
-            </w:pPr>
-            <w:proofErr w:type="spellStart"/>
-            <w:r>
-              <w:rPr>
-                <w:sz w:val="28"/>
-                <w:szCs w:val="28"/>
-              </w:rPr>
-              <w:t>Mianus</w:t>
-            </w:r>
-            <w:proofErr w:type="spellEnd"/>
-          </w:p>
-        </w:tc>
-        <w:tc>
-          <w:tcPr>
-            <w:tcW w:w="0" w:type="auto"/>
-            <w:vAlign w:val="center"/>
-            <w:hideMark/>
-          </w:tcPr>
-          <w:p>
-            <w:pPr>
-              <w:rPr>
-                <w:sz w:val="28"/>
-                <w:szCs w:val="28"/>
-              </w:rPr>
-            </w:pPr>
-            <w:r>
-              <w:rPr>
-                <w:sz w:val="28"/>
-                <w:szCs w:val="28"/>
-              </w:rPr>
-              <w:t>Record</w:t>
-            </w:r>
-          </w:p>
-        </w:tc>
-      </w:tr>
-      <w:tr>
-        <w:trPr>
-          <w:tblCellSpacing w:w="15" w:type="dxa"/>
-        </w:trPr>
-        <w:tc>
-          <w:tcPr>
-            <w:tcW w:w="0" w:type="auto"/>
-            <w:vAlign w:val="center"/>
-            <w:hideMark/>
-          </w:tcPr>
-          <w:p>
-            <w:pPr>
-              <w:rPr>
-                <w:sz w:val="28"/>
-                <w:szCs w:val="28"/>
-              </w:rPr>
-            </w:pPr>
-            <w:r>
-              <w:rPr>
-                <w:sz w:val="28"/>
-                <w:szCs w:val="28"/>
-              </w:rPr>
-              <w:t>Redwood</w:t>
-            </w:r>
-          </w:p>
-        </w:tc>
-        <w:tc>
-          <w:tcPr>
-            <w:tcW w:w="0" w:type="auto"/>
-            <w:vAlign w:val="center"/>
-            <w:hideMark/>
-          </w:tcPr>
-          <w:p>
-            <w:pPr>
-              <w:rPr>
-                <w:sz w:val="28"/>
-                <w:szCs w:val="28"/>
-              </w:rPr>
-            </w:pPr>
-            <w:r>
-              <w:rPr>
-                <w:sz w:val="28"/>
-                <w:szCs w:val="28"/>
-              </w:rPr>
-              <w:t>Record</w:t>
-            </w:r>
-          </w:p>
-        </w:tc>
-      </w:tr>
-    </w:tbl>
-    <w:p>
-      <w:pPr>
-        <w:pStyle w:val="NormalWeb"/>
-        <w:rPr>
-          <w:sz w:val="28"/>
-          <w:szCs w:val="28"/>
-        </w:rPr>
-      </w:pPr>
-      <w:proofErr w:type="spellStart"/>
-      <w:r>
-        <w:rPr>
-          <w:rFonts w:ascii="Nirmala UI" w:hAnsi="Nirmala UI" w:cs="Nirmala UI"/>
-          <w:sz w:val="28"/>
-          <w:szCs w:val="28"/>
-        </w:rPr>
-        <w:t>এখানে</w:t>
-      </w:r>
-      <w:proofErr w:type="spellEnd"/>
-      <w:r>
-        <w:rPr>
-          <w:sz w:val="28"/>
-          <w:szCs w:val="28"/>
-        </w:rPr>
-        <w:t xml:space="preserve"> Downtown, </w:t>
-      </w:r>
-      <w:proofErr w:type="spellStart"/>
-      <w:r>
-        <w:rPr>
-          <w:sz w:val="28"/>
-          <w:szCs w:val="28"/>
-        </w:rPr>
-        <w:t>Perryridge</w:t>
-      </w:r>
-      <w:proofErr w:type="spellEnd"/>
-      <w:r>
-        <w:rPr>
-          <w:sz w:val="28"/>
-          <w:szCs w:val="28"/>
-        </w:rPr>
-        <w:t xml:space="preserve">, Round Hill </w:t>
-      </w:r>
-      <w:proofErr w:type="spellStart"/>
-      <w:r>
-        <w:rPr>
-          <w:rFonts w:ascii="Nirmala UI" w:hAnsi="Nirmala UI" w:cs="Nirmala UI"/>
-          <w:sz w:val="28"/>
-          <w:szCs w:val="28"/>
-        </w:rPr>
-        <w:t>নেই</w:t>
-      </w:r>
-      <w:proofErr w:type="spellEnd"/>
-      <w:r>
-        <w:rPr>
-          <w:rFonts w:ascii="Nirmala UI" w:hAnsi="Nirmala UI" w:cs="Nirmala UI"/>
-          <w:sz w:val="28"/>
-          <w:szCs w:val="28"/>
-        </w:rPr>
-        <w:t>।</w:t>
-      </w:r>
-    </w:p>
-    <w:p>
-      <w:pPr>
-        <w:rPr>
-          <w:sz w:val="28"/>
-          <w:szCs w:val="28"/>
-        </w:rPr>
-      </w:pPr>
-      <w:r>
-        <w:rPr>
-          <w:sz w:val="28"/>
-          <w:szCs w:val="28"/>
-        </w:rPr>
-        <w:pict>
-          <v:rect id="_x0000_i1030" style="width:0;height:1.5pt" o:hralign="center" o:hrstd="t" o:hr="t" fillcolor="#a0a0a0" stroked="f"/>
-        </w:pict>
-      </w:r>
-    </w:p>
-    <w:p>
-      <w:pPr>
-        <w:pStyle w:val="Heading3"/>
-        <w:rPr>
-          <w:sz w:val="28"/>
-          <w:szCs w:val="28"/>
-        </w:rPr>
-      </w:pPr>
-      <w:r>
-        <w:rPr>
-          <w:sz w:val="28"/>
-          <w:szCs w:val="28"/>
-        </w:rPr>
-        <w:t>Advantages</w:t>
-      </w:r>
-    </w:p>
-    <w:p>
-      <w:pPr>
-        <w:pStyle w:val="NormalWeb"/>
-        <w:rPr>
-          <w:sz w:val="28"/>
-          <w:szCs w:val="28"/>
-        </w:rPr>
-      </w:pPr>
-      <w:r>
-        <w:rPr>
-          <w:rFonts w:ascii="Segoe UI Symbol" w:hAnsi="Segoe UI Symbol" w:cs="Segoe UI Symbol"/>
-          <w:sz w:val="28"/>
-          <w:szCs w:val="28"/>
-        </w:rPr>
-        <w:t>✅</w:t>
-      </w:r>
-      <w:r>
-        <w:rPr>
-          <w:sz w:val="28"/>
-          <w:szCs w:val="28"/>
-        </w:rPr>
-        <w:t xml:space="preserve"> Less Storage</w:t>
-      </w:r>
-    </w:p>
-    <w:p>
-      <w:pPr>
-        <w:pStyle w:val="NormalWeb"/>
-        <w:rPr>
-          <w:sz w:val="28"/>
-          <w:szCs w:val="28"/>
-        </w:rPr>
-      </w:pPr>
-      <w:r>
-        <w:rPr>
-          <w:rFonts w:ascii="Segoe UI Symbol" w:hAnsi="Segoe UI Symbol" w:cs="Segoe UI Symbol"/>
-          <w:sz w:val="28"/>
-          <w:szCs w:val="28"/>
-        </w:rPr>
-        <w:t>✅</w:t>
-      </w:r>
-      <w:r>
-        <w:rPr>
-          <w:sz w:val="28"/>
-          <w:szCs w:val="28"/>
-        </w:rPr>
-        <w:t xml:space="preserve"> Less Maintenance</w:t>
-      </w:r>
-    </w:p>
-    <w:p>
-      <w:pPr>
-        <w:pStyle w:val="Heading3"/>
-        <w:rPr>
-          <w:sz w:val="28"/>
-          <w:szCs w:val="28"/>
-        </w:rPr>
-      </w:pPr>
-      <w:r>
-        <w:rPr>
-          <w:sz w:val="28"/>
-          <w:szCs w:val="28"/>
-        </w:rPr>
-        <w:t>Disadvantages</w:t>
-      </w:r>
-    </w:p>
-    <w:p>
-      <w:pPr>
-        <w:pStyle w:val="NormalWeb"/>
-        <w:rPr>
-          <w:sz w:val="28"/>
-          <w:szCs w:val="28"/>
-        </w:rPr>
-      </w:pPr>
-      <w:r>
-        <w:rPr>
-          <w:rFonts w:ascii="Segoe UI Symbol" w:hAnsi="Segoe UI Symbol" w:cs="Segoe UI Symbol"/>
-          <w:sz w:val="28"/>
-          <w:szCs w:val="28"/>
-        </w:rPr>
-        <w:t>❌</w:t>
-      </w:r>
-      <w:r>
-        <w:rPr>
-          <w:sz w:val="28"/>
-          <w:szCs w:val="28"/>
-        </w:rPr>
-        <w:t xml:space="preserve"> Slower Search</w:t>
-      </w:r>
-    </w:p>
-    <w:p>
-      <w:pPr>
-        <w:pStyle w:val="NormalWeb"/>
-        <w:rPr>
-          <w:sz w:val="28"/>
-          <w:szCs w:val="28"/>
-        </w:rPr>
-      </w:pPr>
-      <w:r>
-        <w:rPr>
-          <w:rFonts w:ascii="Segoe UI Symbol" w:hAnsi="Segoe UI Symbol" w:cs="Segoe UI Symbol"/>
-          <w:sz w:val="28"/>
-          <w:szCs w:val="28"/>
-        </w:rPr>
-        <w:t>❌</w:t>
-      </w:r>
-      <w:r>
-        <w:rPr>
-          <w:sz w:val="28"/>
-          <w:szCs w:val="28"/>
-        </w:rPr>
-        <w:t xml:space="preserve"> Additional Traversing Required</w:t>
-      </w:r>
-    </w:p>
-    <w:p>
-      <w:pPr>
-        <w:rPr>
-          <w:sz w:val="28"/>
-          <w:szCs w:val="28"/>
-        </w:rPr>
-      </w:pPr>
-      <w:r>
-        <w:rPr>
-          <w:sz w:val="28"/>
-          <w:szCs w:val="28"/>
-        </w:rPr>
-        <w:pict>
-          <v:rect id="_x0000_i1031" style="width:0;height:1.5pt" o:hralign="center" o:hrstd="t" o:hr="t" fillcolor="#a0a0a0" stroked="f"/>
-        </w:pict>
-      </w:r>
-    </w:p>
-    <w:p>
-      <w:pPr>
-        <w:pStyle w:val="Heading1"/>
-        <w:rPr>
-          <w:sz w:val="28"/>
-          <w:szCs w:val="28"/>
-        </w:rPr>
-      </w:pPr>
-      <w:r>
-        <w:rPr>
-          <w:sz w:val="28"/>
-          <w:szCs w:val="28"/>
-        </w:rPr>
-        <w:t>Dense Index vs Sparse Index</w:t>
-      </w:r>
-    </w:p>
-    <w:tbl>
-      <w:tblPr>
-        <w:tblW w:w="0" w:type="auto"/>
-        <w:tblCellSpacing w:w="15" w:type="dxa"/>
-        <w:tblCellMar>
-          <w:top w:w="15" w:type="dxa"/>
-          <w:left w:w="15" w:type="dxa"/>
-          <w:bottom w:w="15" w:type="dxa"/>
-          <w:right w:w="15" w:type="dxa"/>
-        </w:tblCellMar>
-        <w:tblLook w:val="04A0" w:firstRow="1" w:lastRow="0" w:firstColumn="1" w:lastColumn="0" w:noHBand="0" w:noVBand="1"/>
-      </w:tblPr>
-      <w:tblGrid>
-        <w:gridCol w:w="2153"/>
-        <w:gridCol w:w="1953"/>
-        <w:gridCol w:w="2090"/>
-      </w:tblGrid>
-      <w:tr>
-        <w:trPr>
-          <w:tblHeader/>
-          <w:tblCellSpacing w:w="15" w:type="dxa"/>
-        </w:trPr>
-        <w:tc>
-          <w:tcPr>
-            <w:tcW w:w="0" w:type="auto"/>
-            <w:vAlign w:val="center"/>
-            <w:hideMark/>
-          </w:tcPr>
-          <w:p>
-            <w:pPr>
-              <w:jc w:val="center"/>
-              <w:rPr>
-                <w:b/>
-                <w:bCs/>
-                <w:sz w:val="28"/>
-                <w:szCs w:val="28"/>
-              </w:rPr>
-            </w:pPr>
-            <w:r>
-              <w:rPr>
-                <w:b/>
-                <w:bCs/>
-                <w:sz w:val="28"/>
-                <w:szCs w:val="28"/>
-              </w:rPr>
-              <w:t>Feature</w:t>
-            </w:r>
-          </w:p>
-        </w:tc>
-        <w:tc>
-          <w:tcPr>
-            <w:tcW w:w="0" w:type="auto"/>
-            <w:vAlign w:val="center"/>
-            <w:hideMark/>
-          </w:tcPr>
-          <w:p>
-            <w:pPr>
-              <w:jc w:val="center"/>
-              <w:rPr>
-                <w:b/>
-                <w:bCs/>
-                <w:sz w:val="28"/>
-                <w:szCs w:val="28"/>
-              </w:rPr>
-            </w:pPr>
-            <w:r>
-              <w:rPr>
-                <w:b/>
-                <w:bCs/>
-                <w:sz w:val="28"/>
-                <w:szCs w:val="28"/>
-              </w:rPr>
-              <w:t>Dense Index</w:t>
-            </w:r>
-          </w:p>
-        </w:tc>
-        <w:tc>
-          <w:tcPr>
-            <w:tcW w:w="0" w:type="auto"/>
-            <w:vAlign w:val="center"/>
-            <w:hideMark/>
-          </w:tcPr>
-          <w:p>
-            <w:pPr>
-              <w:jc w:val="center"/>
-              <w:rPr>
-                <w:b/>
-                <w:bCs/>
-                <w:sz w:val="28"/>
-                <w:szCs w:val="28"/>
-              </w:rPr>
-            </w:pPr>
-            <w:r>
-              <w:rPr>
-                <w:b/>
-                <w:bCs/>
-                <w:sz w:val="28"/>
-                <w:szCs w:val="28"/>
-              </w:rPr>
-              <w:t>Sparse Index</w:t>
-            </w:r>
-          </w:p>
-        </w:tc>
-      </w:tr>
-      <w:tr>
-        <w:trPr>
-          <w:tblCellSpacing w:w="15" w:type="dxa"/>
-        </w:trPr>
-        <w:tc>
-          <w:tcPr>
-            <w:tcW w:w="0" w:type="auto"/>
-            <w:vAlign w:val="center"/>
-            <w:hideMark/>
-          </w:tcPr>
-          <w:p>
-            <w:pPr>
-              <w:rPr>
-                <w:sz w:val="28"/>
-                <w:szCs w:val="28"/>
-              </w:rPr>
-            </w:pPr>
-            <w:r>
-              <w:rPr>
-                <w:sz w:val="28"/>
-                <w:szCs w:val="28"/>
-              </w:rPr>
-              <w:t>Index Entry</w:t>
-            </w:r>
-          </w:p>
-        </w:tc>
-        <w:tc>
-          <w:tcPr>
-            <w:tcW w:w="0" w:type="auto"/>
-            <w:vAlign w:val="center"/>
-            <w:hideMark/>
-          </w:tcPr>
-          <w:p>
-            <w:pPr>
-              <w:rPr>
-                <w:sz w:val="28"/>
-                <w:szCs w:val="28"/>
-              </w:rPr>
-            </w:pPr>
-            <w:r>
-              <w:rPr>
-                <w:sz w:val="28"/>
-                <w:szCs w:val="28"/>
-              </w:rPr>
-              <w:t>Every search key</w:t>
-            </w:r>
-          </w:p>
-        </w:tc>
-        <w:tc>
-          <w:tcPr>
-            <w:tcW w:w="0" w:type="auto"/>
-            <w:vAlign w:val="center"/>
-            <w:hideMark/>
-          </w:tcPr>
-          <w:p>
-            <w:pPr>
-              <w:rPr>
-                <w:sz w:val="28"/>
-                <w:szCs w:val="28"/>
-              </w:rPr>
-            </w:pPr>
-            <w:r>
-              <w:rPr>
-                <w:sz w:val="28"/>
-                <w:szCs w:val="28"/>
-              </w:rPr>
-              <w:t>Some search keys</w:t>
-            </w:r>
-          </w:p>
-        </w:tc>
-      </w:tr>
-      <w:tr>
-        <w:trPr>
-          <w:tblCellSpacing w:w="15" w:type="dxa"/>
-        </w:trPr>
-        <w:tc>
-          <w:tcPr>
-            <w:tcW w:w="0" w:type="auto"/>
-            <w:vAlign w:val="center"/>
-            <w:hideMark/>
-          </w:tcPr>
-          <w:p>
-            <w:pPr>
-              <w:rPr>
-                <w:sz w:val="28"/>
-                <w:szCs w:val="28"/>
-              </w:rPr>
-            </w:pPr>
-            <w:r>
-              <w:rPr>
-                <w:sz w:val="28"/>
-                <w:szCs w:val="28"/>
-              </w:rPr>
-              <w:t>Search Speed</w:t>
-            </w:r>
-          </w:p>
-        </w:tc>
-        <w:tc>
-          <w:tcPr>
-            <w:tcW w:w="0" w:type="auto"/>
-            <w:vAlign w:val="center"/>
-            <w:hideMark/>
-          </w:tcPr>
-          <w:p>
-            <w:pPr>
-              <w:rPr>
-                <w:sz w:val="28"/>
-                <w:szCs w:val="28"/>
-              </w:rPr>
-            </w:pPr>
-            <w:r>
-              <w:rPr>
-                <w:sz w:val="28"/>
-                <w:szCs w:val="28"/>
-              </w:rPr>
-              <w:t>Faster</w:t>
-            </w:r>
-          </w:p>
-        </w:tc>
-        <w:tc>
-          <w:tcPr>
-            <w:tcW w:w="0" w:type="auto"/>
-            <w:vAlign w:val="center"/>
-            <w:hideMark/>
-          </w:tcPr>
-          <w:p>
-            <w:pPr>
-              <w:rPr>
-                <w:sz w:val="28"/>
-                <w:szCs w:val="28"/>
-              </w:rPr>
-            </w:pPr>
-            <w:r>
-              <w:rPr>
-                <w:sz w:val="28"/>
-                <w:szCs w:val="28"/>
-              </w:rPr>
-              <w:t>Slower</w:t>
-            </w:r>
-          </w:p>
-        </w:tc>
-      </w:tr>
-      <w:tr>
-        <w:trPr>
-          <w:tblCellSpacing w:w="15" w:type="dxa"/>
-        </w:trPr>
-        <w:tc>
-          <w:tcPr>
-            <w:tcW w:w="0" w:type="auto"/>
-            <w:vAlign w:val="center"/>
-            <w:hideMark/>
-          </w:tcPr>
-          <w:p>
-            <w:pPr>
-              <w:rPr>
-                <w:sz w:val="28"/>
-                <w:szCs w:val="28"/>
-              </w:rPr>
-            </w:pPr>
-            <w:r>
-              <w:rPr>
-                <w:sz w:val="28"/>
-                <w:szCs w:val="28"/>
-              </w:rPr>
-              <w:t>Storage Space</w:t>
-            </w:r>
-          </w:p>
-        </w:tc>
-        <w:tc>
-          <w:tcPr>
-            <w:tcW w:w="0" w:type="auto"/>
-            <w:vAlign w:val="center"/>
-            <w:hideMark/>
-          </w:tcPr>
-          <w:p>
-            <w:pPr>
-              <w:rPr>
-                <w:sz w:val="28"/>
-                <w:szCs w:val="28"/>
-              </w:rPr>
-            </w:pPr>
-            <w:r>
-              <w:rPr>
-                <w:sz w:val="28"/>
-                <w:szCs w:val="28"/>
-              </w:rPr>
-              <w:t>More</w:t>
-            </w:r>
-          </w:p>
-        </w:tc>
-        <w:tc>
-          <w:tcPr>
-            <w:tcW w:w="0" w:type="auto"/>
-            <w:vAlign w:val="center"/>
-            <w:hideMark/>
-          </w:tcPr>
-          <w:p>
-            <w:pPr>
-              <w:rPr>
-                <w:sz w:val="28"/>
-                <w:szCs w:val="28"/>
-              </w:rPr>
-            </w:pPr>
-            <w:r>
-              <w:rPr>
-                <w:sz w:val="28"/>
-                <w:szCs w:val="28"/>
-              </w:rPr>
-              <w:t>Less</w:t>
-            </w:r>
-          </w:p>
-        </w:tc>
-      </w:tr>
-      <w:tr>
-        <w:trPr>
-          <w:tblCellSpacing w:w="15" w:type="dxa"/>
-        </w:trPr>
-        <w:tc>
-          <w:tcPr>
-            <w:tcW w:w="0" w:type="auto"/>
-            <w:vAlign w:val="center"/>
-            <w:hideMark/>
-          </w:tcPr>
-          <w:p>
-            <w:pPr>
-              <w:rPr>
-                <w:sz w:val="28"/>
-                <w:szCs w:val="28"/>
-              </w:rPr>
-            </w:pPr>
-            <w:r>
-              <w:rPr>
-                <w:sz w:val="28"/>
-                <w:szCs w:val="28"/>
-              </w:rPr>
-              <w:t>Maintenance Cost</w:t>
-            </w:r>
-          </w:p>
-        </w:tc>
-        <w:tc>
-          <w:tcPr>
-            <w:tcW w:w="0" w:type="auto"/>
-            <w:vAlign w:val="center"/>
-            <w:hideMark/>
-          </w:tcPr>
-          <w:p>
-            <w:pPr>
-              <w:rPr>
-                <w:sz w:val="28"/>
-                <w:szCs w:val="28"/>
-              </w:rPr>
-            </w:pPr>
-            <w:r>
-              <w:rPr>
-                <w:sz w:val="28"/>
-                <w:szCs w:val="28"/>
-              </w:rPr>
-              <w:t>High</w:t>
-            </w:r>
-          </w:p>
-        </w:tc>
-        <w:tc>
-          <w:tcPr>
-            <w:tcW w:w="0" w:type="auto"/>
-            <w:vAlign w:val="center"/>
-            <w:hideMark/>
-          </w:tcPr>
-          <w:p>
-            <w:pPr>
-              <w:rPr>
-                <w:sz w:val="28"/>
-                <w:szCs w:val="28"/>
-              </w:rPr>
-            </w:pPr>
-            <w:r>
-              <w:rPr>
-                <w:sz w:val="28"/>
-                <w:szCs w:val="28"/>
-              </w:rPr>
-              <w:t>Low</w:t>
-            </w:r>
-          </w:p>
-        </w:tc>
-      </w:tr>
-      <w:tr>
-        <w:trPr>
-          <w:tblCellSpacing w:w="15" w:type="dxa"/>
-        </w:trPr>
-        <w:tc>
-          <w:tcPr>
-            <w:tcW w:w="0" w:type="auto"/>
-            <w:vAlign w:val="center"/>
-            <w:hideMark/>
-          </w:tcPr>
-          <w:p>
-            <w:pPr>
-              <w:rPr>
-                <w:sz w:val="28"/>
-                <w:szCs w:val="28"/>
-              </w:rPr>
-            </w:pPr>
-            <w:r>
-              <w:rPr>
-                <w:sz w:val="28"/>
-                <w:szCs w:val="28"/>
-              </w:rPr>
-              <w:t>Insert/Delete Cost</w:t>
-            </w:r>
-          </w:p>
-        </w:tc>
-        <w:tc>
-          <w:tcPr>
-            <w:tcW w:w="0" w:type="auto"/>
-            <w:vAlign w:val="center"/>
-            <w:hideMark/>
-          </w:tcPr>
-          <w:p>
-            <w:pPr>
-              <w:rPr>
-                <w:sz w:val="28"/>
-                <w:szCs w:val="28"/>
-              </w:rPr>
-            </w:pPr>
-            <w:r>
-              <w:rPr>
-                <w:sz w:val="28"/>
-                <w:szCs w:val="28"/>
-              </w:rPr>
-              <w:t>Higher</w:t>
-            </w:r>
-          </w:p>
-        </w:tc>
-        <w:tc>
-          <w:tcPr>
-            <w:tcW w:w="0" w:type="auto"/>
-            <w:vAlign w:val="center"/>
-            <w:hideMark/>
-          </w:tcPr>
-          <w:p>
-            <w:pPr>
-              <w:rPr>
-                <w:sz w:val="28"/>
-                <w:szCs w:val="28"/>
-              </w:rPr>
-            </w:pPr>
-            <w:r>
-              <w:rPr>
-                <w:sz w:val="28"/>
-                <w:szCs w:val="28"/>
-              </w:rPr>
-              <w:t>Lower</w:t>
-            </w:r>
-          </w:p>
-        </w:tc>
-      </w:tr>
-    </w:tbl>
-    <w:p>
-      <w:pPr>
-        <w:pStyle w:val="Heading1"/>
-        <w:rPr>
-          <w:sz w:val="28"/>
-          <w:szCs w:val="28"/>
-        </w:rPr>
-      </w:pPr>
-      <w:r>
-        <w:rPr>
-          <w:sz w:val="28"/>
-          <w:szCs w:val="28"/>
-        </w:rPr>
-        <w:lastRenderedPageBreak/>
-        <w:t>3. What is Ordered Index (Ordering)?</w:t>
-      </w:r>
-    </w:p>
-    <w:p>
-      <w:pPr>
-        <w:pStyle w:val="Heading3"/>
-        <w:rPr>
-          <w:sz w:val="28"/>
-          <w:szCs w:val="28"/>
-        </w:rPr>
-      </w:pPr>
-      <w:r>
-        <w:rPr>
-          <w:sz w:val="28"/>
-          <w:szCs w:val="28"/>
-        </w:rPr>
-        <w:t>English</w:t>
-      </w:r>
-    </w:p>
-    <w:p>
-      <w:pPr>
-        <w:pStyle w:val="NormalWeb"/>
-        <w:rPr>
-          <w:sz w:val="28"/>
-          <w:szCs w:val="28"/>
-        </w:rPr>
-      </w:pPr>
-      <w:r>
-        <w:rPr>
-          <w:sz w:val="28"/>
-          <w:szCs w:val="28"/>
-        </w:rPr>
-        <w:t>An Ordered Index stores search-key values in sorted order (ascending or descending).</w:t>
-      </w:r>
-    </w:p>
-    <w:p>
-      <w:pPr>
-        <w:pStyle w:val="NormalWeb"/>
-        <w:rPr>
-          <w:sz w:val="28"/>
-          <w:szCs w:val="28"/>
-        </w:rPr>
-      </w:pPr>
-      <w:r>
-        <w:rPr>
-          <w:sz w:val="28"/>
-          <w:szCs w:val="28"/>
-        </w:rPr>
-        <w:t>Example:</w:t>
-      </w:r>
-    </w:p>
-    <w:p>
-      <w:pPr>
-        <w:pStyle w:val="HTMLPreformatted"/>
-        <w:rPr>
-          <w:rStyle w:val="HTMLCode"/>
-          <w:rFonts w:eastAsiaTheme="majorEastAsia"/>
-          <w:sz w:val="28"/>
-          <w:szCs w:val="28"/>
-        </w:rPr>
-      </w:pPr>
-      <w:r>
-        <w:rPr>
-          <w:rStyle w:val="HTMLCode"/>
-          <w:rFonts w:eastAsiaTheme="majorEastAsia"/>
-          <w:sz w:val="28"/>
-          <w:szCs w:val="28"/>
-        </w:rPr>
-        <w:t>10, 20, 30, 40, 50</w:t>
-      </w:r>
-    </w:p>
-    <w:p>
-      <w:pPr>
-        <w:pStyle w:val="Heading3"/>
-        <w:rPr>
-          <w:sz w:val="28"/>
-          <w:szCs w:val="28"/>
-        </w:rPr>
-      </w:pPr>
-      <w:proofErr w:type="spellStart"/>
-      <w:r>
-        <w:rPr>
-          <w:rFonts w:ascii="Nirmala UI" w:hAnsi="Nirmala UI" w:cs="Nirmala UI"/>
-          <w:sz w:val="28"/>
-          <w:szCs w:val="28"/>
-        </w:rPr>
-        <w:t>বাংলা</w:t>
-      </w:r>
-      <w:proofErr w:type="spellEnd"/>
-    </w:p>
-    <w:p>
-      <w:pPr>
-        <w:pStyle w:val="NormalWeb"/>
-        <w:rPr>
-          <w:sz w:val="28"/>
-          <w:szCs w:val="28"/>
-        </w:rPr>
-      </w:pPr>
-      <w:r>
-        <w:rPr>
-          <w:sz w:val="28"/>
-          <w:szCs w:val="28"/>
-        </w:rPr>
-        <w:t xml:space="preserve">Ordered Index </w:t>
-      </w:r>
-      <w:proofErr w:type="spellStart"/>
-      <w:r>
-        <w:rPr>
-          <w:rFonts w:ascii="Nirmala UI" w:hAnsi="Nirmala UI" w:cs="Nirmala UI"/>
-          <w:sz w:val="28"/>
-          <w:szCs w:val="28"/>
-        </w:rPr>
-        <w:t>হলো</w:t>
-      </w:r>
-      <w:proofErr w:type="spellEnd"/>
-      <w:r>
-        <w:rPr>
-          <w:sz w:val="28"/>
-          <w:szCs w:val="28"/>
-        </w:rPr>
-        <w:t xml:space="preserve"> </w:t>
-      </w:r>
-      <w:proofErr w:type="spellStart"/>
-      <w:r>
-        <w:rPr>
-          <w:rFonts w:ascii="Nirmala UI" w:hAnsi="Nirmala UI" w:cs="Nirmala UI"/>
-          <w:sz w:val="28"/>
-          <w:szCs w:val="28"/>
-        </w:rPr>
-        <w:t>এমন</w:t>
-      </w:r>
-      <w:proofErr w:type="spellEnd"/>
-      <w:r>
-        <w:rPr>
-          <w:sz w:val="28"/>
-          <w:szCs w:val="28"/>
-        </w:rPr>
-        <w:t xml:space="preserve"> </w:t>
-      </w:r>
-      <w:proofErr w:type="spellStart"/>
-      <w:r>
-        <w:rPr>
-          <w:rFonts w:ascii="Nirmala UI" w:hAnsi="Nirmala UI" w:cs="Nirmala UI"/>
-          <w:sz w:val="28"/>
-          <w:szCs w:val="28"/>
-        </w:rPr>
-        <w:t>একটি</w:t>
-      </w:r>
-      <w:proofErr w:type="spellEnd"/>
-      <w:r>
-        <w:rPr>
-          <w:sz w:val="28"/>
-          <w:szCs w:val="28"/>
-        </w:rPr>
-        <w:t xml:space="preserve"> index </w:t>
-      </w:r>
-      <w:proofErr w:type="spellStart"/>
-      <w:r>
-        <w:rPr>
-          <w:rFonts w:ascii="Nirmala UI" w:hAnsi="Nirmala UI" w:cs="Nirmala UI"/>
-          <w:sz w:val="28"/>
-          <w:szCs w:val="28"/>
-        </w:rPr>
-        <w:t>যেখানে</w:t>
-      </w:r>
-      <w:proofErr w:type="spellEnd"/>
-      <w:r>
-        <w:rPr>
-          <w:sz w:val="28"/>
-          <w:szCs w:val="28"/>
-        </w:rPr>
-        <w:t xml:space="preserve"> search-key value </w:t>
-      </w:r>
-      <w:proofErr w:type="spellStart"/>
-      <w:r>
-        <w:rPr>
-          <w:rFonts w:ascii="Nirmala UI" w:hAnsi="Nirmala UI" w:cs="Nirmala UI"/>
-          <w:sz w:val="28"/>
-          <w:szCs w:val="28"/>
-        </w:rPr>
-        <w:t>গুলো</w:t>
-      </w:r>
-      <w:proofErr w:type="spellEnd"/>
-      <w:r>
-        <w:rPr>
-          <w:sz w:val="28"/>
-          <w:szCs w:val="28"/>
-        </w:rPr>
-        <w:t xml:space="preserve"> sorted (</w:t>
-      </w:r>
-      <w:proofErr w:type="spellStart"/>
-      <w:r>
-        <w:rPr>
-          <w:rFonts w:ascii="Nirmala UI" w:hAnsi="Nirmala UI" w:cs="Nirmala UI"/>
-          <w:sz w:val="28"/>
-          <w:szCs w:val="28"/>
-        </w:rPr>
-        <w:t>ছোট</w:t>
-      </w:r>
-      <w:proofErr w:type="spellEnd"/>
-      <w:r>
-        <w:rPr>
-          <w:sz w:val="28"/>
-          <w:szCs w:val="28"/>
-        </w:rPr>
-        <w:t xml:space="preserve"> </w:t>
-      </w:r>
-      <w:proofErr w:type="spellStart"/>
-      <w:r>
-        <w:rPr>
-          <w:rFonts w:ascii="Nirmala UI" w:hAnsi="Nirmala UI" w:cs="Nirmala UI"/>
-          <w:sz w:val="28"/>
-          <w:szCs w:val="28"/>
-        </w:rPr>
-        <w:t>থেকে</w:t>
-      </w:r>
-      <w:proofErr w:type="spellEnd"/>
-      <w:r>
-        <w:rPr>
-          <w:sz w:val="28"/>
-          <w:szCs w:val="28"/>
-        </w:rPr>
-        <w:t xml:space="preserve"> </w:t>
-      </w:r>
-      <w:proofErr w:type="spellStart"/>
-      <w:r>
-        <w:rPr>
-          <w:rFonts w:ascii="Nirmala UI" w:hAnsi="Nirmala UI" w:cs="Nirmala UI"/>
-          <w:sz w:val="28"/>
-          <w:szCs w:val="28"/>
-        </w:rPr>
-        <w:t>বড়</w:t>
-      </w:r>
-      <w:proofErr w:type="spellEnd"/>
-      <w:r>
-        <w:rPr>
-          <w:sz w:val="28"/>
-          <w:szCs w:val="28"/>
-        </w:rPr>
-        <w:t xml:space="preserve"> </w:t>
-      </w:r>
-      <w:proofErr w:type="spellStart"/>
-      <w:r>
-        <w:rPr>
-          <w:rFonts w:ascii="Nirmala UI" w:hAnsi="Nirmala UI" w:cs="Nirmala UI"/>
-          <w:sz w:val="28"/>
-          <w:szCs w:val="28"/>
-        </w:rPr>
-        <w:t>বা</w:t>
-      </w:r>
-      <w:proofErr w:type="spellEnd"/>
-      <w:r>
-        <w:rPr>
-          <w:sz w:val="28"/>
-          <w:szCs w:val="28"/>
-        </w:rPr>
-        <w:t xml:space="preserve"> </w:t>
-      </w:r>
-      <w:proofErr w:type="spellStart"/>
-      <w:r>
-        <w:rPr>
-          <w:rFonts w:ascii="Nirmala UI" w:hAnsi="Nirmala UI" w:cs="Nirmala UI"/>
-          <w:sz w:val="28"/>
-          <w:szCs w:val="28"/>
-        </w:rPr>
-        <w:t>বড়</w:t>
-      </w:r>
-      <w:proofErr w:type="spellEnd"/>
-      <w:r>
-        <w:rPr>
-          <w:sz w:val="28"/>
-          <w:szCs w:val="28"/>
-        </w:rPr>
-        <w:t xml:space="preserve"> </w:t>
-      </w:r>
-      <w:proofErr w:type="spellStart"/>
-      <w:r>
-        <w:rPr>
-          <w:rFonts w:ascii="Nirmala UI" w:hAnsi="Nirmala UI" w:cs="Nirmala UI"/>
-          <w:sz w:val="28"/>
-          <w:szCs w:val="28"/>
-        </w:rPr>
-        <w:t>থেকে</w:t>
-      </w:r>
-      <w:proofErr w:type="spellEnd"/>
-      <w:r>
-        <w:rPr>
-          <w:sz w:val="28"/>
-          <w:szCs w:val="28"/>
-        </w:rPr>
-        <w:t xml:space="preserve"> </w:t>
-      </w:r>
-      <w:proofErr w:type="spellStart"/>
-      <w:r>
-        <w:rPr>
-          <w:rFonts w:ascii="Nirmala UI" w:hAnsi="Nirmala UI" w:cs="Nirmala UI"/>
-          <w:sz w:val="28"/>
-          <w:szCs w:val="28"/>
-        </w:rPr>
-        <w:t>ছোট</w:t>
-      </w:r>
-      <w:proofErr w:type="spellEnd"/>
-      <w:r>
-        <w:rPr>
-          <w:sz w:val="28"/>
-          <w:szCs w:val="28"/>
-        </w:rPr>
-        <w:t xml:space="preserve">) </w:t>
-      </w:r>
-      <w:proofErr w:type="spellStart"/>
-      <w:r>
-        <w:rPr>
-          <w:rFonts w:ascii="Nirmala UI" w:hAnsi="Nirmala UI" w:cs="Nirmala UI"/>
-          <w:sz w:val="28"/>
-          <w:szCs w:val="28"/>
-        </w:rPr>
-        <w:t>আকারে</w:t>
-      </w:r>
-      <w:proofErr w:type="spellEnd"/>
-      <w:r>
-        <w:rPr>
-          <w:sz w:val="28"/>
-          <w:szCs w:val="28"/>
-        </w:rPr>
-        <w:t xml:space="preserve"> </w:t>
-      </w:r>
-      <w:proofErr w:type="spellStart"/>
-      <w:r>
-        <w:rPr>
-          <w:rFonts w:ascii="Nirmala UI" w:hAnsi="Nirmala UI" w:cs="Nirmala UI"/>
-          <w:sz w:val="28"/>
-          <w:szCs w:val="28"/>
-        </w:rPr>
-        <w:t>থাকে</w:t>
-      </w:r>
-      <w:proofErr w:type="spellEnd"/>
-      <w:r>
-        <w:rPr>
-          <w:rFonts w:ascii="Nirmala UI" w:hAnsi="Nirmala UI" w:cs="Nirmala UI"/>
-          <w:sz w:val="28"/>
-          <w:szCs w:val="28"/>
-        </w:rPr>
-        <w:t>।</w:t>
-      </w:r>
-    </w:p>
-    <w:p>
-      <w:pPr>
-        <w:pStyle w:val="NormalWeb"/>
-        <w:rPr>
-          <w:sz w:val="28"/>
-          <w:szCs w:val="28"/>
-        </w:rPr>
-      </w:pPr>
-      <w:proofErr w:type="spellStart"/>
-      <w:r>
-        <w:rPr>
-          <w:rFonts w:ascii="Nirmala UI" w:hAnsi="Nirmala UI" w:cs="Nirmala UI"/>
-          <w:sz w:val="28"/>
-          <w:szCs w:val="28"/>
-        </w:rPr>
-        <w:t>উদাহরণ</w:t>
-      </w:r>
-      <w:proofErr w:type="spellEnd"/>
-      <w:r>
-        <w:rPr>
-          <w:sz w:val="28"/>
-          <w:szCs w:val="28"/>
-        </w:rPr>
-        <w:t>:</w:t>
-      </w:r>
-    </w:p>
-    <w:p>
-      <w:pPr>
-        <w:pStyle w:val="HTMLPreformatted"/>
-        <w:rPr>
-          <w:rFonts w:eastAsiaTheme="majorEastAsia"/>
-          <w:sz w:val="28"/>
-          <w:szCs w:val="28"/>
-        </w:rPr>
-      </w:pPr>
-      <w:r>
-        <w:rPr>
-          <w:rStyle w:val="HTMLCode"/>
-          <w:rFonts w:eastAsiaTheme="majorEastAsia"/>
-          <w:sz w:val="28"/>
-          <w:szCs w:val="28"/>
-        </w:rPr>
-        <w:t>10, 20, 30, 40, 50</w:t>
-      </w:r>
-    </w:p>
-    <w:p>
-      <w:pPr>
-        <w:pStyle w:val="Heading1"/>
-        <w:rPr>
-          <w:sz w:val="28"/>
-          <w:szCs w:val="28"/>
-        </w:rPr>
-      </w:pPr>
-      <w:r>
-        <w:rPr>
-          <w:sz w:val="28"/>
-          <w:szCs w:val="28"/>
-        </w:rPr>
-        <w:t>4. What is Primary Index and Secondary Index?</w:t>
-      </w:r>
-    </w:p>
-    <w:p>
-      <w:pPr>
-        <w:pStyle w:val="Heading2"/>
-        <w:rPr>
-          <w:sz w:val="28"/>
-          <w:szCs w:val="28"/>
-        </w:rPr>
-      </w:pPr>
-      <w:r>
-        <w:rPr>
-          <w:sz w:val="28"/>
-          <w:szCs w:val="28"/>
-        </w:rPr>
-        <w:t>Primary Index</w:t>
-      </w:r>
-    </w:p>
-    <w:p>
-      <w:pPr>
-        <w:pStyle w:val="Heading3"/>
-        <w:rPr>
-          <w:sz w:val="28"/>
-          <w:szCs w:val="28"/>
-        </w:rPr>
-      </w:pPr>
-      <w:r>
-        <w:rPr>
-          <w:sz w:val="28"/>
-          <w:szCs w:val="28"/>
-        </w:rPr>
-        <w:t>English</w:t>
-      </w:r>
-    </w:p>
-    <w:p>
-      <w:pPr>
-        <w:pStyle w:val="NormalWeb"/>
-        <w:rPr>
-          <w:sz w:val="28"/>
-          <w:szCs w:val="28"/>
-        </w:rPr>
-      </w:pPr>
-      <w:r>
-        <w:rPr>
-          <w:sz w:val="28"/>
-          <w:szCs w:val="28"/>
-        </w:rPr>
-        <w:t>A Primary Index is created on the attribute that determines the order of the file.</w:t>
-      </w:r>
-    </w:p>
-    <w:p>
-      <w:pPr>
-        <w:pStyle w:val="Heading3"/>
-        <w:rPr>
-          <w:sz w:val="28"/>
-          <w:szCs w:val="28"/>
-        </w:rPr>
-      </w:pPr>
-      <w:proofErr w:type="spellStart"/>
-      <w:r>
-        <w:rPr>
-          <w:rFonts w:ascii="Nirmala UI" w:hAnsi="Nirmala UI" w:cs="Nirmala UI"/>
-          <w:sz w:val="28"/>
-          <w:szCs w:val="28"/>
-        </w:rPr>
-        <w:t>বাংলা</w:t>
-      </w:r>
-      <w:proofErr w:type="spellEnd"/>
-    </w:p>
-    <w:p>
-      <w:pPr>
-        <w:pStyle w:val="NormalWeb"/>
-        <w:rPr>
-          <w:sz w:val="28"/>
-          <w:szCs w:val="28"/>
-        </w:rPr>
-      </w:pPr>
-      <w:proofErr w:type="spellStart"/>
-      <w:r>
-        <w:rPr>
-          <w:rFonts w:ascii="Nirmala UI" w:hAnsi="Nirmala UI" w:cs="Nirmala UI"/>
-          <w:sz w:val="28"/>
-          <w:szCs w:val="28"/>
-        </w:rPr>
-        <w:t>যে</w:t>
-      </w:r>
-      <w:proofErr w:type="spellEnd"/>
-      <w:r>
-        <w:rPr>
-          <w:sz w:val="28"/>
-          <w:szCs w:val="28"/>
-        </w:rPr>
-        <w:t xml:space="preserve"> attribute </w:t>
-      </w:r>
-      <w:proofErr w:type="spellStart"/>
-      <w:r>
-        <w:rPr>
-          <w:rFonts w:ascii="Nirmala UI" w:hAnsi="Nirmala UI" w:cs="Nirmala UI"/>
-          <w:sz w:val="28"/>
-          <w:szCs w:val="28"/>
-        </w:rPr>
-        <w:t>অনুযায়ী</w:t>
-      </w:r>
-      <w:proofErr w:type="spellEnd"/>
-      <w:r>
-        <w:rPr>
-          <w:sz w:val="28"/>
-          <w:szCs w:val="28"/>
-        </w:rPr>
-        <w:t xml:space="preserve"> data file </w:t>
-      </w:r>
-      <w:proofErr w:type="spellStart"/>
-      <w:r>
-        <w:rPr>
-          <w:rFonts w:ascii="Nirmala UI" w:hAnsi="Nirmala UI" w:cs="Nirmala UI"/>
-          <w:sz w:val="28"/>
-          <w:szCs w:val="28"/>
-        </w:rPr>
-        <w:t>সাজানো</w:t>
-      </w:r>
-      <w:proofErr w:type="spellEnd"/>
-      <w:r>
-        <w:rPr>
-          <w:sz w:val="28"/>
-          <w:szCs w:val="28"/>
-        </w:rPr>
-        <w:t xml:space="preserve"> </w:t>
-      </w:r>
-      <w:proofErr w:type="spellStart"/>
-      <w:r>
-        <w:rPr>
-          <w:rFonts w:ascii="Nirmala UI" w:hAnsi="Nirmala UI" w:cs="Nirmala UI"/>
-          <w:sz w:val="28"/>
-          <w:szCs w:val="28"/>
-        </w:rPr>
-        <w:t>থাকে</w:t>
-      </w:r>
-      <w:proofErr w:type="spellEnd"/>
-      <w:r>
-        <w:rPr>
-          <w:sz w:val="28"/>
-          <w:szCs w:val="28"/>
-        </w:rPr>
-        <w:t xml:space="preserve">, </w:t>
-      </w:r>
-      <w:proofErr w:type="spellStart"/>
-      <w:r>
-        <w:rPr>
-          <w:rFonts w:ascii="Nirmala UI" w:hAnsi="Nirmala UI" w:cs="Nirmala UI"/>
-          <w:sz w:val="28"/>
-          <w:szCs w:val="28"/>
-        </w:rPr>
-        <w:t>তার</w:t>
-      </w:r>
-      <w:proofErr w:type="spellEnd"/>
-      <w:r>
-        <w:rPr>
-          <w:sz w:val="28"/>
-          <w:szCs w:val="28"/>
-        </w:rPr>
-        <w:t xml:space="preserve"> </w:t>
-      </w:r>
-      <w:proofErr w:type="spellStart"/>
-      <w:r>
-        <w:rPr>
-          <w:rFonts w:ascii="Nirmala UI" w:hAnsi="Nirmala UI" w:cs="Nirmala UI"/>
-          <w:sz w:val="28"/>
-          <w:szCs w:val="28"/>
-        </w:rPr>
-        <w:t>উপর</w:t>
-      </w:r>
-      <w:proofErr w:type="spellEnd"/>
-      <w:r>
-        <w:rPr>
-          <w:sz w:val="28"/>
-          <w:szCs w:val="28"/>
-        </w:rPr>
-        <w:t xml:space="preserve"> </w:t>
-      </w:r>
-      <w:proofErr w:type="spellStart"/>
-      <w:r>
-        <w:rPr>
-          <w:rFonts w:ascii="Nirmala UI" w:hAnsi="Nirmala UI" w:cs="Nirmala UI"/>
-          <w:sz w:val="28"/>
-          <w:szCs w:val="28"/>
-        </w:rPr>
-        <w:t>তৈরি</w:t>
-      </w:r>
-      <w:proofErr w:type="spellEnd"/>
-      <w:r>
-        <w:rPr>
-          <w:sz w:val="28"/>
-          <w:szCs w:val="28"/>
-        </w:rPr>
-        <w:t xml:space="preserve"> index-</w:t>
-      </w:r>
-      <w:proofErr w:type="spellStart"/>
-      <w:r>
-        <w:rPr>
-          <w:rFonts w:ascii="Nirmala UI" w:hAnsi="Nirmala UI" w:cs="Nirmala UI"/>
-          <w:sz w:val="28"/>
-          <w:szCs w:val="28"/>
-        </w:rPr>
-        <w:t>কে</w:t>
-      </w:r>
-      <w:proofErr w:type="spellEnd"/>
-      <w:r>
-        <w:rPr>
-          <w:sz w:val="28"/>
-          <w:szCs w:val="28"/>
-        </w:rPr>
-        <w:t xml:space="preserve"> Primary Index </w:t>
-      </w:r>
-      <w:proofErr w:type="spellStart"/>
-      <w:r>
-        <w:rPr>
-          <w:rFonts w:ascii="Nirmala UI" w:hAnsi="Nirmala UI" w:cs="Nirmala UI"/>
-          <w:sz w:val="28"/>
-          <w:szCs w:val="28"/>
-        </w:rPr>
-        <w:t>বলে</w:t>
-      </w:r>
-      <w:proofErr w:type="spellEnd"/>
-      <w:r>
-        <w:rPr>
-          <w:rFonts w:ascii="Nirmala UI" w:hAnsi="Nirmala UI" w:cs="Nirmala UI"/>
-          <w:sz w:val="28"/>
-          <w:szCs w:val="28"/>
-        </w:rPr>
-        <w:t>।</w:t>
-      </w:r>
-    </w:p>
-    <w:p>
-      <w:pPr>
-        <w:pStyle w:val="Heading2"/>
-        <w:rPr>
-          <w:sz w:val="28"/>
-          <w:szCs w:val="28"/>
-        </w:rPr>
-      </w:pPr>
-      <w:r>
-        <w:rPr>
-          <w:sz w:val="28"/>
-          <w:szCs w:val="28"/>
-        </w:rPr>
-        <w:t>Secondary Index</w:t>
-      </w:r>
-    </w:p>
-    <w:p>
-      <w:pPr>
-        <w:pStyle w:val="Heading3"/>
-        <w:rPr>
-          <w:sz w:val="28"/>
-          <w:szCs w:val="28"/>
-        </w:rPr>
-      </w:pPr>
-      <w:r>
-        <w:rPr>
-          <w:sz w:val="28"/>
-          <w:szCs w:val="28"/>
-        </w:rPr>
-        <w:t>English</w:t>
-      </w:r>
-    </w:p>
-    <w:p>
-      <w:pPr>
-        <w:pStyle w:val="NormalWeb"/>
-        <w:rPr>
-          <w:sz w:val="28"/>
-          <w:szCs w:val="28"/>
-        </w:rPr>
-      </w:pPr>
-      <w:r>
-        <w:rPr>
-          <w:sz w:val="28"/>
-          <w:szCs w:val="28"/>
-        </w:rPr>
-        <w:t>A Secondary Index is created on an attribute that does not determine the file order.</w:t>
-      </w:r>
-    </w:p>
-    <w:p>
-      <w:pPr>
-        <w:pStyle w:val="Heading3"/>
-        <w:rPr>
-          <w:sz w:val="28"/>
-          <w:szCs w:val="28"/>
-        </w:rPr>
-      </w:pPr>
-      <w:proofErr w:type="spellStart"/>
-      <w:r>
-        <w:rPr>
-          <w:rFonts w:ascii="Nirmala UI" w:hAnsi="Nirmala UI" w:cs="Nirmala UI"/>
-          <w:sz w:val="28"/>
-          <w:szCs w:val="28"/>
-        </w:rPr>
-        <w:t>বাংলা</w:t>
-      </w:r>
-      <w:proofErr w:type="spellEnd"/>
-    </w:p>
-    <w:p>
-      <w:pPr>
-        <w:pStyle w:val="NormalWeb"/>
-        <w:rPr>
-          <w:sz w:val="28"/>
-          <w:szCs w:val="28"/>
-        </w:rPr>
-      </w:pPr>
-      <w:proofErr w:type="spellStart"/>
-      <w:r>
-        <w:rPr>
-          <w:rFonts w:ascii="Nirmala UI" w:hAnsi="Nirmala UI" w:cs="Nirmala UI"/>
-          <w:sz w:val="28"/>
-          <w:szCs w:val="28"/>
-        </w:rPr>
-        <w:lastRenderedPageBreak/>
-        <w:t>যে</w:t>
-      </w:r>
-      <w:proofErr w:type="spellEnd"/>
-      <w:r>
-        <w:rPr>
-          <w:sz w:val="28"/>
-          <w:szCs w:val="28"/>
-        </w:rPr>
-        <w:t xml:space="preserve"> attribute </w:t>
-      </w:r>
-      <w:proofErr w:type="spellStart"/>
-      <w:r>
-        <w:rPr>
-          <w:rFonts w:ascii="Nirmala UI" w:hAnsi="Nirmala UI" w:cs="Nirmala UI"/>
-          <w:sz w:val="28"/>
-          <w:szCs w:val="28"/>
-        </w:rPr>
-        <w:t>অনুযায়ী</w:t>
-      </w:r>
-      <w:proofErr w:type="spellEnd"/>
-      <w:r>
-        <w:rPr>
-          <w:sz w:val="28"/>
-          <w:szCs w:val="28"/>
-        </w:rPr>
-        <w:t xml:space="preserve"> data file </w:t>
-      </w:r>
-      <w:proofErr w:type="spellStart"/>
-      <w:r>
-        <w:rPr>
-          <w:rFonts w:ascii="Nirmala UI" w:hAnsi="Nirmala UI" w:cs="Nirmala UI"/>
-          <w:sz w:val="28"/>
-          <w:szCs w:val="28"/>
-        </w:rPr>
-        <w:t>সাজানো</w:t>
-      </w:r>
-      <w:proofErr w:type="spellEnd"/>
-      <w:r>
-        <w:rPr>
-          <w:sz w:val="28"/>
-          <w:szCs w:val="28"/>
-        </w:rPr>
-        <w:t xml:space="preserve"> </w:t>
-      </w:r>
-      <w:proofErr w:type="spellStart"/>
-      <w:r>
-        <w:rPr>
-          <w:rFonts w:ascii="Nirmala UI" w:hAnsi="Nirmala UI" w:cs="Nirmala UI"/>
-          <w:sz w:val="28"/>
-          <w:szCs w:val="28"/>
-        </w:rPr>
-        <w:t>থাকে</w:t>
-      </w:r>
-      <w:proofErr w:type="spellEnd"/>
-      <w:r>
-        <w:rPr>
-          <w:sz w:val="28"/>
-          <w:szCs w:val="28"/>
-        </w:rPr>
-        <w:t xml:space="preserve"> </w:t>
-      </w:r>
-      <w:proofErr w:type="spellStart"/>
-      <w:r>
-        <w:rPr>
-          <w:rFonts w:ascii="Nirmala UI" w:hAnsi="Nirmala UI" w:cs="Nirmala UI"/>
-          <w:sz w:val="28"/>
-          <w:szCs w:val="28"/>
-        </w:rPr>
-        <w:t>না</w:t>
-      </w:r>
-      <w:proofErr w:type="spellEnd"/>
-      <w:r>
-        <w:rPr>
-          <w:sz w:val="28"/>
-          <w:szCs w:val="28"/>
-        </w:rPr>
-        <w:t xml:space="preserve">, </w:t>
-      </w:r>
-      <w:proofErr w:type="spellStart"/>
-      <w:r>
-        <w:rPr>
-          <w:rFonts w:ascii="Nirmala UI" w:hAnsi="Nirmala UI" w:cs="Nirmala UI"/>
-          <w:sz w:val="28"/>
-          <w:szCs w:val="28"/>
-        </w:rPr>
-        <w:t>তার</w:t>
-      </w:r>
-      <w:proofErr w:type="spellEnd"/>
-      <w:r>
-        <w:rPr>
-          <w:sz w:val="28"/>
-          <w:szCs w:val="28"/>
-        </w:rPr>
-        <w:t xml:space="preserve"> </w:t>
-      </w:r>
-      <w:proofErr w:type="spellStart"/>
-      <w:r>
-        <w:rPr>
-          <w:rFonts w:ascii="Nirmala UI" w:hAnsi="Nirmala UI" w:cs="Nirmala UI"/>
-          <w:sz w:val="28"/>
-          <w:szCs w:val="28"/>
-        </w:rPr>
-        <w:t>উপর</w:t>
-      </w:r>
-      <w:proofErr w:type="spellEnd"/>
-      <w:r>
-        <w:rPr>
-          <w:sz w:val="28"/>
-          <w:szCs w:val="28"/>
-        </w:rPr>
-        <w:t xml:space="preserve"> </w:t>
-      </w:r>
-      <w:proofErr w:type="spellStart"/>
-      <w:r>
-        <w:rPr>
-          <w:rFonts w:ascii="Nirmala UI" w:hAnsi="Nirmala UI" w:cs="Nirmala UI"/>
-          <w:sz w:val="28"/>
-          <w:szCs w:val="28"/>
-        </w:rPr>
-        <w:t>তৈরি</w:t>
-      </w:r>
-      <w:proofErr w:type="spellEnd"/>
-      <w:r>
-        <w:rPr>
-          <w:sz w:val="28"/>
-          <w:szCs w:val="28"/>
-        </w:rPr>
-        <w:t xml:space="preserve"> index-</w:t>
-      </w:r>
-      <w:proofErr w:type="spellStart"/>
-      <w:r>
-        <w:rPr>
-          <w:rFonts w:ascii="Nirmala UI" w:hAnsi="Nirmala UI" w:cs="Nirmala UI"/>
-          <w:sz w:val="28"/>
-          <w:szCs w:val="28"/>
-        </w:rPr>
-        <w:t>কে</w:t>
-      </w:r>
-      <w:proofErr w:type="spellEnd"/>
-      <w:r>
-        <w:rPr>
-          <w:sz w:val="28"/>
-          <w:szCs w:val="28"/>
-        </w:rPr>
-        <w:t xml:space="preserve"> Secondary Index </w:t>
-      </w:r>
-      <w:proofErr w:type="spellStart"/>
-      <w:r>
-        <w:rPr>
-          <w:rFonts w:ascii="Nirmala UI" w:hAnsi="Nirmala UI" w:cs="Nirmala UI"/>
-          <w:sz w:val="28"/>
-          <w:szCs w:val="28"/>
-        </w:rPr>
-        <w:t>বলে</w:t>
-      </w:r>
-      <w:proofErr w:type="spellEnd"/>
-      <w:r>
-        <w:rPr>
-          <w:rFonts w:ascii="Nirmala UI" w:hAnsi="Nirmala UI" w:cs="Nirmala UI"/>
-          <w:sz w:val="28"/>
-          <w:szCs w:val="28"/>
-        </w:rPr>
-        <w:t>।</w:t>
-      </w:r>
-    </w:p>
-    <w:p>
-      <w:pPr>
-        <w:rPr>
-          <w:sz w:val="28"/>
-          <w:szCs w:val="28"/>
-        </w:rPr>
-      </w:pPr>
-      <w:r>
-        <w:rPr>
-          <w:sz w:val="28"/>
-          <w:szCs w:val="28"/>
-        </w:rPr>
-        <w:pict>
-          <v:rect id="_x0000_i1032" style="width:0;height:1.5pt" o:hralign="center" o:hrstd="t" o:hr="t" fillcolor="#a0a0a0" stroked="f"/>
-        </w:pict>
-      </w:r>
-    </w:p>
-    <w:p>
-      <w:pPr>
-        <w:pStyle w:val="Heading1"/>
-        <w:rPr>
-          <w:sz w:val="28"/>
-          <w:szCs w:val="28"/>
-        </w:rPr>
-      </w:pPr>
-      <w:r>
-        <w:rPr>
-          <w:sz w:val="28"/>
-          <w:szCs w:val="28"/>
-        </w:rPr>
-        <w:t>5. Difference Between Primary Index and Secondary Index</w:t>
-      </w:r>
-    </w:p>
-    <w:tbl>
-      <w:tblPr>
-        <w:tblW w:w="0" w:type="auto"/>
-        <w:tblCellSpacing w:w="15" w:type="dxa"/>
-        <w:tblCellMar>
-          <w:top w:w="15" w:type="dxa"/>
-          <w:left w:w="15" w:type="dxa"/>
-          <w:bottom w:w="15" w:type="dxa"/>
-          <w:right w:w="15" w:type="dxa"/>
-        </w:tblCellMar>
-        <w:tblLook w:val="04A0" w:firstRow="1" w:lastRow="0" w:firstColumn="1" w:lastColumn="0" w:noHBand="0" w:noVBand="1"/>
-      </w:tblPr>
-      <w:tblGrid>
-        <w:gridCol w:w="3214"/>
-        <w:gridCol w:w="3687"/>
-      </w:tblGrid>
-      <w:tr>
-        <w:trPr>
-          <w:tblHeader/>
-          <w:tblCellSpacing w:w="15" w:type="dxa"/>
-        </w:trPr>
-        <w:tc>
-          <w:tcPr>
-            <w:tcW w:w="0" w:type="auto"/>
-            <w:vAlign w:val="center"/>
-            <w:hideMark/>
-          </w:tcPr>
-          <w:p>
-            <w:pPr>
-              <w:jc w:val="center"/>
-              <w:rPr>
-                <w:b/>
-                <w:bCs/>
-                <w:sz w:val="28"/>
-                <w:szCs w:val="28"/>
-              </w:rPr>
-            </w:pPr>
-            <w:r>
-              <w:rPr>
-                <w:b/>
-                <w:bCs/>
-                <w:sz w:val="28"/>
-                <w:szCs w:val="28"/>
-              </w:rPr>
-              <w:t>Primary Index</w:t>
-            </w:r>
-          </w:p>
-        </w:tc>
-        <w:tc>
-          <w:tcPr>
-            <w:tcW w:w="0" w:type="auto"/>
-            <w:vAlign w:val="center"/>
-            <w:hideMark/>
-          </w:tcPr>
-          <w:p>
-            <w:pPr>
-              <w:jc w:val="center"/>
-              <w:rPr>
-                <w:b/>
-                <w:bCs/>
-                <w:sz w:val="28"/>
-                <w:szCs w:val="28"/>
-              </w:rPr>
-            </w:pPr>
-            <w:r>
-              <w:rPr>
-                <w:b/>
-                <w:bCs/>
-                <w:sz w:val="28"/>
-                <w:szCs w:val="28"/>
-              </w:rPr>
-              <w:t>Secondary Index</w:t>
-            </w:r>
-          </w:p>
-        </w:tc>
-      </w:tr>
-      <w:tr>
-        <w:trPr>
-          <w:tblCellSpacing w:w="15" w:type="dxa"/>
-        </w:trPr>
-        <w:tc>
-          <w:tcPr>
-            <w:tcW w:w="0" w:type="auto"/>
-            <w:vAlign w:val="center"/>
-            <w:hideMark/>
-          </w:tcPr>
-          <w:p>
-            <w:pPr>
-              <w:rPr>
-                <w:sz w:val="28"/>
-                <w:szCs w:val="28"/>
-              </w:rPr>
-            </w:pPr>
-            <w:r>
-              <w:rPr>
-                <w:sz w:val="28"/>
-                <w:szCs w:val="28"/>
-              </w:rPr>
-              <w:t>Defines file order</w:t>
-            </w:r>
-          </w:p>
-        </w:tc>
-        <w:tc>
-          <w:tcPr>
-            <w:tcW w:w="0" w:type="auto"/>
-            <w:vAlign w:val="center"/>
-            <w:hideMark/>
-          </w:tcPr>
-          <w:p>
-            <w:pPr>
-              <w:rPr>
-                <w:sz w:val="28"/>
-                <w:szCs w:val="28"/>
-              </w:rPr>
-            </w:pPr>
-            <w:r>
-              <w:rPr>
-                <w:sz w:val="28"/>
-                <w:szCs w:val="28"/>
-              </w:rPr>
-              <w:t>Does not define file order</w:t>
-            </w:r>
-          </w:p>
-        </w:tc>
-      </w:tr>
-      <w:tr>
-        <w:trPr>
-          <w:tblCellSpacing w:w="15" w:type="dxa"/>
-        </w:trPr>
-        <w:tc>
-          <w:tcPr>
-            <w:tcW w:w="0" w:type="auto"/>
-            <w:vAlign w:val="center"/>
-            <w:hideMark/>
-          </w:tcPr>
-          <w:p>
-            <w:pPr>
-              <w:rPr>
-                <w:sz w:val="28"/>
-                <w:szCs w:val="28"/>
-              </w:rPr>
-            </w:pPr>
-            <w:r>
-              <w:rPr>
-                <w:sz w:val="28"/>
-                <w:szCs w:val="28"/>
-              </w:rPr>
-              <w:t>Only one can exist</w:t>
-            </w:r>
-          </w:p>
-        </w:tc>
-        <w:tc>
-          <w:tcPr>
-            <w:tcW w:w="0" w:type="auto"/>
-            <w:vAlign w:val="center"/>
-            <w:hideMark/>
-          </w:tcPr>
-          <w:p>
-            <w:pPr>
-              <w:rPr>
-                <w:sz w:val="28"/>
-                <w:szCs w:val="28"/>
-              </w:rPr>
-            </w:pPr>
-            <w:r>
-              <w:rPr>
-                <w:sz w:val="28"/>
-                <w:szCs w:val="28"/>
-              </w:rPr>
-              <w:t>Many can exist</w:t>
-            </w:r>
-          </w:p>
-        </w:tc>
-      </w:tr>
-      <w:tr>
-        <w:trPr>
-          <w:tblCellSpacing w:w="15" w:type="dxa"/>
-        </w:trPr>
-        <w:tc>
-          <w:tcPr>
-            <w:tcW w:w="0" w:type="auto"/>
-            <w:vAlign w:val="center"/>
-            <w:hideMark/>
-          </w:tcPr>
-          <w:p>
-            <w:pPr>
-              <w:rPr>
-                <w:sz w:val="28"/>
-                <w:szCs w:val="28"/>
-              </w:rPr>
-            </w:pPr>
-            <w:r>
-              <w:rPr>
-                <w:sz w:val="28"/>
-                <w:szCs w:val="28"/>
-              </w:rPr>
-              <w:t>Can be Dense or Sparse</w:t>
-            </w:r>
-          </w:p>
-        </w:tc>
-        <w:tc>
-          <w:tcPr>
-            <w:tcW w:w="0" w:type="auto"/>
-            <w:vAlign w:val="center"/>
-            <w:hideMark/>
-          </w:tcPr>
-          <w:p>
-            <w:pPr>
-              <w:rPr>
-                <w:sz w:val="28"/>
-                <w:szCs w:val="28"/>
-              </w:rPr>
-            </w:pPr>
-            <w:r>
-              <w:rPr>
-                <w:sz w:val="28"/>
-                <w:szCs w:val="28"/>
-              </w:rPr>
-              <w:t>Always Dense</w:t>
-            </w:r>
-          </w:p>
-        </w:tc>
-      </w:tr>
-      <w:tr>
-        <w:trPr>
-          <w:tblCellSpacing w:w="15" w:type="dxa"/>
-        </w:trPr>
-        <w:tc>
-          <w:tcPr>
-            <w:tcW w:w="0" w:type="auto"/>
-            <w:vAlign w:val="center"/>
-            <w:hideMark/>
-          </w:tcPr>
-          <w:p>
-            <w:pPr>
-              <w:rPr>
-                <w:sz w:val="28"/>
-                <w:szCs w:val="28"/>
-              </w:rPr>
-            </w:pPr>
-            <w:r>
-              <w:rPr>
-                <w:sz w:val="28"/>
-                <w:szCs w:val="28"/>
-              </w:rPr>
-              <w:t>Faster for sequential access</w:t>
-            </w:r>
-          </w:p>
-        </w:tc>
-        <w:tc>
-          <w:tcPr>
-            <w:tcW w:w="0" w:type="auto"/>
-            <w:vAlign w:val="center"/>
-            <w:hideMark/>
-          </w:tcPr>
-          <w:p>
-            <w:pPr>
-              <w:rPr>
-                <w:sz w:val="28"/>
-                <w:szCs w:val="28"/>
-              </w:rPr>
-            </w:pPr>
-            <w:r>
-              <w:rPr>
-                <w:sz w:val="28"/>
-                <w:szCs w:val="28"/>
-              </w:rPr>
-              <w:t>Faster for searching other fields</w:t>
-            </w:r>
-          </w:p>
-        </w:tc>
-      </w:tr>
-    </w:tbl>
-    <w:p>
-      <w:pPr>
-        <w:pStyle w:val="Heading3"/>
-        <w:rPr>
-          <w:sz w:val="28"/>
-          <w:szCs w:val="28"/>
-        </w:rPr>
-      </w:pPr>
-      <w:proofErr w:type="spellStart"/>
-      <w:r>
-        <w:rPr>
-          <w:rFonts w:ascii="Nirmala UI" w:hAnsi="Nirmala UI" w:cs="Nirmala UI"/>
-          <w:sz w:val="28"/>
-          <w:szCs w:val="28"/>
-        </w:rPr>
-        <w:t>বাংলায়</w:t>
-      </w:r>
-      <w:proofErr w:type="spellEnd"/>
-    </w:p>
-    <w:tbl>
-      <w:tblPr>
-        <w:tblW w:w="0" w:type="auto"/>
-        <w:tblCellSpacing w:w="15" w:type="dxa"/>
-        <w:tblCellMar>
-          <w:top w:w="15" w:type="dxa"/>
-          <w:left w:w="15" w:type="dxa"/>
-          <w:bottom w:w="15" w:type="dxa"/>
-          <w:right w:w="15" w:type="dxa"/>
-        </w:tblCellMar>
-        <w:tblLook w:val="04A0" w:firstRow="1" w:lastRow="0" w:firstColumn="1" w:lastColumn="0" w:noHBand="0" w:noVBand="1"/>
-      </w:tblPr>
-      <w:tblGrid>
-        <w:gridCol w:w="3130"/>
-        <w:gridCol w:w="3456"/>
-      </w:tblGrid>
-      <w:tr>
-        <w:trPr>
-          <w:tblHeader/>
-          <w:tblCellSpacing w:w="15" w:type="dxa"/>
-        </w:trPr>
-        <w:tc>
-          <w:tcPr>
-            <w:tcW w:w="0" w:type="auto"/>
-            <w:vAlign w:val="center"/>
-            <w:hideMark/>
-          </w:tcPr>
-          <w:p>
-            <w:pPr>
-              <w:jc w:val="center"/>
-              <w:rPr>
-                <w:b/>
-                <w:bCs/>
-                <w:sz w:val="28"/>
-                <w:szCs w:val="28"/>
-              </w:rPr>
-            </w:pPr>
-            <w:r>
-              <w:rPr>
-                <w:b/>
-                <w:bCs/>
-                <w:sz w:val="28"/>
-                <w:szCs w:val="28"/>
-              </w:rPr>
-              <w:t>Primary Index</w:t>
-            </w:r>
-          </w:p>
-        </w:tc>
-        <w:tc>
-          <w:tcPr>
-            <w:tcW w:w="0" w:type="auto"/>
-            <w:vAlign w:val="center"/>
-            <w:hideMark/>
-          </w:tcPr>
-          <w:p>
-            <w:pPr>
-              <w:jc w:val="center"/>
-              <w:rPr>
-                <w:b/>
-                <w:bCs/>
-                <w:sz w:val="28"/>
-                <w:szCs w:val="28"/>
-              </w:rPr>
-            </w:pPr>
-            <w:r>
-              <w:rPr>
-                <w:b/>
-                <w:bCs/>
-                <w:sz w:val="28"/>
-                <w:szCs w:val="28"/>
-              </w:rPr>
-              <w:t>Secondary Index</w:t>
-            </w:r>
-          </w:p>
-        </w:tc>
-      </w:tr>
-      <w:tr>
-        <w:trPr>
-          <w:tblCellSpacing w:w="15" w:type="dxa"/>
-        </w:trPr>
-        <w:tc>
-          <w:tcPr>
-            <w:tcW w:w="0" w:type="auto"/>
-            <w:vAlign w:val="center"/>
-            <w:hideMark/>
-          </w:tcPr>
-          <w:p>
-            <w:pPr>
-              <w:rPr>
-                <w:sz w:val="28"/>
-                <w:szCs w:val="28"/>
-              </w:rPr>
-            </w:pPr>
-            <w:proofErr w:type="spellStart"/>
-            <w:r>
-              <w:rPr>
-                <w:rFonts w:ascii="Nirmala UI" w:hAnsi="Nirmala UI" w:cs="Nirmala UI"/>
-                <w:sz w:val="28"/>
-                <w:szCs w:val="28"/>
-              </w:rPr>
-              <w:t>ফাইলের</w:t>
-            </w:r>
-            <w:proofErr w:type="spellEnd"/>
-            <w:r>
-              <w:rPr>
-                <w:sz w:val="28"/>
-                <w:szCs w:val="28"/>
-              </w:rPr>
-              <w:t xml:space="preserve"> </w:t>
-            </w:r>
-            <w:proofErr w:type="spellStart"/>
-            <w:r>
-              <w:rPr>
-                <w:rFonts w:ascii="Nirmala UI" w:hAnsi="Nirmala UI" w:cs="Nirmala UI"/>
-                <w:sz w:val="28"/>
-                <w:szCs w:val="28"/>
-              </w:rPr>
-              <w:t>ক্রম</w:t>
-            </w:r>
-            <w:proofErr w:type="spellEnd"/>
-            <w:r>
-              <w:rPr>
-                <w:sz w:val="28"/>
-                <w:szCs w:val="28"/>
-              </w:rPr>
-              <w:t xml:space="preserve"> </w:t>
-            </w:r>
-            <w:proofErr w:type="spellStart"/>
-            <w:r>
-              <w:rPr>
-                <w:rFonts w:ascii="Nirmala UI" w:hAnsi="Nirmala UI" w:cs="Nirmala UI"/>
-                <w:sz w:val="28"/>
-                <w:szCs w:val="28"/>
-              </w:rPr>
-              <w:t>নির্ধারণ</w:t>
-            </w:r>
-            <w:proofErr w:type="spellEnd"/>
-            <w:r>
-              <w:rPr>
-                <w:sz w:val="28"/>
-                <w:szCs w:val="28"/>
-              </w:rPr>
-              <w:t xml:space="preserve"> </w:t>
-            </w:r>
-            <w:proofErr w:type="spellStart"/>
-            <w:r>
-              <w:rPr>
-                <w:rFonts w:ascii="Nirmala UI" w:hAnsi="Nirmala UI" w:cs="Nirmala UI"/>
-                <w:sz w:val="28"/>
-                <w:szCs w:val="28"/>
-              </w:rPr>
-              <w:t>করে</w:t>
-            </w:r>
-            <w:proofErr w:type="spellEnd"/>
-          </w:p>
-        </w:tc>
-        <w:tc>
-          <w:tcPr>
-            <w:tcW w:w="0" w:type="auto"/>
-            <w:vAlign w:val="center"/>
-            <w:hideMark/>
-          </w:tcPr>
-          <w:p>
-            <w:pPr>
-              <w:rPr>
-                <w:sz w:val="28"/>
-                <w:szCs w:val="28"/>
-              </w:rPr>
-            </w:pPr>
-            <w:proofErr w:type="spellStart"/>
-            <w:r>
-              <w:rPr>
-                <w:rFonts w:ascii="Nirmala UI" w:hAnsi="Nirmala UI" w:cs="Nirmala UI"/>
-                <w:sz w:val="28"/>
-                <w:szCs w:val="28"/>
-              </w:rPr>
-              <w:t>ফাইলের</w:t>
-            </w:r>
-            <w:proofErr w:type="spellEnd"/>
-            <w:r>
-              <w:rPr>
-                <w:sz w:val="28"/>
-                <w:szCs w:val="28"/>
-              </w:rPr>
-              <w:t xml:space="preserve"> </w:t>
-            </w:r>
-            <w:proofErr w:type="spellStart"/>
-            <w:r>
-              <w:rPr>
-                <w:rFonts w:ascii="Nirmala UI" w:hAnsi="Nirmala UI" w:cs="Nirmala UI"/>
-                <w:sz w:val="28"/>
-                <w:szCs w:val="28"/>
-              </w:rPr>
-              <w:t>ক্রম</w:t>
-            </w:r>
-            <w:proofErr w:type="spellEnd"/>
-            <w:r>
-              <w:rPr>
-                <w:sz w:val="28"/>
-                <w:szCs w:val="28"/>
-              </w:rPr>
-              <w:t xml:space="preserve"> </w:t>
-            </w:r>
-            <w:proofErr w:type="spellStart"/>
-            <w:r>
-              <w:rPr>
-                <w:rFonts w:ascii="Nirmala UI" w:hAnsi="Nirmala UI" w:cs="Nirmala UI"/>
-                <w:sz w:val="28"/>
-                <w:szCs w:val="28"/>
-              </w:rPr>
-              <w:t>নির্ধারণ</w:t>
-            </w:r>
-            <w:proofErr w:type="spellEnd"/>
-            <w:r>
-              <w:rPr>
-                <w:sz w:val="28"/>
-                <w:szCs w:val="28"/>
-              </w:rPr>
-              <w:t xml:space="preserve"> </w:t>
-            </w:r>
-            <w:proofErr w:type="spellStart"/>
-            <w:r>
-              <w:rPr>
-                <w:rFonts w:ascii="Nirmala UI" w:hAnsi="Nirmala UI" w:cs="Nirmala UI"/>
-                <w:sz w:val="28"/>
-                <w:szCs w:val="28"/>
-              </w:rPr>
-              <w:t>করে</w:t>
-            </w:r>
-            <w:proofErr w:type="spellEnd"/>
-            <w:r>
-              <w:rPr>
-                <w:sz w:val="28"/>
-                <w:szCs w:val="28"/>
-              </w:rPr>
-              <w:t xml:space="preserve"> </w:t>
-            </w:r>
-            <w:proofErr w:type="spellStart"/>
-            <w:r>
-              <w:rPr>
-                <w:rFonts w:ascii="Nirmala UI" w:hAnsi="Nirmala UI" w:cs="Nirmala UI"/>
-                <w:sz w:val="28"/>
-                <w:szCs w:val="28"/>
-              </w:rPr>
-              <w:t>না</w:t>
-            </w:r>
-            <w:proofErr w:type="spellEnd"/>
-          </w:p>
-        </w:tc>
-      </w:tr>
-      <w:tr>
-        <w:trPr>
-          <w:tblCellSpacing w:w="15" w:type="dxa"/>
-        </w:trPr>
-        <w:tc>
-          <w:tcPr>
-            <w:tcW w:w="0" w:type="auto"/>
-            <w:vAlign w:val="center"/>
-            <w:hideMark/>
-          </w:tcPr>
-          <w:p>
-            <w:pPr>
-              <w:rPr>
-                <w:sz w:val="28"/>
-                <w:szCs w:val="28"/>
-              </w:rPr>
-            </w:pPr>
-            <w:proofErr w:type="spellStart"/>
-            <w:r>
-              <w:rPr>
-                <w:rFonts w:ascii="Nirmala UI" w:hAnsi="Nirmala UI" w:cs="Nirmala UI"/>
-                <w:sz w:val="28"/>
-                <w:szCs w:val="28"/>
-              </w:rPr>
-              <w:t>একটিই</w:t>
-            </w:r>
-            <w:proofErr w:type="spellEnd"/>
-            <w:r>
-              <w:rPr>
-                <w:sz w:val="28"/>
-                <w:szCs w:val="28"/>
-              </w:rPr>
-              <w:t xml:space="preserve"> </w:t>
-            </w:r>
-            <w:proofErr w:type="spellStart"/>
-            <w:r>
-              <w:rPr>
-                <w:rFonts w:ascii="Nirmala UI" w:hAnsi="Nirmala UI" w:cs="Nirmala UI"/>
-                <w:sz w:val="28"/>
-                <w:szCs w:val="28"/>
-              </w:rPr>
-              <w:t>থাকে</w:t>
-            </w:r>
-            <w:proofErr w:type="spellEnd"/>
-          </w:p>
-        </w:tc>
-        <w:tc>
-          <w:tcPr>
-            <w:tcW w:w="0" w:type="auto"/>
-            <w:vAlign w:val="center"/>
-            <w:hideMark/>
-          </w:tcPr>
-          <w:p>
-            <w:pPr>
-              <w:rPr>
-                <w:sz w:val="28"/>
-                <w:szCs w:val="28"/>
-              </w:rPr>
-            </w:pPr>
-            <w:proofErr w:type="spellStart"/>
-            <w:r>
-              <w:rPr>
-                <w:rFonts w:ascii="Nirmala UI" w:hAnsi="Nirmala UI" w:cs="Nirmala UI"/>
-                <w:sz w:val="28"/>
-                <w:szCs w:val="28"/>
-              </w:rPr>
-              <w:t>একাধিক</w:t>
-            </w:r>
-            <w:proofErr w:type="spellEnd"/>
-            <w:r>
-              <w:rPr>
-                <w:sz w:val="28"/>
-                <w:szCs w:val="28"/>
-              </w:rPr>
-              <w:t xml:space="preserve"> </w:t>
-            </w:r>
-            <w:proofErr w:type="spellStart"/>
-            <w:r>
-              <w:rPr>
-                <w:rFonts w:ascii="Nirmala UI" w:hAnsi="Nirmala UI" w:cs="Nirmala UI"/>
-                <w:sz w:val="28"/>
-                <w:szCs w:val="28"/>
-              </w:rPr>
-              <w:t>থাকতে</w:t>
-            </w:r>
-            <w:proofErr w:type="spellEnd"/>
-            <w:r>
-              <w:rPr>
-                <w:sz w:val="28"/>
-                <w:szCs w:val="28"/>
-              </w:rPr>
-              <w:t xml:space="preserve"> </w:t>
-            </w:r>
-            <w:proofErr w:type="spellStart"/>
-            <w:r>
-              <w:rPr>
-                <w:rFonts w:ascii="Nirmala UI" w:hAnsi="Nirmala UI" w:cs="Nirmala UI"/>
-                <w:sz w:val="28"/>
-                <w:szCs w:val="28"/>
-              </w:rPr>
-              <w:t>পারে</w:t>
-            </w:r>
-            <w:proofErr w:type="spellEnd"/>
-          </w:p>
-        </w:tc>
-      </w:tr>
-      <w:tr>
-        <w:trPr>
-          <w:tblCellSpacing w:w="15" w:type="dxa"/>
-        </w:trPr>
-        <w:tc>
-          <w:tcPr>
-            <w:tcW w:w="0" w:type="auto"/>
-            <w:vAlign w:val="center"/>
-            <w:hideMark/>
-          </w:tcPr>
-          <w:p>
-            <w:pPr>
-              <w:rPr>
-                <w:sz w:val="28"/>
-                <w:szCs w:val="28"/>
-              </w:rPr>
-            </w:pPr>
-            <w:r>
-              <w:rPr>
-                <w:sz w:val="28"/>
-                <w:szCs w:val="28"/>
-              </w:rPr>
-              <w:t xml:space="preserve">Dense </w:t>
-            </w:r>
-            <w:proofErr w:type="spellStart"/>
-            <w:r>
-              <w:rPr>
-                <w:rFonts w:ascii="Nirmala UI" w:hAnsi="Nirmala UI" w:cs="Nirmala UI"/>
-                <w:sz w:val="28"/>
-                <w:szCs w:val="28"/>
-              </w:rPr>
-              <w:t>বা</w:t>
-            </w:r>
-            <w:proofErr w:type="spellEnd"/>
-            <w:r>
-              <w:rPr>
-                <w:sz w:val="28"/>
-                <w:szCs w:val="28"/>
-              </w:rPr>
-              <w:t xml:space="preserve"> Sparse </w:t>
-            </w:r>
-            <w:proofErr w:type="spellStart"/>
-            <w:r>
-              <w:rPr>
-                <w:rFonts w:ascii="Nirmala UI" w:hAnsi="Nirmala UI" w:cs="Nirmala UI"/>
-                <w:sz w:val="28"/>
-                <w:szCs w:val="28"/>
-              </w:rPr>
-              <w:t>হতে</w:t>
-            </w:r>
-            <w:proofErr w:type="spellEnd"/>
-            <w:r>
-              <w:rPr>
-                <w:sz w:val="28"/>
-                <w:szCs w:val="28"/>
-              </w:rPr>
-              <w:t xml:space="preserve"> </w:t>
-            </w:r>
-            <w:proofErr w:type="spellStart"/>
-            <w:r>
-              <w:rPr>
-                <w:rFonts w:ascii="Nirmala UI" w:hAnsi="Nirmala UI" w:cs="Nirmala UI"/>
-                <w:sz w:val="28"/>
-                <w:szCs w:val="28"/>
-              </w:rPr>
-              <w:t>পারে</w:t>
-            </w:r>
-            <w:proofErr w:type="spellEnd"/>
-          </w:p>
-        </w:tc>
-        <w:tc>
-          <w:tcPr>
-            <w:tcW w:w="0" w:type="auto"/>
-            <w:vAlign w:val="center"/>
-            <w:hideMark/>
-          </w:tcPr>
-          <w:p>
-            <w:pPr>
-              <w:rPr>
-                <w:sz w:val="28"/>
-                <w:szCs w:val="28"/>
-              </w:rPr>
-            </w:pPr>
-            <w:proofErr w:type="spellStart"/>
-            <w:r>
-              <w:rPr>
-                <w:rFonts w:ascii="Nirmala UI" w:hAnsi="Nirmala UI" w:cs="Nirmala UI"/>
-                <w:sz w:val="28"/>
-                <w:szCs w:val="28"/>
-              </w:rPr>
-              <w:t>সবসময়</w:t>
-            </w:r>
-            <w:proofErr w:type="spellEnd"/>
-            <w:r>
-              <w:rPr>
-                <w:sz w:val="28"/>
-                <w:szCs w:val="28"/>
-              </w:rPr>
-              <w:t xml:space="preserve"> Dense</w:t>
-            </w:r>
-          </w:p>
-        </w:tc>
-      </w:tr>
-      <w:tr>
-        <w:trPr>
-          <w:tblCellSpacing w:w="15" w:type="dxa"/>
-        </w:trPr>
-        <w:tc>
-          <w:tcPr>
-            <w:tcW w:w="0" w:type="auto"/>
-            <w:vAlign w:val="center"/>
-            <w:hideMark/>
-          </w:tcPr>
-          <w:p>
-            <w:pPr>
-              <w:rPr>
-                <w:sz w:val="28"/>
-                <w:szCs w:val="28"/>
-              </w:rPr>
-            </w:pPr>
-            <w:r>
-              <w:rPr>
-                <w:sz w:val="28"/>
-                <w:szCs w:val="28"/>
-              </w:rPr>
-              <w:t xml:space="preserve">Sequential access </w:t>
-            </w:r>
-            <w:proofErr w:type="spellStart"/>
-            <w:r>
-              <w:rPr>
-                <w:rFonts w:ascii="Nirmala UI" w:hAnsi="Nirmala UI" w:cs="Nirmala UI"/>
-                <w:sz w:val="28"/>
-                <w:szCs w:val="28"/>
-              </w:rPr>
-              <w:t>দ্রুত</w:t>
-            </w:r>
-            <w:proofErr w:type="spellEnd"/>
-          </w:p>
-        </w:tc>
-        <w:tc>
-          <w:tcPr>
-            <w:tcW w:w="0" w:type="auto"/>
-            <w:vAlign w:val="center"/>
-            <w:hideMark/>
-          </w:tcPr>
-          <w:p>
-            <w:pPr>
-              <w:rPr>
-                <w:sz w:val="28"/>
-                <w:szCs w:val="28"/>
-              </w:rPr>
-            </w:pPr>
-            <w:proofErr w:type="spellStart"/>
-            <w:r>
-              <w:rPr>
-                <w:rFonts w:ascii="Nirmala UI" w:hAnsi="Nirmala UI" w:cs="Nirmala UI"/>
-                <w:sz w:val="28"/>
-                <w:szCs w:val="28"/>
-              </w:rPr>
-              <w:t>অন্যান্য</w:t>
-            </w:r>
-            <w:proofErr w:type="spellEnd"/>
-            <w:r>
-              <w:rPr>
-                <w:sz w:val="28"/>
-                <w:szCs w:val="28"/>
-              </w:rPr>
-              <w:t xml:space="preserve"> field search </w:t>
-            </w:r>
-            <w:proofErr w:type="spellStart"/>
-            <w:r>
-              <w:rPr>
-                <w:rFonts w:ascii="Nirmala UI" w:hAnsi="Nirmala UI" w:cs="Nirmala UI"/>
-                <w:sz w:val="28"/>
-                <w:szCs w:val="28"/>
-              </w:rPr>
-              <w:t>দ্রুত</w:t>
-            </w:r>
-            <w:proofErr w:type="spellEnd"/>
-          </w:p>
-        </w:tc>
-      </w:tr>
-    </w:tbl>
-    <w:p>
-      <w:pPr>
-        <w:rPr>
-          <w:sz w:val="28"/>
-          <w:szCs w:val="28"/>
-        </w:rPr>
-      </w:pPr>
-    </w:p>
-    <w:p>
-      <w:pPr>
-        <w:pStyle w:val="Heading1"/>
-        <w:rPr>
-          <w:sz w:val="28"/>
-          <w:szCs w:val="28"/>
-        </w:rPr>
-      </w:pPr>
-      <w:r>
-        <w:rPr>
-          <w:sz w:val="28"/>
-          <w:szCs w:val="28"/>
-        </w:rPr>
-        <w:t>6. What is B+ Tree?</w:t>
-      </w:r>
-    </w:p>
-    <w:p>
-      <w:pPr>
-        <w:pStyle w:val="Heading3"/>
-        <w:rPr>
-          <w:sz w:val="28"/>
-          <w:szCs w:val="28"/>
-        </w:rPr>
-      </w:pPr>
-      <w:r>
-        <w:rPr>
-          <w:sz w:val="28"/>
-          <w:szCs w:val="28"/>
-        </w:rPr>
-        <w:t>English</w:t>
-      </w:r>
-    </w:p>
-    <w:p>
-      <w:pPr>
-        <w:pStyle w:val="NormalWeb"/>
-        <w:rPr>
-          <w:sz w:val="28"/>
-          <w:szCs w:val="28"/>
-        </w:rPr>
-      </w:pPr>
-      <w:r>
-        <w:rPr>
-          <w:sz w:val="28"/>
-          <w:szCs w:val="28"/>
-        </w:rPr>
-        <w:t>B+ Tree is a balanced indexing tree used in databases.</w:t>
-      </w:r>
-    </w:p>
-    <w:p>
-      <w:pPr>
-        <w:pStyle w:val="NormalWeb"/>
-        <w:numPr>
-          <w:ilvl w:val="0"/>
-          <w:numId w:val="11"/>
-        </w:numPr>
-        <w:rPr>
-          <w:sz w:val="28"/>
-          <w:szCs w:val="28"/>
-        </w:rPr>
-      </w:pPr>
-      <w:r>
-        <w:rPr>
-          <w:sz w:val="28"/>
-          <w:szCs w:val="28"/>
-        </w:rPr>
-        <w:t>All leaf nodes are at the same level.</w:t>
-      </w:r>
-    </w:p>
-    <w:p>
-      <w:pPr>
-        <w:pStyle w:val="NormalWeb"/>
-        <w:numPr>
-          <w:ilvl w:val="0"/>
-          <w:numId w:val="11"/>
-        </w:numPr>
-        <w:rPr>
-          <w:sz w:val="28"/>
-          <w:szCs w:val="28"/>
-        </w:rPr>
-      </w:pPr>
-      <w:r>
-        <w:rPr>
-          <w:sz w:val="28"/>
-          <w:szCs w:val="28"/>
-        </w:rPr>
-        <w:t>Data is stored in leaf nodes.</w:t>
-      </w:r>
-    </w:p>
-    <w:p>
-      <w:pPr>
-        <w:pStyle w:val="NormalWeb"/>
-        <w:numPr>
-          <w:ilvl w:val="0"/>
-          <w:numId w:val="11"/>
-        </w:numPr>
-        <w:rPr>
-          <w:sz w:val="28"/>
-          <w:szCs w:val="28"/>
-        </w:rPr>
-      </w:pPr>
-      <w:r>
-        <w:rPr>
-          <w:sz w:val="28"/>
-          <w:szCs w:val="28"/>
-        </w:rPr>
-        <w:t>Search is very fast.</w:t>
-      </w:r>
-    </w:p>
-    <w:p>
-      <w:pPr>
-        <w:pStyle w:val="Heading3"/>
-        <w:rPr>
-          <w:sz w:val="28"/>
-          <w:szCs w:val="28"/>
-        </w:rPr>
-      </w:pPr>
-      <w:proofErr w:type="spellStart"/>
-      <w:r>
-        <w:rPr>
-          <w:rFonts w:ascii="Nirmala UI" w:hAnsi="Nirmala UI" w:cs="Nirmala UI"/>
-          <w:sz w:val="28"/>
-          <w:szCs w:val="28"/>
-        </w:rPr>
-        <w:lastRenderedPageBreak/>
-        <w:t>বাংলা</w:t>
-      </w:r>
-      <w:proofErr w:type="spellEnd"/>
-    </w:p>
-    <w:p>
-      <w:pPr>
-        <w:pStyle w:val="NormalWeb"/>
-        <w:rPr>
-          <w:sz w:val="28"/>
-          <w:szCs w:val="28"/>
-        </w:rPr>
-      </w:pPr>
-      <w:r>
-        <w:rPr>
-          <w:sz w:val="28"/>
-          <w:szCs w:val="28"/>
-        </w:rPr>
-        <w:t xml:space="preserve">B+ Tree </w:t>
-      </w:r>
-      <w:proofErr w:type="spellStart"/>
-      <w:r>
-        <w:rPr>
-          <w:rFonts w:ascii="Nirmala UI" w:hAnsi="Nirmala UI" w:cs="Nirmala UI"/>
-          <w:sz w:val="28"/>
-          <w:szCs w:val="28"/>
-        </w:rPr>
-        <w:t>হলো</w:t>
-      </w:r>
-      <w:proofErr w:type="spellEnd"/>
-      <w:r>
-        <w:rPr>
-          <w:sz w:val="28"/>
-          <w:szCs w:val="28"/>
-        </w:rPr>
-        <w:t xml:space="preserve"> Database-</w:t>
-      </w:r>
-      <w:proofErr w:type="spellStart"/>
-      <w:r>
-        <w:rPr>
-          <w:rFonts w:ascii="Nirmala UI" w:hAnsi="Nirmala UI" w:cs="Nirmala UI"/>
-          <w:sz w:val="28"/>
-          <w:szCs w:val="28"/>
-        </w:rPr>
-        <w:t>এর</w:t>
-      </w:r>
-      <w:proofErr w:type="spellEnd"/>
-      <w:r>
-        <w:rPr>
-          <w:sz w:val="28"/>
-          <w:szCs w:val="28"/>
-        </w:rPr>
-        <w:t xml:space="preserve"> </w:t>
-      </w:r>
-      <w:proofErr w:type="spellStart"/>
-      <w:r>
-        <w:rPr>
-          <w:rFonts w:ascii="Nirmala UI" w:hAnsi="Nirmala UI" w:cs="Nirmala UI"/>
-          <w:sz w:val="28"/>
-          <w:szCs w:val="28"/>
-        </w:rPr>
-        <w:t>একটি</w:t>
-      </w:r>
-      <w:proofErr w:type="spellEnd"/>
-      <w:r>
-        <w:rPr>
-          <w:sz w:val="28"/>
-          <w:szCs w:val="28"/>
-        </w:rPr>
-        <w:t xml:space="preserve"> Balanced Index Tree</w:t>
-      </w:r>
-      <w:r>
-        <w:rPr>
-          <w:rFonts w:ascii="Nirmala UI" w:hAnsi="Nirmala UI" w:cs="Nirmala UI"/>
-          <w:sz w:val="28"/>
-          <w:szCs w:val="28"/>
-        </w:rPr>
-        <w:t>।</w:t>
-      </w:r>
-    </w:p>
-    <w:p>
-      <w:pPr>
-        <w:pStyle w:val="NormalWeb"/>
-        <w:numPr>
-          <w:ilvl w:val="0"/>
-          <w:numId w:val="12"/>
-        </w:numPr>
-        <w:rPr>
-          <w:sz w:val="28"/>
-          <w:szCs w:val="28"/>
-        </w:rPr>
-      </w:pPr>
-      <w:proofErr w:type="spellStart"/>
-      <w:r>
-        <w:rPr>
-          <w:rFonts w:ascii="Nirmala UI" w:hAnsi="Nirmala UI" w:cs="Nirmala UI"/>
-          <w:sz w:val="28"/>
-          <w:szCs w:val="28"/>
-        </w:rPr>
-        <w:t>সব</w:t>
-      </w:r>
-      <w:proofErr w:type="spellEnd"/>
-      <w:r>
-        <w:rPr>
-          <w:sz w:val="28"/>
-          <w:szCs w:val="28"/>
-        </w:rPr>
-        <w:t xml:space="preserve"> Leaf Node </w:t>
-      </w:r>
-      <w:proofErr w:type="spellStart"/>
-      <w:r>
-        <w:rPr>
-          <w:rFonts w:ascii="Nirmala UI" w:hAnsi="Nirmala UI" w:cs="Nirmala UI"/>
-          <w:sz w:val="28"/>
-          <w:szCs w:val="28"/>
-        </w:rPr>
-        <w:t>একই</w:t>
-      </w:r>
-      <w:proofErr w:type="spellEnd"/>
-      <w:r>
-        <w:rPr>
-          <w:sz w:val="28"/>
-          <w:szCs w:val="28"/>
-        </w:rPr>
-        <w:t xml:space="preserve"> Level-</w:t>
-      </w:r>
-      <w:r>
-        <w:rPr>
-          <w:rFonts w:ascii="Nirmala UI" w:hAnsi="Nirmala UI" w:cs="Nirmala UI"/>
-          <w:sz w:val="28"/>
-          <w:szCs w:val="28"/>
-        </w:rPr>
-        <w:t>এ</w:t>
-      </w:r>
-      <w:r>
-        <w:rPr>
-          <w:sz w:val="28"/>
-          <w:szCs w:val="28"/>
-        </w:rPr>
-        <w:t xml:space="preserve"> </w:t>
-      </w:r>
-      <w:proofErr w:type="spellStart"/>
-      <w:r>
-        <w:rPr>
-          <w:rFonts w:ascii="Nirmala UI" w:hAnsi="Nirmala UI" w:cs="Nirmala UI"/>
-          <w:sz w:val="28"/>
-          <w:szCs w:val="28"/>
-        </w:rPr>
-        <w:t>থাকে</w:t>
-      </w:r>
-      <w:proofErr w:type="spellEnd"/>
-      <w:r>
-        <w:rPr>
-          <w:rFonts w:ascii="Nirmala UI" w:hAnsi="Nirmala UI" w:cs="Nirmala UI"/>
-          <w:sz w:val="28"/>
-          <w:szCs w:val="28"/>
-        </w:rPr>
-        <w:t>।</w:t>
-      </w:r>
-    </w:p>
-    <w:p>
-      <w:pPr>
-        <w:pStyle w:val="NormalWeb"/>
-        <w:numPr>
-          <w:ilvl w:val="0"/>
-          <w:numId w:val="12"/>
-        </w:numPr>
-        <w:rPr>
-          <w:sz w:val="28"/>
-          <w:szCs w:val="28"/>
-        </w:rPr>
-      </w:pPr>
-      <w:r>
-        <w:rPr>
-          <w:sz w:val="28"/>
-          <w:szCs w:val="28"/>
-        </w:rPr>
-        <w:t>Data Leaf Node-</w:t>
-      </w:r>
-      <w:r>
-        <w:rPr>
-          <w:rFonts w:ascii="Nirmala UI" w:hAnsi="Nirmala UI" w:cs="Nirmala UI"/>
-          <w:sz w:val="28"/>
-          <w:szCs w:val="28"/>
-        </w:rPr>
-        <w:t>এ</w:t>
-      </w:r>
-      <w:r>
-        <w:rPr>
-          <w:sz w:val="28"/>
-          <w:szCs w:val="28"/>
-        </w:rPr>
-        <w:t xml:space="preserve"> </w:t>
-      </w:r>
-      <w:proofErr w:type="spellStart"/>
-      <w:r>
-        <w:rPr>
-          <w:rFonts w:ascii="Nirmala UI" w:hAnsi="Nirmala UI" w:cs="Nirmala UI"/>
-          <w:sz w:val="28"/>
-          <w:szCs w:val="28"/>
-        </w:rPr>
-        <w:t>থাকে</w:t>
-      </w:r>
-      <w:proofErr w:type="spellEnd"/>
-      <w:r>
-        <w:rPr>
-          <w:rFonts w:ascii="Nirmala UI" w:hAnsi="Nirmala UI" w:cs="Nirmala UI"/>
-          <w:sz w:val="28"/>
-          <w:szCs w:val="28"/>
-        </w:rPr>
-        <w:t>।</w:t>
-      </w:r>
-    </w:p>
-    <w:p>
-      <w:pPr>
-        <w:pStyle w:val="NormalWeb"/>
-        <w:numPr>
-          <w:ilvl w:val="0"/>
-          <w:numId w:val="12"/>
-        </w:numPr>
-        <w:rPr>
-          <w:sz w:val="28"/>
-          <w:szCs w:val="28"/>
-        </w:rPr>
-      </w:pPr>
-      <w:r>
-        <w:rPr>
-          <w:sz w:val="28"/>
-          <w:szCs w:val="28"/>
-        </w:rPr>
-        <w:t xml:space="preserve">Search </w:t>
-      </w:r>
-      <w:proofErr w:type="spellStart"/>
-      <w:r>
-        <w:rPr>
-          <w:rFonts w:ascii="Nirmala UI" w:hAnsi="Nirmala UI" w:cs="Nirmala UI"/>
-          <w:sz w:val="28"/>
-          <w:szCs w:val="28"/>
-        </w:rPr>
-        <w:t>খুব</w:t>
-      </w:r>
-      <w:proofErr w:type="spellEnd"/>
-      <w:r>
-        <w:rPr>
-          <w:sz w:val="28"/>
-          <w:szCs w:val="28"/>
-        </w:rPr>
-        <w:t xml:space="preserve"> </w:t>
-      </w:r>
-      <w:proofErr w:type="spellStart"/>
-      <w:r>
-        <w:rPr>
-          <w:rFonts w:ascii="Nirmala UI" w:hAnsi="Nirmala UI" w:cs="Nirmala UI"/>
-          <w:sz w:val="28"/>
-          <w:szCs w:val="28"/>
-        </w:rPr>
-        <w:t>দ্রুত</w:t>
-      </w:r>
-      <w:proofErr w:type="spellEnd"/>
-      <w:r>
-        <w:rPr>
-          <w:sz w:val="28"/>
-          <w:szCs w:val="28"/>
-        </w:rPr>
-        <w:t xml:space="preserve"> </w:t>
-      </w:r>
-      <w:proofErr w:type="spellStart"/>
-      <w:r>
-        <w:rPr>
-          <w:rFonts w:ascii="Nirmala UI" w:hAnsi="Nirmala UI" w:cs="Nirmala UI"/>
-          <w:sz w:val="28"/>
-          <w:szCs w:val="28"/>
-        </w:rPr>
-        <w:t>হয়</w:t>
-      </w:r>
-      <w:proofErr w:type="spellEnd"/>
-      <w:r>
-        <w:rPr>
-          <w:rFonts w:ascii="Nirmala UI" w:hAnsi="Nirmala UI" w:cs="Nirmala UI"/>
-          <w:sz w:val="28"/>
-          <w:szCs w:val="28"/>
-        </w:rPr>
-        <w:t>।</w:t>
-      </w:r>
-    </w:p>
-    <w:p>
-      <w:pPr>
-        <w:pStyle w:val="Heading1"/>
-        <w:rPr>
-          <w:sz w:val="28"/>
-          <w:szCs w:val="28"/>
-        </w:rPr>
-      </w:pPr>
-      <w:r>
-        <w:rPr>
-          <w:sz w:val="28"/>
-          <w:szCs w:val="28"/>
-        </w:rPr>
-        <w:t>7. What is B-Tree?</w:t>
-      </w:r>
-    </w:p>
-    <w:p>
-      <w:pPr>
-        <w:pStyle w:val="Heading3"/>
-        <w:rPr>
-          <w:sz w:val="28"/>
-          <w:szCs w:val="28"/>
-        </w:rPr>
-      </w:pPr>
-      <w:r>
-        <w:rPr>
-          <w:sz w:val="28"/>
-          <w:szCs w:val="28"/>
-        </w:rPr>
-        <w:t>English</w:t>
-      </w:r>
-    </w:p>
-    <w:p>
-      <w:pPr>
-        <w:pStyle w:val="NormalWeb"/>
-        <w:rPr>
-          <w:sz w:val="28"/>
-          <w:szCs w:val="28"/>
-        </w:rPr>
-      </w:pPr>
-      <w:r>
-        <w:rPr>
-          <w:sz w:val="28"/>
-          <w:szCs w:val="28"/>
-        </w:rPr>
-        <w:t>B-Tree is also a balanced tree.</w:t>
-      </w:r>
-    </w:p>
-    <w:p>
-      <w:pPr>
-        <w:pStyle w:val="NormalWeb"/>
-        <w:numPr>
-          <w:ilvl w:val="0"/>
-          <w:numId w:val="13"/>
-        </w:numPr>
-        <w:rPr>
-          <w:sz w:val="28"/>
-          <w:szCs w:val="28"/>
-        </w:rPr>
-      </w:pPr>
-      <w:r>
-        <w:rPr>
-          <w:sz w:val="28"/>
-          <w:szCs w:val="28"/>
-        </w:rPr>
-        <w:t>Data pointers can be in leaf and non-leaf nodes.</w:t>
-      </w:r>
-    </w:p>
-    <w:p>
-      <w:pPr>
-        <w:pStyle w:val="NormalWeb"/>
-        <w:numPr>
-          <w:ilvl w:val="0"/>
-          <w:numId w:val="13"/>
-        </w:numPr>
-        <w:rPr>
-          <w:sz w:val="28"/>
-          <w:szCs w:val="28"/>
-        </w:rPr>
-      </w:pPr>
-      <w:r>
-        <w:rPr>
-          <w:sz w:val="28"/>
-          <w:szCs w:val="28"/>
-        </w:rPr>
-        <w:t>Search key appears only once.</w:t>
-      </w:r>
-    </w:p>
-    <w:p>
-      <w:pPr>
-        <w:pStyle w:val="Heading3"/>
-        <w:rPr>
-          <w:sz w:val="28"/>
-          <w:szCs w:val="28"/>
-        </w:rPr>
-      </w:pPr>
-      <w:proofErr w:type="spellStart"/>
-      <w:r>
-        <w:rPr>
-          <w:rFonts w:ascii="Nirmala UI" w:hAnsi="Nirmala UI" w:cs="Nirmala UI"/>
-          <w:sz w:val="28"/>
-          <w:szCs w:val="28"/>
-        </w:rPr>
-        <w:t>বাংলা</w:t>
-      </w:r>
-      <w:proofErr w:type="spellEnd"/>
-    </w:p>
-    <w:p>
-      <w:pPr>
-        <w:pStyle w:val="NormalWeb"/>
-        <w:rPr>
-          <w:sz w:val="28"/>
-          <w:szCs w:val="28"/>
-        </w:rPr>
-      </w:pPr>
-      <w:r>
-        <w:rPr>
-          <w:sz w:val="28"/>
-          <w:szCs w:val="28"/>
-        </w:rPr>
-        <w:t>B-Tree-</w:t>
-      </w:r>
-      <w:r>
-        <w:rPr>
-          <w:rFonts w:ascii="Nirmala UI" w:hAnsi="Nirmala UI" w:cs="Nirmala UI"/>
-          <w:sz w:val="28"/>
-          <w:szCs w:val="28"/>
-        </w:rPr>
-        <w:t>ও</w:t>
-      </w:r>
-      <w:r>
-        <w:rPr>
-          <w:sz w:val="28"/>
-          <w:szCs w:val="28"/>
-        </w:rPr>
-        <w:t xml:space="preserve"> </w:t>
-      </w:r>
-      <w:proofErr w:type="spellStart"/>
-      <w:r>
-        <w:rPr>
-          <w:rFonts w:ascii="Nirmala UI" w:hAnsi="Nirmala UI" w:cs="Nirmala UI"/>
-          <w:sz w:val="28"/>
-          <w:szCs w:val="28"/>
-        </w:rPr>
-        <w:t>একটি</w:t>
-      </w:r>
-      <w:proofErr w:type="spellEnd"/>
-      <w:r>
-        <w:rPr>
-          <w:sz w:val="28"/>
-          <w:szCs w:val="28"/>
-        </w:rPr>
-        <w:t xml:space="preserve"> Balanced Tree</w:t>
-      </w:r>
-      <w:r>
-        <w:rPr>
-          <w:rFonts w:ascii="Nirmala UI" w:hAnsi="Nirmala UI" w:cs="Nirmala UI"/>
-          <w:sz w:val="28"/>
-          <w:szCs w:val="28"/>
-        </w:rPr>
-        <w:t>।</w:t>
-      </w:r>
-    </w:p>
-    <w:p>
-      <w:pPr>
-        <w:pStyle w:val="NormalWeb"/>
-        <w:numPr>
-          <w:ilvl w:val="0"/>
-          <w:numId w:val="14"/>
-        </w:numPr>
-        <w:rPr>
-          <w:sz w:val="28"/>
-          <w:szCs w:val="28"/>
-        </w:rPr>
-      </w:pPr>
-      <w:r>
-        <w:rPr>
-          <w:sz w:val="28"/>
-          <w:szCs w:val="28"/>
-        </w:rPr>
-        <w:t xml:space="preserve">Leaf </w:t>
-      </w:r>
-      <w:proofErr w:type="spellStart"/>
-      <w:r>
-        <w:rPr>
-          <w:rFonts w:ascii="Nirmala UI" w:hAnsi="Nirmala UI" w:cs="Nirmala UI"/>
-          <w:sz w:val="28"/>
-          <w:szCs w:val="28"/>
-        </w:rPr>
-        <w:t>এবং</w:t>
-      </w:r>
-      <w:proofErr w:type="spellEnd"/>
-      <w:r>
-        <w:rPr>
-          <w:sz w:val="28"/>
-          <w:szCs w:val="28"/>
-        </w:rPr>
-        <w:t xml:space="preserve"> Non-Leaf </w:t>
-      </w:r>
-      <w:proofErr w:type="spellStart"/>
-      <w:r>
-        <w:rPr>
-          <w:rFonts w:ascii="Nirmala UI" w:hAnsi="Nirmala UI" w:cs="Nirmala UI"/>
-          <w:sz w:val="28"/>
-          <w:szCs w:val="28"/>
-        </w:rPr>
-        <w:t>উভয়</w:t>
-      </w:r>
-      <w:proofErr w:type="spellEnd"/>
-      <w:r>
-        <w:rPr>
-          <w:sz w:val="28"/>
-          <w:szCs w:val="28"/>
-        </w:rPr>
-        <w:t xml:space="preserve"> Node-</w:t>
-      </w:r>
-      <w:r>
-        <w:rPr>
-          <w:rFonts w:ascii="Nirmala UI" w:hAnsi="Nirmala UI" w:cs="Nirmala UI"/>
-          <w:sz w:val="28"/>
-          <w:szCs w:val="28"/>
-        </w:rPr>
-        <w:t>এ</w:t>
-      </w:r>
-      <w:r>
-        <w:rPr>
-          <w:sz w:val="28"/>
-          <w:szCs w:val="28"/>
-        </w:rPr>
-        <w:t xml:space="preserve"> data pointer </w:t>
-      </w:r>
-      <w:proofErr w:type="spellStart"/>
-      <w:r>
-        <w:rPr>
-          <w:rFonts w:ascii="Nirmala UI" w:hAnsi="Nirmala UI" w:cs="Nirmala UI"/>
-          <w:sz w:val="28"/>
-          <w:szCs w:val="28"/>
-        </w:rPr>
-        <w:t>থাকতে</w:t>
-      </w:r>
-      <w:proofErr w:type="spellEnd"/>
-      <w:r>
-        <w:rPr>
-          <w:sz w:val="28"/>
-          <w:szCs w:val="28"/>
-        </w:rPr>
-        <w:t xml:space="preserve"> </w:t>
-      </w:r>
-      <w:proofErr w:type="spellStart"/>
-      <w:r>
-        <w:rPr>
-          <w:rFonts w:ascii="Nirmala UI" w:hAnsi="Nirmala UI" w:cs="Nirmala UI"/>
-          <w:sz w:val="28"/>
-          <w:szCs w:val="28"/>
-        </w:rPr>
-        <w:t>পারে</w:t>
-      </w:r>
-      <w:proofErr w:type="spellEnd"/>
-      <w:r>
-        <w:rPr>
-          <w:rFonts w:ascii="Nirmala UI" w:hAnsi="Nirmala UI" w:cs="Nirmala UI"/>
-          <w:sz w:val="28"/>
-          <w:szCs w:val="28"/>
-        </w:rPr>
-        <w:t>।</w:t>
-      </w:r>
-    </w:p>
-    <w:p>
-      <w:pPr>
-        <w:pStyle w:val="NormalWeb"/>
-        <w:numPr>
-          <w:ilvl w:val="0"/>
-          <w:numId w:val="14"/>
-        </w:numPr>
-        <w:rPr>
-          <w:sz w:val="28"/>
-          <w:szCs w:val="28"/>
-        </w:rPr>
-      </w:pPr>
-      <w:r>
-        <w:rPr>
-          <w:sz w:val="28"/>
-          <w:szCs w:val="28"/>
-        </w:rPr>
-        <w:t xml:space="preserve">Search Key </w:t>
-      </w:r>
-      <w:proofErr w:type="spellStart"/>
-      <w:r>
-        <w:rPr>
-          <w:rFonts w:ascii="Nirmala UI" w:hAnsi="Nirmala UI" w:cs="Nirmala UI"/>
-          <w:sz w:val="28"/>
-          <w:szCs w:val="28"/>
-        </w:rPr>
-        <w:t>একবারই</w:t>
-      </w:r>
-      <w:proofErr w:type="spellEnd"/>
-      <w:r>
-        <w:rPr>
-          <w:sz w:val="28"/>
-          <w:szCs w:val="28"/>
-        </w:rPr>
-        <w:t xml:space="preserve"> </w:t>
-      </w:r>
-      <w:proofErr w:type="spellStart"/>
-      <w:r>
-        <w:rPr>
-          <w:rFonts w:ascii="Nirmala UI" w:hAnsi="Nirmala UI" w:cs="Nirmala UI"/>
-          <w:sz w:val="28"/>
-          <w:szCs w:val="28"/>
-        </w:rPr>
-        <w:t>থাকে</w:t>
-      </w:r>
-      <w:proofErr w:type="spellEnd"/>
-      <w:r>
-        <w:rPr>
-          <w:rFonts w:ascii="Nirmala UI" w:hAnsi="Nirmala UI" w:cs="Nirmala UI"/>
-          <w:sz w:val="28"/>
-          <w:szCs w:val="28"/>
-        </w:rPr>
-        <w:t>।</w:t>
-      </w:r>
-    </w:p>
-    <w:p>
-      <w:pPr>
-        <w:rPr>
-          <w:sz w:val="28"/>
-          <w:szCs w:val="28"/>
-        </w:rPr>
-      </w:pPr>
-      <w:r>
-        <w:rPr>
-          <w:sz w:val="28"/>
-          <w:szCs w:val="28"/>
-        </w:rPr>
-        <w:pict>
-          <v:rect id="_x0000_i1033" style="width:0;height:1.5pt" o:hralign="center" o:hrstd="t" o:hr="t" fillcolor="#a0a0a0" stroked="f"/>
-        </w:pict>
-      </w:r>
-    </w:p>
-    <w:p>
-      <w:pPr>
-        <w:pStyle w:val="Heading1"/>
-        <w:rPr>
-          <w:sz w:val="28"/>
-          <w:szCs w:val="28"/>
-        </w:rPr>
-      </w:pPr>
-      <w:r>
-        <w:rPr>
-          <w:sz w:val="28"/>
-          <w:szCs w:val="28"/>
-        </w:rPr>
-        <w:t>8. Create a B+ Tree for Order = 10</w:t>
-      </w:r>
-    </w:p>
-    <w:p>
-      <w:pPr>
-        <w:pStyle w:val="Heading3"/>
-        <w:rPr>
-          <w:sz w:val="28"/>
-          <w:szCs w:val="28"/>
-        </w:rPr>
-      </w:pPr>
-      <w:r>
-        <w:rPr>
-          <w:sz w:val="28"/>
-          <w:szCs w:val="28"/>
-        </w:rPr>
-        <w:t>Given Keys</w:t>
-      </w:r>
-    </w:p>
-    <w:p>
-      <w:pPr>
-        <w:pStyle w:val="HTMLPreformatted"/>
-        <w:rPr>
-          <w:rStyle w:val="HTMLCode"/>
-          <w:rFonts w:eastAsiaTheme="majorEastAsia"/>
-          <w:sz w:val="28"/>
-          <w:szCs w:val="28"/>
-        </w:rPr>
-      </w:pPr>
-      <w:r>
-        <w:rPr>
-          <w:rStyle w:val="HTMLCode"/>
-          <w:rFonts w:eastAsiaTheme="majorEastAsia"/>
-          <w:sz w:val="28"/>
-          <w:szCs w:val="28"/>
-        </w:rPr>
-        <w:t>2, 3, 5, 7, 11, 17, 19, 23, 29, 31</w:t>
-      </w:r>
-    </w:p>
-    <w:p>
-      <w:pPr>
-        <w:pStyle w:val="Heading3"/>
-        <w:rPr>
-          <w:sz w:val="28"/>
-          <w:szCs w:val="28"/>
-        </w:rPr>
-      </w:pPr>
-      <w:r>
-        <w:rPr>
-          <w:sz w:val="28"/>
-          <w:szCs w:val="28"/>
-        </w:rPr>
-        <w:t>English</w:t>
-      </w:r>
-    </w:p>
-    <w:p>
-      <w:pPr>
-        <w:pStyle w:val="NormalWeb"/>
-        <w:rPr>
-          <w:sz w:val="28"/>
-          <w:szCs w:val="28"/>
-        </w:rPr>
-      </w:pPr>
-      <w:r>
-        <w:rPr>
-          <w:sz w:val="28"/>
-          <w:szCs w:val="28"/>
-        </w:rPr>
-        <w:t>For Order = 10:</w:t>
-      </w:r>
-    </w:p>
-    <w:p>
-      <w:pPr>
-        <w:pStyle w:val="NormalWeb"/>
-        <w:numPr>
-          <w:ilvl w:val="0"/>
-          <w:numId w:val="15"/>
-        </w:numPr>
-        <w:rPr>
-          <w:sz w:val="28"/>
-          <w:szCs w:val="28"/>
-        </w:rPr>
-      </w:pPr>
-      <w:r>
-        <w:rPr>
-          <w:sz w:val="28"/>
-          <w:szCs w:val="28"/>
-        </w:rPr>
-        <w:t>Maximum children = 10</w:t>
-      </w:r>
-    </w:p>
-    <w:p>
-      <w:pPr>
-        <w:pStyle w:val="NormalWeb"/>
-        <w:numPr>
-          <w:ilvl w:val="0"/>
-          <w:numId w:val="15"/>
-        </w:numPr>
-        <w:rPr>
-          <w:sz w:val="28"/>
-          <w:szCs w:val="28"/>
-        </w:rPr>
-      </w:pPr>
-      <w:r>
-        <w:rPr>
-          <w:sz w:val="28"/>
-          <w:szCs w:val="28"/>
-        </w:rPr>
-        <w:t>Maximum keys = 9</w:t>
-      </w:r>
-    </w:p>
-    <w:p>
-      <w:pPr>
-        <w:pStyle w:val="NormalWeb"/>
-        <w:rPr>
-          <w:sz w:val="28"/>
-          <w:szCs w:val="28"/>
-        </w:rPr>
-      </w:pPr>
-      <w:r>
-        <w:rPr>
-          <w:sz w:val="28"/>
-          <w:szCs w:val="28"/>
-        </w:rPr>
-        <w:t>After inserting all keys, the node overflows when 31 is inserted, so it splits.</w:t>
-      </w:r>
-    </w:p>
-    <w:p>
-      <w:pPr>
-        <w:pStyle w:val="NormalWeb"/>
-        <w:rPr>
-          <w:sz w:val="28"/>
-          <w:szCs w:val="28"/>
-        </w:rPr>
-      </w:pPr>
-      <w:r>
-        <w:rPr>
-          <w:sz w:val="28"/>
-          <w:szCs w:val="28"/>
-        </w:rPr>
-        <w:lastRenderedPageBreak/>
-        <w:t>Final B+ Tree:</w:t>
-      </w:r>
-    </w:p>
-    <w:p>
-      <w:pPr>
-        <w:pStyle w:val="HTMLPreformatted"/>
-        <w:rPr>
-          <w:rStyle w:val="HTMLCode"/>
-          <w:rFonts w:eastAsiaTheme="majorEastAsia"/>
-          <w:sz w:val="28"/>
-          <w:szCs w:val="28"/>
-        </w:rPr>
-      </w:pPr>
-      <w:r>
-        <w:rPr>
-          <w:rStyle w:val="HTMLCode"/>
-          <w:rFonts w:eastAsiaTheme="majorEastAsia"/>
-          <w:sz w:val="28"/>
-          <w:szCs w:val="28"/>
-        </w:rPr>
-        <w:t xml:space="preserve">          [17]</w:t>
-      </w:r>
-    </w:p>
-    <w:p>
-      <w:pPr>
-        <w:pStyle w:val="HTMLPreformatted"/>
-        <w:rPr>
-          <w:rStyle w:val="HTMLCode"/>
-          <w:rFonts w:eastAsiaTheme="majorEastAsia"/>
-          <w:sz w:val="28"/>
-          <w:szCs w:val="28"/>
-        </w:rPr>
-      </w:pPr>
-    </w:p>
-    <w:p>
-      <w:pPr>
-        <w:pStyle w:val="HTMLPreformatted"/>
-        <w:rPr>
-          <w:rStyle w:val="HTMLCode"/>
-          <w:rFonts w:eastAsiaTheme="majorEastAsia"/>
-          <w:sz w:val="28"/>
-          <w:szCs w:val="28"/>
-        </w:rPr>
-      </w:pPr>
-      <w:r>
-        <w:rPr>
-          <w:rStyle w:val="HTMLCode"/>
-          <w:rFonts w:eastAsiaTheme="majorEastAsia"/>
-          <w:sz w:val="28"/>
-          <w:szCs w:val="28"/>
-        </w:rPr>
-        <w:t xml:space="preserve">      /          \</w:t>
-      </w:r>
-    </w:p>
-    <w:p>
-      <w:pPr>
-        <w:pStyle w:val="HTMLPreformatted"/>
-        <w:rPr>
-          <w:rFonts w:eastAsiaTheme="majorEastAsia"/>
-          <w:sz w:val="28"/>
-          <w:szCs w:val="28"/>
-        </w:rPr>
-      </w:pPr>
-      <w:r>
-        <w:rPr>
-          <w:rStyle w:val="HTMLCode"/>
-          <w:rFonts w:eastAsiaTheme="majorEastAsia"/>
-          <w:sz w:val="28"/>
-          <w:szCs w:val="28"/>
-        </w:rPr>
-        <w:t>[2 3 5 7 11]  [17 19 23 29 31]</w:t>
-      </w:r>
-    </w:p>
-    <w:p>
-      <w:pPr>
-        <w:pStyle w:val="Heading3"/>
-        <w:rPr>
-          <w:sz w:val="28"/>
-          <w:szCs w:val="28"/>
-        </w:rPr>
-      </w:pPr>
-      <w:proofErr w:type="spellStart"/>
-      <w:r>
-        <w:rPr>
-          <w:rFonts w:ascii="Nirmala UI" w:hAnsi="Nirmala UI" w:cs="Nirmala UI"/>
-          <w:sz w:val="28"/>
-          <w:szCs w:val="28"/>
-        </w:rPr>
-        <w:t>বাংলা</w:t>
-      </w:r>
-      <w:proofErr w:type="spellEnd"/>
-    </w:p>
-    <w:p>
-      <w:pPr>
-        <w:pStyle w:val="NormalWeb"/>
-        <w:rPr>
-          <w:sz w:val="28"/>
-          <w:szCs w:val="28"/>
-        </w:rPr>
-      </w:pPr>
-      <w:r>
-        <w:rPr>
-          <w:sz w:val="28"/>
-          <w:szCs w:val="28"/>
-        </w:rPr>
-        <w:t xml:space="preserve">Order = 10 </w:t>
-      </w:r>
-      <w:proofErr w:type="spellStart"/>
-      <w:r>
-        <w:rPr>
-          <w:rFonts w:ascii="Nirmala UI" w:hAnsi="Nirmala UI" w:cs="Nirmala UI"/>
-          <w:sz w:val="28"/>
-          <w:szCs w:val="28"/>
-        </w:rPr>
-        <w:t>হলে</w:t>
-      </w:r>
-      <w:proofErr w:type="spellEnd"/>
-      <w:r>
-        <w:rPr>
-          <w:sz w:val="28"/>
-          <w:szCs w:val="28"/>
-        </w:rPr>
-        <w:t>:</w:t>
-      </w:r>
-    </w:p>
-    <w:p>
-      <w:pPr>
-        <w:pStyle w:val="NormalWeb"/>
-        <w:numPr>
-          <w:ilvl w:val="0"/>
-          <w:numId w:val="16"/>
-        </w:numPr>
-        <w:rPr>
-          <w:sz w:val="28"/>
-          <w:szCs w:val="28"/>
-        </w:rPr>
-      </w:pPr>
-      <w:proofErr w:type="spellStart"/>
-      <w:r>
-        <w:rPr>
-          <w:rFonts w:ascii="Nirmala UI" w:hAnsi="Nirmala UI" w:cs="Nirmala UI"/>
-          <w:sz w:val="28"/>
-          <w:szCs w:val="28"/>
-        </w:rPr>
-        <w:t>সর্বোচ্চ</w:t>
-      </w:r>
-      <w:proofErr w:type="spellEnd"/>
-      <w:r>
-        <w:rPr>
-          <w:sz w:val="28"/>
-          <w:szCs w:val="28"/>
-        </w:rPr>
-        <w:t xml:space="preserve"> Children = 10</w:t>
-      </w:r>
-    </w:p>
-    <w:p>
-      <w:pPr>
-        <w:pStyle w:val="NormalWeb"/>
-        <w:numPr>
-          <w:ilvl w:val="0"/>
-          <w:numId w:val="16"/>
-        </w:numPr>
-        <w:rPr>
-          <w:sz w:val="28"/>
-          <w:szCs w:val="28"/>
-        </w:rPr>
-      </w:pPr>
-      <w:proofErr w:type="spellStart"/>
-      <w:r>
-        <w:rPr>
-          <w:rFonts w:ascii="Nirmala UI" w:hAnsi="Nirmala UI" w:cs="Nirmala UI"/>
-          <w:sz w:val="28"/>
-          <w:szCs w:val="28"/>
-        </w:rPr>
-        <w:t>সর্বোচ্চ</w:t>
-      </w:r>
-      <w:proofErr w:type="spellEnd"/>
-      <w:r>
-        <w:rPr>
-          <w:sz w:val="28"/>
-          <w:szCs w:val="28"/>
-        </w:rPr>
-        <w:t xml:space="preserve"> Keys = 9</w:t>
-      </w:r>
-    </w:p>
-    <w:p>
-      <w:pPr>
-        <w:pStyle w:val="NormalWeb"/>
-        <w:rPr>
-          <w:sz w:val="28"/>
-          <w:szCs w:val="28"/>
-        </w:rPr>
-      </w:pPr>
-      <w:r>
-        <w:rPr>
-          <w:sz w:val="28"/>
-          <w:szCs w:val="28"/>
-        </w:rPr>
-        <w:t xml:space="preserve">31 insert </w:t>
-      </w:r>
-      <w:proofErr w:type="spellStart"/>
-      <w:r>
-        <w:rPr>
-          <w:rFonts w:ascii="Nirmala UI" w:hAnsi="Nirmala UI" w:cs="Nirmala UI"/>
-          <w:sz w:val="28"/>
-          <w:szCs w:val="28"/>
-        </w:rPr>
-        <w:t>করার</w:t>
-      </w:r>
-      <w:proofErr w:type="spellEnd"/>
-      <w:r>
-        <w:rPr>
-          <w:sz w:val="28"/>
-          <w:szCs w:val="28"/>
-        </w:rPr>
-        <w:t xml:space="preserve"> </w:t>
-      </w:r>
-      <w:proofErr w:type="spellStart"/>
-      <w:r>
-        <w:rPr>
-          <w:rFonts w:ascii="Nirmala UI" w:hAnsi="Nirmala UI" w:cs="Nirmala UI"/>
-          <w:sz w:val="28"/>
-          <w:szCs w:val="28"/>
-        </w:rPr>
-        <w:t>সময়</w:t>
-      </w:r>
-      <w:proofErr w:type="spellEnd"/>
-      <w:r>
-        <w:rPr>
-          <w:sz w:val="28"/>
-          <w:szCs w:val="28"/>
-        </w:rPr>
-        <w:t xml:space="preserve"> node overflow </w:t>
-      </w:r>
-      <w:proofErr w:type="spellStart"/>
-      <w:r>
-        <w:rPr>
-          <w:rFonts w:ascii="Nirmala UI" w:hAnsi="Nirmala UI" w:cs="Nirmala UI"/>
-          <w:sz w:val="28"/>
-          <w:szCs w:val="28"/>
-        </w:rPr>
-        <w:t>হয়</w:t>
-      </w:r>
-      <w:proofErr w:type="spellEnd"/>
-      <w:r>
-        <w:rPr>
-          <w:sz w:val="28"/>
-          <w:szCs w:val="28"/>
-        </w:rPr>
-        <w:t xml:space="preserve">, </w:t>
-      </w:r>
-      <w:proofErr w:type="spellStart"/>
-      <w:r>
-        <w:rPr>
-          <w:rFonts w:ascii="Nirmala UI" w:hAnsi="Nirmala UI" w:cs="Nirmala UI"/>
-          <w:sz w:val="28"/>
-          <w:szCs w:val="28"/>
-        </w:rPr>
-        <w:t>তাই</w:t>
-      </w:r>
-      <w:proofErr w:type="spellEnd"/>
-      <w:r>
-        <w:rPr>
-          <w:sz w:val="28"/>
-          <w:szCs w:val="28"/>
-        </w:rPr>
-        <w:t xml:space="preserve"> split </w:t>
-      </w:r>
-      <w:proofErr w:type="spellStart"/>
-      <w:r>
-        <w:rPr>
-          <w:rFonts w:ascii="Nirmala UI" w:hAnsi="Nirmala UI" w:cs="Nirmala UI"/>
-          <w:sz w:val="28"/>
-          <w:szCs w:val="28"/>
-        </w:rPr>
-        <w:t>করতে</w:t>
-      </w:r>
-      <w:proofErr w:type="spellEnd"/>
-      <w:r>
-        <w:rPr>
-          <w:sz w:val="28"/>
-          <w:szCs w:val="28"/>
-        </w:rPr>
-        <w:t xml:space="preserve"> </w:t>
-      </w:r>
-      <w:proofErr w:type="spellStart"/>
-      <w:r>
-        <w:rPr>
-          <w:rFonts w:ascii="Nirmala UI" w:hAnsi="Nirmala UI" w:cs="Nirmala UI"/>
-          <w:sz w:val="28"/>
-          <w:szCs w:val="28"/>
-        </w:rPr>
-        <w:t>হয়</w:t>
-      </w:r>
-      <w:proofErr w:type="spellEnd"/>
-      <w:r>
-        <w:rPr>
-          <w:rFonts w:ascii="Nirmala UI" w:hAnsi="Nirmala UI" w:cs="Nirmala UI"/>
-          <w:sz w:val="28"/>
-          <w:szCs w:val="28"/>
-        </w:rPr>
-        <w:t>।</w:t>
-      </w:r>
-    </w:p>
-    <w:p>
-      <w:pPr>
-        <w:pStyle w:val="NormalWeb"/>
-        <w:rPr>
-          <w:sz w:val="28"/>
-          <w:szCs w:val="28"/>
-        </w:rPr>
-      </w:pPr>
-      <w:r>
-        <w:rPr>
-          <w:sz w:val="28"/>
-          <w:szCs w:val="28"/>
-        </w:rPr>
-        <w:t>Final B+ Tree:</w:t>
-      </w:r>
-    </w:p>
-    <w:p>
-      <w:pPr>
-        <w:pStyle w:val="HTMLPreformatted"/>
-        <w:rPr>
-          <w:rStyle w:val="HTMLCode"/>
-          <w:rFonts w:eastAsiaTheme="majorEastAsia"/>
-          <w:sz w:val="28"/>
-          <w:szCs w:val="28"/>
-        </w:rPr>
-      </w:pPr>
-      <w:r>
-        <w:rPr>
-          <w:rStyle w:val="HTMLCode"/>
-          <w:rFonts w:eastAsiaTheme="majorEastAsia"/>
-          <w:sz w:val="28"/>
-          <w:szCs w:val="28"/>
-        </w:rPr>
-        <w:t xml:space="preserve">          [17]</w:t>
-      </w:r>
-    </w:p>
-    <w:p>
-      <w:pPr>
-        <w:pStyle w:val="HTMLPreformatted"/>
-        <w:rPr>
-          <w:rStyle w:val="HTMLCode"/>
-          <w:rFonts w:eastAsiaTheme="majorEastAsia"/>
-          <w:sz w:val="28"/>
-          <w:szCs w:val="28"/>
-        </w:rPr>
-      </w:pPr>
-    </w:p>
-    <w:p>
-      <w:pPr>
-        <w:pStyle w:val="HTMLPreformatted"/>
-        <w:rPr>
-          <w:rStyle w:val="HTMLCode"/>
-          <w:rFonts w:eastAsiaTheme="majorEastAsia"/>
-          <w:sz w:val="28"/>
-          <w:szCs w:val="28"/>
-        </w:rPr>
-      </w:pPr>
-      <w:r>
-        <w:rPr>
-          <w:rStyle w:val="HTMLCode"/>
-          <w:rFonts w:eastAsiaTheme="majorEastAsia"/>
-          <w:sz w:val="28"/>
-          <w:szCs w:val="28"/>
-        </w:rPr>
-        <w:t xml:space="preserve">      /          \</w:t>
-      </w:r>
-    </w:p>
-    <w:p>
-      <w:pPr>
-        <w:pStyle w:val="HTMLPreformatted"/>
-        <w:rPr>
-          <w:rFonts w:eastAsiaTheme="majorEastAsia"/>
-          <w:sz w:val="28"/>
-          <w:szCs w:val="28"/>
-        </w:rPr>
-      </w:pPr>
-      <w:r>
-        <w:rPr>
-          <w:rStyle w:val="HTMLCode"/>
-          <w:rFonts w:eastAsiaTheme="majorEastAsia"/>
-          <w:sz w:val="28"/>
-          <w:szCs w:val="28"/>
-        </w:rPr>
-        <w:t>[2 3 5 7 11]  [17 19 23 29 31]</w:t>
-      </w:r>
-    </w:p>
-    <w:p>
-      <w:pPr>
-        <w:pStyle w:val="Heading1"/>
-        <w:rPr>
-          <w:sz w:val="28"/>
-          <w:szCs w:val="28"/>
-        </w:rPr>
-      </w:pPr>
-      <w:r>
-        <w:rPr>
-          <w:sz w:val="28"/>
-          <w:szCs w:val="28"/>
-        </w:rPr>
-        <w:t>Viva/Exam Short Answer</w:t>
-      </w:r>
-    </w:p>
-    <w:p>
-      <w:pPr>
-        <w:pStyle w:val="Heading3"/>
-        <w:rPr>
-          <w:sz w:val="28"/>
-          <w:szCs w:val="28"/>
-        </w:rPr>
-      </w:pPr>
-      <w:r>
-        <w:rPr>
-          <w:sz w:val="28"/>
-          <w:szCs w:val="28"/>
-        </w:rPr>
-        <w:t>English</w:t>
-      </w:r>
-    </w:p>
-    <w:p>
-      <w:pPr>
-        <w:pStyle w:val="NormalWeb"/>
-        <w:numPr>
-          <w:ilvl w:val="0"/>
-          <w:numId w:val="17"/>
-        </w:numPr>
-        <w:rPr>
-          <w:sz w:val="28"/>
-          <w:szCs w:val="28"/>
-        </w:rPr>
-      </w:pPr>
-      <w:r>
-        <w:rPr>
-          <w:rStyle w:val="Strong"/>
-          <w:rFonts w:eastAsiaTheme="majorEastAsia"/>
-          <w:sz w:val="28"/>
-          <w:szCs w:val="28"/>
-        </w:rPr>
-        <w:t>Indexing:</w:t>
-      </w:r>
-      <w:r>
-        <w:rPr>
-          <w:sz w:val="28"/>
-          <w:szCs w:val="28"/>
-        </w:rPr>
-        <w:t xml:space="preserve"> Technique for fast data retrieval.</w:t>
-      </w:r>
-    </w:p>
-    <w:p>
-      <w:pPr>
-        <w:pStyle w:val="NormalWeb"/>
-        <w:numPr>
-          <w:ilvl w:val="0"/>
-          <w:numId w:val="17"/>
-        </w:numPr>
-        <w:rPr>
-          <w:sz w:val="28"/>
-          <w:szCs w:val="28"/>
-        </w:rPr>
-      </w:pPr>
-      <w:r>
-        <w:rPr>
-          <w:rStyle w:val="Strong"/>
-          <w:rFonts w:eastAsiaTheme="majorEastAsia"/>
-          <w:sz w:val="28"/>
-          <w:szCs w:val="28"/>
-        </w:rPr>
-        <w:t>Ordered Index:</w:t>
-      </w:r>
-      <w:r>
-        <w:rPr>
-          <w:sz w:val="28"/>
-          <w:szCs w:val="28"/>
-        </w:rPr>
-        <w:t xml:space="preserve"> Stores keys in sorted order.</w:t>
-      </w:r>
-    </w:p>
-    <w:p>
-      <w:pPr>
-        <w:pStyle w:val="NormalWeb"/>
-        <w:numPr>
-          <w:ilvl w:val="0"/>
-          <w:numId w:val="17"/>
-        </w:numPr>
-        <w:rPr>
-          <w:sz w:val="28"/>
-          <w:szCs w:val="28"/>
-        </w:rPr>
-      </w:pPr>
-      <w:r>
-        <w:rPr>
-          <w:rStyle w:val="Strong"/>
-          <w:rFonts w:eastAsiaTheme="majorEastAsia"/>
-          <w:sz w:val="28"/>
-          <w:szCs w:val="28"/>
-        </w:rPr>
-        <w:t>Primary Index:</w:t>
-      </w:r>
-      <w:r>
-        <w:rPr>
-          <w:sz w:val="28"/>
-          <w:szCs w:val="28"/>
-        </w:rPr>
-        <w:t xml:space="preserve"> Defines file order.</w:t>
-      </w:r>
-    </w:p>
-    <w:p>
-      <w:pPr>
-        <w:pStyle w:val="NormalWeb"/>
-        <w:numPr>
-          <w:ilvl w:val="0"/>
-          <w:numId w:val="17"/>
-        </w:numPr>
-        <w:rPr>
-          <w:sz w:val="28"/>
-          <w:szCs w:val="28"/>
-        </w:rPr>
-      </w:pPr>
-      <w:r>
-        <w:rPr>
-          <w:rStyle w:val="Strong"/>
-          <w:rFonts w:eastAsiaTheme="majorEastAsia"/>
-          <w:sz w:val="28"/>
-          <w:szCs w:val="28"/>
-        </w:rPr>
-        <w:t>Secondary Index:</w:t>
-      </w:r>
-      <w:r>
-        <w:rPr>
-          <w:sz w:val="28"/>
-          <w:szCs w:val="28"/>
-        </w:rPr>
-        <w:t xml:space="preserve"> Does not define file order.</w:t>
-      </w:r>
-    </w:p>
-    <w:p>
-      <w:pPr>
-        <w:pStyle w:val="NormalWeb"/>
-        <w:numPr>
-          <w:ilvl w:val="0"/>
-          <w:numId w:val="17"/>
-        </w:numPr>
-        <w:rPr>
-          <w:sz w:val="28"/>
-          <w:szCs w:val="28"/>
-        </w:rPr>
-      </w:pPr>
-      <w:r>
-        <w:rPr>
-          <w:rStyle w:val="Strong"/>
-          <w:rFonts w:eastAsiaTheme="majorEastAsia"/>
-          <w:sz w:val="28"/>
-          <w:szCs w:val="28"/>
-        </w:rPr>
-        <w:t>B+ Tree:</w:t>
-      </w:r>
-      <w:r>
-        <w:rPr>
-          <w:sz w:val="28"/>
-          <w:szCs w:val="28"/>
-        </w:rPr>
-        <w:t xml:space="preserve"> Balanced tree; data stored in leaf nodes.</w:t>
-      </w:r>
-    </w:p>
-    <w:p>
-      <w:pPr>
-        <w:pStyle w:val="NormalWeb"/>
-        <w:numPr>
-          <w:ilvl w:val="0"/>
-          <w:numId w:val="17"/>
-        </w:numPr>
-        <w:rPr>
-          <w:sz w:val="28"/>
-          <w:szCs w:val="28"/>
-        </w:rPr>
-      </w:pPr>
-      <w:r>
-        <w:rPr>
-          <w:rStyle w:val="Strong"/>
-          <w:rFonts w:eastAsiaTheme="majorEastAsia"/>
-          <w:sz w:val="28"/>
-          <w:szCs w:val="28"/>
-        </w:rPr>
-        <w:t>B-Tree:</w:t>
-      </w:r>
-      <w:r>
-        <w:rPr>
-          <w:sz w:val="28"/>
-          <w:szCs w:val="28"/>
-        </w:rPr>
-        <w:t xml:space="preserve"> Balanced tree; data can be found in non-leaf nodes too.</w:t>
-      </w:r>
-    </w:p>
-    <w:p>
-      <w:pPr>
-        <w:pStyle w:val="Heading3"/>
-        <w:rPr>
-          <w:sz w:val="28"/>
-          <w:szCs w:val="28"/>
-        </w:rPr>
-      </w:pPr>
-      <w:proofErr w:type="spellStart"/>
-      <w:r>
-        <w:rPr>
-          <w:rFonts w:ascii="Nirmala UI" w:hAnsi="Nirmala UI" w:cs="Nirmala UI"/>
-          <w:sz w:val="28"/>
-          <w:szCs w:val="28"/>
-        </w:rPr>
-        <w:t>বাংলা</w:t>
-      </w:r>
-      <w:proofErr w:type="spellEnd"/>
-    </w:p>
-    <w:p>
-      <w:pPr>
-        <w:pStyle w:val="NormalWeb"/>
-        <w:numPr>
-          <w:ilvl w:val="0"/>
-          <w:numId w:val="18"/>
-        </w:numPr>
-        <w:rPr>
-          <w:sz w:val="28"/>
-          <w:szCs w:val="28"/>
-        </w:rPr>
-      </w:pPr>
-      <w:r>
-        <w:rPr>
-          <w:rStyle w:val="Strong"/>
-          <w:rFonts w:eastAsiaTheme="majorEastAsia"/>
-          <w:sz w:val="28"/>
-          <w:szCs w:val="28"/>
-        </w:rPr>
-        <w:t>Indexing:</w:t>
-      </w:r>
-      <w:r>
-        <w:rPr>
-          <w:sz w:val="28"/>
-          <w:szCs w:val="28"/>
-        </w:rPr>
-        <w:t xml:space="preserve"> </w:t>
-      </w:r>
-      <w:proofErr w:type="spellStart"/>
-      <w:r>
-        <w:rPr>
-          <w:rFonts w:ascii="Nirmala UI" w:hAnsi="Nirmala UI" w:cs="Nirmala UI"/>
-          <w:sz w:val="28"/>
-          <w:szCs w:val="28"/>
-        </w:rPr>
-        <w:t>দ্রুত</w:t>
-      </w:r>
-      <w:proofErr w:type="spellEnd"/>
-      <w:r>
-        <w:rPr>
-          <w:sz w:val="28"/>
-          <w:szCs w:val="28"/>
-        </w:rPr>
-        <w:t xml:space="preserve"> </w:t>
-      </w:r>
-      <w:proofErr w:type="spellStart"/>
-      <w:r>
-        <w:rPr>
-          <w:rFonts w:ascii="Nirmala UI" w:hAnsi="Nirmala UI" w:cs="Nirmala UI"/>
-          <w:sz w:val="28"/>
-          <w:szCs w:val="28"/>
-        </w:rPr>
-        <w:t>ডাটা</w:t>
-      </w:r>
-      <w:proofErr w:type="spellEnd"/>
-      <w:r>
-        <w:rPr>
-          <w:sz w:val="28"/>
-          <w:szCs w:val="28"/>
-        </w:rPr>
-        <w:t xml:space="preserve"> </w:t>
-      </w:r>
-      <w:proofErr w:type="spellStart"/>
-      <w:r>
-        <w:rPr>
-          <w:rFonts w:ascii="Nirmala UI" w:hAnsi="Nirmala UI" w:cs="Nirmala UI"/>
-          <w:sz w:val="28"/>
-          <w:szCs w:val="28"/>
-        </w:rPr>
-        <w:t>খোঁজার</w:t>
-      </w:r>
-      <w:proofErr w:type="spellEnd"/>
-      <w:r>
-        <w:rPr>
-          <w:sz w:val="28"/>
-          <w:szCs w:val="28"/>
-        </w:rPr>
-        <w:t xml:space="preserve"> </w:t>
-      </w:r>
-      <w:proofErr w:type="spellStart"/>
-      <w:r>
-        <w:rPr>
-          <w:rFonts w:ascii="Nirmala UI" w:hAnsi="Nirmala UI" w:cs="Nirmala UI"/>
-          <w:sz w:val="28"/>
-          <w:szCs w:val="28"/>
-        </w:rPr>
-        <w:t>পদ্ধতি</w:t>
-      </w:r>
-      <w:proofErr w:type="spellEnd"/>
-      <w:r>
-        <w:rPr>
-          <w:rFonts w:ascii="Nirmala UI" w:hAnsi="Nirmala UI" w:cs="Nirmala UI"/>
-          <w:sz w:val="28"/>
-          <w:szCs w:val="28"/>
-        </w:rPr>
-        <w:t>।</w:t>
-      </w:r>
-    </w:p>
-    <w:p>
-      <w:pPr>
-        <w:pStyle w:val="NormalWeb"/>
-        <w:numPr>
-          <w:ilvl w:val="0"/>
-          <w:numId w:val="18"/>
-        </w:numPr>
-        <w:rPr>
-          <w:sz w:val="28"/>
-          <w:szCs w:val="28"/>
-        </w:rPr>
-      </w:pPr>
-      <w:r>
-        <w:rPr>
-          <w:rStyle w:val="Strong"/>
-          <w:rFonts w:eastAsiaTheme="majorEastAsia"/>
-          <w:sz w:val="28"/>
-          <w:szCs w:val="28"/>
-        </w:rPr>
-        <w:t>Ordered Index:</w:t>
-      </w:r>
-      <w:r>
-        <w:rPr>
-          <w:sz w:val="28"/>
-          <w:szCs w:val="28"/>
-        </w:rPr>
-        <w:t xml:space="preserve"> Key </w:t>
-      </w:r>
-      <w:proofErr w:type="spellStart"/>
-      <w:r>
-        <w:rPr>
-          <w:rFonts w:ascii="Nirmala UI" w:hAnsi="Nirmala UI" w:cs="Nirmala UI"/>
-          <w:sz w:val="28"/>
-          <w:szCs w:val="28"/>
-        </w:rPr>
-        <w:t>গুলো</w:t>
-      </w:r>
-      <w:proofErr w:type="spellEnd"/>
-      <w:r>
-        <w:rPr>
-          <w:sz w:val="28"/>
-          <w:szCs w:val="28"/>
-        </w:rPr>
-        <w:t xml:space="preserve"> sorted </w:t>
-      </w:r>
-      <w:proofErr w:type="spellStart"/>
-      <w:r>
-        <w:rPr>
-          <w:rFonts w:ascii="Nirmala UI" w:hAnsi="Nirmala UI" w:cs="Nirmala UI"/>
-          <w:sz w:val="28"/>
-          <w:szCs w:val="28"/>
-        </w:rPr>
-        <w:t>অবস্থায়</w:t>
-      </w:r>
-      <w:proofErr w:type="spellEnd"/>
-      <w:r>
-        <w:rPr>
-          <w:sz w:val="28"/>
-          <w:szCs w:val="28"/>
-        </w:rPr>
-        <w:t xml:space="preserve"> </w:t>
-      </w:r>
-      <w:proofErr w:type="spellStart"/>
-      <w:r>
-        <w:rPr>
-          <w:rFonts w:ascii="Nirmala UI" w:hAnsi="Nirmala UI" w:cs="Nirmala UI"/>
-          <w:sz w:val="28"/>
-          <w:szCs w:val="28"/>
-        </w:rPr>
-        <w:t>থাকে</w:t>
-      </w:r>
-      <w:proofErr w:type="spellEnd"/>
-      <w:r>
-        <w:rPr>
-          <w:rFonts w:ascii="Nirmala UI" w:hAnsi="Nirmala UI" w:cs="Nirmala UI"/>
-          <w:sz w:val="28"/>
-          <w:szCs w:val="28"/>
-        </w:rPr>
-        <w:t>।</w:t>
-      </w:r>
-    </w:p>
-    <w:p>
-      <w:pPr>
-        <w:pStyle w:val="NormalWeb"/>
-        <w:numPr>
-          <w:ilvl w:val="0"/>
-          <w:numId w:val="18"/>
-        </w:numPr>
-        <w:rPr>
-          <w:sz w:val="28"/>
-          <w:szCs w:val="28"/>
-        </w:rPr>
-      </w:pPr>
-      <w:r>
-        <w:rPr>
-          <w:rStyle w:val="Strong"/>
-          <w:rFonts w:eastAsiaTheme="majorEastAsia"/>
-          <w:sz w:val="28"/>
-          <w:szCs w:val="28"/>
-        </w:rPr>
-        <w:t>Primary Index:</w:t>
-      </w:r>
-      <w:r>
-        <w:rPr>
-          <w:sz w:val="28"/>
-          <w:szCs w:val="28"/>
-        </w:rPr>
-        <w:t xml:space="preserve"> </w:t>
-      </w:r>
-      <w:proofErr w:type="spellStart"/>
-      <w:r>
-        <w:rPr>
-          <w:rFonts w:ascii="Nirmala UI" w:hAnsi="Nirmala UI" w:cs="Nirmala UI"/>
-          <w:sz w:val="28"/>
-          <w:szCs w:val="28"/>
-        </w:rPr>
-        <w:t>ফাইলের</w:t>
-      </w:r>
-      <w:proofErr w:type="spellEnd"/>
-      <w:r>
-        <w:rPr>
-          <w:sz w:val="28"/>
-          <w:szCs w:val="28"/>
-        </w:rPr>
-        <w:t xml:space="preserve"> </w:t>
-      </w:r>
-      <w:proofErr w:type="spellStart"/>
-      <w:r>
-        <w:rPr>
-          <w:rFonts w:ascii="Nirmala UI" w:hAnsi="Nirmala UI" w:cs="Nirmala UI"/>
-          <w:sz w:val="28"/>
-          <w:szCs w:val="28"/>
-        </w:rPr>
-        <w:t>ক্রম</w:t>
-      </w:r>
-      <w:proofErr w:type="spellEnd"/>
-      <w:r>
-        <w:rPr>
-          <w:sz w:val="28"/>
-          <w:szCs w:val="28"/>
-        </w:rPr>
-        <w:t xml:space="preserve"> </w:t>
-      </w:r>
-      <w:proofErr w:type="spellStart"/>
-      <w:r>
-        <w:rPr>
-          <w:rFonts w:ascii="Nirmala UI" w:hAnsi="Nirmala UI" w:cs="Nirmala UI"/>
-          <w:sz w:val="28"/>
-          <w:szCs w:val="28"/>
-        </w:rPr>
-        <w:t>নির্ধারণ</w:t>
-      </w:r>
-      <w:proofErr w:type="spellEnd"/>
-      <w:r>
-        <w:rPr>
-          <w:sz w:val="28"/>
-          <w:szCs w:val="28"/>
-        </w:rPr>
-        <w:t xml:space="preserve"> </w:t>
-      </w:r>
-      <w:proofErr w:type="spellStart"/>
-      <w:r>
-        <w:rPr>
-          <w:rFonts w:ascii="Nirmala UI" w:hAnsi="Nirmala UI" w:cs="Nirmala UI"/>
-          <w:sz w:val="28"/>
-          <w:szCs w:val="28"/>
-        </w:rPr>
-        <w:t>করে</w:t>
-      </w:r>
-      <w:proofErr w:type="spellEnd"/>
-      <w:r>
-        <w:rPr>
-          <w:rFonts w:ascii="Nirmala UI" w:hAnsi="Nirmala UI" w:cs="Nirmala UI"/>
-          <w:sz w:val="28"/>
-          <w:szCs w:val="28"/>
-        </w:rPr>
-        <w:t>।</w:t>
-      </w:r>
-    </w:p>
-    <w:p>
-      <w:pPr>
-        <w:pStyle w:val="NormalWeb"/>
-        <w:numPr>
-          <w:ilvl w:val="0"/>
-          <w:numId w:val="18"/>
-        </w:numPr>
-        <w:rPr>
-          <w:sz w:val="28"/>
-          <w:szCs w:val="28"/>
-        </w:rPr>
-      </w:pPr>
-      <w:r>
-        <w:rPr>
-          <w:rStyle w:val="Strong"/>
-          <w:rFonts w:eastAsiaTheme="majorEastAsia"/>
-          <w:sz w:val="28"/>
-          <w:szCs w:val="28"/>
-        </w:rPr>
-        <w:t>Secondary Index:</w:t>
-      </w:r>
-      <w:r>
-        <w:rPr>
-          <w:sz w:val="28"/>
-          <w:szCs w:val="28"/>
-        </w:rPr>
-        <w:t xml:space="preserve"> </w:t>
-      </w:r>
-      <w:proofErr w:type="spellStart"/>
-      <w:r>
-        <w:rPr>
-          <w:rFonts w:ascii="Nirmala UI" w:hAnsi="Nirmala UI" w:cs="Nirmala UI"/>
-          <w:sz w:val="28"/>
-          <w:szCs w:val="28"/>
-        </w:rPr>
-        <w:t>ফাইলের</w:t>
-      </w:r>
-      <w:proofErr w:type="spellEnd"/>
-      <w:r>
-        <w:rPr>
-          <w:sz w:val="28"/>
-          <w:szCs w:val="28"/>
-        </w:rPr>
-        <w:t xml:space="preserve"> </w:t>
-      </w:r>
-      <w:proofErr w:type="spellStart"/>
-      <w:r>
-        <w:rPr>
-          <w:rFonts w:ascii="Nirmala UI" w:hAnsi="Nirmala UI" w:cs="Nirmala UI"/>
-          <w:sz w:val="28"/>
-          <w:szCs w:val="28"/>
-        </w:rPr>
-        <w:t>ক্রম</w:t>
-      </w:r>
-      <w:proofErr w:type="spellEnd"/>
-      <w:r>
-        <w:rPr>
-          <w:sz w:val="28"/>
-          <w:szCs w:val="28"/>
-        </w:rPr>
-        <w:t xml:space="preserve"> </w:t>
-      </w:r>
-      <w:proofErr w:type="spellStart"/>
-      <w:r>
-        <w:rPr>
-          <w:rFonts w:ascii="Nirmala UI" w:hAnsi="Nirmala UI" w:cs="Nirmala UI"/>
-          <w:sz w:val="28"/>
-          <w:szCs w:val="28"/>
-        </w:rPr>
-        <w:t>নির্ধারণ</w:t>
-      </w:r>
-      <w:proofErr w:type="spellEnd"/>
-      <w:r>
-        <w:rPr>
-          <w:sz w:val="28"/>
-          <w:szCs w:val="28"/>
-        </w:rPr>
-        <w:t xml:space="preserve"> </w:t>
-      </w:r>
-      <w:proofErr w:type="spellStart"/>
-      <w:r>
-        <w:rPr>
-          <w:rFonts w:ascii="Nirmala UI" w:hAnsi="Nirmala UI" w:cs="Nirmala UI"/>
-          <w:sz w:val="28"/>
-          <w:szCs w:val="28"/>
-        </w:rPr>
-        <w:t>করে</w:t>
-      </w:r>
-      <w:proofErr w:type="spellEnd"/>
-      <w:r>
-        <w:rPr>
-          <w:sz w:val="28"/>
-          <w:szCs w:val="28"/>
-        </w:rPr>
-        <w:t xml:space="preserve"> </w:t>
-      </w:r>
-      <w:proofErr w:type="spellStart"/>
-      <w:r>
-        <w:rPr>
-          <w:rFonts w:ascii="Nirmala UI" w:hAnsi="Nirmala UI" w:cs="Nirmala UI"/>
-          <w:sz w:val="28"/>
-          <w:szCs w:val="28"/>
-        </w:rPr>
-        <w:t>না</w:t>
-      </w:r>
-      <w:proofErr w:type="spellEnd"/>
-      <w:r>
-        <w:rPr>
-          <w:rFonts w:ascii="Nirmala UI" w:hAnsi="Nirmala UI" w:cs="Nirmala UI"/>
-          <w:sz w:val="28"/>
-          <w:szCs w:val="28"/>
-        </w:rPr>
-        <w:t>।</w:t>
-      </w:r>
-    </w:p>
-    <w:p>
-      <w:pPr>
-        <w:pStyle w:val="NormalWeb"/>
-        <w:numPr>
-          <w:ilvl w:val="0"/>
-          <w:numId w:val="18"/>
-        </w:numPr>
-        <w:rPr>
-          <w:sz w:val="28"/>
-          <w:szCs w:val="28"/>
-        </w:rPr>
-      </w:pPr>
-      <w:r>
-        <w:rPr>
-          <w:rStyle w:val="Strong"/>
-          <w:rFonts w:eastAsiaTheme="majorEastAsia"/>
-          <w:sz w:val="28"/>
-          <w:szCs w:val="28"/>
-        </w:rPr>
-        <w:t>B+ Tree:</w:t>
-      </w:r>
-      <w:r>
-        <w:rPr>
-          <w:sz w:val="28"/>
-          <w:szCs w:val="28"/>
-        </w:rPr>
-        <w:t xml:space="preserve"> Balanced Tree; Data Leaf Node-</w:t>
-      </w:r>
-      <w:r>
-        <w:rPr>
-          <w:rFonts w:ascii="Nirmala UI" w:hAnsi="Nirmala UI" w:cs="Nirmala UI"/>
-          <w:sz w:val="28"/>
-          <w:szCs w:val="28"/>
-        </w:rPr>
-        <w:t>এ</w:t>
-      </w:r>
-      <w:r>
-        <w:rPr>
-          <w:sz w:val="28"/>
-          <w:szCs w:val="28"/>
-        </w:rPr>
-        <w:t xml:space="preserve"> </w:t>
-      </w:r>
-      <w:proofErr w:type="spellStart"/>
-      <w:r>
-        <w:rPr>
-          <w:rFonts w:ascii="Nirmala UI" w:hAnsi="Nirmala UI" w:cs="Nirmala UI"/>
-          <w:sz w:val="28"/>
-          <w:szCs w:val="28"/>
-        </w:rPr>
-        <w:t>থাকে</w:t>
-      </w:r>
-      <w:proofErr w:type="spellEnd"/>
-      <w:r>
-        <w:rPr>
-          <w:rFonts w:ascii="Nirmala UI" w:hAnsi="Nirmala UI" w:cs="Nirmala UI"/>
-          <w:sz w:val="28"/>
-          <w:szCs w:val="28"/>
-        </w:rPr>
-        <w:t>।</w:t>
-      </w:r>
-    </w:p>
-    <w:p>
-      <w:pPr>
-        <w:pStyle w:val="NormalWeb"/>
-        <w:numPr>
-          <w:ilvl w:val="0"/>
-          <w:numId w:val="18"/>
-        </w:numPr>
-        <w:rPr>
-          <w:sz w:val="28"/>
-          <w:szCs w:val="28"/>
-        </w:rPr>
-      </w:pPr>
-      <w:r>
-        <w:rPr>
-          <w:rStyle w:val="Strong"/>
-          <w:rFonts w:eastAsiaTheme="majorEastAsia"/>
-          <w:sz w:val="28"/>
-          <w:szCs w:val="28"/>
-        </w:rPr>
-        <w:t>B-Tree:</w:t>
-      </w:r>
-      <w:r>
-        <w:rPr>
-          <w:sz w:val="28"/>
-          <w:szCs w:val="28"/>
-        </w:rPr>
-        <w:t xml:space="preserve"> Balanced Tree; Non-Leaf Node-</w:t>
-      </w:r>
-      <w:proofErr w:type="spellStart"/>
-      <w:r>
-        <w:rPr>
-          <w:rFonts w:ascii="Nirmala UI" w:hAnsi="Nirmala UI" w:cs="Nirmala UI"/>
-          <w:sz w:val="28"/>
-          <w:szCs w:val="28"/>
-        </w:rPr>
-        <w:t>এও</w:t>
-      </w:r>
-      <w:proofErr w:type="spellEnd"/>
-      <w:r>
-        <w:rPr>
-          <w:sz w:val="28"/>
-          <w:szCs w:val="28"/>
-        </w:rPr>
-        <w:t xml:space="preserve"> Data Pointer </w:t>
-      </w:r>
-      <w:proofErr w:type="spellStart"/>
-      <w:r>
-        <w:rPr>
-          <w:rFonts w:ascii="Nirmala UI" w:hAnsi="Nirmala UI" w:cs="Nirmala UI"/>
-          <w:sz w:val="28"/>
-          <w:szCs w:val="28"/>
-        </w:rPr>
-        <w:t>থাকতে</w:t>
-      </w:r>
-      <w:proofErr w:type="spellEnd"/>
-      <w:r>
-        <w:rPr>
-          <w:sz w:val="28"/>
-          <w:szCs w:val="28"/>
-        </w:rPr>
-        <w:t xml:space="preserve"> </w:t>
-      </w:r>
-      <w:proofErr w:type="spellStart"/>
-      <w:r>
-        <w:rPr>
-          <w:rFonts w:ascii="Nirmala UI" w:hAnsi="Nirmala UI" w:cs="Nirmala UI"/>
-          <w:sz w:val="28"/>
-          <w:szCs w:val="28"/>
-        </w:rPr>
-        <w:t>পারে</w:t>
-      </w:r>
-      <w:proofErr w:type="spellEnd"/>
-      <w:r>
-        <w:rPr>
-          <w:rFonts w:ascii="Nirmala UI" w:hAnsi="Nirmala UI" w:cs="Nirmala UI"/>
-          <w:sz w:val="28"/>
-          <w:szCs w:val="28"/>
-        </w:rPr>
-        <w:t>।</w:t>
-      </w:r>
-    </w:p>
-    <w:p>
-      <w:pPr>
-        <w:rPr>
-          <w:sz w:val="28"/>
-          <w:szCs w:val="28"/>
-        </w:rPr>
-      </w:pPr>
+      <w:bookmarkStart w:id="0" w:name="_GoBack"/>
+      <w:bookmarkEnd w:id="0"/>
     </w:p>
     <w:sectPr>
       <w:pgSz w:w="12240" w:h="15840"/>

--- a/2. Second_Semester/4. Advanced Database Management System/1. Class Test-01.docx
+++ b/2. Second_Semester/4. Advanced Database Management System/1. Class Test-01.docx
@@ -8730,18 +8730,1309 @@
     </w:p>
     <w:p>
       <w:pPr>
+        <w:pStyle w:val="pdq2pgselectionanchorcontainer"/>
+        <w:rPr>
+          <w:sz w:val="28"/>
+          <w:szCs w:val="28"/>
+        </w:rPr>
+      </w:pPr>
+      <w:r>
+        <w:rPr>
+          <w:b/>
+          <w:color w:val="FF0000"/>
+          <w:sz w:val="28"/>
+          <w:szCs w:val="28"/>
+          <w:u w:val="single"/>
+        </w:rPr>
+        <w:t>Example:</w:t>
+      </w:r>
+      <w:r>
+        <w:rPr>
+          <w:sz w:val="28"/>
+          <w:szCs w:val="28"/>
+        </w:rPr>
+        <w:br/>
+      </w:r>
+      <w:proofErr w:type="spellStart"/>
+      <w:r>
+        <w:rPr>
+          <w:rFonts w:ascii="Nirmala UI" w:hAnsi="Nirmala UI" w:cs="Nirmala UI"/>
+          <w:sz w:val="28"/>
+          <w:szCs w:val="28"/>
+        </w:rPr>
+        <w:t>ধরো</w:t>
+      </w:r>
+      <w:proofErr w:type="spellEnd"/>
+      <w:r>
+        <w:rPr>
+          <w:sz w:val="28"/>
+          <w:szCs w:val="28"/>
+        </w:rPr>
+        <w:t xml:space="preserve"> </w:t>
+      </w:r>
+      <w:proofErr w:type="spellStart"/>
+      <w:r>
+        <w:rPr>
+          <w:rFonts w:ascii="Nirmala UI" w:hAnsi="Nirmala UI" w:cs="Nirmala UI"/>
+          <w:sz w:val="28"/>
+          <w:szCs w:val="28"/>
+        </w:rPr>
+        <w:t>একটি</w:t>
+      </w:r>
+      <w:proofErr w:type="spellEnd"/>
+      <w:r>
+        <w:rPr>
+          <w:sz w:val="28"/>
+          <w:szCs w:val="28"/>
+        </w:rPr>
+        <w:t xml:space="preserve"> </w:t>
+      </w:r>
+      <w:r>
+        <w:rPr>
+          <w:rStyle w:val="Strong"/>
+          <w:sz w:val="28"/>
+          <w:szCs w:val="28"/>
+        </w:rPr>
+        <w:t>Bank Database</w:t>
+      </w:r>
+      <w:r>
+        <w:rPr>
+          <w:sz w:val="28"/>
+          <w:szCs w:val="28"/>
+        </w:rPr>
+        <w:t>-</w:t>
+      </w:r>
+      <w:r>
+        <w:rPr>
+          <w:rFonts w:ascii="Nirmala UI" w:hAnsi="Nirmala UI" w:cs="Nirmala UI"/>
+          <w:sz w:val="28"/>
+          <w:szCs w:val="28"/>
+        </w:rPr>
+        <w:t>এ</w:t>
+      </w:r>
+      <w:r>
+        <w:rPr>
+          <w:sz w:val="28"/>
+          <w:szCs w:val="28"/>
+        </w:rPr>
+        <w:t xml:space="preserve"> Account Number </w:t>
+      </w:r>
+      <w:proofErr w:type="spellStart"/>
+      <w:r>
+        <w:rPr>
+          <w:rFonts w:ascii="Nirmala UI" w:hAnsi="Nirmala UI" w:cs="Nirmala UI"/>
+          <w:sz w:val="28"/>
+          <w:szCs w:val="28"/>
+        </w:rPr>
+        <w:t>অনুযায়ী</w:t>
+      </w:r>
+      <w:proofErr w:type="spellEnd"/>
+      <w:r>
+        <w:rPr>
+          <w:sz w:val="28"/>
+          <w:szCs w:val="28"/>
+        </w:rPr>
+        <w:t xml:space="preserve"> </w:t>
+      </w:r>
+      <w:proofErr w:type="spellStart"/>
+      <w:r>
+        <w:rPr>
+          <w:rFonts w:ascii="Nirmala UI" w:hAnsi="Nirmala UI" w:cs="Nirmala UI"/>
+          <w:sz w:val="28"/>
+          <w:szCs w:val="28"/>
+        </w:rPr>
+        <w:t>তথ্য</w:t>
+      </w:r>
+      <w:proofErr w:type="spellEnd"/>
+      <w:r>
+        <w:rPr>
+          <w:sz w:val="28"/>
+          <w:szCs w:val="28"/>
+        </w:rPr>
+        <w:t xml:space="preserve"> </w:t>
+      </w:r>
+      <w:proofErr w:type="spellStart"/>
+      <w:r>
+        <w:rPr>
+          <w:rFonts w:ascii="Nirmala UI" w:hAnsi="Nirmala UI" w:cs="Nirmala UI"/>
+          <w:sz w:val="28"/>
+          <w:szCs w:val="28"/>
+        </w:rPr>
+        <w:t>সংরক্ষণ</w:t>
+      </w:r>
+      <w:proofErr w:type="spellEnd"/>
+      <w:r>
+        <w:rPr>
+          <w:sz w:val="28"/>
+          <w:szCs w:val="28"/>
+        </w:rPr>
+        <w:t xml:space="preserve"> </w:t>
+      </w:r>
+      <w:proofErr w:type="spellStart"/>
+      <w:r>
+        <w:rPr>
+          <w:rFonts w:ascii="Nirmala UI" w:hAnsi="Nirmala UI" w:cs="Nirmala UI"/>
+          <w:sz w:val="28"/>
+          <w:szCs w:val="28"/>
+        </w:rPr>
+        <w:t>করা</w:t>
+      </w:r>
+      <w:proofErr w:type="spellEnd"/>
+      <w:r>
+        <w:rPr>
+          <w:sz w:val="28"/>
+          <w:szCs w:val="28"/>
+        </w:rPr>
+        <w:t xml:space="preserve"> </w:t>
+      </w:r>
+      <w:proofErr w:type="spellStart"/>
+      <w:r>
+        <w:rPr>
+          <w:rFonts w:ascii="Nirmala UI" w:hAnsi="Nirmala UI" w:cs="Nirmala UI"/>
+          <w:sz w:val="28"/>
+          <w:szCs w:val="28"/>
+        </w:rPr>
+        <w:t>আছে</w:t>
+      </w:r>
+      <w:proofErr w:type="spellEnd"/>
+      <w:r>
+        <w:rPr>
+          <w:sz w:val="28"/>
+          <w:szCs w:val="28"/>
+        </w:rPr>
+        <w:t>:</w:t>
+      </w:r>
+    </w:p>
+    <w:p>
+      <w:pPr>
+        <w:pStyle w:val="HTMLPreformatted"/>
+        <w:rPr>
+          <w:sz w:val="28"/>
+          <w:szCs w:val="28"/>
+        </w:rPr>
+      </w:pPr>
+      <w:r>
+        <w:rPr>
+          <w:rStyle w:val="HTMLCode"/>
+          <w:rFonts w:eastAsiaTheme="majorEastAsia"/>
+          <w:sz w:val="28"/>
+          <w:szCs w:val="28"/>
+        </w:rPr>
+        <w:t>1001, 1005, 1010, 1015, 1020, 1025, 1030, 1035</w:t>
+      </w:r>
+    </w:p>
+    <w:p>
+      <w:pPr>
+        <w:pStyle w:val="NormalWeb"/>
+        <w:rPr>
+          <w:sz w:val="28"/>
+          <w:szCs w:val="28"/>
+        </w:rPr>
+      </w:pPr>
+      <w:r>
+        <w:rPr>
+          <w:sz w:val="28"/>
+          <w:szCs w:val="28"/>
+        </w:rPr>
+        <w:t xml:space="preserve">B+ Tree </w:t>
+      </w:r>
+      <w:proofErr w:type="spellStart"/>
+      <w:r>
+        <w:rPr>
+          <w:rFonts w:ascii="Nirmala UI" w:hAnsi="Nirmala UI" w:cs="Nirmala UI"/>
+          <w:sz w:val="28"/>
+          <w:szCs w:val="28"/>
+        </w:rPr>
+        <w:t>দেখতে</w:t>
+      </w:r>
+      <w:proofErr w:type="spellEnd"/>
+      <w:r>
+        <w:rPr>
+          <w:sz w:val="28"/>
+          <w:szCs w:val="28"/>
+        </w:rPr>
+        <w:t xml:space="preserve"> </w:t>
+      </w:r>
+      <w:proofErr w:type="spellStart"/>
+      <w:r>
+        <w:rPr>
+          <w:rFonts w:ascii="Nirmala UI" w:hAnsi="Nirmala UI" w:cs="Nirmala UI"/>
+          <w:sz w:val="28"/>
+          <w:szCs w:val="28"/>
+        </w:rPr>
+        <w:t>এমন</w:t>
+      </w:r>
+      <w:proofErr w:type="spellEnd"/>
+      <w:r>
+        <w:rPr>
+          <w:sz w:val="28"/>
+          <w:szCs w:val="28"/>
+        </w:rPr>
+        <w:t xml:space="preserve"> </w:t>
+      </w:r>
+      <w:proofErr w:type="spellStart"/>
+      <w:r>
+        <w:rPr>
+          <w:rFonts w:ascii="Nirmala UI" w:hAnsi="Nirmala UI" w:cs="Nirmala UI"/>
+          <w:sz w:val="28"/>
+          <w:szCs w:val="28"/>
+        </w:rPr>
+        <w:t>হতে</w:t>
+      </w:r>
+      <w:proofErr w:type="spellEnd"/>
+      <w:r>
+        <w:rPr>
+          <w:sz w:val="28"/>
+          <w:szCs w:val="28"/>
+        </w:rPr>
+        <w:t xml:space="preserve"> </w:t>
+      </w:r>
+      <w:proofErr w:type="spellStart"/>
+      <w:r>
+        <w:rPr>
+          <w:rFonts w:ascii="Nirmala UI" w:hAnsi="Nirmala UI" w:cs="Nirmala UI"/>
+          <w:sz w:val="28"/>
+          <w:szCs w:val="28"/>
+        </w:rPr>
+        <w:t>পারে</w:t>
+      </w:r>
+      <w:proofErr w:type="spellEnd"/>
+      <w:r>
+        <w:rPr>
+          <w:sz w:val="28"/>
+          <w:szCs w:val="28"/>
+        </w:rPr>
+        <w:t>:</w:t>
+      </w:r>
+    </w:p>
+    <w:p>
+      <w:pPr>
+        <w:pStyle w:val="HTMLPreformatted"/>
+        <w:rPr>
+          <w:sz w:val="28"/>
+          <w:szCs w:val="28"/>
+        </w:rPr>
+      </w:pPr>
+      <w:r>
+        <w:rPr>
+          <w:rStyle w:val="HTMLCode"/>
+          <w:rFonts w:eastAsiaTheme="majorEastAsia"/>
+          <w:sz w:val="28"/>
+          <w:szCs w:val="28"/>
+        </w:rPr>
+        <w:t xml:space="preserve">                 [1015 | 1025]</w:t>
+      </w:r>
+      <w:r>
+        <w:rPr>
+          <w:sz w:val="28"/>
+          <w:szCs w:val="28"/>
+        </w:rPr>
+        <w:br/>
+      </w:r>
+      <w:r>
+        <w:rPr>
+          <w:rStyle w:val="HTMLCode"/>
+          <w:rFonts w:eastAsiaTheme="majorEastAsia"/>
+          <w:sz w:val="28"/>
+          <w:szCs w:val="28"/>
+        </w:rPr>
+        <w:t xml:space="preserve">                  /     |     \</w:t>
+      </w:r>
+      <w:r>
+        <w:rPr>
+          <w:sz w:val="28"/>
+          <w:szCs w:val="28"/>
+        </w:rPr>
+        <w:br/>
+      </w:r>
+      <w:r>
+        <w:rPr>
+          <w:sz w:val="28"/>
+          <w:szCs w:val="28"/>
+        </w:rPr>
+        <w:br/>
+      </w:r>
+      <w:r>
+        <w:rPr>
+          <w:rStyle w:val="HTMLCode"/>
+          <w:rFonts w:eastAsiaTheme="majorEastAsia"/>
+          <w:sz w:val="28"/>
+          <w:szCs w:val="28"/>
+        </w:rPr>
+        <w:t xml:space="preserve">     [1001,1005,1010] [1015,1020] [1025,1030,1035]</w:t>
+      </w:r>
+      <w:r>
+        <w:rPr>
+          <w:sz w:val="28"/>
+          <w:szCs w:val="28"/>
+        </w:rPr>
+        <w:br/>
+      </w:r>
+      <w:r>
+        <w:rPr>
+          <w:sz w:val="28"/>
+          <w:szCs w:val="28"/>
+        </w:rPr>
+        <w:br/>
+      </w:r>
+      <w:r>
+        <w:rPr>
+          <w:rStyle w:val="HTMLCode"/>
+          <w:rFonts w:eastAsiaTheme="majorEastAsia"/>
+          <w:sz w:val="28"/>
+          <w:szCs w:val="28"/>
+        </w:rPr>
+        <w:t xml:space="preserve">         (Leaf Node)    (Leaf Node)    (Leaf Node)</w:t>
+      </w:r>
+    </w:p>
+    <w:p>
+      <w:pPr>
+        <w:pStyle w:val="Heading3"/>
+        <w:rPr>
+          <w:sz w:val="28"/>
+          <w:szCs w:val="28"/>
+        </w:rPr>
+      </w:pPr>
+      <w:proofErr w:type="spellStart"/>
+      <w:r>
+        <w:rPr>
+          <w:rFonts w:ascii="Nirmala UI" w:hAnsi="Nirmala UI" w:cs="Nirmala UI"/>
+          <w:sz w:val="28"/>
+          <w:szCs w:val="28"/>
+        </w:rPr>
+        <w:t>কী</w:t>
+      </w:r>
+      <w:proofErr w:type="spellEnd"/>
+      <w:r>
+        <w:rPr>
+          <w:sz w:val="28"/>
+          <w:szCs w:val="28"/>
+        </w:rPr>
+        <w:t xml:space="preserve"> </w:t>
+      </w:r>
+      <w:proofErr w:type="spellStart"/>
+      <w:r>
+        <w:rPr>
+          <w:rFonts w:ascii="Nirmala UI" w:hAnsi="Nirmala UI" w:cs="Nirmala UI"/>
+          <w:sz w:val="28"/>
+          <w:szCs w:val="28"/>
+        </w:rPr>
+        <w:t>হচ্ছে</w:t>
+      </w:r>
+      <w:proofErr w:type="spellEnd"/>
+      <w:r>
+        <w:rPr>
+          <w:sz w:val="28"/>
+          <w:szCs w:val="28"/>
+        </w:rPr>
+        <w:t xml:space="preserve"> </w:t>
+      </w:r>
+      <w:proofErr w:type="spellStart"/>
+      <w:r>
+        <w:rPr>
+          <w:rFonts w:ascii="Nirmala UI" w:hAnsi="Nirmala UI" w:cs="Nirmala UI"/>
+          <w:sz w:val="28"/>
+          <w:szCs w:val="28"/>
+        </w:rPr>
+        <w:t>এখানে</w:t>
+      </w:r>
+      <w:proofErr w:type="spellEnd"/>
+      <w:r>
+        <w:rPr>
+          <w:sz w:val="28"/>
+          <w:szCs w:val="28"/>
+        </w:rPr>
+        <w:t>?</w:t>
+      </w:r>
+    </w:p>
+    <w:p>
+      <w:pPr>
+        <w:numPr>
+          <w:ilvl w:val="0"/>
+          <w:numId w:val="38"/>
+        </w:numPr>
+        <w:spacing w:before="100" w:beforeAutospacing="1" w:after="100" w:afterAutospacing="1" w:line="240" w:lineRule="auto"/>
+        <w:rPr>
+          <w:sz w:val="28"/>
+          <w:szCs w:val="28"/>
+        </w:rPr>
+      </w:pPr>
+      <w:r>
+        <w:rPr>
+          <w:rStyle w:val="Strong"/>
+          <w:sz w:val="28"/>
+          <w:szCs w:val="28"/>
+        </w:rPr>
+        <w:t>Root Node (Non-Leaf)</w:t>
+      </w:r>
+      <w:r>
+        <w:rPr>
+          <w:sz w:val="28"/>
+          <w:szCs w:val="28"/>
+        </w:rPr>
+        <w:t xml:space="preserve"> = </w:t>
+      </w:r>
+      <w:r>
+        <w:rPr>
+          <w:rStyle w:val="HTMLCode"/>
+          <w:rFonts w:eastAsiaTheme="majorEastAsia"/>
+          <w:sz w:val="28"/>
+          <w:szCs w:val="28"/>
+        </w:rPr>
+        <w:t>[1015 | 1025]</w:t>
+      </w:r>
+      <w:r>
+        <w:rPr>
+          <w:sz w:val="28"/>
+          <w:szCs w:val="28"/>
+        </w:rPr>
+        <w:t xml:space="preserve"> </w:t>
+      </w:r>
+    </w:p>
+    <w:p>
+      <w:pPr>
+        <w:numPr>
+          <w:ilvl w:val="1"/>
+          <w:numId w:val="38"/>
+        </w:numPr>
+        <w:spacing w:before="100" w:beforeAutospacing="1" w:after="100" w:afterAutospacing="1" w:line="240" w:lineRule="auto"/>
+        <w:rPr>
+          <w:sz w:val="28"/>
+          <w:szCs w:val="28"/>
+        </w:rPr>
+      </w:pPr>
+      <w:proofErr w:type="spellStart"/>
+      <w:r>
+        <w:rPr>
+          <w:rFonts w:ascii="Nirmala UI" w:hAnsi="Nirmala UI" w:cs="Nirmala UI"/>
+          <w:sz w:val="28"/>
+          <w:szCs w:val="28"/>
+        </w:rPr>
+        <w:t>এখানে</w:t>
+      </w:r>
+      <w:proofErr w:type="spellEnd"/>
+      <w:r>
+        <w:rPr>
+          <w:sz w:val="28"/>
+          <w:szCs w:val="28"/>
+        </w:rPr>
+        <w:t xml:space="preserve"> </w:t>
+      </w:r>
+      <w:proofErr w:type="spellStart"/>
+      <w:r>
+        <w:rPr>
+          <w:rFonts w:ascii="Nirmala UI" w:hAnsi="Nirmala UI" w:cs="Nirmala UI"/>
+          <w:sz w:val="28"/>
+          <w:szCs w:val="28"/>
+        </w:rPr>
+        <w:t>শুধু</w:t>
+      </w:r>
+      <w:proofErr w:type="spellEnd"/>
+      <w:r>
+        <w:rPr>
+          <w:sz w:val="28"/>
+          <w:szCs w:val="28"/>
+        </w:rPr>
+        <w:t xml:space="preserve"> Search Key </w:t>
+      </w:r>
+      <w:proofErr w:type="spellStart"/>
+      <w:r>
+        <w:rPr>
+          <w:rFonts w:ascii="Nirmala UI" w:hAnsi="Nirmala UI" w:cs="Nirmala UI"/>
+          <w:sz w:val="28"/>
+          <w:szCs w:val="28"/>
+        </w:rPr>
+        <w:t>আছে</w:t>
+      </w:r>
+      <w:proofErr w:type="spellEnd"/>
+      <w:r>
+        <w:rPr>
+          <w:rFonts w:ascii="Nirmala UI" w:hAnsi="Nirmala UI" w:cs="Nirmala UI"/>
+          <w:sz w:val="28"/>
+          <w:szCs w:val="28"/>
+        </w:rPr>
+        <w:t>।</w:t>
+      </w:r>
+      <w:r>
+        <w:rPr>
+          <w:sz w:val="28"/>
+          <w:szCs w:val="28"/>
+        </w:rPr>
+        <w:t xml:space="preserve"> </w:t>
+      </w:r>
+    </w:p>
+    <w:p>
+      <w:pPr>
+        <w:numPr>
+          <w:ilvl w:val="1"/>
+          <w:numId w:val="38"/>
+        </w:numPr>
+        <w:spacing w:before="100" w:beforeAutospacing="1" w:after="100" w:afterAutospacing="1" w:line="240" w:lineRule="auto"/>
+        <w:rPr>
+          <w:sz w:val="28"/>
+          <w:szCs w:val="28"/>
+        </w:rPr>
+      </w:pPr>
+      <w:r>
+        <w:rPr>
+          <w:sz w:val="28"/>
+          <w:szCs w:val="28"/>
+        </w:rPr>
+        <w:t xml:space="preserve">Actual Data </w:t>
+      </w:r>
+      <w:proofErr w:type="spellStart"/>
+      <w:r>
+        <w:rPr>
+          <w:rFonts w:ascii="Nirmala UI" w:hAnsi="Nirmala UI" w:cs="Nirmala UI"/>
+          <w:sz w:val="28"/>
+          <w:szCs w:val="28"/>
+        </w:rPr>
+        <w:t>নেই</w:t>
+      </w:r>
+      <w:proofErr w:type="spellEnd"/>
+      <w:r>
+        <w:rPr>
+          <w:rFonts w:ascii="Nirmala UI" w:hAnsi="Nirmala UI" w:cs="Nirmala UI"/>
+          <w:sz w:val="28"/>
+          <w:szCs w:val="28"/>
+        </w:rPr>
+        <w:t>।</w:t>
+      </w:r>
+      <w:r>
+        <w:rPr>
+          <w:sz w:val="28"/>
+          <w:szCs w:val="28"/>
+        </w:rPr>
+        <w:t xml:space="preserve"> </w:t>
+      </w:r>
+    </w:p>
+    <w:p>
+      <w:pPr>
+        <w:numPr>
+          <w:ilvl w:val="0"/>
+          <w:numId w:val="38"/>
+        </w:numPr>
+        <w:spacing w:before="100" w:beforeAutospacing="1" w:after="100" w:afterAutospacing="1" w:line="240" w:lineRule="auto"/>
+        <w:rPr>
+          <w:sz w:val="28"/>
+          <w:szCs w:val="28"/>
+        </w:rPr>
+      </w:pPr>
+      <w:r>
+        <w:rPr>
+          <w:rStyle w:val="Strong"/>
+          <w:sz w:val="28"/>
+          <w:szCs w:val="28"/>
+        </w:rPr>
+        <w:t>Leaf Nodes</w:t>
+      </w:r>
+      <w:r>
+        <w:rPr>
+          <w:sz w:val="28"/>
+          <w:szCs w:val="28"/>
+        </w:rPr>
+        <w:t xml:space="preserve"> </w:t>
+      </w:r>
+    </w:p>
+    <w:p>
+      <w:pPr>
+        <w:numPr>
+          <w:ilvl w:val="1"/>
+          <w:numId w:val="38"/>
+        </w:numPr>
+        <w:spacing w:before="100" w:beforeAutospacing="1" w:after="100" w:afterAutospacing="1" w:line="240" w:lineRule="auto"/>
+        <w:rPr>
+          <w:sz w:val="28"/>
+          <w:szCs w:val="28"/>
+        </w:rPr>
+      </w:pPr>
+      <w:proofErr w:type="spellStart"/>
+      <w:r>
+        <w:rPr>
+          <w:rFonts w:ascii="Nirmala UI" w:hAnsi="Nirmala UI" w:cs="Nirmala UI"/>
+          <w:sz w:val="28"/>
+          <w:szCs w:val="28"/>
+        </w:rPr>
+        <w:t>সব</w:t>
+      </w:r>
+      <w:proofErr w:type="spellEnd"/>
+      <w:r>
+        <w:rPr>
+          <w:sz w:val="28"/>
+          <w:szCs w:val="28"/>
+        </w:rPr>
+        <w:t xml:space="preserve"> Account Number </w:t>
+      </w:r>
+      <w:proofErr w:type="spellStart"/>
+      <w:r>
+        <w:rPr>
+          <w:rFonts w:ascii="Nirmala UI" w:hAnsi="Nirmala UI" w:cs="Nirmala UI"/>
+          <w:sz w:val="28"/>
+          <w:szCs w:val="28"/>
+        </w:rPr>
+        <w:t>এখানে</w:t>
+      </w:r>
+      <w:proofErr w:type="spellEnd"/>
+      <w:r>
+        <w:rPr>
+          <w:sz w:val="28"/>
+          <w:szCs w:val="28"/>
+        </w:rPr>
+        <w:t xml:space="preserve"> </w:t>
+      </w:r>
+      <w:proofErr w:type="spellStart"/>
+      <w:r>
+        <w:rPr>
+          <w:rFonts w:ascii="Nirmala UI" w:hAnsi="Nirmala UI" w:cs="Nirmala UI"/>
+          <w:sz w:val="28"/>
+          <w:szCs w:val="28"/>
+        </w:rPr>
+        <w:t>সংরক্ষিত</w:t>
+      </w:r>
+      <w:proofErr w:type="spellEnd"/>
+      <w:r>
+        <w:rPr>
+          <w:rFonts w:ascii="Nirmala UI" w:hAnsi="Nirmala UI" w:cs="Nirmala UI"/>
+          <w:sz w:val="28"/>
+          <w:szCs w:val="28"/>
+        </w:rPr>
+        <w:t>।</w:t>
+      </w:r>
+      <w:r>
+        <w:rPr>
+          <w:sz w:val="28"/>
+          <w:szCs w:val="28"/>
+        </w:rPr>
+        <w:t xml:space="preserve"> </w:t>
+      </w:r>
+    </w:p>
+    <w:p>
+      <w:pPr>
+        <w:numPr>
+          <w:ilvl w:val="1"/>
+          <w:numId w:val="38"/>
+        </w:numPr>
+        <w:spacing w:before="100" w:beforeAutospacing="1" w:after="100" w:afterAutospacing="1" w:line="240" w:lineRule="auto"/>
+        <w:rPr>
+          <w:sz w:val="28"/>
+          <w:szCs w:val="28"/>
+        </w:rPr>
+      </w:pPr>
+      <w:proofErr w:type="spellStart"/>
+      <w:r>
+        <w:rPr>
+          <w:rFonts w:ascii="Nirmala UI" w:hAnsi="Nirmala UI" w:cs="Nirmala UI"/>
+          <w:sz w:val="28"/>
+          <w:szCs w:val="28"/>
+        </w:rPr>
+        <w:t>অর্থা</w:t>
+      </w:r>
+      <w:proofErr w:type="spellEnd"/>
+      <w:r>
+        <w:rPr>
+          <w:rFonts w:ascii="Nirmala UI" w:hAnsi="Nirmala UI" w:cs="Nirmala UI"/>
+          <w:sz w:val="28"/>
+          <w:szCs w:val="28"/>
+        </w:rPr>
+        <w:t>ৎ</w:t>
+      </w:r>
+      <w:r>
+        <w:rPr>
+          <w:sz w:val="28"/>
+          <w:szCs w:val="28"/>
+        </w:rPr>
+        <w:t xml:space="preserve"> Actual Records Leaf Node-</w:t>
+      </w:r>
+      <w:r>
+        <w:rPr>
+          <w:rFonts w:ascii="Nirmala UI" w:hAnsi="Nirmala UI" w:cs="Nirmala UI"/>
+          <w:sz w:val="28"/>
+          <w:szCs w:val="28"/>
+        </w:rPr>
+        <w:t>এ</w:t>
+      </w:r>
+      <w:r>
+        <w:rPr>
+          <w:sz w:val="28"/>
+          <w:szCs w:val="28"/>
+        </w:rPr>
+        <w:t xml:space="preserve"> </w:t>
+      </w:r>
+      <w:proofErr w:type="spellStart"/>
+      <w:r>
+        <w:rPr>
+          <w:rFonts w:ascii="Nirmala UI" w:hAnsi="Nirmala UI" w:cs="Nirmala UI"/>
+          <w:sz w:val="28"/>
+          <w:szCs w:val="28"/>
+        </w:rPr>
+        <w:t>থাকে</w:t>
+      </w:r>
+      <w:proofErr w:type="spellEnd"/>
+      <w:r>
+        <w:rPr>
+          <w:rFonts w:ascii="Nirmala UI" w:hAnsi="Nirmala UI" w:cs="Nirmala UI"/>
+          <w:sz w:val="28"/>
+          <w:szCs w:val="28"/>
+        </w:rPr>
+        <w:t>।</w:t>
+      </w:r>
+      <w:r>
+        <w:rPr>
+          <w:sz w:val="28"/>
+          <w:szCs w:val="28"/>
+        </w:rPr>
+        <w:t xml:space="preserve"> </w:t>
+      </w:r>
+    </w:p>
+    <w:p>
+      <w:pPr>
+        <w:pStyle w:val="Heading3"/>
+        <w:rPr>
+          <w:sz w:val="28"/>
+          <w:szCs w:val="28"/>
+        </w:rPr>
+      </w:pPr>
+      <w:r>
+        <w:rPr>
+          <w:sz w:val="28"/>
+          <w:szCs w:val="28"/>
+        </w:rPr>
+        <w:t>Search Example</w:t>
+      </w:r>
+    </w:p>
+    <w:p>
+      <w:pPr>
+        <w:pStyle w:val="NormalWeb"/>
+        <w:rPr>
+          <w:sz w:val="28"/>
+          <w:szCs w:val="28"/>
+        </w:rPr>
+      </w:pPr>
+      <w:proofErr w:type="spellStart"/>
+      <w:r>
+        <w:rPr>
+          <w:rFonts w:ascii="Nirmala UI" w:hAnsi="Nirmala UI" w:cs="Nirmala UI"/>
+          <w:sz w:val="28"/>
+          <w:szCs w:val="28"/>
+        </w:rPr>
+        <w:t>ধরো</w:t>
+      </w:r>
+      <w:proofErr w:type="spellEnd"/>
+      <w:r>
+        <w:rPr>
+          <w:sz w:val="28"/>
+          <w:szCs w:val="28"/>
+        </w:rPr>
+        <w:t xml:space="preserve"> Account Number </w:t>
+      </w:r>
+      <w:r>
+        <w:rPr>
+          <w:rStyle w:val="Strong"/>
+          <w:sz w:val="28"/>
+          <w:szCs w:val="28"/>
+        </w:rPr>
+        <w:t>1030</w:t>
+      </w:r>
+      <w:r>
+        <w:rPr>
+          <w:sz w:val="28"/>
+          <w:szCs w:val="28"/>
+        </w:rPr>
+        <w:t xml:space="preserve"> </w:t>
+      </w:r>
+      <w:proofErr w:type="spellStart"/>
+      <w:r>
+        <w:rPr>
+          <w:rFonts w:ascii="Nirmala UI" w:hAnsi="Nirmala UI" w:cs="Nirmala UI"/>
+          <w:sz w:val="28"/>
+          <w:szCs w:val="28"/>
+        </w:rPr>
+        <w:t>খুঁজতে</w:t>
+      </w:r>
+      <w:proofErr w:type="spellEnd"/>
+      <w:r>
+        <w:rPr>
+          <w:sz w:val="28"/>
+          <w:szCs w:val="28"/>
+        </w:rPr>
+        <w:t xml:space="preserve"> </w:t>
+      </w:r>
+      <w:proofErr w:type="spellStart"/>
+      <w:r>
+        <w:rPr>
+          <w:rFonts w:ascii="Nirmala UI" w:hAnsi="Nirmala UI" w:cs="Nirmala UI"/>
+          <w:sz w:val="28"/>
+          <w:szCs w:val="28"/>
+        </w:rPr>
+        <w:t>হবে</w:t>
+      </w:r>
+      <w:proofErr w:type="spellEnd"/>
+      <w:r>
+        <w:rPr>
+          <w:rFonts w:ascii="Nirmala UI" w:hAnsi="Nirmala UI" w:cs="Nirmala UI"/>
+          <w:sz w:val="28"/>
+          <w:szCs w:val="28"/>
+        </w:rPr>
+        <w:t>।</w:t>
+      </w:r>
+    </w:p>
+    <w:p>
+      <w:pPr>
+        <w:pStyle w:val="NormalWeb"/>
+        <w:rPr>
+          <w:sz w:val="28"/>
+          <w:szCs w:val="28"/>
+        </w:rPr>
+      </w:pPr>
+      <w:r>
+        <w:rPr>
+          <w:rStyle w:val="Strong"/>
+          <w:sz w:val="28"/>
+          <w:szCs w:val="28"/>
+        </w:rPr>
+        <w:t>Step 1:</w:t>
+      </w:r>
+      <w:r>
+        <w:rPr>
+          <w:sz w:val="28"/>
+          <w:szCs w:val="28"/>
+        </w:rPr>
+        <w:t xml:space="preserve"> Root Node </w:t>
+      </w:r>
+      <w:proofErr w:type="spellStart"/>
+      <w:r>
+        <w:rPr>
+          <w:rFonts w:ascii="Nirmala UI" w:hAnsi="Nirmala UI" w:cs="Nirmala UI"/>
+          <w:sz w:val="28"/>
+          <w:szCs w:val="28"/>
+        </w:rPr>
+        <w:t>দেখো</w:t>
+      </w:r>
+      <w:proofErr w:type="spellEnd"/>
+    </w:p>
+    <w:p>
+      <w:pPr>
+        <w:pStyle w:val="HTMLPreformatted"/>
+        <w:rPr>
+          <w:sz w:val="28"/>
+          <w:szCs w:val="28"/>
+        </w:rPr>
+      </w:pPr>
+      <w:r>
+        <w:rPr>
+          <w:rStyle w:val="HTMLCode"/>
+          <w:rFonts w:eastAsiaTheme="majorEastAsia"/>
+          <w:sz w:val="28"/>
+          <w:szCs w:val="28"/>
+        </w:rPr>
+        <w:t>[1015 | 1025]</w:t>
+      </w:r>
+    </w:p>
+    <w:p>
+      <w:pPr>
+        <w:spacing w:before="100" w:beforeAutospacing="1" w:after="100" w:afterAutospacing="1"/>
+        <w:rPr>
+          <w:sz w:val="28"/>
+          <w:szCs w:val="28"/>
+        </w:rPr>
+      </w:pPr>
+      <w:r>
+        <w:rPr>
+          <w:sz w:val="28"/>
+          <w:szCs w:val="28"/>
+        </w:rPr>
+        <w:t>1030 &gt; 1025</w:t>
+      </w:r>
+    </w:p>
+    <w:p>
+      <w:pPr>
+        <w:pStyle w:val="NormalWeb"/>
+        <w:rPr>
+          <w:sz w:val="28"/>
+          <w:szCs w:val="28"/>
+        </w:rPr>
+      </w:pPr>
+      <w:proofErr w:type="spellStart"/>
+      <w:r>
+        <w:rPr>
+          <w:rFonts w:ascii="Nirmala UI" w:hAnsi="Nirmala UI" w:cs="Nirmala UI"/>
+          <w:sz w:val="28"/>
+          <w:szCs w:val="28"/>
+        </w:rPr>
+        <w:lastRenderedPageBreak/>
+        <w:t>তাই</w:t>
+      </w:r>
+      <w:proofErr w:type="spellEnd"/>
+      <w:r>
+        <w:rPr>
+          <w:sz w:val="28"/>
+          <w:szCs w:val="28"/>
+        </w:rPr>
+        <w:t xml:space="preserve"> </w:t>
+      </w:r>
+      <w:proofErr w:type="spellStart"/>
+      <w:r>
+        <w:rPr>
+          <w:rFonts w:ascii="Nirmala UI" w:hAnsi="Nirmala UI" w:cs="Nirmala UI"/>
+          <w:sz w:val="28"/>
+          <w:szCs w:val="28"/>
+        </w:rPr>
+        <w:t>ডান</w:t>
+      </w:r>
+      <w:proofErr w:type="spellEnd"/>
+      <w:r>
+        <w:rPr>
+          <w:sz w:val="28"/>
+          <w:szCs w:val="28"/>
+        </w:rPr>
+        <w:t xml:space="preserve"> </w:t>
+      </w:r>
+      <w:proofErr w:type="spellStart"/>
+      <w:r>
+        <w:rPr>
+          <w:rFonts w:ascii="Nirmala UI" w:hAnsi="Nirmala UI" w:cs="Nirmala UI"/>
+          <w:sz w:val="28"/>
+          <w:szCs w:val="28"/>
+        </w:rPr>
+        <w:t>পাশের</w:t>
+      </w:r>
+      <w:proofErr w:type="spellEnd"/>
+      <w:r>
+        <w:rPr>
+          <w:sz w:val="28"/>
+          <w:szCs w:val="28"/>
+        </w:rPr>
+        <w:t xml:space="preserve"> Pointer Follow </w:t>
+      </w:r>
+      <w:proofErr w:type="spellStart"/>
+      <w:r>
+        <w:rPr>
+          <w:rFonts w:ascii="Nirmala UI" w:hAnsi="Nirmala UI" w:cs="Nirmala UI"/>
+          <w:sz w:val="28"/>
+          <w:szCs w:val="28"/>
+        </w:rPr>
+        <w:t>করব</w:t>
+      </w:r>
+      <w:proofErr w:type="spellEnd"/>
+      <w:r>
+        <w:rPr>
+          <w:rFonts w:ascii="Nirmala UI" w:hAnsi="Nirmala UI" w:cs="Nirmala UI"/>
+          <w:sz w:val="28"/>
+          <w:szCs w:val="28"/>
+        </w:rPr>
+        <w:t>।</w:t>
+      </w:r>
+    </w:p>
+    <w:p>
+      <w:pPr>
+        <w:pStyle w:val="NormalWeb"/>
+        <w:rPr>
+          <w:sz w:val="28"/>
+          <w:szCs w:val="28"/>
+        </w:rPr>
+      </w:pPr>
+      <w:r>
+        <w:rPr>
+          <w:rStyle w:val="Strong"/>
+          <w:sz w:val="28"/>
+          <w:szCs w:val="28"/>
+        </w:rPr>
+        <w:t>Step 2:</w:t>
+      </w:r>
+      <w:r>
+        <w:rPr>
+          <w:sz w:val="28"/>
+          <w:szCs w:val="28"/>
+        </w:rPr>
+        <w:t xml:space="preserve"> </w:t>
+      </w:r>
+      <w:proofErr w:type="spellStart"/>
+      <w:r>
+        <w:rPr>
+          <w:rFonts w:ascii="Nirmala UI" w:hAnsi="Nirmala UI" w:cs="Nirmala UI"/>
+          <w:sz w:val="28"/>
+          <w:szCs w:val="28"/>
+        </w:rPr>
+        <w:t>ডান</w:t>
+      </w:r>
+      <w:proofErr w:type="spellEnd"/>
+      <w:r>
+        <w:rPr>
+          <w:sz w:val="28"/>
+          <w:szCs w:val="28"/>
+        </w:rPr>
+        <w:t xml:space="preserve"> </w:t>
+      </w:r>
+      <w:proofErr w:type="spellStart"/>
+      <w:r>
+        <w:rPr>
+          <w:rFonts w:ascii="Nirmala UI" w:hAnsi="Nirmala UI" w:cs="Nirmala UI"/>
+          <w:sz w:val="28"/>
+          <w:szCs w:val="28"/>
+        </w:rPr>
+        <w:t>পাশের</w:t>
+      </w:r>
+      <w:proofErr w:type="spellEnd"/>
+      <w:r>
+        <w:rPr>
+          <w:sz w:val="28"/>
+          <w:szCs w:val="28"/>
+        </w:rPr>
+        <w:t xml:space="preserve"> Leaf Node-</w:t>
+      </w:r>
+      <w:r>
+        <w:rPr>
+          <w:rFonts w:ascii="Nirmala UI" w:hAnsi="Nirmala UI" w:cs="Nirmala UI"/>
+          <w:sz w:val="28"/>
+          <w:szCs w:val="28"/>
+        </w:rPr>
+        <w:t>এ</w:t>
+      </w:r>
+      <w:r>
+        <w:rPr>
+          <w:sz w:val="28"/>
+          <w:szCs w:val="28"/>
+        </w:rPr>
+        <w:t xml:space="preserve"> </w:t>
+      </w:r>
+      <w:proofErr w:type="spellStart"/>
+      <w:r>
+        <w:rPr>
+          <w:rFonts w:ascii="Nirmala UI" w:hAnsi="Nirmala UI" w:cs="Nirmala UI"/>
+          <w:sz w:val="28"/>
+          <w:szCs w:val="28"/>
+        </w:rPr>
+        <w:t>যাব</w:t>
+      </w:r>
+      <w:proofErr w:type="spellEnd"/>
+    </w:p>
+    <w:p>
+      <w:pPr>
+        <w:pStyle w:val="HTMLPreformatted"/>
+        <w:rPr>
+          <w:sz w:val="28"/>
+          <w:szCs w:val="28"/>
+        </w:rPr>
+      </w:pPr>
+      <w:r>
+        <w:rPr>
+          <w:rStyle w:val="HTMLCode"/>
+          <w:rFonts w:eastAsiaTheme="majorEastAsia"/>
+          <w:sz w:val="28"/>
+          <w:szCs w:val="28"/>
+        </w:rPr>
+        <w:t>[1025,1030,1035]</w:t>
+      </w:r>
+    </w:p>
+    <w:p>
+      <w:pPr>
+        <w:pStyle w:val="NormalWeb"/>
+        <w:rPr>
+          <w:sz w:val="28"/>
+          <w:szCs w:val="28"/>
+        </w:rPr>
+      </w:pPr>
+      <w:proofErr w:type="spellStart"/>
+      <w:r>
+        <w:rPr>
+          <w:rFonts w:ascii="Nirmala UI" w:hAnsi="Nirmala UI" w:cs="Nirmala UI"/>
+          <w:sz w:val="28"/>
+          <w:szCs w:val="28"/>
+        </w:rPr>
+        <w:t>এখানে</w:t>
+      </w:r>
+      <w:proofErr w:type="spellEnd"/>
+      <w:r>
+        <w:rPr>
+          <w:sz w:val="28"/>
+          <w:szCs w:val="28"/>
+        </w:rPr>
+        <w:t xml:space="preserve"> 1030 </w:t>
+      </w:r>
+      <w:proofErr w:type="spellStart"/>
+      <w:r>
+        <w:rPr>
+          <w:rFonts w:ascii="Nirmala UI" w:hAnsi="Nirmala UI" w:cs="Nirmala UI"/>
+          <w:sz w:val="28"/>
+          <w:szCs w:val="28"/>
+        </w:rPr>
+        <w:t>পাওয়া</w:t>
+      </w:r>
+      <w:proofErr w:type="spellEnd"/>
+      <w:r>
+        <w:rPr>
+          <w:sz w:val="28"/>
+          <w:szCs w:val="28"/>
+        </w:rPr>
+        <w:t xml:space="preserve"> </w:t>
+      </w:r>
+      <w:proofErr w:type="spellStart"/>
+      <w:r>
+        <w:rPr>
+          <w:rFonts w:ascii="Nirmala UI" w:hAnsi="Nirmala UI" w:cs="Nirmala UI"/>
+          <w:sz w:val="28"/>
+          <w:szCs w:val="28"/>
+        </w:rPr>
+        <w:t>গেল</w:t>
+      </w:r>
+      <w:proofErr w:type="spellEnd"/>
+      <w:r>
+        <w:rPr>
+          <w:rFonts w:ascii="Nirmala UI" w:hAnsi="Nirmala UI" w:cs="Nirmala UI"/>
+          <w:sz w:val="28"/>
+          <w:szCs w:val="28"/>
+        </w:rPr>
+        <w:t>।</w:t>
+      </w:r>
+    </w:p>
+    <w:p>
+      <w:pPr>
+        <w:pStyle w:val="NormalWeb"/>
+        <w:rPr>
+          <w:sz w:val="28"/>
+          <w:szCs w:val="28"/>
+        </w:rPr>
+      </w:pPr>
+      <w:r>
+        <w:rPr>
+          <w:rFonts w:ascii="Segoe UI Symbol" w:hAnsi="Segoe UI Symbol" w:cs="Segoe UI Symbol"/>
+          <w:sz w:val="28"/>
+          <w:szCs w:val="28"/>
+        </w:rPr>
+        <w:t>✅</w:t>
+      </w:r>
+      <w:r>
+        <w:rPr>
+          <w:sz w:val="28"/>
+          <w:szCs w:val="28"/>
+        </w:rPr>
+        <w:t xml:space="preserve"> </w:t>
+      </w:r>
+      <w:proofErr w:type="spellStart"/>
+      <w:r>
+        <w:rPr>
+          <w:rFonts w:ascii="Nirmala UI" w:hAnsi="Nirmala UI" w:cs="Nirmala UI"/>
+          <w:sz w:val="28"/>
+          <w:szCs w:val="28"/>
+        </w:rPr>
+        <w:t>খুব</w:t>
+      </w:r>
+      <w:proofErr w:type="spellEnd"/>
+      <w:r>
+        <w:rPr>
+          <w:sz w:val="28"/>
+          <w:szCs w:val="28"/>
+        </w:rPr>
+        <w:t xml:space="preserve"> </w:t>
+      </w:r>
+      <w:proofErr w:type="spellStart"/>
+      <w:r>
+        <w:rPr>
+          <w:rFonts w:ascii="Nirmala UI" w:hAnsi="Nirmala UI" w:cs="Nirmala UI"/>
+          <w:sz w:val="28"/>
+          <w:szCs w:val="28"/>
+        </w:rPr>
+        <w:t>দ্রুত</w:t>
+      </w:r>
+      <w:proofErr w:type="spellEnd"/>
+      <w:r>
+        <w:rPr>
+          <w:sz w:val="28"/>
+          <w:szCs w:val="28"/>
+        </w:rPr>
+        <w:t xml:space="preserve"> Search </w:t>
+      </w:r>
+      <w:proofErr w:type="spellStart"/>
+      <w:r>
+        <w:rPr>
+          <w:rFonts w:ascii="Nirmala UI" w:hAnsi="Nirmala UI" w:cs="Nirmala UI"/>
+          <w:sz w:val="28"/>
+          <w:szCs w:val="28"/>
+        </w:rPr>
+        <w:t>সম্পন্ন</w:t>
+      </w:r>
+      <w:proofErr w:type="spellEnd"/>
+      <w:r>
+        <w:rPr>
+          <w:sz w:val="28"/>
+          <w:szCs w:val="28"/>
+        </w:rPr>
+        <w:t xml:space="preserve"> </w:t>
+      </w:r>
+      <w:proofErr w:type="spellStart"/>
+      <w:r>
+        <w:rPr>
+          <w:rFonts w:ascii="Nirmala UI" w:hAnsi="Nirmala UI" w:cs="Nirmala UI"/>
+          <w:sz w:val="28"/>
+          <w:szCs w:val="28"/>
+        </w:rPr>
+        <w:t>হলো</w:t>
+      </w:r>
+      <w:proofErr w:type="spellEnd"/>
+      <w:r>
+        <w:rPr>
+          <w:rFonts w:ascii="Nirmala UI" w:hAnsi="Nirmala UI" w:cs="Nirmala UI"/>
+          <w:sz w:val="28"/>
+          <w:szCs w:val="28"/>
+        </w:rPr>
+        <w:t>।</w:t>
+      </w:r>
+    </w:p>
+    <w:p>
+      <w:pPr>
+        <w:spacing w:before="100" w:beforeAutospacing="1" w:after="100" w:afterAutospacing="1" w:line="240" w:lineRule="auto"/>
+        <w:ind w:left="360"/>
+        <w:rPr>
+          <w:sz w:val="28"/>
+          <w:szCs w:val="28"/>
+        </w:rPr>
+      </w:pPr>
+    </w:p>
+    <w:p>
+      <w:pPr>
         <w:pStyle w:val="Heading2"/>
         <w:rPr>
-          <w:sz w:val="28"/>
-          <w:szCs w:val="28"/>
-        </w:rPr>
-      </w:pPr>
-      <w:r>
-        <w:rPr>
-          <w:sz w:val="28"/>
-          <w:szCs w:val="28"/>
-        </w:rPr>
-        <w:t>Exam Answer (3 Marks)</w:t>
+          <w:b/>
+          <w:color w:val="FF0000"/>
+          <w:sz w:val="28"/>
+          <w:szCs w:val="28"/>
+        </w:rPr>
+      </w:pPr>
+      <w:r>
+        <w:rPr>
+          <w:b/>
+          <w:color w:val="FF0000"/>
+          <w:sz w:val="28"/>
+          <w:szCs w:val="28"/>
+        </w:rPr>
+        <w:t>Explain node structure of B+ tree / B tree?</w:t>
+      </w:r>
+    </w:p>
+    <w:p>
+      <w:pPr>
+        <w:pStyle w:val="Heading2"/>
+        <w:rPr>
+          <w:sz w:val="28"/>
+          <w:szCs w:val="28"/>
+        </w:rPr>
+      </w:pPr>
+      <w:r>
+        <w:rPr>
+          <w:b/>
+          <w:color w:val="FF0000"/>
+          <w:sz w:val="28"/>
+          <w:szCs w:val="28"/>
+        </w:rPr>
+        <w:t>Node s</w:t>
+      </w:r>
+      <w:r>
+        <w:rPr>
+          <w:b/>
+          <w:color w:val="FF0000"/>
+          <w:sz w:val="28"/>
+          <w:szCs w:val="28"/>
+        </w:rPr>
+        <w:t>tructure of a B+ Tree Node</w:t>
       </w:r>
     </w:p>
     <w:p>
@@ -8754,12 +10045,1105 @@
       </w:pPr>
       <w:r>
         <w:rPr>
+          <w:sz w:val="28"/>
+          <w:szCs w:val="28"/>
+        </w:rPr>
+        <w:t>According to your slide:</w:t>
+      </w:r>
+    </w:p>
+    <w:p>
+      <w:pPr>
+        <w:pStyle w:val="NormalWeb"/>
+        <w:rPr>
+          <w:sz w:val="28"/>
+          <w:szCs w:val="28"/>
+        </w:rPr>
+      </w:pPr>
+      <w:r>
+        <w:rPr>
+          <w:sz w:val="28"/>
+          <w:szCs w:val="28"/>
+        </w:rPr>
+        <w:t>A node contains:</w:t>
+      </w:r>
+    </w:p>
+    <w:p>
+      <w:pPr>
+        <w:numPr>
+          <w:ilvl w:val="0"/>
+          <w:numId w:val="30"/>
+        </w:numPr>
+        <w:spacing w:before="100" w:beforeAutospacing="1" w:after="100" w:afterAutospacing="1" w:line="240" w:lineRule="auto"/>
+        <w:rPr>
+          <w:sz w:val="28"/>
+          <w:szCs w:val="28"/>
+        </w:rPr>
+      </w:pPr>
+      <w:r>
+        <w:rPr>
+          <w:sz w:val="28"/>
+          <w:szCs w:val="28"/>
+        </w:rPr>
+        <w:t xml:space="preserve">Search Keys (K₁, K₂, K₃ ...) </w:t>
+      </w:r>
+    </w:p>
+    <w:p>
+      <w:pPr>
+        <w:numPr>
+          <w:ilvl w:val="0"/>
+          <w:numId w:val="30"/>
+        </w:numPr>
+        <w:spacing w:before="100" w:beforeAutospacing="1" w:after="100" w:afterAutospacing="1" w:line="240" w:lineRule="auto"/>
+        <w:rPr>
+          <w:sz w:val="28"/>
+          <w:szCs w:val="28"/>
+        </w:rPr>
+      </w:pPr>
+      <w:r>
+        <w:rPr>
+          <w:sz w:val="28"/>
+          <w:szCs w:val="28"/>
+        </w:rPr>
+        <w:t xml:space="preserve">Pointers (P₁, P₂, P₃ ...) </w:t>
+      </w:r>
+    </w:p>
+    <w:p>
+      <w:pPr>
+        <w:pStyle w:val="Heading3"/>
+        <w:rPr>
+          <w:sz w:val="28"/>
+          <w:szCs w:val="28"/>
+        </w:rPr>
+      </w:pPr>
+      <w:r>
+        <w:rPr>
+          <w:sz w:val="28"/>
+          <w:szCs w:val="28"/>
+        </w:rPr>
+        <w:t>Example</w:t>
+      </w:r>
+    </w:p>
+    <w:p>
+      <w:pPr>
+        <w:pStyle w:val="HTMLPreformatted"/>
+        <w:rPr>
+          <w:sz w:val="28"/>
+          <w:szCs w:val="28"/>
+        </w:rPr>
+      </w:pPr>
+      <w:r>
+        <w:rPr>
+          <w:rStyle w:val="HTMLCode"/>
+          <w:sz w:val="28"/>
+          <w:szCs w:val="28"/>
+        </w:rPr>
+        <w:t>P1 | K1 | P2 | K2 | P3 | K3 | P4</w:t>
+      </w:r>
+    </w:p>
+    <w:p>
+      <w:pPr>
+        <w:pStyle w:val="Heading3"/>
+        <w:rPr>
+          <w:sz w:val="28"/>
+          <w:szCs w:val="28"/>
+        </w:rPr>
+      </w:pPr>
+      <w:r>
+        <w:rPr>
+          <w:sz w:val="28"/>
+          <w:szCs w:val="28"/>
+        </w:rPr>
+        <w:t>Rules</w:t>
+      </w:r>
+    </w:p>
+    <w:p>
+      <w:pPr>
+        <w:pStyle w:val="Heading3"/>
+        <w:rPr>
+          <w:sz w:val="28"/>
+          <w:szCs w:val="28"/>
+        </w:rPr>
+      </w:pPr>
+      <w:r>
+        <w:rPr>
+          <w:sz w:val="28"/>
+          <w:szCs w:val="28"/>
+        </w:rPr>
+        <w:t>Non-Leaf Node</w:t>
+      </w:r>
+    </w:p>
+    <w:p>
+      <w:pPr>
+        <w:numPr>
+          <w:ilvl w:val="0"/>
+          <w:numId w:val="31"/>
+        </w:numPr>
+        <w:spacing w:before="100" w:beforeAutospacing="1" w:after="100" w:afterAutospacing="1" w:line="240" w:lineRule="auto"/>
+        <w:rPr>
+          <w:sz w:val="28"/>
+          <w:szCs w:val="28"/>
+        </w:rPr>
+      </w:pPr>
+      <w:r>
+        <w:rPr>
+          <w:sz w:val="28"/>
+          <w:szCs w:val="28"/>
+        </w:rPr>
+        <w:t xml:space="preserve">Contains only keys and pointers </w:t>
+      </w:r>
+    </w:p>
+    <w:p>
+      <w:pPr>
+        <w:numPr>
+          <w:ilvl w:val="0"/>
+          <w:numId w:val="31"/>
+        </w:numPr>
+        <w:spacing w:before="100" w:beforeAutospacing="1" w:after="100" w:afterAutospacing="1" w:line="240" w:lineRule="auto"/>
+        <w:rPr>
+          <w:sz w:val="28"/>
+          <w:szCs w:val="28"/>
+        </w:rPr>
+      </w:pPr>
+      <w:r>
+        <w:rPr>
+          <w:sz w:val="28"/>
+          <w:szCs w:val="28"/>
+        </w:rPr>
+        <w:t xml:space="preserve">Maximum = n pointers </w:t>
+      </w:r>
+    </w:p>
+    <w:p>
+      <w:pPr>
+        <w:numPr>
+          <w:ilvl w:val="0"/>
+          <w:numId w:val="31"/>
+        </w:numPr>
+        <w:spacing w:before="100" w:beforeAutospacing="1" w:after="100" w:afterAutospacing="1" w:line="240" w:lineRule="auto"/>
+        <w:rPr>
+          <w:sz w:val="28"/>
+          <w:szCs w:val="28"/>
+        </w:rPr>
+      </w:pPr>
+      <w:r>
+        <w:rPr>
+          <w:sz w:val="28"/>
+          <w:szCs w:val="28"/>
+        </w:rPr>
+        <w:t xml:space="preserve">Minimum = </w:t>
+      </w:r>
+      <w:r>
+        <w:rPr>
+          <w:rFonts w:ascii="Cambria Math" w:hAnsi="Cambria Math" w:cs="Cambria Math"/>
+          <w:sz w:val="28"/>
+          <w:szCs w:val="28"/>
+        </w:rPr>
+        <w:t>⌈</w:t>
+      </w:r>
+      <w:r>
+        <w:rPr>
+          <w:sz w:val="28"/>
+          <w:szCs w:val="28"/>
+        </w:rPr>
+        <w:t>n/2</w:t>
+      </w:r>
+      <w:r>
+        <w:rPr>
+          <w:rFonts w:ascii="Cambria Math" w:hAnsi="Cambria Math" w:cs="Cambria Math"/>
+          <w:sz w:val="28"/>
+          <w:szCs w:val="28"/>
+        </w:rPr>
+        <w:t>⌉</w:t>
+      </w:r>
+      <w:r>
+        <w:rPr>
+          <w:sz w:val="28"/>
+          <w:szCs w:val="28"/>
+        </w:rPr>
+        <w:t xml:space="preserve"> pointers </w:t>
+      </w:r>
+    </w:p>
+    <w:p>
+      <w:pPr>
+        <w:pStyle w:val="Heading3"/>
+        <w:rPr>
+          <w:sz w:val="28"/>
+          <w:szCs w:val="28"/>
+        </w:rPr>
+      </w:pPr>
+      <w:r>
+        <w:rPr>
+          <w:sz w:val="28"/>
+          <w:szCs w:val="28"/>
+        </w:rPr>
+        <w:t>Leaf Node</w:t>
+      </w:r>
+    </w:p>
+    <w:p>
+      <w:pPr>
+        <w:numPr>
+          <w:ilvl w:val="0"/>
+          <w:numId w:val="32"/>
+        </w:numPr>
+        <w:spacing w:before="100" w:beforeAutospacing="1" w:after="100" w:afterAutospacing="1" w:line="240" w:lineRule="auto"/>
+        <w:rPr>
+          <w:sz w:val="28"/>
+          <w:szCs w:val="28"/>
+        </w:rPr>
+      </w:pPr>
+      <w:r>
+        <w:rPr>
+          <w:sz w:val="28"/>
+          <w:szCs w:val="28"/>
+        </w:rPr>
+        <w:t xml:space="preserve">Contains actual data records </w:t>
+      </w:r>
+    </w:p>
+    <w:p>
+      <w:pPr>
+        <w:numPr>
+          <w:ilvl w:val="0"/>
+          <w:numId w:val="32"/>
+        </w:numPr>
+        <w:spacing w:before="100" w:beforeAutospacing="1" w:after="100" w:afterAutospacing="1" w:line="240" w:lineRule="auto"/>
+        <w:rPr>
+          <w:sz w:val="28"/>
+          <w:szCs w:val="28"/>
+        </w:rPr>
+      </w:pPr>
+      <w:r>
+        <w:rPr>
+          <w:sz w:val="28"/>
+          <w:szCs w:val="28"/>
+        </w:rPr>
+        <w:t xml:space="preserve">Maximum = n−1 keys </w:t>
+      </w:r>
+    </w:p>
+    <w:p>
+      <w:pPr>
+        <w:numPr>
+          <w:ilvl w:val="0"/>
+          <w:numId w:val="32"/>
+        </w:numPr>
+        <w:spacing w:before="100" w:beforeAutospacing="1" w:after="100" w:afterAutospacing="1" w:line="240" w:lineRule="auto"/>
+        <w:rPr>
+          <w:sz w:val="28"/>
+          <w:szCs w:val="28"/>
+        </w:rPr>
+      </w:pPr>
+      <w:r>
+        <w:rPr>
+          <w:sz w:val="28"/>
+          <w:szCs w:val="28"/>
+        </w:rPr>
+        <w:t xml:space="preserve">Minimum = </w:t>
+      </w:r>
+      <w:r>
+        <w:rPr>
+          <w:rFonts w:ascii="Cambria Math" w:hAnsi="Cambria Math" w:cs="Cambria Math"/>
+          <w:sz w:val="28"/>
+          <w:szCs w:val="28"/>
+        </w:rPr>
+        <w:t>⌈</w:t>
+      </w:r>
+      <w:r>
+        <w:rPr>
+          <w:sz w:val="28"/>
+          <w:szCs w:val="28"/>
+        </w:rPr>
+        <w:t>(n</w:t>
+      </w:r>
+      <w:r>
+        <w:rPr>
+          <w:rFonts w:ascii="Calibri" w:hAnsi="Calibri" w:cs="Calibri"/>
+          <w:sz w:val="28"/>
+          <w:szCs w:val="28"/>
+        </w:rPr>
+        <w:t>−</w:t>
+      </w:r>
+      <w:r>
+        <w:rPr>
+          <w:sz w:val="28"/>
+          <w:szCs w:val="28"/>
+        </w:rPr>
+        <w:t>1)/2</w:t>
+      </w:r>
+      <w:r>
+        <w:rPr>
+          <w:rFonts w:ascii="Cambria Math" w:hAnsi="Cambria Math" w:cs="Cambria Math"/>
+          <w:sz w:val="28"/>
+          <w:szCs w:val="28"/>
+        </w:rPr>
+        <w:t>⌉</w:t>
+      </w:r>
+      <w:r>
+        <w:rPr>
+          <w:sz w:val="28"/>
+          <w:szCs w:val="28"/>
+        </w:rPr>
+        <w:t xml:space="preserve"> keys </w:t>
+      </w:r>
+    </w:p>
+    <w:p>
+      <w:pPr>
+        <w:pStyle w:val="Heading3"/>
+        <w:rPr>
+          <w:sz w:val="28"/>
+          <w:szCs w:val="28"/>
+        </w:rPr>
+      </w:pPr>
+      <w:r>
+        <w:rPr>
+          <w:sz w:val="28"/>
+          <w:szCs w:val="28"/>
+        </w:rPr>
+        <w:lastRenderedPageBreak/>
+        <w:t>Root Node</w:t>
+      </w:r>
+    </w:p>
+    <w:p>
+      <w:pPr>
+        <w:numPr>
+          <w:ilvl w:val="0"/>
+          <w:numId w:val="33"/>
+        </w:numPr>
+        <w:spacing w:before="100" w:beforeAutospacing="1" w:after="100" w:afterAutospacing="1" w:line="240" w:lineRule="auto"/>
+        <w:rPr>
+          <w:sz w:val="28"/>
+          <w:szCs w:val="28"/>
+        </w:rPr>
+      </w:pPr>
+      <w:r>
+        <w:rPr>
+          <w:sz w:val="28"/>
+          <w:szCs w:val="28"/>
+        </w:rPr>
+        <w:t xml:space="preserve">If root is not leaf: </w:t>
+      </w:r>
+    </w:p>
+    <w:p>
+      <w:pPr>
+        <w:numPr>
+          <w:ilvl w:val="1"/>
+          <w:numId w:val="33"/>
+        </w:numPr>
+        <w:spacing w:before="100" w:beforeAutospacing="1" w:after="100" w:afterAutospacing="1" w:line="240" w:lineRule="auto"/>
+        <w:rPr>
+          <w:sz w:val="28"/>
+          <w:szCs w:val="28"/>
+        </w:rPr>
+      </w:pPr>
+      <w:r>
+        <w:rPr>
+          <w:sz w:val="28"/>
+          <w:szCs w:val="28"/>
+        </w:rPr>
+        <w:t xml:space="preserve">Minimum 2 children </w:t>
+      </w:r>
+    </w:p>
+    <w:p>
+      <w:pPr>
+        <w:numPr>
+          <w:ilvl w:val="0"/>
+          <w:numId w:val="33"/>
+        </w:numPr>
+        <w:spacing w:before="100" w:beforeAutospacing="1" w:after="100" w:afterAutospacing="1" w:line="240" w:lineRule="auto"/>
+        <w:rPr>
+          <w:sz w:val="28"/>
+          <w:szCs w:val="28"/>
+        </w:rPr>
+      </w:pPr>
+      <w:r>
+        <w:rPr>
+          <w:sz w:val="28"/>
+          <w:szCs w:val="28"/>
+        </w:rPr>
+        <w:t xml:space="preserve">If root is leaf: </w:t>
+      </w:r>
+    </w:p>
+    <w:p>
+      <w:pPr>
+        <w:numPr>
+          <w:ilvl w:val="1"/>
+          <w:numId w:val="33"/>
+        </w:numPr>
+        <w:spacing w:before="100" w:beforeAutospacing="1" w:after="100" w:afterAutospacing="1" w:line="240" w:lineRule="auto"/>
+        <w:rPr>
+          <w:sz w:val="28"/>
+          <w:szCs w:val="28"/>
+        </w:rPr>
+      </w:pPr>
+      <w:r>
+        <w:rPr>
+          <w:sz w:val="28"/>
+          <w:szCs w:val="28"/>
+        </w:rPr>
+        <w:t xml:space="preserve">Can contain 0 to n−1 values </w:t>
+      </w:r>
+    </w:p>
+    <w:p>
+      <w:pPr>
+        <w:pStyle w:val="Heading3"/>
+        <w:rPr>
+          <w:sz w:val="28"/>
+          <w:szCs w:val="28"/>
+        </w:rPr>
+      </w:pPr>
+      <w:proofErr w:type="spellStart"/>
+      <w:r>
+        <w:rPr>
+          <w:sz w:val="28"/>
+          <w:szCs w:val="28"/>
+        </w:rPr>
+        <w:t>Fanout</w:t>
+      </w:r>
+      <w:proofErr w:type="spellEnd"/>
+    </w:p>
+    <w:p>
+      <w:pPr>
+        <w:pStyle w:val="NormalWeb"/>
+        <w:rPr>
+          <w:sz w:val="28"/>
+          <w:szCs w:val="28"/>
+        </w:rPr>
+      </w:pPr>
+      <w:r>
+        <w:rPr>
+          <w:sz w:val="28"/>
+          <w:szCs w:val="28"/>
+        </w:rPr>
+        <w:t xml:space="preserve">The number of pointers in a node is called </w:t>
+      </w:r>
+      <w:proofErr w:type="spellStart"/>
+      <w:r>
+        <w:rPr>
           <w:rStyle w:val="Strong"/>
-          <w:sz w:val="28"/>
-          <w:szCs w:val="28"/>
-        </w:rPr>
-        <w:t>A B+ Tree is a balanced multilevel index structure in which all paths from the root node to leaf nodes are of equal length. It stores actual records in leaf nodes and is used for efficient searching, insertion, and deletion.</w:t>
-      </w:r>
+          <w:rFonts w:eastAsiaTheme="majorEastAsia"/>
+          <w:sz w:val="28"/>
+          <w:szCs w:val="28"/>
+        </w:rPr>
+        <w:t>Fanout</w:t>
+      </w:r>
+      <w:proofErr w:type="spellEnd"/>
+      <w:r>
+        <w:rPr>
+          <w:sz w:val="28"/>
+          <w:szCs w:val="28"/>
+        </w:rPr>
+        <w:t>.</w:t>
+      </w:r>
+    </w:p>
+    <w:p>
+      <w:pPr>
+        <w:pStyle w:val="NormalWeb"/>
+        <w:rPr>
+          <w:sz w:val="28"/>
+          <w:szCs w:val="28"/>
+        </w:rPr>
+      </w:pPr>
+      <w:r>
+        <w:rPr>
+          <w:sz w:val="28"/>
+          <w:szCs w:val="28"/>
+        </w:rPr>
+        <w:t>Example:</w:t>
+      </w:r>
+    </w:p>
+    <w:p>
+      <w:pPr>
+        <w:pStyle w:val="HTMLPreformatted"/>
+        <w:rPr>
+          <w:sz w:val="28"/>
+          <w:szCs w:val="28"/>
+        </w:rPr>
+      </w:pPr>
+      <w:r>
+        <w:rPr>
+          <w:rStyle w:val="HTMLCode"/>
+          <w:sz w:val="28"/>
+          <w:szCs w:val="28"/>
+        </w:rPr>
+        <w:t>P1 K1 P2 K2 P3 K3 P4</w:t>
+      </w:r>
+    </w:p>
+    <w:p>
+      <w:pPr>
+        <w:pStyle w:val="NormalWeb"/>
+        <w:rPr>
+          <w:sz w:val="28"/>
+          <w:szCs w:val="28"/>
+        </w:rPr>
+      </w:pPr>
+      <w:r>
+        <w:rPr>
+          <w:sz w:val="28"/>
+          <w:szCs w:val="28"/>
+        </w:rPr>
+        <w:t>There are 4 pointers.</w:t>
+      </w:r>
+    </w:p>
+    <w:p>
+      <w:pPr>
+        <w:pStyle w:val="NormalWeb"/>
+        <w:rPr>
+          <w:sz w:val="28"/>
+          <w:szCs w:val="28"/>
+        </w:rPr>
+      </w:pPr>
+      <w:r>
+        <w:rPr>
+          <w:rFonts w:ascii="Segoe UI Symbol" w:hAnsi="Segoe UI Symbol" w:cs="Segoe UI Symbol"/>
+          <w:sz w:val="28"/>
+          <w:szCs w:val="28"/>
+        </w:rPr>
+        <w:t>➡️</w:t>
+      </w:r>
+      <w:r>
+        <w:rPr>
+          <w:sz w:val="28"/>
+          <w:szCs w:val="28"/>
+        </w:rPr>
+        <w:t xml:space="preserve"> </w:t>
+      </w:r>
+      <w:proofErr w:type="spellStart"/>
+      <w:r>
+        <w:rPr>
+          <w:sz w:val="28"/>
+          <w:szCs w:val="28"/>
+        </w:rPr>
+        <w:t>Fanout</w:t>
+      </w:r>
+      <w:proofErr w:type="spellEnd"/>
+      <w:r>
+        <w:rPr>
+          <w:sz w:val="28"/>
+          <w:szCs w:val="28"/>
+        </w:rPr>
+        <w:t xml:space="preserve"> = 4</w:t>
+      </w:r>
+    </w:p>
+    <w:p>
+      <w:pPr>
+        <w:pStyle w:val="Heading2"/>
+        <w:rPr>
+          <w:sz w:val="28"/>
+          <w:szCs w:val="28"/>
+        </w:rPr>
+      </w:pPr>
+      <w:r>
+        <w:rPr>
+          <w:sz w:val="28"/>
+          <w:szCs w:val="28"/>
+        </w:rPr>
+        <w:t>Easy Bangla Answer</w:t>
+      </w:r>
+    </w:p>
+    <w:p>
+      <w:pPr>
+        <w:pStyle w:val="NormalWeb"/>
+        <w:rPr>
+          <w:sz w:val="28"/>
+          <w:szCs w:val="28"/>
+        </w:rPr>
+      </w:pPr>
+      <w:r>
+        <w:rPr>
+          <w:sz w:val="28"/>
+          <w:szCs w:val="28"/>
+        </w:rPr>
+        <w:t>B+ Tree-</w:t>
+      </w:r>
+      <w:proofErr w:type="spellStart"/>
+      <w:r>
+        <w:rPr>
+          <w:rFonts w:ascii="Nirmala UI" w:hAnsi="Nirmala UI" w:cs="Nirmala UI"/>
+          <w:sz w:val="28"/>
+          <w:szCs w:val="28"/>
+        </w:rPr>
+        <w:t>এর</w:t>
+      </w:r>
+      <w:proofErr w:type="spellEnd"/>
+      <w:r>
+        <w:rPr>
+          <w:sz w:val="28"/>
+          <w:szCs w:val="28"/>
+        </w:rPr>
+        <w:t xml:space="preserve"> </w:t>
+      </w:r>
+      <w:proofErr w:type="spellStart"/>
+      <w:r>
+        <w:rPr>
+          <w:rFonts w:ascii="Nirmala UI" w:hAnsi="Nirmala UI" w:cs="Nirmala UI"/>
+          <w:sz w:val="28"/>
+          <w:szCs w:val="28"/>
+        </w:rPr>
+        <w:t>প্রতিটি</w:t>
+      </w:r>
+      <w:proofErr w:type="spellEnd"/>
+      <w:r>
+        <w:rPr>
+          <w:sz w:val="28"/>
+          <w:szCs w:val="28"/>
+        </w:rPr>
+        <w:t xml:space="preserve"> Node-</w:t>
+      </w:r>
+      <w:r>
+        <w:rPr>
+          <w:rFonts w:ascii="Nirmala UI" w:hAnsi="Nirmala UI" w:cs="Nirmala UI"/>
+          <w:sz w:val="28"/>
+          <w:szCs w:val="28"/>
+        </w:rPr>
+        <w:t>এ</w:t>
+      </w:r>
+      <w:r>
+        <w:rPr>
+          <w:sz w:val="28"/>
+          <w:szCs w:val="28"/>
+        </w:rPr>
+        <w:t>:</w:t>
+      </w:r>
+    </w:p>
+    <w:p>
+      <w:pPr>
+        <w:numPr>
+          <w:ilvl w:val="0"/>
+          <w:numId w:val="34"/>
+        </w:numPr>
+        <w:spacing w:before="100" w:beforeAutospacing="1" w:after="100" w:afterAutospacing="1" w:line="240" w:lineRule="auto"/>
+        <w:rPr>
+          <w:sz w:val="28"/>
+          <w:szCs w:val="28"/>
+        </w:rPr>
+      </w:pPr>
+      <w:r>
+        <w:rPr>
+          <w:sz w:val="28"/>
+          <w:szCs w:val="28"/>
+        </w:rPr>
+        <w:t xml:space="preserve">Search Key </w:t>
+      </w:r>
+      <w:proofErr w:type="spellStart"/>
+      <w:r>
+        <w:rPr>
+          <w:rFonts w:ascii="Nirmala UI" w:hAnsi="Nirmala UI" w:cs="Nirmala UI"/>
+          <w:sz w:val="28"/>
+          <w:szCs w:val="28"/>
+        </w:rPr>
+        <w:t>থাকে</w:t>
+      </w:r>
+      <w:proofErr w:type="spellEnd"/>
+      <w:r>
+        <w:rPr>
+          <w:sz w:val="28"/>
+          <w:szCs w:val="28"/>
+        </w:rPr>
+        <w:t xml:space="preserve"> </w:t>
+      </w:r>
+    </w:p>
+    <w:p>
+      <w:pPr>
+        <w:numPr>
+          <w:ilvl w:val="0"/>
+          <w:numId w:val="34"/>
+        </w:numPr>
+        <w:spacing w:before="100" w:beforeAutospacing="1" w:after="100" w:afterAutospacing="1" w:line="240" w:lineRule="auto"/>
+        <w:rPr>
+          <w:sz w:val="28"/>
+          <w:szCs w:val="28"/>
+        </w:rPr>
+      </w:pPr>
+      <w:r>
+        <w:rPr>
+          <w:sz w:val="28"/>
+          <w:szCs w:val="28"/>
+        </w:rPr>
+        <w:t xml:space="preserve">Pointer </w:t>
+      </w:r>
+      <w:proofErr w:type="spellStart"/>
+      <w:r>
+        <w:rPr>
+          <w:rFonts w:ascii="Nirmala UI" w:hAnsi="Nirmala UI" w:cs="Nirmala UI"/>
+          <w:sz w:val="28"/>
+          <w:szCs w:val="28"/>
+        </w:rPr>
+        <w:t>থাকে</w:t>
+      </w:r>
+      <w:proofErr w:type="spellEnd"/>
+      <w:r>
+        <w:rPr>
+          <w:sz w:val="28"/>
+          <w:szCs w:val="28"/>
+        </w:rPr>
+        <w:t xml:space="preserve"> </w:t>
+      </w:r>
+    </w:p>
+    <w:p>
+      <w:pPr>
+        <w:pStyle w:val="Heading3"/>
+        <w:rPr>
+          <w:sz w:val="28"/>
+          <w:szCs w:val="28"/>
+        </w:rPr>
+      </w:pPr>
+      <w:r>
+        <w:rPr>
+          <w:sz w:val="28"/>
+          <w:szCs w:val="28"/>
+        </w:rPr>
+        <w:t>Non-Leaf Node</w:t>
+      </w:r>
+    </w:p>
+    <w:p>
+      <w:pPr>
+        <w:pStyle w:val="NormalWeb"/>
+        <w:rPr>
+          <w:sz w:val="28"/>
+          <w:szCs w:val="28"/>
+        </w:rPr>
+      </w:pPr>
+      <w:proofErr w:type="spellStart"/>
+      <w:r>
+        <w:rPr>
+          <w:rFonts w:ascii="Nirmala UI" w:hAnsi="Nirmala UI" w:cs="Nirmala UI"/>
+          <w:sz w:val="28"/>
+          <w:szCs w:val="28"/>
+        </w:rPr>
+        <w:t>শুধু</w:t>
+      </w:r>
+      <w:proofErr w:type="spellEnd"/>
+      <w:r>
+        <w:rPr>
+          <w:sz w:val="28"/>
+          <w:szCs w:val="28"/>
+        </w:rPr>
+        <w:t xml:space="preserve"> Key </w:t>
+      </w:r>
+      <w:r>
+        <w:rPr>
+          <w:rFonts w:ascii="Nirmala UI" w:hAnsi="Nirmala UI" w:cs="Nirmala UI"/>
+          <w:sz w:val="28"/>
+          <w:szCs w:val="28"/>
+        </w:rPr>
+        <w:t>ও</w:t>
+      </w:r>
+      <w:r>
+        <w:rPr>
+          <w:sz w:val="28"/>
+          <w:szCs w:val="28"/>
+        </w:rPr>
+        <w:t xml:space="preserve"> Pointer </w:t>
+      </w:r>
+      <w:proofErr w:type="spellStart"/>
+      <w:r>
+        <w:rPr>
+          <w:rFonts w:ascii="Nirmala UI" w:hAnsi="Nirmala UI" w:cs="Nirmala UI"/>
+          <w:sz w:val="28"/>
+          <w:szCs w:val="28"/>
+        </w:rPr>
+        <w:t>রাখে</w:t>
+      </w:r>
+      <w:proofErr w:type="spellEnd"/>
+      <w:r>
+        <w:rPr>
+          <w:rFonts w:ascii="Nirmala UI" w:hAnsi="Nirmala UI" w:cs="Nirmala UI"/>
+          <w:sz w:val="28"/>
+          <w:szCs w:val="28"/>
+        </w:rPr>
+        <w:t>।</w:t>
+      </w:r>
+    </w:p>
+    <w:p>
+      <w:pPr>
+        <w:pStyle w:val="Heading3"/>
+        <w:rPr>
+          <w:sz w:val="28"/>
+          <w:szCs w:val="28"/>
+        </w:rPr>
+      </w:pPr>
+      <w:r>
+        <w:rPr>
+          <w:sz w:val="28"/>
+          <w:szCs w:val="28"/>
+        </w:rPr>
+        <w:t>Leaf Node</w:t>
+      </w:r>
+    </w:p>
+    <w:p>
+      <w:pPr>
+        <w:pStyle w:val="NormalWeb"/>
+        <w:rPr>
+          <w:sz w:val="28"/>
+          <w:szCs w:val="28"/>
+        </w:rPr>
+      </w:pPr>
+      <w:proofErr w:type="spellStart"/>
+      <w:r>
+        <w:rPr>
+          <w:rFonts w:ascii="Nirmala UI" w:hAnsi="Nirmala UI" w:cs="Nirmala UI"/>
+          <w:sz w:val="28"/>
+          <w:szCs w:val="28"/>
+        </w:rPr>
+        <w:t>আসল</w:t>
+      </w:r>
+      <w:proofErr w:type="spellEnd"/>
+      <w:r>
+        <w:rPr>
+          <w:sz w:val="28"/>
+          <w:szCs w:val="28"/>
+        </w:rPr>
+        <w:t xml:space="preserve"> Data Record </w:t>
+      </w:r>
+      <w:proofErr w:type="spellStart"/>
+      <w:r>
+        <w:rPr>
+          <w:rFonts w:ascii="Nirmala UI" w:hAnsi="Nirmala UI" w:cs="Nirmala UI"/>
+          <w:sz w:val="28"/>
+          <w:szCs w:val="28"/>
+        </w:rPr>
+        <w:t>রাখে</w:t>
+      </w:r>
+      <w:proofErr w:type="spellEnd"/>
+      <w:r>
+        <w:rPr>
+          <w:rFonts w:ascii="Nirmala UI" w:hAnsi="Nirmala UI" w:cs="Nirmala UI"/>
+          <w:sz w:val="28"/>
+          <w:szCs w:val="28"/>
+        </w:rPr>
+        <w:t>।</w:t>
+      </w:r>
+    </w:p>
+    <w:p>
+      <w:pPr>
+        <w:pStyle w:val="Heading3"/>
+        <w:rPr>
+          <w:sz w:val="28"/>
+          <w:szCs w:val="28"/>
+        </w:rPr>
+      </w:pPr>
+      <w:proofErr w:type="spellStart"/>
+      <w:r>
+        <w:rPr>
+          <w:sz w:val="28"/>
+          <w:szCs w:val="28"/>
+        </w:rPr>
+        <w:t>Fanout</w:t>
+      </w:r>
+      <w:proofErr w:type="spellEnd"/>
+    </w:p>
+    <w:p>
+      <w:pPr>
+        <w:pStyle w:val="NormalWeb"/>
+        <w:rPr>
+          <w:sz w:val="28"/>
+          <w:szCs w:val="28"/>
+        </w:rPr>
+      </w:pPr>
+      <w:r>
+        <w:rPr>
+          <w:sz w:val="28"/>
+          <w:szCs w:val="28"/>
+        </w:rPr>
+        <w:t>Node-</w:t>
+      </w:r>
+      <w:r>
+        <w:rPr>
+          <w:rFonts w:ascii="Nirmala UI" w:hAnsi="Nirmala UI" w:cs="Nirmala UI"/>
+          <w:sz w:val="28"/>
+          <w:szCs w:val="28"/>
+        </w:rPr>
+        <w:t>এ</w:t>
+      </w:r>
+      <w:r>
+        <w:rPr>
+          <w:sz w:val="28"/>
+          <w:szCs w:val="28"/>
+        </w:rPr>
+        <w:t xml:space="preserve"> </w:t>
+      </w:r>
+      <w:proofErr w:type="spellStart"/>
+      <w:r>
+        <w:rPr>
+          <w:rFonts w:ascii="Nirmala UI" w:hAnsi="Nirmala UI" w:cs="Nirmala UI"/>
+          <w:sz w:val="28"/>
+          <w:szCs w:val="28"/>
+        </w:rPr>
+        <w:t>যতগুলো</w:t>
+      </w:r>
+      <w:proofErr w:type="spellEnd"/>
+      <w:r>
+        <w:rPr>
+          <w:sz w:val="28"/>
+          <w:szCs w:val="28"/>
+        </w:rPr>
+        <w:t xml:space="preserve"> Pointer </w:t>
+      </w:r>
+      <w:proofErr w:type="spellStart"/>
+      <w:r>
+        <w:rPr>
+          <w:rFonts w:ascii="Nirmala UI" w:hAnsi="Nirmala UI" w:cs="Nirmala UI"/>
+          <w:sz w:val="28"/>
+          <w:szCs w:val="28"/>
+        </w:rPr>
+        <w:t>থাকে</w:t>
+      </w:r>
+      <w:proofErr w:type="spellEnd"/>
+      <w:r>
+        <w:rPr>
+          <w:sz w:val="28"/>
+          <w:szCs w:val="28"/>
+        </w:rPr>
+        <w:t xml:space="preserve"> </w:t>
+      </w:r>
+      <w:proofErr w:type="spellStart"/>
+      <w:r>
+        <w:rPr>
+          <w:rFonts w:ascii="Nirmala UI" w:hAnsi="Nirmala UI" w:cs="Nirmala UI"/>
+          <w:sz w:val="28"/>
+          <w:szCs w:val="28"/>
+        </w:rPr>
+        <w:t>তাকে</w:t>
+      </w:r>
+      <w:proofErr w:type="spellEnd"/>
+      <w:r>
+        <w:rPr>
+          <w:sz w:val="28"/>
+          <w:szCs w:val="28"/>
+        </w:rPr>
+        <w:t xml:space="preserve"> </w:t>
+      </w:r>
+      <w:proofErr w:type="spellStart"/>
+      <w:r>
+        <w:rPr>
+          <w:sz w:val="28"/>
+          <w:szCs w:val="28"/>
+        </w:rPr>
+        <w:t>Fanout</w:t>
+      </w:r>
+      <w:proofErr w:type="spellEnd"/>
+      <w:r>
+        <w:rPr>
+          <w:sz w:val="28"/>
+          <w:szCs w:val="28"/>
+        </w:rPr>
+        <w:t xml:space="preserve"> </w:t>
+      </w:r>
+      <w:proofErr w:type="spellStart"/>
+      <w:r>
+        <w:rPr>
+          <w:rFonts w:ascii="Nirmala UI" w:hAnsi="Nirmala UI" w:cs="Nirmala UI"/>
+          <w:sz w:val="28"/>
+          <w:szCs w:val="28"/>
+        </w:rPr>
+        <w:t>বলে</w:t>
+      </w:r>
+      <w:proofErr w:type="spellEnd"/>
+      <w:r>
+        <w:rPr>
+          <w:rFonts w:ascii="Nirmala UI" w:hAnsi="Nirmala UI" w:cs="Nirmala UI"/>
+          <w:sz w:val="28"/>
+          <w:szCs w:val="28"/>
+        </w:rPr>
+        <w:t>।</w:t>
+      </w:r>
+    </w:p>
+    <w:p>
+      <w:pPr>
+        <w:pStyle w:val="Heading2"/>
+        <w:rPr>
+          <w:sz w:val="28"/>
+          <w:szCs w:val="28"/>
+        </w:rPr>
+      </w:pPr>
+      <w:r>
+        <w:rPr>
+          <w:sz w:val="28"/>
+          <w:szCs w:val="28"/>
+        </w:rPr>
+        <w:lastRenderedPageBreak/>
+        <w:t>Exam Answer (5 Marks)</w:t>
+      </w:r>
+    </w:p>
+    <w:p>
+      <w:pPr>
+        <w:pStyle w:val="NormalWeb"/>
+        <w:rPr>
+          <w:sz w:val="28"/>
+          <w:szCs w:val="28"/>
+        </w:rPr>
+      </w:pPr>
+      <w:r>
+        <w:rPr>
+          <w:rStyle w:val="Strong"/>
+          <w:rFonts w:eastAsiaTheme="majorEastAsia"/>
+          <w:sz w:val="28"/>
+          <w:szCs w:val="28"/>
+        </w:rPr>
+        <w:t xml:space="preserve">A B+ Tree node contains search-key values and pointers. Non-leaf nodes contain only keys and pointers, while leaf nodes contain actual records. A non-leaf node can have up to n pointers and at least </w:t>
+      </w:r>
+      <w:r>
+        <w:rPr>
+          <w:rStyle w:val="Strong"/>
+          <w:rFonts w:ascii="Cambria Math" w:eastAsiaTheme="majorEastAsia" w:hAnsi="Cambria Math" w:cs="Cambria Math"/>
+          <w:sz w:val="28"/>
+          <w:szCs w:val="28"/>
+        </w:rPr>
+        <w:t>⌈</w:t>
+      </w:r>
+      <w:r>
+        <w:rPr>
+          <w:rStyle w:val="Strong"/>
+          <w:rFonts w:eastAsiaTheme="majorEastAsia"/>
+          <w:sz w:val="28"/>
+          <w:szCs w:val="28"/>
+        </w:rPr>
+        <w:t>n/2</w:t>
+      </w:r>
+      <w:r>
+        <w:rPr>
+          <w:rStyle w:val="Strong"/>
+          <w:rFonts w:ascii="Cambria Math" w:eastAsiaTheme="majorEastAsia" w:hAnsi="Cambria Math" w:cs="Cambria Math"/>
+          <w:sz w:val="28"/>
+          <w:szCs w:val="28"/>
+        </w:rPr>
+        <w:t>⌉</w:t>
+      </w:r>
+      <w:r>
+        <w:rPr>
+          <w:rStyle w:val="Strong"/>
+          <w:rFonts w:eastAsiaTheme="majorEastAsia"/>
+          <w:sz w:val="28"/>
+          <w:szCs w:val="28"/>
+        </w:rPr>
+        <w:t xml:space="preserve"> pointers. The number of pointers in a node is called </w:t>
+      </w:r>
+      <w:proofErr w:type="spellStart"/>
+      <w:r>
+        <w:rPr>
+          <w:rStyle w:val="Strong"/>
+          <w:rFonts w:eastAsiaTheme="majorEastAsia"/>
+          <w:sz w:val="28"/>
+          <w:szCs w:val="28"/>
+        </w:rPr>
+        <w:t>fanout</w:t>
+      </w:r>
+      <w:proofErr w:type="spellEnd"/>
+      <w:r>
+        <w:rPr>
+          <w:rStyle w:val="Strong"/>
+          <w:rFonts w:eastAsiaTheme="majorEastAsia"/>
+          <w:sz w:val="28"/>
+          <w:szCs w:val="28"/>
+        </w:rPr>
+        <w:t>. All leaf nodes are maintained at the same</w:t>
+      </w:r>
+    </w:p>
+    <w:p>
+      <w:pPr>
+        <w:pStyle w:val="NormalWeb"/>
+        <w:rPr>
+          <w:sz w:val="28"/>
+          <w:szCs w:val="28"/>
+        </w:rPr>
+      </w:pPr>
     </w:p>
     <w:p>
       <w:pPr>
@@ -8782,1178 +11166,6 @@
           <w:sz w:val="28"/>
           <w:szCs w:val="28"/>
         </w:rPr>
-        <w:t>Explain node structure of B+ tree / B tree?</w:t>
-      </w:r>
-    </w:p>
-    <w:p>
-      <w:pPr>
-        <w:pStyle w:val="Heading2"/>
-        <w:rPr>
-          <w:sz w:val="28"/>
-          <w:szCs w:val="28"/>
-        </w:rPr>
-      </w:pPr>
-      <w:proofErr w:type="spellStart"/>
-      <w:r>
-        <w:rPr>
-          <w:b/>
-          <w:color w:val="FF0000"/>
-          <w:sz w:val="28"/>
-          <w:szCs w:val="28"/>
-        </w:rPr>
-        <w:t>tructure</w:t>
-      </w:r>
-      <w:proofErr w:type="spellEnd"/>
-      <w:r>
-        <w:rPr>
-          <w:b/>
-          <w:color w:val="FF0000"/>
-          <w:sz w:val="28"/>
-          <w:szCs w:val="28"/>
-        </w:rPr>
-        <w:t xml:space="preserve"> of a B+ Tree Node</w:t>
-      </w:r>
-    </w:p>
-    <w:p>
-      <w:pPr>
-        <w:pStyle w:val="NormalWeb"/>
-        <w:rPr>
-          <w:sz w:val="28"/>
-          <w:szCs w:val="28"/>
-        </w:rPr>
-      </w:pPr>
-      <w:r>
-        <w:rPr>
-          <w:sz w:val="28"/>
-          <w:szCs w:val="28"/>
-        </w:rPr>
-        <w:t>According to your slide:</w:t>
-      </w:r>
-    </w:p>
-    <w:p>
-      <w:pPr>
-        <w:pStyle w:val="NormalWeb"/>
-        <w:rPr>
-          <w:sz w:val="28"/>
-          <w:szCs w:val="28"/>
-        </w:rPr>
-      </w:pPr>
-      <w:r>
-        <w:rPr>
-          <w:sz w:val="28"/>
-          <w:szCs w:val="28"/>
-        </w:rPr>
-        <w:t>A node contains:</w:t>
-      </w:r>
-    </w:p>
-    <w:p>
-      <w:pPr>
-        <w:numPr>
-          <w:ilvl w:val="0"/>
-          <w:numId w:val="30"/>
-        </w:numPr>
-        <w:spacing w:before="100" w:beforeAutospacing="1" w:after="100" w:afterAutospacing="1" w:line="240" w:lineRule="auto"/>
-        <w:rPr>
-          <w:sz w:val="28"/>
-          <w:szCs w:val="28"/>
-        </w:rPr>
-      </w:pPr>
-      <w:r>
-        <w:rPr>
-          <w:sz w:val="28"/>
-          <w:szCs w:val="28"/>
-        </w:rPr>
-        <w:t xml:space="preserve">Search Keys (K₁, K₂, K₃ ...) </w:t>
-      </w:r>
-    </w:p>
-    <w:p>
-      <w:pPr>
-        <w:numPr>
-          <w:ilvl w:val="0"/>
-          <w:numId w:val="30"/>
-        </w:numPr>
-        <w:spacing w:before="100" w:beforeAutospacing="1" w:after="100" w:afterAutospacing="1" w:line="240" w:lineRule="auto"/>
-        <w:rPr>
-          <w:sz w:val="28"/>
-          <w:szCs w:val="28"/>
-        </w:rPr>
-      </w:pPr>
-      <w:r>
-        <w:rPr>
-          <w:sz w:val="28"/>
-          <w:szCs w:val="28"/>
-        </w:rPr>
-        <w:t xml:space="preserve">Pointers (P₁, P₂, P₃ ...) </w:t>
-      </w:r>
-    </w:p>
-    <w:p>
-      <w:pPr>
-        <w:pStyle w:val="Heading3"/>
-        <w:rPr>
-          <w:sz w:val="28"/>
-          <w:szCs w:val="28"/>
-        </w:rPr>
-      </w:pPr>
-      <w:r>
-        <w:rPr>
-          <w:sz w:val="28"/>
-          <w:szCs w:val="28"/>
-        </w:rPr>
-        <w:t>Example</w:t>
-      </w:r>
-    </w:p>
-    <w:p>
-      <w:pPr>
-        <w:pStyle w:val="HTMLPreformatted"/>
-        <w:rPr>
-          <w:sz w:val="28"/>
-          <w:szCs w:val="28"/>
-        </w:rPr>
-      </w:pPr>
-      <w:r>
-        <w:rPr>
-          <w:rStyle w:val="HTMLCode"/>
-          <w:sz w:val="28"/>
-          <w:szCs w:val="28"/>
-        </w:rPr>
-        <w:t>P1 | K1 | P2 | K2 | P3 | K3 | P4</w:t>
-      </w:r>
-    </w:p>
-    <w:p>
-      <w:pPr>
-        <w:pStyle w:val="Heading3"/>
-        <w:rPr>
-          <w:sz w:val="28"/>
-          <w:szCs w:val="28"/>
-        </w:rPr>
-      </w:pPr>
-      <w:r>
-        <w:rPr>
-          <w:sz w:val="28"/>
-          <w:szCs w:val="28"/>
-        </w:rPr>
-        <w:t>Rules</w:t>
-      </w:r>
-    </w:p>
-    <w:p>
-      <w:pPr>
-        <w:pStyle w:val="Heading3"/>
-        <w:rPr>
-          <w:sz w:val="28"/>
-          <w:szCs w:val="28"/>
-        </w:rPr>
-      </w:pPr>
-      <w:r>
-        <w:rPr>
-          <w:sz w:val="28"/>
-          <w:szCs w:val="28"/>
-        </w:rPr>
-        <w:t>Non-Leaf Node</w:t>
-      </w:r>
-    </w:p>
-    <w:p>
-      <w:pPr>
-        <w:numPr>
-          <w:ilvl w:val="0"/>
-          <w:numId w:val="31"/>
-        </w:numPr>
-        <w:spacing w:before="100" w:beforeAutospacing="1" w:after="100" w:afterAutospacing="1" w:line="240" w:lineRule="auto"/>
-        <w:rPr>
-          <w:sz w:val="28"/>
-          <w:szCs w:val="28"/>
-        </w:rPr>
-      </w:pPr>
-      <w:r>
-        <w:rPr>
-          <w:sz w:val="28"/>
-          <w:szCs w:val="28"/>
-        </w:rPr>
-        <w:t xml:space="preserve">Contains only keys and pointers </w:t>
-      </w:r>
-    </w:p>
-    <w:p>
-      <w:pPr>
-        <w:numPr>
-          <w:ilvl w:val="0"/>
-          <w:numId w:val="31"/>
-        </w:numPr>
-        <w:spacing w:before="100" w:beforeAutospacing="1" w:after="100" w:afterAutospacing="1" w:line="240" w:lineRule="auto"/>
-        <w:rPr>
-          <w:sz w:val="28"/>
-          <w:szCs w:val="28"/>
-        </w:rPr>
-      </w:pPr>
-      <w:r>
-        <w:rPr>
-          <w:sz w:val="28"/>
-          <w:szCs w:val="28"/>
-        </w:rPr>
-        <w:t xml:space="preserve">Maximum = n pointers </w:t>
-      </w:r>
-    </w:p>
-    <w:p>
-      <w:pPr>
-        <w:numPr>
-          <w:ilvl w:val="0"/>
-          <w:numId w:val="31"/>
-        </w:numPr>
-        <w:spacing w:before="100" w:beforeAutospacing="1" w:after="100" w:afterAutospacing="1" w:line="240" w:lineRule="auto"/>
-        <w:rPr>
-          <w:sz w:val="28"/>
-          <w:szCs w:val="28"/>
-        </w:rPr>
-      </w:pPr>
-      <w:r>
-        <w:rPr>
-          <w:sz w:val="28"/>
-          <w:szCs w:val="28"/>
-        </w:rPr>
-        <w:t xml:space="preserve">Minimum = </w:t>
-      </w:r>
-      <w:r>
-        <w:rPr>
-          <w:rFonts w:ascii="Cambria Math" w:hAnsi="Cambria Math" w:cs="Cambria Math"/>
-          <w:sz w:val="28"/>
-          <w:szCs w:val="28"/>
-        </w:rPr>
-        <w:t>⌈</w:t>
-      </w:r>
-      <w:r>
-        <w:rPr>
-          <w:sz w:val="28"/>
-          <w:szCs w:val="28"/>
-        </w:rPr>
-        <w:t>n/2</w:t>
-      </w:r>
-      <w:r>
-        <w:rPr>
-          <w:rFonts w:ascii="Cambria Math" w:hAnsi="Cambria Math" w:cs="Cambria Math"/>
-          <w:sz w:val="28"/>
-          <w:szCs w:val="28"/>
-        </w:rPr>
-        <w:t>⌉</w:t>
-      </w:r>
-      <w:r>
-        <w:rPr>
-          <w:sz w:val="28"/>
-          <w:szCs w:val="28"/>
-        </w:rPr>
-        <w:t xml:space="preserve"> pointers </w:t>
-      </w:r>
-    </w:p>
-    <w:p>
-      <w:pPr>
-        <w:pStyle w:val="Heading3"/>
-        <w:rPr>
-          <w:sz w:val="28"/>
-          <w:szCs w:val="28"/>
-        </w:rPr>
-      </w:pPr>
-      <w:r>
-        <w:rPr>
-          <w:sz w:val="28"/>
-          <w:szCs w:val="28"/>
-        </w:rPr>
-        <w:t>Leaf Node</w:t>
-      </w:r>
-    </w:p>
-    <w:p>
-      <w:pPr>
-        <w:numPr>
-          <w:ilvl w:val="0"/>
-          <w:numId w:val="32"/>
-        </w:numPr>
-        <w:spacing w:before="100" w:beforeAutospacing="1" w:after="100" w:afterAutospacing="1" w:line="240" w:lineRule="auto"/>
-        <w:rPr>
-          <w:sz w:val="28"/>
-          <w:szCs w:val="28"/>
-        </w:rPr>
-      </w:pPr>
-      <w:r>
-        <w:rPr>
-          <w:sz w:val="28"/>
-          <w:szCs w:val="28"/>
-        </w:rPr>
-        <w:t xml:space="preserve">Contains actual data records </w:t>
-      </w:r>
-    </w:p>
-    <w:p>
-      <w:pPr>
-        <w:numPr>
-          <w:ilvl w:val="0"/>
-          <w:numId w:val="32"/>
-        </w:numPr>
-        <w:spacing w:before="100" w:beforeAutospacing="1" w:after="100" w:afterAutospacing="1" w:line="240" w:lineRule="auto"/>
-        <w:rPr>
-          <w:sz w:val="28"/>
-          <w:szCs w:val="28"/>
-        </w:rPr>
-      </w:pPr>
-      <w:r>
-        <w:rPr>
-          <w:sz w:val="28"/>
-          <w:szCs w:val="28"/>
-        </w:rPr>
-        <w:t xml:space="preserve">Maximum = n−1 keys </w:t>
-      </w:r>
-    </w:p>
-    <w:p>
-      <w:pPr>
-        <w:numPr>
-          <w:ilvl w:val="0"/>
-          <w:numId w:val="32"/>
-        </w:numPr>
-        <w:spacing w:before="100" w:beforeAutospacing="1" w:after="100" w:afterAutospacing="1" w:line="240" w:lineRule="auto"/>
-        <w:rPr>
-          <w:sz w:val="28"/>
-          <w:szCs w:val="28"/>
-        </w:rPr>
-      </w:pPr>
-      <w:r>
-        <w:rPr>
-          <w:sz w:val="28"/>
-          <w:szCs w:val="28"/>
-        </w:rPr>
-        <w:t xml:space="preserve">Minimum = </w:t>
-      </w:r>
-      <w:r>
-        <w:rPr>
-          <w:rFonts w:ascii="Cambria Math" w:hAnsi="Cambria Math" w:cs="Cambria Math"/>
-          <w:sz w:val="28"/>
-          <w:szCs w:val="28"/>
-        </w:rPr>
-        <w:t>⌈</w:t>
-      </w:r>
-      <w:r>
-        <w:rPr>
-          <w:sz w:val="28"/>
-          <w:szCs w:val="28"/>
-        </w:rPr>
-        <w:t>(n</w:t>
-      </w:r>
-      <w:r>
-        <w:rPr>
-          <w:rFonts w:ascii="Calibri" w:hAnsi="Calibri" w:cs="Calibri"/>
-          <w:sz w:val="28"/>
-          <w:szCs w:val="28"/>
-        </w:rPr>
-        <w:t>−</w:t>
-      </w:r>
-      <w:r>
-        <w:rPr>
-          <w:sz w:val="28"/>
-          <w:szCs w:val="28"/>
-        </w:rPr>
-        <w:t>1)/2</w:t>
-      </w:r>
-      <w:r>
-        <w:rPr>
-          <w:rFonts w:ascii="Cambria Math" w:hAnsi="Cambria Math" w:cs="Cambria Math"/>
-          <w:sz w:val="28"/>
-          <w:szCs w:val="28"/>
-        </w:rPr>
-        <w:t>⌉</w:t>
-      </w:r>
-      <w:r>
-        <w:rPr>
-          <w:sz w:val="28"/>
-          <w:szCs w:val="28"/>
-        </w:rPr>
-        <w:t xml:space="preserve"> keys </w:t>
-      </w:r>
-    </w:p>
-    <w:p>
-      <w:pPr>
-        <w:pStyle w:val="Heading3"/>
-        <w:rPr>
-          <w:sz w:val="28"/>
-          <w:szCs w:val="28"/>
-        </w:rPr>
-      </w:pPr>
-      <w:r>
-        <w:rPr>
-          <w:sz w:val="28"/>
-          <w:szCs w:val="28"/>
-        </w:rPr>
-        <w:t>Root Node</w:t>
-      </w:r>
-    </w:p>
-    <w:p>
-      <w:pPr>
-        <w:numPr>
-          <w:ilvl w:val="0"/>
-          <w:numId w:val="33"/>
-        </w:numPr>
-        <w:spacing w:before="100" w:beforeAutospacing="1" w:after="100" w:afterAutospacing="1" w:line="240" w:lineRule="auto"/>
-        <w:rPr>
-          <w:sz w:val="28"/>
-          <w:szCs w:val="28"/>
-        </w:rPr>
-      </w:pPr>
-      <w:r>
-        <w:rPr>
-          <w:sz w:val="28"/>
-          <w:szCs w:val="28"/>
-        </w:rPr>
-        <w:lastRenderedPageBreak/>
-        <w:t xml:space="preserve">If root is not leaf: </w:t>
-      </w:r>
-    </w:p>
-    <w:p>
-      <w:pPr>
-        <w:numPr>
-          <w:ilvl w:val="1"/>
-          <w:numId w:val="33"/>
-        </w:numPr>
-        <w:spacing w:before="100" w:beforeAutospacing="1" w:after="100" w:afterAutospacing="1" w:line="240" w:lineRule="auto"/>
-        <w:rPr>
-          <w:sz w:val="28"/>
-          <w:szCs w:val="28"/>
-        </w:rPr>
-      </w:pPr>
-      <w:r>
-        <w:rPr>
-          <w:sz w:val="28"/>
-          <w:szCs w:val="28"/>
-        </w:rPr>
-        <w:t xml:space="preserve">Minimum 2 children </w:t>
-      </w:r>
-    </w:p>
-    <w:p>
-      <w:pPr>
-        <w:numPr>
-          <w:ilvl w:val="0"/>
-          <w:numId w:val="33"/>
-        </w:numPr>
-        <w:spacing w:before="100" w:beforeAutospacing="1" w:after="100" w:afterAutospacing="1" w:line="240" w:lineRule="auto"/>
-        <w:rPr>
-          <w:sz w:val="28"/>
-          <w:szCs w:val="28"/>
-        </w:rPr>
-      </w:pPr>
-      <w:r>
-        <w:rPr>
-          <w:sz w:val="28"/>
-          <w:szCs w:val="28"/>
-        </w:rPr>
-        <w:t xml:space="preserve">If root is leaf: </w:t>
-      </w:r>
-    </w:p>
-    <w:p>
-      <w:pPr>
-        <w:numPr>
-          <w:ilvl w:val="1"/>
-          <w:numId w:val="33"/>
-        </w:numPr>
-        <w:spacing w:before="100" w:beforeAutospacing="1" w:after="100" w:afterAutospacing="1" w:line="240" w:lineRule="auto"/>
-        <w:rPr>
-          <w:sz w:val="28"/>
-          <w:szCs w:val="28"/>
-        </w:rPr>
-      </w:pPr>
-      <w:r>
-        <w:rPr>
-          <w:sz w:val="28"/>
-          <w:szCs w:val="28"/>
-        </w:rPr>
-        <w:t xml:space="preserve">Can contain 0 to n−1 values </w:t>
-      </w:r>
-    </w:p>
-    <w:p>
-      <w:pPr>
-        <w:pStyle w:val="Heading3"/>
-        <w:rPr>
-          <w:sz w:val="28"/>
-          <w:szCs w:val="28"/>
-        </w:rPr>
-      </w:pPr>
-      <w:proofErr w:type="spellStart"/>
-      <w:r>
-        <w:rPr>
-          <w:sz w:val="28"/>
-          <w:szCs w:val="28"/>
-        </w:rPr>
-        <w:t>Fanout</w:t>
-      </w:r>
-      <w:proofErr w:type="spellEnd"/>
-    </w:p>
-    <w:p>
-      <w:pPr>
-        <w:pStyle w:val="NormalWeb"/>
-        <w:rPr>
-          <w:sz w:val="28"/>
-          <w:szCs w:val="28"/>
-        </w:rPr>
-      </w:pPr>
-      <w:r>
-        <w:rPr>
-          <w:sz w:val="28"/>
-          <w:szCs w:val="28"/>
-        </w:rPr>
-        <w:t xml:space="preserve">The number of pointers in a node is called </w:t>
-      </w:r>
-      <w:proofErr w:type="spellStart"/>
-      <w:r>
-        <w:rPr>
-          <w:rStyle w:val="Strong"/>
-          <w:rFonts w:eastAsiaTheme="majorEastAsia"/>
-          <w:sz w:val="28"/>
-          <w:szCs w:val="28"/>
-        </w:rPr>
-        <w:t>Fanout</w:t>
-      </w:r>
-      <w:proofErr w:type="spellEnd"/>
-      <w:r>
-        <w:rPr>
-          <w:sz w:val="28"/>
-          <w:szCs w:val="28"/>
-        </w:rPr>
-        <w:t>.</w:t>
-      </w:r>
-    </w:p>
-    <w:p>
-      <w:pPr>
-        <w:pStyle w:val="NormalWeb"/>
-        <w:rPr>
-          <w:sz w:val="28"/>
-          <w:szCs w:val="28"/>
-        </w:rPr>
-      </w:pPr>
-      <w:r>
-        <w:rPr>
-          <w:sz w:val="28"/>
-          <w:szCs w:val="28"/>
-        </w:rPr>
-        <w:t>Example:</w:t>
-      </w:r>
-    </w:p>
-    <w:p>
-      <w:pPr>
-        <w:pStyle w:val="HTMLPreformatted"/>
-        <w:rPr>
-          <w:sz w:val="28"/>
-          <w:szCs w:val="28"/>
-        </w:rPr>
-      </w:pPr>
-      <w:r>
-        <w:rPr>
-          <w:rStyle w:val="HTMLCode"/>
-          <w:sz w:val="28"/>
-          <w:szCs w:val="28"/>
-        </w:rPr>
-        <w:t>P1 K1 P2 K2 P3 K3 P4</w:t>
-      </w:r>
-    </w:p>
-    <w:p>
-      <w:pPr>
-        <w:pStyle w:val="NormalWeb"/>
-        <w:rPr>
-          <w:sz w:val="28"/>
-          <w:szCs w:val="28"/>
-        </w:rPr>
-      </w:pPr>
-      <w:r>
-        <w:rPr>
-          <w:sz w:val="28"/>
-          <w:szCs w:val="28"/>
-        </w:rPr>
-        <w:t>There are 4 pointers.</w:t>
-      </w:r>
-    </w:p>
-    <w:p>
-      <w:pPr>
-        <w:pStyle w:val="NormalWeb"/>
-        <w:rPr>
-          <w:sz w:val="28"/>
-          <w:szCs w:val="28"/>
-        </w:rPr>
-      </w:pPr>
-      <w:r>
-        <w:rPr>
-          <w:rFonts w:ascii="Segoe UI Symbol" w:hAnsi="Segoe UI Symbol" w:cs="Segoe UI Symbol"/>
-          <w:sz w:val="28"/>
-          <w:szCs w:val="28"/>
-        </w:rPr>
-        <w:t>➡️</w:t>
-      </w:r>
-      <w:r>
-        <w:rPr>
-          <w:sz w:val="28"/>
-          <w:szCs w:val="28"/>
-        </w:rPr>
-        <w:t xml:space="preserve"> </w:t>
-      </w:r>
-      <w:proofErr w:type="spellStart"/>
-      <w:r>
-        <w:rPr>
-          <w:sz w:val="28"/>
-          <w:szCs w:val="28"/>
-        </w:rPr>
-        <w:t>Fanout</w:t>
-      </w:r>
-      <w:proofErr w:type="spellEnd"/>
-      <w:r>
-        <w:rPr>
-          <w:sz w:val="28"/>
-          <w:szCs w:val="28"/>
-        </w:rPr>
-        <w:t xml:space="preserve"> = 4</w:t>
-      </w:r>
-    </w:p>
-    <w:p>
-      <w:pPr>
-        <w:pStyle w:val="Heading2"/>
-        <w:rPr>
-          <w:sz w:val="28"/>
-          <w:szCs w:val="28"/>
-        </w:rPr>
-      </w:pPr>
-      <w:r>
-        <w:rPr>
-          <w:sz w:val="28"/>
-          <w:szCs w:val="28"/>
-        </w:rPr>
-        <w:t>Easy Bangla Answer</w:t>
-      </w:r>
-    </w:p>
-    <w:p>
-      <w:pPr>
-        <w:pStyle w:val="NormalWeb"/>
-        <w:rPr>
-          <w:sz w:val="28"/>
-          <w:szCs w:val="28"/>
-        </w:rPr>
-      </w:pPr>
-      <w:r>
-        <w:rPr>
-          <w:sz w:val="28"/>
-          <w:szCs w:val="28"/>
-        </w:rPr>
-        <w:t>B+ Tree-</w:t>
-      </w:r>
-      <w:proofErr w:type="spellStart"/>
-      <w:r>
-        <w:rPr>
-          <w:rFonts w:ascii="Nirmala UI" w:hAnsi="Nirmala UI" w:cs="Nirmala UI"/>
-          <w:sz w:val="28"/>
-          <w:szCs w:val="28"/>
-        </w:rPr>
-        <w:t>এর</w:t>
-      </w:r>
-      <w:proofErr w:type="spellEnd"/>
-      <w:r>
-        <w:rPr>
-          <w:sz w:val="28"/>
-          <w:szCs w:val="28"/>
-        </w:rPr>
-        <w:t xml:space="preserve"> </w:t>
-      </w:r>
-      <w:proofErr w:type="spellStart"/>
-      <w:r>
-        <w:rPr>
-          <w:rFonts w:ascii="Nirmala UI" w:hAnsi="Nirmala UI" w:cs="Nirmala UI"/>
-          <w:sz w:val="28"/>
-          <w:szCs w:val="28"/>
-        </w:rPr>
-        <w:t>প্রতিটি</w:t>
-      </w:r>
-      <w:proofErr w:type="spellEnd"/>
-      <w:r>
-        <w:rPr>
-          <w:sz w:val="28"/>
-          <w:szCs w:val="28"/>
-        </w:rPr>
-        <w:t xml:space="preserve"> Node-</w:t>
-      </w:r>
-      <w:r>
-        <w:rPr>
-          <w:rFonts w:ascii="Nirmala UI" w:hAnsi="Nirmala UI" w:cs="Nirmala UI"/>
-          <w:sz w:val="28"/>
-          <w:szCs w:val="28"/>
-        </w:rPr>
-        <w:t>এ</w:t>
-      </w:r>
-      <w:r>
-        <w:rPr>
-          <w:sz w:val="28"/>
-          <w:szCs w:val="28"/>
-        </w:rPr>
-        <w:t>:</w:t>
-      </w:r>
-    </w:p>
-    <w:p>
-      <w:pPr>
-        <w:numPr>
-          <w:ilvl w:val="0"/>
-          <w:numId w:val="34"/>
-        </w:numPr>
-        <w:spacing w:before="100" w:beforeAutospacing="1" w:after="100" w:afterAutospacing="1" w:line="240" w:lineRule="auto"/>
-        <w:rPr>
-          <w:sz w:val="28"/>
-          <w:szCs w:val="28"/>
-        </w:rPr>
-      </w:pPr>
-      <w:r>
-        <w:rPr>
-          <w:sz w:val="28"/>
-          <w:szCs w:val="28"/>
-        </w:rPr>
-        <w:t xml:space="preserve">Search Key </w:t>
-      </w:r>
-      <w:proofErr w:type="spellStart"/>
-      <w:r>
-        <w:rPr>
-          <w:rFonts w:ascii="Nirmala UI" w:hAnsi="Nirmala UI" w:cs="Nirmala UI"/>
-          <w:sz w:val="28"/>
-          <w:szCs w:val="28"/>
-        </w:rPr>
-        <w:t>থাকে</w:t>
-      </w:r>
-      <w:proofErr w:type="spellEnd"/>
-      <w:r>
-        <w:rPr>
-          <w:sz w:val="28"/>
-          <w:szCs w:val="28"/>
-        </w:rPr>
-        <w:t xml:space="preserve"> </w:t>
-      </w:r>
-    </w:p>
-    <w:p>
-      <w:pPr>
-        <w:numPr>
-          <w:ilvl w:val="0"/>
-          <w:numId w:val="34"/>
-        </w:numPr>
-        <w:spacing w:before="100" w:beforeAutospacing="1" w:after="100" w:afterAutospacing="1" w:line="240" w:lineRule="auto"/>
-        <w:rPr>
-          <w:sz w:val="28"/>
-          <w:szCs w:val="28"/>
-        </w:rPr>
-      </w:pPr>
-      <w:r>
-        <w:rPr>
-          <w:sz w:val="28"/>
-          <w:szCs w:val="28"/>
-        </w:rPr>
-        <w:t xml:space="preserve">Pointer </w:t>
-      </w:r>
-      <w:proofErr w:type="spellStart"/>
-      <w:r>
-        <w:rPr>
-          <w:rFonts w:ascii="Nirmala UI" w:hAnsi="Nirmala UI" w:cs="Nirmala UI"/>
-          <w:sz w:val="28"/>
-          <w:szCs w:val="28"/>
-        </w:rPr>
-        <w:t>থাকে</w:t>
-      </w:r>
-      <w:proofErr w:type="spellEnd"/>
-      <w:r>
-        <w:rPr>
-          <w:sz w:val="28"/>
-          <w:szCs w:val="28"/>
-        </w:rPr>
-        <w:t xml:space="preserve"> </w:t>
-      </w:r>
-    </w:p>
-    <w:p>
-      <w:pPr>
-        <w:pStyle w:val="Heading3"/>
-        <w:rPr>
-          <w:sz w:val="28"/>
-          <w:szCs w:val="28"/>
-        </w:rPr>
-      </w:pPr>
-      <w:r>
-        <w:rPr>
-          <w:sz w:val="28"/>
-          <w:szCs w:val="28"/>
-        </w:rPr>
-        <w:t>Non-Leaf Node</w:t>
-      </w:r>
-    </w:p>
-    <w:p>
-      <w:pPr>
-        <w:pStyle w:val="NormalWeb"/>
-        <w:rPr>
-          <w:sz w:val="28"/>
-          <w:szCs w:val="28"/>
-        </w:rPr>
-      </w:pPr>
-      <w:proofErr w:type="spellStart"/>
-      <w:r>
-        <w:rPr>
-          <w:rFonts w:ascii="Nirmala UI" w:hAnsi="Nirmala UI" w:cs="Nirmala UI"/>
-          <w:sz w:val="28"/>
-          <w:szCs w:val="28"/>
-        </w:rPr>
-        <w:t>শুধু</w:t>
-      </w:r>
-      <w:proofErr w:type="spellEnd"/>
-      <w:r>
-        <w:rPr>
-          <w:sz w:val="28"/>
-          <w:szCs w:val="28"/>
-        </w:rPr>
-        <w:t xml:space="preserve"> Key </w:t>
-      </w:r>
-      <w:r>
-        <w:rPr>
-          <w:rFonts w:ascii="Nirmala UI" w:hAnsi="Nirmala UI" w:cs="Nirmala UI"/>
-          <w:sz w:val="28"/>
-          <w:szCs w:val="28"/>
-        </w:rPr>
-        <w:t>ও</w:t>
-      </w:r>
-      <w:r>
-        <w:rPr>
-          <w:sz w:val="28"/>
-          <w:szCs w:val="28"/>
-        </w:rPr>
-        <w:t xml:space="preserve"> Pointer </w:t>
-      </w:r>
-      <w:proofErr w:type="spellStart"/>
-      <w:r>
-        <w:rPr>
-          <w:rFonts w:ascii="Nirmala UI" w:hAnsi="Nirmala UI" w:cs="Nirmala UI"/>
-          <w:sz w:val="28"/>
-          <w:szCs w:val="28"/>
-        </w:rPr>
-        <w:t>রাখে</w:t>
-      </w:r>
-      <w:proofErr w:type="spellEnd"/>
-      <w:r>
-        <w:rPr>
-          <w:rFonts w:ascii="Nirmala UI" w:hAnsi="Nirmala UI" w:cs="Nirmala UI"/>
-          <w:sz w:val="28"/>
-          <w:szCs w:val="28"/>
-        </w:rPr>
-        <w:t>।</w:t>
-      </w:r>
-    </w:p>
-    <w:p>
-      <w:pPr>
-        <w:pStyle w:val="Heading3"/>
-        <w:rPr>
-          <w:sz w:val="28"/>
-          <w:szCs w:val="28"/>
-        </w:rPr>
-      </w:pPr>
-      <w:r>
-        <w:rPr>
-          <w:sz w:val="28"/>
-          <w:szCs w:val="28"/>
-        </w:rPr>
-        <w:t>Leaf Node</w:t>
-      </w:r>
-    </w:p>
-    <w:p>
-      <w:pPr>
-        <w:pStyle w:val="NormalWeb"/>
-        <w:rPr>
-          <w:sz w:val="28"/>
-          <w:szCs w:val="28"/>
-        </w:rPr>
-      </w:pPr>
-      <w:proofErr w:type="spellStart"/>
-      <w:r>
-        <w:rPr>
-          <w:rFonts w:ascii="Nirmala UI" w:hAnsi="Nirmala UI" w:cs="Nirmala UI"/>
-          <w:sz w:val="28"/>
-          <w:szCs w:val="28"/>
-        </w:rPr>
-        <w:t>আসল</w:t>
-      </w:r>
-      <w:proofErr w:type="spellEnd"/>
-      <w:r>
-        <w:rPr>
-          <w:sz w:val="28"/>
-          <w:szCs w:val="28"/>
-        </w:rPr>
-        <w:t xml:space="preserve"> Data Record </w:t>
-      </w:r>
-      <w:proofErr w:type="spellStart"/>
-      <w:r>
-        <w:rPr>
-          <w:rFonts w:ascii="Nirmala UI" w:hAnsi="Nirmala UI" w:cs="Nirmala UI"/>
-          <w:sz w:val="28"/>
-          <w:szCs w:val="28"/>
-        </w:rPr>
-        <w:t>রাখে</w:t>
-      </w:r>
-      <w:proofErr w:type="spellEnd"/>
-      <w:r>
-        <w:rPr>
-          <w:rFonts w:ascii="Nirmala UI" w:hAnsi="Nirmala UI" w:cs="Nirmala UI"/>
-          <w:sz w:val="28"/>
-          <w:szCs w:val="28"/>
-        </w:rPr>
-        <w:t>।</w:t>
-      </w:r>
-    </w:p>
-    <w:p>
-      <w:pPr>
-        <w:pStyle w:val="Heading3"/>
-        <w:rPr>
-          <w:sz w:val="28"/>
-          <w:szCs w:val="28"/>
-        </w:rPr>
-      </w:pPr>
-      <w:proofErr w:type="spellStart"/>
-      <w:r>
-        <w:rPr>
-          <w:sz w:val="28"/>
-          <w:szCs w:val="28"/>
-        </w:rPr>
-        <w:t>Fanout</w:t>
-      </w:r>
-      <w:proofErr w:type="spellEnd"/>
-    </w:p>
-    <w:p>
-      <w:pPr>
-        <w:pStyle w:val="NormalWeb"/>
-        <w:rPr>
-          <w:sz w:val="28"/>
-          <w:szCs w:val="28"/>
-        </w:rPr>
-      </w:pPr>
-      <w:r>
-        <w:rPr>
-          <w:sz w:val="28"/>
-          <w:szCs w:val="28"/>
-        </w:rPr>
-        <w:t>Node-</w:t>
-      </w:r>
-      <w:r>
-        <w:rPr>
-          <w:rFonts w:ascii="Nirmala UI" w:hAnsi="Nirmala UI" w:cs="Nirmala UI"/>
-          <w:sz w:val="28"/>
-          <w:szCs w:val="28"/>
-        </w:rPr>
-        <w:t>এ</w:t>
-      </w:r>
-      <w:r>
-        <w:rPr>
-          <w:sz w:val="28"/>
-          <w:szCs w:val="28"/>
-        </w:rPr>
-        <w:t xml:space="preserve"> </w:t>
-      </w:r>
-      <w:proofErr w:type="spellStart"/>
-      <w:r>
-        <w:rPr>
-          <w:rFonts w:ascii="Nirmala UI" w:hAnsi="Nirmala UI" w:cs="Nirmala UI"/>
-          <w:sz w:val="28"/>
-          <w:szCs w:val="28"/>
-        </w:rPr>
-        <w:t>যতগুলো</w:t>
-      </w:r>
-      <w:proofErr w:type="spellEnd"/>
-      <w:r>
-        <w:rPr>
-          <w:sz w:val="28"/>
-          <w:szCs w:val="28"/>
-        </w:rPr>
-        <w:t xml:space="preserve"> Pointer </w:t>
-      </w:r>
-      <w:proofErr w:type="spellStart"/>
-      <w:r>
-        <w:rPr>
-          <w:rFonts w:ascii="Nirmala UI" w:hAnsi="Nirmala UI" w:cs="Nirmala UI"/>
-          <w:sz w:val="28"/>
-          <w:szCs w:val="28"/>
-        </w:rPr>
-        <w:t>থাকে</w:t>
-      </w:r>
-      <w:proofErr w:type="spellEnd"/>
-      <w:r>
-        <w:rPr>
-          <w:sz w:val="28"/>
-          <w:szCs w:val="28"/>
-        </w:rPr>
-        <w:t xml:space="preserve"> </w:t>
-      </w:r>
-      <w:proofErr w:type="spellStart"/>
-      <w:r>
-        <w:rPr>
-          <w:rFonts w:ascii="Nirmala UI" w:hAnsi="Nirmala UI" w:cs="Nirmala UI"/>
-          <w:sz w:val="28"/>
-          <w:szCs w:val="28"/>
-        </w:rPr>
-        <w:t>তাকে</w:t>
-      </w:r>
-      <w:proofErr w:type="spellEnd"/>
-      <w:r>
-        <w:rPr>
-          <w:sz w:val="28"/>
-          <w:szCs w:val="28"/>
-        </w:rPr>
-        <w:t xml:space="preserve"> </w:t>
-      </w:r>
-      <w:proofErr w:type="spellStart"/>
-      <w:r>
-        <w:rPr>
-          <w:sz w:val="28"/>
-          <w:szCs w:val="28"/>
-        </w:rPr>
-        <w:t>Fanout</w:t>
-      </w:r>
-      <w:proofErr w:type="spellEnd"/>
-      <w:r>
-        <w:rPr>
-          <w:sz w:val="28"/>
-          <w:szCs w:val="28"/>
-        </w:rPr>
-        <w:t xml:space="preserve"> </w:t>
-      </w:r>
-      <w:proofErr w:type="spellStart"/>
-      <w:r>
-        <w:rPr>
-          <w:rFonts w:ascii="Nirmala UI" w:hAnsi="Nirmala UI" w:cs="Nirmala UI"/>
-          <w:sz w:val="28"/>
-          <w:szCs w:val="28"/>
-        </w:rPr>
-        <w:t>বলে</w:t>
-      </w:r>
-      <w:proofErr w:type="spellEnd"/>
-      <w:r>
-        <w:rPr>
-          <w:rFonts w:ascii="Nirmala UI" w:hAnsi="Nirmala UI" w:cs="Nirmala UI"/>
-          <w:sz w:val="28"/>
-          <w:szCs w:val="28"/>
-        </w:rPr>
-        <w:t>।</w:t>
-      </w:r>
-    </w:p>
-    <w:p>
-      <w:pPr>
-        <w:pStyle w:val="Heading2"/>
-        <w:rPr>
-          <w:sz w:val="28"/>
-          <w:szCs w:val="28"/>
-        </w:rPr>
-      </w:pPr>
-      <w:r>
-        <w:rPr>
-          <w:sz w:val="28"/>
-          <w:szCs w:val="28"/>
-        </w:rPr>
-        <w:t>Exam Answer (5 Marks)</w:t>
-      </w:r>
-    </w:p>
-    <w:p>
-      <w:pPr>
-        <w:pStyle w:val="NormalWeb"/>
-        <w:rPr>
-          <w:sz w:val="28"/>
-          <w:szCs w:val="28"/>
-        </w:rPr>
-      </w:pPr>
-      <w:r>
-        <w:rPr>
-          <w:rStyle w:val="Strong"/>
-          <w:rFonts w:eastAsiaTheme="majorEastAsia"/>
-          <w:sz w:val="28"/>
-          <w:szCs w:val="28"/>
-        </w:rPr>
-        <w:t xml:space="preserve">A B+ Tree node contains search-key values and pointers. Non-leaf nodes contain only keys and pointers, while leaf nodes contain actual records. A </w:t>
-      </w:r>
-      <w:r>
-        <w:rPr>
-          <w:rStyle w:val="Strong"/>
-          <w:rFonts w:eastAsiaTheme="majorEastAsia"/>
-          <w:sz w:val="28"/>
-          <w:szCs w:val="28"/>
-        </w:rPr>
-        <w:lastRenderedPageBreak/>
-        <w:t xml:space="preserve">non-leaf node can have up to n pointers and at least </w:t>
-      </w:r>
-      <w:r>
-        <w:rPr>
-          <w:rStyle w:val="Strong"/>
-          <w:rFonts w:ascii="Cambria Math" w:eastAsiaTheme="majorEastAsia" w:hAnsi="Cambria Math" w:cs="Cambria Math"/>
-          <w:sz w:val="28"/>
-          <w:szCs w:val="28"/>
-        </w:rPr>
-        <w:t>⌈</w:t>
-      </w:r>
-      <w:r>
-        <w:rPr>
-          <w:rStyle w:val="Strong"/>
-          <w:rFonts w:eastAsiaTheme="majorEastAsia"/>
-          <w:sz w:val="28"/>
-          <w:szCs w:val="28"/>
-        </w:rPr>
-        <w:t>n/2</w:t>
-      </w:r>
-      <w:r>
-        <w:rPr>
-          <w:rStyle w:val="Strong"/>
-          <w:rFonts w:ascii="Cambria Math" w:eastAsiaTheme="majorEastAsia" w:hAnsi="Cambria Math" w:cs="Cambria Math"/>
-          <w:sz w:val="28"/>
-          <w:szCs w:val="28"/>
-        </w:rPr>
-        <w:t>⌉</w:t>
-      </w:r>
-      <w:r>
-        <w:rPr>
-          <w:rStyle w:val="Strong"/>
-          <w:rFonts w:eastAsiaTheme="majorEastAsia"/>
-          <w:sz w:val="28"/>
-          <w:szCs w:val="28"/>
-        </w:rPr>
-        <w:t xml:space="preserve"> pointers. The number of pointers in a node is called </w:t>
-      </w:r>
-      <w:proofErr w:type="spellStart"/>
-      <w:r>
-        <w:rPr>
-          <w:rStyle w:val="Strong"/>
-          <w:rFonts w:eastAsiaTheme="majorEastAsia"/>
-          <w:sz w:val="28"/>
-          <w:szCs w:val="28"/>
-        </w:rPr>
-        <w:t>fanout</w:t>
-      </w:r>
-      <w:proofErr w:type="spellEnd"/>
-      <w:r>
-        <w:rPr>
-          <w:rStyle w:val="Strong"/>
-          <w:rFonts w:eastAsiaTheme="majorEastAsia"/>
-          <w:sz w:val="28"/>
-          <w:szCs w:val="28"/>
-        </w:rPr>
-        <w:t>. All leaf nodes are maintained at the same</w:t>
-      </w:r>
-    </w:p>
-    <w:p>
-      <w:pPr>
-        <w:pStyle w:val="NormalWeb"/>
-        <w:rPr>
-          <w:sz w:val="28"/>
-          <w:szCs w:val="28"/>
-        </w:rPr>
-      </w:pPr>
-    </w:p>
-    <w:p>
-      <w:pPr>
-        <w:pStyle w:val="NormalWeb"/>
-        <w:numPr>
-          <w:ilvl w:val="0"/>
-          <w:numId w:val="21"/>
-        </w:numPr>
-        <w:rPr>
-          <w:b/>
-          <w:color w:val="FF0000"/>
-          <w:sz w:val="28"/>
-          <w:szCs w:val="28"/>
-        </w:rPr>
-      </w:pPr>
-      <w:r>
-        <w:rPr>
-          <w:b/>
-          <w:color w:val="FF0000"/>
-          <w:sz w:val="28"/>
-          <w:szCs w:val="28"/>
-        </w:rPr>
         <w:t>Create a B+ tree for order 10</w:t>
       </w:r>
     </w:p>
@@ -10282,6 +11494,7 @@
           <w:sz w:val="28"/>
           <w:szCs w:val="28"/>
         </w:rPr>
+        <w:lastRenderedPageBreak/>
         <w:t xml:space="preserve">Keys are less than or equal to 9 </w:t>
       </w:r>
       <w:r>
@@ -10323,6 +11536,8 @@
         </w:rPr>
         <w:t>✔</w:t>
       </w:r>
+      <w:bookmarkStart w:id="0" w:name="_GoBack"/>
+      <w:bookmarkEnd w:id="0"/>
     </w:p>
     <w:p>
       <w:pPr>
@@ -10338,7 +11553,6 @@
           <w:sz w:val="28"/>
           <w:szCs w:val="28"/>
         </w:rPr>
-        <w:lastRenderedPageBreak/>
         <w:t>Therefore</w:t>
       </w:r>
       <w:proofErr w:type="gramEnd"/>
@@ -10352,18 +11566,544 @@
     </w:p>
     <w:p>
       <w:pPr>
-        <w:pStyle w:val="Heading2"/>
-        <w:rPr>
-          <w:sz w:val="28"/>
-          <w:szCs w:val="28"/>
-        </w:rPr>
-      </w:pPr>
-      <w:r>
-        <w:rPr>
-          <w:sz w:val="28"/>
-          <w:szCs w:val="28"/>
-        </w:rPr>
-        <w:t>Very Easy Memory Tricks</w:t>
+        <w:pStyle w:val="NormalWeb"/>
+        <w:rPr>
+          <w:color w:val="FF0000"/>
+          <w:sz w:val="28"/>
+          <w:szCs w:val="28"/>
+          <w:u w:val="single"/>
+        </w:rPr>
+      </w:pPr>
+      <w:r>
+        <w:rPr>
+          <w:color w:val="FF0000"/>
+          <w:sz w:val="28"/>
+          <w:szCs w:val="28"/>
+          <w:u w:val="single"/>
+        </w:rPr>
+        <w:t xml:space="preserve">Just </w:t>
+      </w:r>
+      <w:proofErr w:type="spellStart"/>
+      <w:r>
+        <w:rPr>
+          <w:color w:val="FF0000"/>
+          <w:sz w:val="28"/>
+          <w:szCs w:val="28"/>
+          <w:u w:val="single"/>
+        </w:rPr>
+        <w:t>mone</w:t>
+      </w:r>
+      <w:proofErr w:type="spellEnd"/>
+      <w:r>
+        <w:rPr>
+          <w:color w:val="FF0000"/>
+          <w:sz w:val="28"/>
+          <w:szCs w:val="28"/>
+          <w:u w:val="single"/>
+        </w:rPr>
+        <w:t xml:space="preserve"> </w:t>
+      </w:r>
+      <w:proofErr w:type="spellStart"/>
+      <w:r>
+        <w:rPr>
+          <w:color w:val="FF0000"/>
+          <w:sz w:val="28"/>
+          <w:szCs w:val="28"/>
+          <w:u w:val="single"/>
+        </w:rPr>
+        <w:t>rakhar</w:t>
+      </w:r>
+      <w:proofErr w:type="spellEnd"/>
+      <w:r>
+        <w:rPr>
+          <w:color w:val="FF0000"/>
+          <w:sz w:val="28"/>
+          <w:szCs w:val="28"/>
+          <w:u w:val="single"/>
+        </w:rPr>
+        <w:t xml:space="preserve"> </w:t>
+      </w:r>
+      <w:proofErr w:type="spellStart"/>
+      <w:r>
+        <w:rPr>
+          <w:color w:val="FF0000"/>
+          <w:sz w:val="28"/>
+          <w:szCs w:val="28"/>
+          <w:u w:val="single"/>
+        </w:rPr>
+        <w:t>jonno</w:t>
+      </w:r>
+      <w:proofErr w:type="spellEnd"/>
+      <w:r>
+        <w:rPr>
+          <w:color w:val="FF0000"/>
+          <w:sz w:val="28"/>
+          <w:szCs w:val="28"/>
+          <w:u w:val="single"/>
+        </w:rPr>
+        <w:t>:</w:t>
+      </w:r>
+    </w:p>
+    <w:p>
+      <w:pPr>
+        <w:pStyle w:val="HTMLPreformatted"/>
+        <w:rPr>
+          <w:sz w:val="28"/>
+          <w:szCs w:val="28"/>
+        </w:rPr>
+      </w:pPr>
+      <w:r>
+        <w:rPr>
+          <w:color w:val="FF0000"/>
+          <w:sz w:val="28"/>
+          <w:szCs w:val="28"/>
+        </w:rPr>
+        <w:t xml:space="preserve">Keys </w:t>
+      </w:r>
+      <w:proofErr w:type="spellStart"/>
+      <w:r>
+        <w:rPr>
+          <w:color w:val="FF0000"/>
+          <w:sz w:val="28"/>
+          <w:szCs w:val="28"/>
+        </w:rPr>
+        <w:t>joto</w:t>
+      </w:r>
+      <w:proofErr w:type="spellEnd"/>
+      <w:r>
+        <w:rPr>
+          <w:color w:val="FF0000"/>
+          <w:sz w:val="28"/>
+          <w:szCs w:val="28"/>
+        </w:rPr>
+        <w:t xml:space="preserve"> </w:t>
+      </w:r>
+      <w:proofErr w:type="spellStart"/>
+      <w:r>
+        <w:rPr>
+          <w:color w:val="FF0000"/>
+          <w:sz w:val="28"/>
+          <w:szCs w:val="28"/>
+        </w:rPr>
+        <w:t>hobe</w:t>
+      </w:r>
+      <w:proofErr w:type="spellEnd"/>
+      <w:r>
+        <w:rPr>
+          <w:color w:val="FF0000"/>
+          <w:sz w:val="28"/>
+          <w:szCs w:val="28"/>
+        </w:rPr>
+        <w:t xml:space="preserve"> pointer tar </w:t>
+      </w:r>
+      <w:proofErr w:type="spellStart"/>
+      <w:r>
+        <w:rPr>
+          <w:color w:val="FF0000"/>
+          <w:sz w:val="28"/>
+          <w:szCs w:val="28"/>
+        </w:rPr>
+        <w:t>cheye</w:t>
+      </w:r>
+      <w:proofErr w:type="spellEnd"/>
+      <w:r>
+        <w:rPr>
+          <w:color w:val="FF0000"/>
+          <w:sz w:val="28"/>
+          <w:szCs w:val="28"/>
+        </w:rPr>
+        <w:t xml:space="preserve"> 1 </w:t>
+      </w:r>
+      <w:proofErr w:type="spellStart"/>
+      <w:r>
+        <w:rPr>
+          <w:color w:val="FF0000"/>
+          <w:sz w:val="28"/>
+          <w:szCs w:val="28"/>
+        </w:rPr>
+        <w:t>beshi</w:t>
+      </w:r>
+      <w:proofErr w:type="spellEnd"/>
+      <w:r>
+        <w:rPr>
+          <w:color w:val="FF0000"/>
+          <w:sz w:val="28"/>
+          <w:szCs w:val="28"/>
+        </w:rPr>
+        <w:t xml:space="preserve"> </w:t>
+      </w:r>
+      <w:proofErr w:type="spellStart"/>
+      <w:r>
+        <w:rPr>
+          <w:color w:val="FF0000"/>
+          <w:sz w:val="28"/>
+          <w:szCs w:val="28"/>
+        </w:rPr>
+        <w:t>hobe</w:t>
+      </w:r>
+      <w:proofErr w:type="spellEnd"/>
+      <w:r>
+        <w:rPr>
+          <w:color w:val="FF0000"/>
+          <w:sz w:val="28"/>
+          <w:szCs w:val="28"/>
+        </w:rPr>
+        <w:t xml:space="preserve">. Here, Keys: </w:t>
+      </w:r>
+      <w:r>
+        <w:rPr>
+          <w:rStyle w:val="HTMLCode"/>
+          <w:rFonts w:eastAsiaTheme="majorEastAsia"/>
+          <w:color w:val="FF0000"/>
+          <w:sz w:val="28"/>
+          <w:szCs w:val="28"/>
+        </w:rPr>
+        <w:t>[30 | 60]</w:t>
+      </w:r>
+      <w:r>
+        <w:rPr>
+          <w:rStyle w:val="HTMLCode"/>
+          <w:rFonts w:eastAsiaTheme="majorEastAsia"/>
+          <w:color w:val="FF0000"/>
+          <w:sz w:val="28"/>
+          <w:szCs w:val="28"/>
+        </w:rPr>
+        <w:t xml:space="preserve">. </w:t>
+      </w:r>
+      <w:proofErr w:type="spellStart"/>
+      <w:r>
+        <w:rPr>
+          <w:rStyle w:val="HTMLCode"/>
+          <w:rFonts w:eastAsiaTheme="majorEastAsia"/>
+          <w:color w:val="FF0000"/>
+          <w:sz w:val="28"/>
+          <w:szCs w:val="28"/>
+        </w:rPr>
+        <w:t>Ekhane</w:t>
+      </w:r>
+      <w:proofErr w:type="spellEnd"/>
+      <w:r>
+        <w:rPr>
+          <w:rStyle w:val="HTMLCode"/>
+          <w:rFonts w:eastAsiaTheme="majorEastAsia"/>
+          <w:color w:val="FF0000"/>
+          <w:sz w:val="28"/>
+          <w:szCs w:val="28"/>
+        </w:rPr>
+        <w:t xml:space="preserve"> Pointer line: 3ta.</w:t>
+      </w:r>
+      <w:r>
+        <w:rPr>
+          <w:rStyle w:val="HTMLCode"/>
+          <w:rFonts w:eastAsiaTheme="majorEastAsia"/>
+          <w:color w:val="FF0000"/>
+          <w:sz w:val="28"/>
+          <w:szCs w:val="28"/>
+        </w:rPr>
+        <w:br/>
+      </w:r>
+      <w:r>
+        <w:rPr>
+          <w:rStyle w:val="HTMLCode"/>
+          <w:rFonts w:eastAsiaTheme="majorEastAsia"/>
+          <w:color w:val="FF0000"/>
+          <w:sz w:val="28"/>
+          <w:szCs w:val="28"/>
+        </w:rPr>
+        <w:br/>
+      </w:r>
+      <w:proofErr w:type="spellStart"/>
+      <w:r>
+        <w:rPr>
+          <w:rStyle w:val="HTMLCode"/>
+          <w:rFonts w:eastAsiaTheme="majorEastAsia"/>
+          <w:color w:val="FF0000"/>
+          <w:sz w:val="28"/>
+          <w:szCs w:val="28"/>
+        </w:rPr>
+        <w:t>Abar</w:t>
+      </w:r>
+      <w:proofErr w:type="spellEnd"/>
+      <w:r>
+        <w:rPr>
+          <w:rStyle w:val="HTMLCode"/>
+          <w:rFonts w:eastAsiaTheme="majorEastAsia"/>
+          <w:color w:val="FF0000"/>
+          <w:sz w:val="28"/>
+          <w:szCs w:val="28"/>
+        </w:rPr>
+        <w:t xml:space="preserve"> order </w:t>
+      </w:r>
+      <w:proofErr w:type="spellStart"/>
+      <w:r>
+        <w:rPr>
+          <w:rStyle w:val="HTMLCode"/>
+          <w:rFonts w:eastAsiaTheme="majorEastAsia"/>
+          <w:color w:val="FF0000"/>
+          <w:sz w:val="28"/>
+          <w:szCs w:val="28"/>
+        </w:rPr>
+        <w:t>joto</w:t>
+      </w:r>
+      <w:proofErr w:type="spellEnd"/>
+      <w:r>
+        <w:rPr>
+          <w:rStyle w:val="HTMLCode"/>
+          <w:rFonts w:eastAsiaTheme="majorEastAsia"/>
+          <w:color w:val="FF0000"/>
+          <w:sz w:val="28"/>
+          <w:szCs w:val="28"/>
+        </w:rPr>
+        <w:t xml:space="preserve"> </w:t>
+      </w:r>
+      <w:proofErr w:type="spellStart"/>
+      <w:r>
+        <w:rPr>
+          <w:rStyle w:val="HTMLCode"/>
+          <w:rFonts w:eastAsiaTheme="majorEastAsia"/>
+          <w:color w:val="FF0000"/>
+          <w:sz w:val="28"/>
+          <w:szCs w:val="28"/>
+        </w:rPr>
+        <w:t>hobe</w:t>
+      </w:r>
+      <w:proofErr w:type="spellEnd"/>
+      <w:r>
+        <w:rPr>
+          <w:rStyle w:val="HTMLCode"/>
+          <w:rFonts w:eastAsiaTheme="majorEastAsia"/>
+          <w:color w:val="FF0000"/>
+          <w:sz w:val="28"/>
+          <w:szCs w:val="28"/>
+        </w:rPr>
+        <w:t xml:space="preserve"> keys </w:t>
+      </w:r>
+      <w:proofErr w:type="spellStart"/>
+      <w:r>
+        <w:rPr>
+          <w:rStyle w:val="HTMLCode"/>
+          <w:rFonts w:eastAsiaTheme="majorEastAsia"/>
+          <w:color w:val="FF0000"/>
+          <w:sz w:val="28"/>
+          <w:szCs w:val="28"/>
+        </w:rPr>
+        <w:t>er</w:t>
+      </w:r>
+      <w:proofErr w:type="spellEnd"/>
+      <w:r>
+        <w:rPr>
+          <w:rStyle w:val="HTMLCode"/>
+          <w:rFonts w:eastAsiaTheme="majorEastAsia"/>
+          <w:color w:val="FF0000"/>
+          <w:sz w:val="28"/>
+          <w:szCs w:val="28"/>
+        </w:rPr>
+        <w:t xml:space="preserve"> keys </w:t>
+      </w:r>
+      <w:proofErr w:type="spellStart"/>
+      <w:r>
+        <w:rPr>
+          <w:rStyle w:val="HTMLCode"/>
+          <w:rFonts w:eastAsiaTheme="majorEastAsia"/>
+          <w:color w:val="FF0000"/>
+          <w:sz w:val="28"/>
+          <w:szCs w:val="28"/>
+        </w:rPr>
+        <w:t>er</w:t>
+      </w:r>
+      <w:proofErr w:type="spellEnd"/>
+      <w:r>
+        <w:rPr>
+          <w:rStyle w:val="HTMLCode"/>
+          <w:rFonts w:eastAsiaTheme="majorEastAsia"/>
+          <w:color w:val="FF0000"/>
+          <w:sz w:val="28"/>
+          <w:szCs w:val="28"/>
+        </w:rPr>
+        <w:t xml:space="preserve"> number max tar </w:t>
+      </w:r>
+      <w:proofErr w:type="spellStart"/>
+      <w:r>
+        <w:rPr>
+          <w:rStyle w:val="HTMLCode"/>
+          <w:rFonts w:eastAsiaTheme="majorEastAsia"/>
+          <w:color w:val="FF0000"/>
+          <w:sz w:val="28"/>
+          <w:szCs w:val="28"/>
+        </w:rPr>
+        <w:t>cheye</w:t>
+      </w:r>
+      <w:proofErr w:type="spellEnd"/>
+      <w:r>
+        <w:rPr>
+          <w:rStyle w:val="HTMLCode"/>
+          <w:rFonts w:eastAsiaTheme="majorEastAsia"/>
+          <w:color w:val="FF0000"/>
+          <w:sz w:val="28"/>
+          <w:szCs w:val="28"/>
+        </w:rPr>
+        <w:t xml:space="preserve"> 1 </w:t>
+      </w:r>
+      <w:proofErr w:type="spellStart"/>
+      <w:r>
+        <w:rPr>
+          <w:rStyle w:val="HTMLCode"/>
+          <w:rFonts w:eastAsiaTheme="majorEastAsia"/>
+          <w:color w:val="FF0000"/>
+          <w:sz w:val="28"/>
+          <w:szCs w:val="28"/>
+        </w:rPr>
+        <w:t>kom</w:t>
+      </w:r>
+      <w:proofErr w:type="spellEnd"/>
+      <w:r>
+        <w:rPr>
+          <w:rStyle w:val="HTMLCode"/>
+          <w:rFonts w:eastAsiaTheme="majorEastAsia"/>
+          <w:color w:val="FF0000"/>
+          <w:sz w:val="28"/>
+          <w:szCs w:val="28"/>
+        </w:rPr>
+        <w:t xml:space="preserve"> </w:t>
+      </w:r>
+      <w:proofErr w:type="spellStart"/>
+      <w:r>
+        <w:rPr>
+          <w:rStyle w:val="HTMLCode"/>
+          <w:rFonts w:eastAsiaTheme="majorEastAsia"/>
+          <w:color w:val="FF0000"/>
+          <w:sz w:val="28"/>
+          <w:szCs w:val="28"/>
+        </w:rPr>
+        <w:t>hobe</w:t>
+      </w:r>
+      <w:proofErr w:type="spellEnd"/>
+      <w:r>
+        <w:rPr>
+          <w:rStyle w:val="HTMLCode"/>
+          <w:rFonts w:eastAsiaTheme="majorEastAsia"/>
+          <w:color w:val="FF0000"/>
+          <w:sz w:val="28"/>
+          <w:szCs w:val="28"/>
+        </w:rPr>
+        <w:t>.</w:t>
+      </w:r>
+      <w:r>
+        <w:rPr>
+          <w:rStyle w:val="HTMLCode"/>
+          <w:rFonts w:eastAsiaTheme="majorEastAsia"/>
+          <w:color w:val="FF0000"/>
+          <w:sz w:val="28"/>
+          <w:szCs w:val="28"/>
+        </w:rPr>
+        <w:br/>
+      </w:r>
+      <w:proofErr w:type="spellStart"/>
+      <w:r>
+        <w:rPr>
+          <w:rStyle w:val="HTMLCode"/>
+          <w:rFonts w:eastAsiaTheme="majorEastAsia"/>
+          <w:color w:val="FF0000"/>
+          <w:sz w:val="28"/>
+          <w:szCs w:val="28"/>
+        </w:rPr>
+        <w:t>Ekhane</w:t>
+      </w:r>
+      <w:proofErr w:type="spellEnd"/>
+      <w:r>
+        <w:rPr>
+          <w:rStyle w:val="HTMLCode"/>
+          <w:rFonts w:eastAsiaTheme="majorEastAsia"/>
+          <w:color w:val="FF0000"/>
+          <w:sz w:val="28"/>
+          <w:szCs w:val="28"/>
+        </w:rPr>
+        <w:t>:</w:t>
+      </w:r>
+      <w:r>
+        <w:rPr>
+          <w:rStyle w:val="HTMLCode"/>
+          <w:rFonts w:eastAsiaTheme="majorEastAsia"/>
+          <w:color w:val="FF0000"/>
+          <w:sz w:val="28"/>
+          <w:szCs w:val="28"/>
+        </w:rPr>
+        <w:br/>
+      </w:r>
+      <w:r>
+        <w:rPr>
+          <w:rStyle w:val="HTMLCode"/>
+          <w:rFonts w:eastAsiaTheme="majorEastAsia"/>
+          <w:color w:val="FF0000"/>
+          <w:sz w:val="28"/>
+          <w:szCs w:val="28"/>
+        </w:rPr>
+        <w:t>Maximum Keys = Order - 1</w:t>
+      </w:r>
+      <w:r>
+        <w:rPr>
+          <w:color w:val="FF0000"/>
+          <w:sz w:val="28"/>
+          <w:szCs w:val="28"/>
+        </w:rPr>
+        <w:br/>
+      </w:r>
+      <w:r>
+        <w:rPr>
+          <w:rStyle w:val="HTMLCode"/>
+          <w:rFonts w:eastAsiaTheme="majorEastAsia"/>
+          <w:color w:val="FF0000"/>
+          <w:sz w:val="28"/>
+          <w:szCs w:val="28"/>
+        </w:rPr>
+        <w:t xml:space="preserve">             = 10 - 1</w:t>
+      </w:r>
+      <w:r>
+        <w:rPr>
+          <w:color w:val="FF0000"/>
+          <w:sz w:val="28"/>
+          <w:szCs w:val="28"/>
+        </w:rPr>
+        <w:br/>
+      </w:r>
+      <w:r>
+        <w:rPr>
+          <w:rStyle w:val="HTMLCode"/>
+          <w:rFonts w:eastAsiaTheme="majorEastAsia"/>
+          <w:color w:val="FF0000"/>
+          <w:sz w:val="28"/>
+          <w:szCs w:val="28"/>
+        </w:rPr>
+        <w:t xml:space="preserve">             = 9</w:t>
+      </w:r>
+      <w:r>
+        <w:rPr>
+          <w:rStyle w:val="HTMLCode"/>
+          <w:rFonts w:eastAsiaTheme="majorEastAsia"/>
+          <w:sz w:val="28"/>
+          <w:szCs w:val="28"/>
+        </w:rPr>
+        <w:br/>
+      </w:r>
+    </w:p>
+    <w:p>
+      <w:pPr>
+        <w:pStyle w:val="Heading1"/>
+        <w:rPr>
+          <w:b/>
+          <w:color w:val="FF0000"/>
+          <w:sz w:val="28"/>
+          <w:szCs w:val="28"/>
+        </w:rPr>
+      </w:pPr>
+      <w:r>
+        <w:rPr>
+          <w:b/>
+          <w:color w:val="FF0000"/>
+          <w:sz w:val="28"/>
+          <w:szCs w:val="28"/>
+        </w:rPr>
+        <w:t>2. Search Key</w:t>
       </w:r>
     </w:p>
     <w:p>
@@ -10379,7 +12119,7 @@
           <w:sz w:val="28"/>
           <w:szCs w:val="28"/>
         </w:rPr>
-        <w:t>B+ Tree</w:t>
+        <w:t>English</w:t>
       </w:r>
     </w:p>
     <w:p>
@@ -10392,340 +12132,9 @@
       </w:pPr>
       <w:r>
         <w:rPr>
-          <w:rFonts w:ascii="Segoe UI Symbol" w:hAnsi="Segoe UI Symbol" w:cs="Segoe UI Symbol"/>
-          <w:sz w:val="28"/>
-          <w:szCs w:val="28"/>
-        </w:rPr>
-        <w:t>👉</w:t>
-      </w:r>
-      <w:r>
-        <w:rPr>
-          <w:sz w:val="28"/>
-          <w:szCs w:val="28"/>
-        </w:rPr>
-        <w:t xml:space="preserve"> </w:t>
-      </w:r>
-      <w:r>
-        <w:rPr>
-          <w:rStyle w:val="Strong"/>
-          <w:rFonts w:eastAsiaTheme="majorEastAsia"/>
-          <w:sz w:val="28"/>
-          <w:szCs w:val="28"/>
-        </w:rPr>
-        <w:t>Balanced Tree + Data in Leaf Nodes</w:t>
-      </w:r>
-    </w:p>
-    <w:p>
-      <w:pPr>
-        <w:pStyle w:val="Heading3"/>
-        <w:rPr>
-          <w:sz w:val="28"/>
-          <w:szCs w:val="28"/>
-        </w:rPr>
-      </w:pPr>
-      <w:r>
-        <w:rPr>
-          <w:sz w:val="28"/>
-          <w:szCs w:val="28"/>
-        </w:rPr>
-        <w:t>Node Structure</w:t>
-      </w:r>
-    </w:p>
-    <w:p>
-      <w:pPr>
-        <w:pStyle w:val="NormalWeb"/>
-        <w:rPr>
-          <w:sz w:val="28"/>
-          <w:szCs w:val="28"/>
-        </w:rPr>
-      </w:pPr>
-      <w:r>
-        <w:rPr>
-          <w:rFonts w:ascii="Segoe UI Symbol" w:hAnsi="Segoe UI Symbol" w:cs="Segoe UI Symbol"/>
-          <w:sz w:val="28"/>
-          <w:szCs w:val="28"/>
-        </w:rPr>
-        <w:t>👉</w:t>
-      </w:r>
-      <w:r>
-        <w:rPr>
-          <w:sz w:val="28"/>
-          <w:szCs w:val="28"/>
-        </w:rPr>
-        <w:t xml:space="preserve"> </w:t>
-      </w:r>
-      <w:r>
-        <w:rPr>
-          <w:rStyle w:val="Strong"/>
-          <w:rFonts w:eastAsiaTheme="majorEastAsia"/>
-          <w:sz w:val="28"/>
-          <w:szCs w:val="28"/>
-        </w:rPr>
-        <w:t>Non-Leaf = Keys + Pointers</w:t>
-      </w:r>
-      <w:r>
-        <w:rPr>
-          <w:sz w:val="28"/>
-          <w:szCs w:val="28"/>
-        </w:rPr>
-        <w:br/>
-      </w:r>
-      <w:r>
-        <w:rPr>
-          <w:rFonts w:ascii="Segoe UI Symbol" w:hAnsi="Segoe UI Symbol" w:cs="Segoe UI Symbol"/>
-          <w:sz w:val="28"/>
-          <w:szCs w:val="28"/>
-        </w:rPr>
-        <w:t>👉</w:t>
-      </w:r>
-      <w:r>
-        <w:rPr>
-          <w:sz w:val="28"/>
-          <w:szCs w:val="28"/>
-        </w:rPr>
-        <w:t xml:space="preserve"> </w:t>
-      </w:r>
-      <w:r>
-        <w:rPr>
-          <w:rStyle w:val="Strong"/>
-          <w:rFonts w:eastAsiaTheme="majorEastAsia"/>
-          <w:sz w:val="28"/>
-          <w:szCs w:val="28"/>
-        </w:rPr>
-        <w:t>Leaf = Actual Data</w:t>
-      </w:r>
-    </w:p>
-    <w:p>
-      <w:pPr>
-        <w:pStyle w:val="Heading3"/>
-        <w:rPr>
-          <w:sz w:val="28"/>
-          <w:szCs w:val="28"/>
-        </w:rPr>
-      </w:pPr>
-      <w:r>
-        <w:rPr>
-          <w:sz w:val="28"/>
-          <w:szCs w:val="28"/>
-        </w:rPr>
-        <w:t>Order 10</w:t>
-      </w:r>
-    </w:p>
-    <w:p>
-      <w:pPr>
-        <w:pStyle w:val="NormalWeb"/>
-        <w:rPr>
-          <w:sz w:val="28"/>
-          <w:szCs w:val="28"/>
-        </w:rPr>
-      </w:pPr>
-      <w:r>
-        <w:rPr>
-          <w:rFonts w:ascii="Segoe UI Symbol" w:hAnsi="Segoe UI Symbol" w:cs="Segoe UI Symbol"/>
-          <w:sz w:val="28"/>
-          <w:szCs w:val="28"/>
-        </w:rPr>
-        <w:t>👉</w:t>
-      </w:r>
-      <w:r>
-        <w:rPr>
-          <w:sz w:val="28"/>
-          <w:szCs w:val="28"/>
-        </w:rPr>
-        <w:t xml:space="preserve"> </w:t>
-      </w:r>
-      <w:r>
-        <w:rPr>
-          <w:rStyle w:val="Strong"/>
-          <w:rFonts w:eastAsiaTheme="majorEastAsia"/>
-          <w:sz w:val="28"/>
-          <w:szCs w:val="28"/>
-        </w:rPr>
-        <w:t>Max Children = 10</w:t>
-      </w:r>
-      <w:r>
-        <w:rPr>
-          <w:sz w:val="28"/>
-          <w:szCs w:val="28"/>
-        </w:rPr>
-        <w:br/>
-      </w:r>
-      <w:r>
-        <w:rPr>
-          <w:rFonts w:ascii="Segoe UI Symbol" w:hAnsi="Segoe UI Symbol" w:cs="Segoe UI Symbol"/>
-          <w:sz w:val="28"/>
-          <w:szCs w:val="28"/>
-        </w:rPr>
-        <w:t>👉</w:t>
-      </w:r>
-      <w:r>
-        <w:rPr>
-          <w:sz w:val="28"/>
-          <w:szCs w:val="28"/>
-        </w:rPr>
-        <w:t xml:space="preserve"> </w:t>
-      </w:r>
-      <w:r>
-        <w:rPr>
-          <w:rStyle w:val="Strong"/>
-          <w:rFonts w:eastAsiaTheme="majorEastAsia"/>
-          <w:sz w:val="28"/>
-          <w:szCs w:val="28"/>
-        </w:rPr>
-        <w:t>Max Keys = 9</w:t>
-      </w:r>
-    </w:p>
-    <w:p>
-      <w:pPr>
-        <w:pStyle w:val="NormalWeb"/>
-        <w:rPr>
-          <w:sz w:val="28"/>
-          <w:szCs w:val="28"/>
-        </w:rPr>
-      </w:pPr>
-      <w:r>
-        <w:rPr>
-          <w:sz w:val="28"/>
-          <w:szCs w:val="28"/>
-        </w:rPr>
-        <w:t xml:space="preserve">These 3 lines alone can help you remember most B+ Tree exam questions. </w:t>
-      </w:r>
-      <w:r>
-        <w:rPr>
-          <w:rFonts w:ascii="Segoe UI Symbol" w:hAnsi="Segoe UI Symbol" w:cs="Segoe UI Symbol"/>
-          <w:sz w:val="28"/>
-          <w:szCs w:val="28"/>
-        </w:rPr>
-        <w:t>✅</w:t>
-      </w:r>
-    </w:p>
-    <w:p>
-      <w:pPr>
-        <w:pStyle w:val="NormalWeb"/>
-        <w:rPr>
-          <w:sz w:val="28"/>
-          <w:szCs w:val="28"/>
-        </w:rPr>
-      </w:pPr>
-    </w:p>
-    <w:p>
-      <w:pPr>
-        <w:pStyle w:val="NormalWeb"/>
-        <w:rPr>
-          <w:sz w:val="28"/>
-          <w:szCs w:val="28"/>
-        </w:rPr>
-      </w:pPr>
-    </w:p>
-    <w:p>
-      <w:pPr>
-        <w:pStyle w:val="NormalWeb"/>
-        <w:rPr>
-          <w:sz w:val="28"/>
-          <w:szCs w:val="28"/>
-        </w:rPr>
-      </w:pPr>
-    </w:p>
-    <w:p>
-      <w:pPr>
-        <w:pStyle w:val="NormalWeb"/>
-        <w:rPr>
-          <w:sz w:val="28"/>
-          <w:szCs w:val="28"/>
-        </w:rPr>
-      </w:pPr>
-    </w:p>
-    <w:p>
-      <w:pPr>
-        <w:pStyle w:val="NormalWeb"/>
-        <w:rPr>
-          <w:sz w:val="28"/>
-          <w:szCs w:val="28"/>
-        </w:rPr>
-      </w:pPr>
-    </w:p>
-    <w:p>
-      <w:pPr>
-        <w:pStyle w:val="NormalWeb"/>
-        <w:rPr>
-          <w:sz w:val="28"/>
-          <w:szCs w:val="28"/>
-        </w:rPr>
-      </w:pPr>
-    </w:p>
-    <w:p>
-      <w:pPr>
-        <w:pStyle w:val="NormalWeb"/>
-        <w:rPr>
-          <w:sz w:val="28"/>
-          <w:szCs w:val="28"/>
-        </w:rPr>
-      </w:pPr>
-    </w:p>
-    <w:p>
-      <w:pPr>
-        <w:pStyle w:val="NormalWeb"/>
-        <w:rPr>
-          <w:sz w:val="28"/>
-          <w:szCs w:val="28"/>
-        </w:rPr>
-      </w:pPr>
-    </w:p>
-    <w:p>
-      <w:pPr>
-        <w:pStyle w:val="NormalWeb"/>
-        <w:rPr>
-          <w:sz w:val="28"/>
-          <w:szCs w:val="28"/>
-        </w:rPr>
-      </w:pPr>
-    </w:p>
-    <w:p>
-      <w:pPr>
-        <w:pStyle w:val="Heading1"/>
-        <w:rPr>
-          <w:sz w:val="28"/>
-          <w:szCs w:val="28"/>
-        </w:rPr>
-      </w:pPr>
-      <w:r>
-        <w:rPr>
-          <w:sz w:val="28"/>
-          <w:szCs w:val="28"/>
-        </w:rPr>
-        <w:t>2. Search Key</w:t>
-      </w:r>
-    </w:p>
-    <w:p>
-      <w:pPr>
-        <w:pStyle w:val="Heading3"/>
-        <w:rPr>
-          <w:sz w:val="28"/>
-          <w:szCs w:val="28"/>
-        </w:rPr>
-      </w:pPr>
-      <w:r>
-        <w:rPr>
-          <w:sz w:val="28"/>
-          <w:szCs w:val="28"/>
-        </w:rPr>
-        <w:t>English</w:t>
-      </w:r>
-    </w:p>
-    <w:p>
-      <w:pPr>
-        <w:pStyle w:val="NormalWeb"/>
-        <w:rPr>
-          <w:sz w:val="28"/>
-          <w:szCs w:val="28"/>
-        </w:rPr>
-      </w:pPr>
-      <w:r>
-        <w:rPr>
-          <w:sz w:val="28"/>
-          <w:szCs w:val="28"/>
-        </w:rPr>
-        <w:lastRenderedPageBreak/>
+          <w:sz w:val="28"/>
+          <w:szCs w:val="28"/>
+        </w:rPr>
         <w:t xml:space="preserve">A </w:t>
       </w:r>
       <w:r>
@@ -11085,6 +12494,7 @@
           <w:sz w:val="28"/>
           <w:szCs w:val="28"/>
         </w:rPr>
+        <w:lastRenderedPageBreak/>
         <w:t>2. Hash Index</w:t>
       </w:r>
     </w:p>
@@ -11497,7 +12907,6 @@
           <w:sz w:val="28"/>
           <w:szCs w:val="28"/>
         </w:rPr>
-        <w:lastRenderedPageBreak/>
         <w:t>Easy Comparison</w:t>
       </w:r>
     </w:p>
@@ -11732,8 +13141,6 @@
           <w:szCs w:val="28"/>
         </w:rPr>
       </w:pPr>
-      <w:bookmarkStart w:id="0" w:name="_GoBack"/>
-      <w:bookmarkEnd w:id="0"/>
     </w:p>
     <w:sectPr>
       <w:pgSz w:w="12240" w:h="15840"/>
@@ -15401,6 +16808,155 @@
     </w:lvl>
   </w:abstractNum>
   <w:abstractNum w:abstractNumId="25" w15:restartNumberingAfterBreak="0">
+    <w:nsid w:val="5C53314D"/>
+    <w:multiLevelType w:val="multilevel"/>
+    <w:tmpl w:val="028E63A8"/>
+    <w:lvl w:ilvl="0">
+      <w:start w:val="1"/>
+      <w:numFmt w:val="bullet"/>
+      <w:lvlText w:val=""/>
+      <w:lvlJc w:val="left"/>
+      <w:pPr>
+        <w:tabs>
+          <w:tab w:val="num" w:pos="720"/>
+        </w:tabs>
+        <w:ind w:left="720" w:hanging="360"/>
+      </w:pPr>
+      <w:rPr>
+        <w:rFonts w:ascii="Symbol" w:hAnsi="Symbol" w:hint="default"/>
+        <w:sz w:val="20"/>
+      </w:rPr>
+    </w:lvl>
+    <w:lvl w:ilvl="1">
+      <w:start w:val="1"/>
+      <w:numFmt w:val="bullet"/>
+      <w:lvlText w:val="o"/>
+      <w:lvlJc w:val="left"/>
+      <w:pPr>
+        <w:tabs>
+          <w:tab w:val="num" w:pos="1440"/>
+        </w:tabs>
+        <w:ind w:left="1440" w:hanging="360"/>
+      </w:pPr>
+      <w:rPr>
+        <w:rFonts w:ascii="Courier New" w:hAnsi="Courier New" w:hint="default"/>
+        <w:sz w:val="20"/>
+      </w:rPr>
+    </w:lvl>
+    <w:lvl w:ilvl="2" w:tentative="1">
+      <w:start w:val="1"/>
+      <w:numFmt w:val="bullet"/>
+      <w:lvlText w:val=""/>
+      <w:lvlJc w:val="left"/>
+      <w:pPr>
+        <w:tabs>
+          <w:tab w:val="num" w:pos="2160"/>
+        </w:tabs>
+        <w:ind w:left="2160" w:hanging="360"/>
+      </w:pPr>
+      <w:rPr>
+        <w:rFonts w:ascii="Wingdings" w:hAnsi="Wingdings" w:hint="default"/>
+        <w:sz w:val="20"/>
+      </w:rPr>
+    </w:lvl>
+    <w:lvl w:ilvl="3" w:tentative="1">
+      <w:start w:val="1"/>
+      <w:numFmt w:val="bullet"/>
+      <w:lvlText w:val=""/>
+      <w:lvlJc w:val="left"/>
+      <w:pPr>
+        <w:tabs>
+          <w:tab w:val="num" w:pos="2880"/>
+        </w:tabs>
+        <w:ind w:left="2880" w:hanging="360"/>
+      </w:pPr>
+      <w:rPr>
+        <w:rFonts w:ascii="Wingdings" w:hAnsi="Wingdings" w:hint="default"/>
+        <w:sz w:val="20"/>
+      </w:rPr>
+    </w:lvl>
+    <w:lvl w:ilvl="4" w:tentative="1">
+      <w:start w:val="1"/>
+      <w:numFmt w:val="bullet"/>
+      <w:lvlText w:val=""/>
+      <w:lvlJc w:val="left"/>
+      <w:pPr>
+        <w:tabs>
+          <w:tab w:val="num" w:pos="3600"/>
+        </w:tabs>
+        <w:ind w:left="3600" w:hanging="360"/>
+      </w:pPr>
+      <w:rPr>
+        <w:rFonts w:ascii="Wingdings" w:hAnsi="Wingdings" w:hint="default"/>
+        <w:sz w:val="20"/>
+      </w:rPr>
+    </w:lvl>
+    <w:lvl w:ilvl="5" w:tentative="1">
+      <w:start w:val="1"/>
+      <w:numFmt w:val="bullet"/>
+      <w:lvlText w:val=""/>
+      <w:lvlJc w:val="left"/>
+      <w:pPr>
+        <w:tabs>
+          <w:tab w:val="num" w:pos="4320"/>
+        </w:tabs>
+        <w:ind w:left="4320" w:hanging="360"/>
+      </w:pPr>
+      <w:rPr>
+        <w:rFonts w:ascii="Wingdings" w:hAnsi="Wingdings" w:hint="default"/>
+        <w:sz w:val="20"/>
+      </w:rPr>
+    </w:lvl>
+    <w:lvl w:ilvl="6" w:tentative="1">
+      <w:start w:val="1"/>
+      <w:numFmt w:val="bullet"/>
+      <w:lvlText w:val=""/>
+      <w:lvlJc w:val="left"/>
+      <w:pPr>
+        <w:tabs>
+          <w:tab w:val="num" w:pos="5040"/>
+        </w:tabs>
+        <w:ind w:left="5040" w:hanging="360"/>
+      </w:pPr>
+      <w:rPr>
+        <w:rFonts w:ascii="Wingdings" w:hAnsi="Wingdings" w:hint="default"/>
+        <w:sz w:val="20"/>
+      </w:rPr>
+    </w:lvl>
+    <w:lvl w:ilvl="7" w:tentative="1">
+      <w:start w:val="1"/>
+      <w:numFmt w:val="bullet"/>
+      <w:lvlText w:val=""/>
+      <w:lvlJc w:val="left"/>
+      <w:pPr>
+        <w:tabs>
+          <w:tab w:val="num" w:pos="5760"/>
+        </w:tabs>
+        <w:ind w:left="5760" w:hanging="360"/>
+      </w:pPr>
+      <w:rPr>
+        <w:rFonts w:ascii="Wingdings" w:hAnsi="Wingdings" w:hint="default"/>
+        <w:sz w:val="20"/>
+      </w:rPr>
+    </w:lvl>
+    <w:lvl w:ilvl="8" w:tentative="1">
+      <w:start w:val="1"/>
+      <w:numFmt w:val="bullet"/>
+      <w:lvlText w:val=""/>
+      <w:lvlJc w:val="left"/>
+      <w:pPr>
+        <w:tabs>
+          <w:tab w:val="num" w:pos="6480"/>
+        </w:tabs>
+        <w:ind w:left="6480" w:hanging="360"/>
+      </w:pPr>
+      <w:rPr>
+        <w:rFonts w:ascii="Wingdings" w:hAnsi="Wingdings" w:hint="default"/>
+        <w:sz w:val="20"/>
+      </w:rPr>
+    </w:lvl>
+  </w:abstractNum>
+  <w:abstractNum w:abstractNumId="26" w15:restartNumberingAfterBreak="0">
     <w:nsid w:val="5E036885"/>
     <w:multiLevelType w:val="multilevel"/>
     <w:tmpl w:val="FD428F7C"/>
@@ -15549,7 +17105,7 @@
       </w:rPr>
     </w:lvl>
   </w:abstractNum>
-  <w:abstractNum w:abstractNumId="26" w15:restartNumberingAfterBreak="0">
+  <w:abstractNum w:abstractNumId="27" w15:restartNumberingAfterBreak="0">
     <w:nsid w:val="628D7571"/>
     <w:multiLevelType w:val="multilevel"/>
     <w:tmpl w:val="8FA88912"/>
@@ -15698,7 +17254,7 @@
       </w:rPr>
     </w:lvl>
   </w:abstractNum>
-  <w:abstractNum w:abstractNumId="27" w15:restartNumberingAfterBreak="0">
+  <w:abstractNum w:abstractNumId="28" w15:restartNumberingAfterBreak="0">
     <w:nsid w:val="62A04CE3"/>
     <w:multiLevelType w:val="hybridMultilevel"/>
     <w:tmpl w:val="F9B090C4"/>
@@ -15787,7 +17343,7 @@
       </w:pPr>
     </w:lvl>
   </w:abstractNum>
-  <w:abstractNum w:abstractNumId="28" w15:restartNumberingAfterBreak="0">
+  <w:abstractNum w:abstractNumId="29" w15:restartNumberingAfterBreak="0">
     <w:nsid w:val="63B72DF4"/>
     <w:multiLevelType w:val="multilevel"/>
     <w:tmpl w:val="6520E00E"/>
@@ -15936,7 +17492,7 @@
       </w:rPr>
     </w:lvl>
   </w:abstractNum>
-  <w:abstractNum w:abstractNumId="29" w15:restartNumberingAfterBreak="0">
+  <w:abstractNum w:abstractNumId="30" w15:restartNumberingAfterBreak="0">
     <w:nsid w:val="65525935"/>
     <w:multiLevelType w:val="multilevel"/>
     <w:tmpl w:val="32FA3296"/>
@@ -16085,7 +17641,7 @@
       </w:rPr>
     </w:lvl>
   </w:abstractNum>
-  <w:abstractNum w:abstractNumId="30" w15:restartNumberingAfterBreak="0">
+  <w:abstractNum w:abstractNumId="31" w15:restartNumberingAfterBreak="0">
     <w:nsid w:val="659560E7"/>
     <w:multiLevelType w:val="multilevel"/>
     <w:tmpl w:val="884AFA52"/>
@@ -16234,7 +17790,7 @@
       </w:rPr>
     </w:lvl>
   </w:abstractNum>
-  <w:abstractNum w:abstractNumId="31" w15:restartNumberingAfterBreak="0">
+  <w:abstractNum w:abstractNumId="32" w15:restartNumberingAfterBreak="0">
     <w:nsid w:val="67156C0D"/>
     <w:multiLevelType w:val="multilevel"/>
     <w:tmpl w:val="18D63498"/>
@@ -16383,7 +17939,7 @@
       </w:rPr>
     </w:lvl>
   </w:abstractNum>
-  <w:abstractNum w:abstractNumId="32" w15:restartNumberingAfterBreak="0">
+  <w:abstractNum w:abstractNumId="33" w15:restartNumberingAfterBreak="0">
     <w:nsid w:val="68D92369"/>
     <w:multiLevelType w:val="multilevel"/>
     <w:tmpl w:val="5E4031C6"/>
@@ -16532,7 +18088,7 @@
       </w:rPr>
     </w:lvl>
   </w:abstractNum>
-  <w:abstractNum w:abstractNumId="33" w15:restartNumberingAfterBreak="0">
+  <w:abstractNum w:abstractNumId="34" w15:restartNumberingAfterBreak="0">
     <w:nsid w:val="69634164"/>
     <w:multiLevelType w:val="multilevel"/>
     <w:tmpl w:val="AA66A596"/>
@@ -16681,7 +18237,7 @@
       </w:rPr>
     </w:lvl>
   </w:abstractNum>
-  <w:abstractNum w:abstractNumId="34" w15:restartNumberingAfterBreak="0">
+  <w:abstractNum w:abstractNumId="35" w15:restartNumberingAfterBreak="0">
     <w:nsid w:val="6DA941EA"/>
     <w:multiLevelType w:val="multilevel"/>
     <w:tmpl w:val="0464C0DC"/>
@@ -16830,7 +18386,7 @@
       </w:rPr>
     </w:lvl>
   </w:abstractNum>
-  <w:abstractNum w:abstractNumId="35" w15:restartNumberingAfterBreak="0">
+  <w:abstractNum w:abstractNumId="36" w15:restartNumberingAfterBreak="0">
     <w:nsid w:val="71B16516"/>
     <w:multiLevelType w:val="multilevel"/>
     <w:tmpl w:val="97CCFA2E"/>
@@ -16979,7 +18535,7 @@
       </w:rPr>
     </w:lvl>
   </w:abstractNum>
-  <w:abstractNum w:abstractNumId="36" w15:restartNumberingAfterBreak="0">
+  <w:abstractNum w:abstractNumId="37" w15:restartNumberingAfterBreak="0">
     <w:nsid w:val="7D305E97"/>
     <w:multiLevelType w:val="multilevel"/>
     <w:tmpl w:val="266424B4"/>
@@ -17138,7 +18694,7 @@
     <w:abstractNumId w:val="2"/>
   </w:num>
   <w:num w:numId="4">
-    <w:abstractNumId w:val="33"/>
+    <w:abstractNumId w:val="34"/>
   </w:num>
   <w:num w:numId="5">
     <w:abstractNumId w:val="0"/>
@@ -17147,10 +18703,10 @@
     <w:abstractNumId w:val="15"/>
   </w:num>
   <w:num w:numId="7">
-    <w:abstractNumId w:val="31"/>
+    <w:abstractNumId w:val="32"/>
   </w:num>
   <w:num w:numId="8">
-    <w:abstractNumId w:val="29"/>
+    <w:abstractNumId w:val="30"/>
   </w:num>
   <w:num w:numId="9">
     <w:abstractNumId w:val="16"/>
@@ -17159,10 +18715,10 @@
     <w:abstractNumId w:val="23"/>
   </w:num>
   <w:num w:numId="11">
-    <w:abstractNumId w:val="30"/>
+    <w:abstractNumId w:val="31"/>
   </w:num>
   <w:num w:numId="12">
-    <w:abstractNumId w:val="26"/>
+    <w:abstractNumId w:val="27"/>
   </w:num>
   <w:num w:numId="13">
     <w:abstractNumId w:val="1"/>
@@ -17171,13 +18727,13 @@
     <w:abstractNumId w:val="4"/>
   </w:num>
   <w:num w:numId="15">
-    <w:abstractNumId w:val="32"/>
+    <w:abstractNumId w:val="33"/>
   </w:num>
   <w:num w:numId="16">
-    <w:abstractNumId w:val="28"/>
+    <w:abstractNumId w:val="29"/>
   </w:num>
   <w:num w:numId="17">
-    <w:abstractNumId w:val="36"/>
+    <w:abstractNumId w:val="37"/>
   </w:num>
   <w:num w:numId="18">
     <w:abstractNumId w:val="17"/>
@@ -17189,7 +18745,7 @@
     <w:abstractNumId w:val="14"/>
   </w:num>
   <w:num w:numId="21">
-    <w:abstractNumId w:val="27"/>
+    <w:abstractNumId w:val="28"/>
   </w:num>
   <w:num w:numId="22">
     <w:abstractNumId w:val="7"/>
@@ -17207,16 +18763,16 @@
     <w:abstractNumId w:val="21"/>
   </w:num>
   <w:num w:numId="27">
-    <w:abstractNumId w:val="35"/>
+    <w:abstractNumId w:val="36"/>
   </w:num>
   <w:num w:numId="28">
     <w:abstractNumId w:val="12"/>
   </w:num>
   <w:num w:numId="29">
-    <w:abstractNumId w:val="34"/>
+    <w:abstractNumId w:val="35"/>
   </w:num>
   <w:num w:numId="30">
-    <w:abstractNumId w:val="25"/>
+    <w:abstractNumId w:val="26"/>
   </w:num>
   <w:num w:numId="31">
     <w:abstractNumId w:val="3"/>
@@ -17238,6 +18794,9 @@
   </w:num>
   <w:num w:numId="37">
     <w:abstractNumId w:val="19"/>
+  </w:num>
+  <w:num w:numId="38">
+    <w:abstractNumId w:val="25"/>
   </w:num>
 </w:numbering>
 </file>
@@ -17921,6 +19480,19 @@
       <w:contextualSpacing/>
     </w:pPr>
   </w:style>
+  <w:style w:type="paragraph" w:customStyle="1" w:styleId="pdq2pgselectionanchorcontainer">
+    <w:name w:val="pdq2pg_selectionanchorcontainer"/>
+    <w:basedOn w:val="Normal"/>
+    <w:rsid w:val="002433B4"/>
+    <w:pPr>
+      <w:spacing w:before="100" w:beforeAutospacing="1" w:after="100" w:afterAutospacing="1" w:line="240" w:lineRule="auto"/>
+    </w:pPr>
+    <w:rPr>
+      <w:rFonts w:ascii="Times New Roman" w:eastAsia="Times New Roman" w:hAnsi="Times New Roman" w:cs="Times New Roman"/>
+      <w:sz w:val="24"/>
+      <w:szCs w:val="24"/>
+    </w:rPr>
+  </w:style>
 </w:styles>
 </file>
 

--- a/2. Second_Semester/4. Advanced Database Management System/1. Class Test-01.docx
+++ b/2. Second_Semester/4. Advanced Database Management System/1. Class Test-01.docx
@@ -284,6 +284,62 @@
       <w:pPr>
         <w:spacing w:before="100" w:beforeAutospacing="1" w:after="100" w:afterAutospacing="1" w:line="240" w:lineRule="auto"/>
         <w:rPr>
+          <w:rFonts w:ascii="Times New Roman" w:eastAsia="Times New Roman" w:hAnsi="Times New Roman" w:cs="Times New Roman"/>
+          <w:bCs/>
+          <w:sz w:val="28"/>
+          <w:szCs w:val="28"/>
+        </w:rPr>
+      </w:pPr>
+      <w:r>
+        <w:rPr>
+          <w:rFonts w:ascii="Times New Roman" w:eastAsia="Times New Roman" w:hAnsi="Times New Roman" w:cs="Times New Roman"/>
+          <w:bCs/>
+          <w:sz w:val="28"/>
+          <w:szCs w:val="28"/>
+        </w:rPr>
+        <w:t xml:space="preserve">Primary Index is </w:t>
+      </w:r>
+      <w:r>
+        <w:rPr>
+          <w:rFonts w:ascii="Times New Roman" w:eastAsia="Times New Roman" w:hAnsi="Times New Roman" w:cs="Times New Roman"/>
+          <w:bCs/>
+          <w:sz w:val="28"/>
+          <w:szCs w:val="28"/>
+        </w:rPr>
+        <w:t>the data structure of an</w:t>
+      </w:r>
+      <w:r>
+        <w:rPr>
+          <w:rFonts w:ascii="Times New Roman" w:eastAsia="Times New Roman" w:hAnsi="Times New Roman" w:cs="Times New Roman"/>
+          <w:bCs/>
+          <w:sz w:val="28"/>
+          <w:szCs w:val="28"/>
+        </w:rPr>
+        <w:t xml:space="preserve"> index</w:t>
+      </w:r>
+      <w:r>
+        <w:rPr>
+          <w:rFonts w:ascii="Times New Roman" w:eastAsia="Times New Roman" w:hAnsi="Times New Roman" w:cs="Times New Roman"/>
+          <w:bCs/>
+          <w:sz w:val="28"/>
+          <w:szCs w:val="28"/>
+        </w:rPr>
+        <w:t>ing</w:t>
+      </w:r>
+      <w:r>
+        <w:rPr>
+          <w:rFonts w:ascii="Times New Roman" w:eastAsia="Times New Roman" w:hAnsi="Times New Roman" w:cs="Times New Roman"/>
+          <w:bCs/>
+          <w:sz w:val="28"/>
+          <w:szCs w:val="28"/>
+        </w:rPr>
+        <w:t xml:space="preserve"> in which the data file is organized (sorted) according to the search key.</w:t>
+      </w:r>
+    </w:p>
+    <w:p>
+      <w:pPr>
+        <w:spacing w:before="100" w:beforeAutospacing="1" w:after="100" w:afterAutospacing="1" w:line="240" w:lineRule="auto"/>
+        <w:rPr>
           <w:sz w:val="28"/>
           <w:szCs w:val="28"/>
         </w:rPr>
@@ -333,7 +389,49 @@
           <w:sz w:val="28"/>
           <w:szCs w:val="28"/>
         </w:rPr>
-        <w:t xml:space="preserve"> figures, records are stored in alphabetical order of branch names (</w:t>
+        <w:t xml:space="preserve"> figures, </w:t>
+      </w:r>
+      <w:r>
+        <w:rPr>
+          <w:sz w:val="28"/>
+          <w:szCs w:val="28"/>
+        </w:rPr>
+        <w:t>rec</w:t>
+      </w:r>
+      <w:r>
+        <w:rPr>
+          <w:sz w:val="28"/>
+          <w:szCs w:val="28"/>
+        </w:rPr>
+        <w:t>ords are stored by branch name and indexing also</w:t>
+      </w:r>
+      <w:r>
+        <w:rPr>
+          <w:sz w:val="28"/>
+          <w:szCs w:val="28"/>
+        </w:rPr>
+        <w:t xml:space="preserve"> created</w:t>
+      </w:r>
+      <w:r>
+        <w:rPr>
+          <w:sz w:val="28"/>
+          <w:szCs w:val="28"/>
+        </w:rPr>
+        <w:t xml:space="preserve"> by </w:t>
+      </w:r>
+      <w:r>
+        <w:rPr>
+          <w:sz w:val="28"/>
+          <w:szCs w:val="28"/>
+        </w:rPr>
+        <w:t xml:space="preserve"> </w:t>
+      </w:r>
+      <w:r>
+        <w:rPr>
+          <w:sz w:val="28"/>
+          <w:szCs w:val="28"/>
+        </w:rPr>
+        <w:t>branch names (</w:t>
       </w:r>
       <w:r>
         <w:rPr>
@@ -4000,22 +4098,28 @@
           <w:szCs w:val="28"/>
         </w:rPr>
         <w:br/>
-        <w:t xml:space="preserve">An Ordered Index stores the values of the search keys in </w:t>
-      </w:r>
-      <w:r>
-        <w:rPr>
-          <w:rStyle w:val="Strong"/>
-          <w:sz w:val="28"/>
-          <w:szCs w:val="28"/>
-        </w:rPr>
-        <w:t>sorted order</w:t>
-      </w:r>
-      <w:r>
-        <w:rPr>
-          <w:sz w:val="28"/>
-          <w:szCs w:val="28"/>
-        </w:rPr>
-        <w:t>.</w:t>
+        <w:t xml:space="preserve">An Ordered Index </w:t>
+      </w:r>
+      <w:r>
+        <w:rPr>
+          <w:sz w:val="28"/>
+          <w:szCs w:val="28"/>
+        </w:rPr>
+        <w:t xml:space="preserve"> is the data structure of an index where the data file are organized according to the search key valu</w:t>
+      </w:r>
+      <w:r>
+        <w:rPr>
+          <w:sz w:val="28"/>
+          <w:szCs w:val="28"/>
+        </w:rPr>
+        <w:t>e</w:t>
+      </w:r>
+      <w:r>
+        <w:rPr>
+          <w:sz w:val="28"/>
+          <w:szCs w:val="28"/>
+        </w:rPr>
+        <w:t>s.</w:t>
       </w:r>
     </w:p>
     <w:p>
@@ -4129,222 +4233,6 @@
           <w:sz w:val="28"/>
           <w:szCs w:val="28"/>
         </w:rPr>
-        <w:t>Easy Bangla:</w:t>
-      </w:r>
-      <w:r>
-        <w:rPr>
-          <w:sz w:val="28"/>
-          <w:szCs w:val="28"/>
-        </w:rPr>
-        <w:br/>
-      </w:r>
-      <w:r>
-        <w:rPr>
-          <w:rStyle w:val="Strong"/>
-          <w:sz w:val="28"/>
-          <w:szCs w:val="28"/>
-        </w:rPr>
-        <w:t>Ordered Index</w:t>
-      </w:r>
-      <w:r>
-        <w:rPr>
-          <w:sz w:val="28"/>
-          <w:szCs w:val="28"/>
-        </w:rPr>
-        <w:t>-</w:t>
-      </w:r>
-      <w:r>
-        <w:rPr>
-          <w:rFonts w:ascii="Nirmala UI" w:hAnsi="Nirmala UI" w:cs="Nirmala UI"/>
-          <w:sz w:val="28"/>
-          <w:szCs w:val="28"/>
-        </w:rPr>
-        <w:t>এ</w:t>
-      </w:r>
-      <w:r>
-        <w:rPr>
-          <w:sz w:val="28"/>
-          <w:szCs w:val="28"/>
-        </w:rPr>
-        <w:t xml:space="preserve"> Search Key </w:t>
-      </w:r>
-      <w:proofErr w:type="spellStart"/>
-      <w:r>
-        <w:rPr>
-          <w:rFonts w:ascii="Nirmala UI" w:hAnsi="Nirmala UI" w:cs="Nirmala UI"/>
-          <w:sz w:val="28"/>
-          <w:szCs w:val="28"/>
-        </w:rPr>
-        <w:t>গুলো</w:t>
-      </w:r>
-      <w:proofErr w:type="spellEnd"/>
-      <w:r>
-        <w:rPr>
-          <w:sz w:val="28"/>
-          <w:szCs w:val="28"/>
-        </w:rPr>
-        <w:t xml:space="preserve"> </w:t>
-      </w:r>
-      <w:proofErr w:type="spellStart"/>
-      <w:r>
-        <w:rPr>
-          <w:rFonts w:ascii="Nirmala UI" w:hAnsi="Nirmala UI" w:cs="Nirmala UI"/>
-          <w:sz w:val="28"/>
-          <w:szCs w:val="28"/>
-        </w:rPr>
-        <w:t>সাজানো</w:t>
-      </w:r>
-      <w:proofErr w:type="spellEnd"/>
-      <w:r>
-        <w:rPr>
-          <w:sz w:val="28"/>
-          <w:szCs w:val="28"/>
-        </w:rPr>
-        <w:t xml:space="preserve"> (Sorted) </w:t>
-      </w:r>
-      <w:proofErr w:type="spellStart"/>
-      <w:r>
-        <w:rPr>
-          <w:rFonts w:ascii="Nirmala UI" w:hAnsi="Nirmala UI" w:cs="Nirmala UI"/>
-          <w:sz w:val="28"/>
-          <w:szCs w:val="28"/>
-        </w:rPr>
-        <w:t>অবস্থায়</w:t>
-      </w:r>
-      <w:proofErr w:type="spellEnd"/>
-      <w:r>
-        <w:rPr>
-          <w:sz w:val="28"/>
-          <w:szCs w:val="28"/>
-        </w:rPr>
-        <w:t xml:space="preserve"> </w:t>
-      </w:r>
-      <w:proofErr w:type="spellStart"/>
-      <w:r>
-        <w:rPr>
-          <w:rFonts w:ascii="Nirmala UI" w:hAnsi="Nirmala UI" w:cs="Nirmala UI"/>
-          <w:sz w:val="28"/>
-          <w:szCs w:val="28"/>
-        </w:rPr>
-        <w:t>থাকে</w:t>
-      </w:r>
-      <w:proofErr w:type="spellEnd"/>
-      <w:r>
-        <w:rPr>
-          <w:rFonts w:ascii="Nirmala UI" w:hAnsi="Nirmala UI" w:cs="Nirmala UI"/>
-          <w:sz w:val="28"/>
-          <w:szCs w:val="28"/>
-        </w:rPr>
-        <w:t>।</w:t>
-      </w:r>
-      <w:r>
-        <w:rPr>
-          <w:sz w:val="28"/>
-          <w:szCs w:val="28"/>
-        </w:rPr>
-        <w:t xml:space="preserve"> </w:t>
-      </w:r>
-      <w:proofErr w:type="spellStart"/>
-      <w:r>
-        <w:rPr>
-          <w:rFonts w:ascii="Nirmala UI" w:hAnsi="Nirmala UI" w:cs="Nirmala UI"/>
-          <w:sz w:val="28"/>
-          <w:szCs w:val="28"/>
-        </w:rPr>
-        <w:t>তাই</w:t>
-      </w:r>
-      <w:proofErr w:type="spellEnd"/>
-      <w:r>
-        <w:rPr>
-          <w:sz w:val="28"/>
-          <w:szCs w:val="28"/>
-        </w:rPr>
-        <w:t xml:space="preserve"> Data </w:t>
-      </w:r>
-      <w:proofErr w:type="spellStart"/>
-      <w:r>
-        <w:rPr>
-          <w:rFonts w:ascii="Nirmala UI" w:hAnsi="Nirmala UI" w:cs="Nirmala UI"/>
-          <w:sz w:val="28"/>
-          <w:szCs w:val="28"/>
-        </w:rPr>
-        <w:t>দ্রুত</w:t>
-      </w:r>
-      <w:proofErr w:type="spellEnd"/>
-      <w:r>
-        <w:rPr>
-          <w:sz w:val="28"/>
-          <w:szCs w:val="28"/>
-        </w:rPr>
-        <w:t xml:space="preserve"> </w:t>
-      </w:r>
-      <w:proofErr w:type="spellStart"/>
-      <w:r>
-        <w:rPr>
-          <w:rFonts w:ascii="Nirmala UI" w:hAnsi="Nirmala UI" w:cs="Nirmala UI"/>
-          <w:sz w:val="28"/>
-          <w:szCs w:val="28"/>
-        </w:rPr>
-        <w:t>খুঁজে</w:t>
-      </w:r>
-      <w:proofErr w:type="spellEnd"/>
-      <w:r>
-        <w:rPr>
-          <w:sz w:val="28"/>
-          <w:szCs w:val="28"/>
-        </w:rPr>
-        <w:t xml:space="preserve"> </w:t>
-      </w:r>
-      <w:proofErr w:type="spellStart"/>
-      <w:r>
-        <w:rPr>
-          <w:rFonts w:ascii="Nirmala UI" w:hAnsi="Nirmala UI" w:cs="Nirmala UI"/>
-          <w:sz w:val="28"/>
-          <w:szCs w:val="28"/>
-        </w:rPr>
-        <w:t>পাওয়া</w:t>
-      </w:r>
-      <w:proofErr w:type="spellEnd"/>
-      <w:r>
-        <w:rPr>
-          <w:sz w:val="28"/>
-          <w:szCs w:val="28"/>
-        </w:rPr>
-        <w:t xml:space="preserve"> </w:t>
-      </w:r>
-      <w:proofErr w:type="spellStart"/>
-      <w:r>
-        <w:rPr>
-          <w:rFonts w:ascii="Nirmala UI" w:hAnsi="Nirmala UI" w:cs="Nirmala UI"/>
-          <w:sz w:val="28"/>
-          <w:szCs w:val="28"/>
-        </w:rPr>
-        <w:t>যায়</w:t>
-      </w:r>
-      <w:proofErr w:type="spellEnd"/>
-      <w:r>
-        <w:rPr>
-          <w:rFonts w:ascii="Nirmala UI" w:hAnsi="Nirmala UI" w:cs="Nirmala UI"/>
-          <w:sz w:val="28"/>
-          <w:szCs w:val="28"/>
-        </w:rPr>
-        <w:t>।</w:t>
-      </w:r>
-    </w:p>
-    <w:p>
-      <w:pPr>
-        <w:pStyle w:val="NormalWeb"/>
-        <w:rPr>
-          <w:sz w:val="28"/>
-          <w:szCs w:val="28"/>
-        </w:rPr>
-      </w:pPr>
-      <w:r>
-        <w:rPr>
-          <w:rStyle w:val="Strong"/>
-          <w:sz w:val="28"/>
-          <w:szCs w:val="28"/>
-        </w:rPr>
         <w:t>Example:</w:t>
       </w:r>
       <w:r>
@@ -4492,291 +4380,24 @@
     </w:p>
     <w:p>
       <w:pPr>
-        <w:pStyle w:val="NormalWeb"/>
-        <w:rPr>
-          <w:sz w:val="28"/>
-          <w:szCs w:val="28"/>
-        </w:rPr>
-      </w:pPr>
-      <w:r>
-        <w:rPr>
-          <w:rStyle w:val="Strong"/>
-          <w:sz w:val="28"/>
-          <w:szCs w:val="28"/>
-        </w:rPr>
-        <w:t>Easy Bangla:</w:t>
-      </w:r>
-      <w:r>
-        <w:rPr>
-          <w:sz w:val="28"/>
-          <w:szCs w:val="28"/>
-        </w:rPr>
-        <w:br/>
-      </w:r>
-      <w:r>
-        <w:rPr>
-          <w:rStyle w:val="Strong"/>
-          <w:sz w:val="28"/>
-          <w:szCs w:val="28"/>
-        </w:rPr>
-        <w:t>Hash Index</w:t>
-      </w:r>
-      <w:r>
-        <w:rPr>
-          <w:sz w:val="28"/>
-          <w:szCs w:val="28"/>
-        </w:rPr>
-        <w:t>-</w:t>
-      </w:r>
-      <w:r>
-        <w:rPr>
-          <w:rFonts w:ascii="Nirmala UI" w:hAnsi="Nirmala UI" w:cs="Nirmala UI"/>
-          <w:sz w:val="28"/>
-          <w:szCs w:val="28"/>
-        </w:rPr>
-        <w:t>এ</w:t>
-      </w:r>
-      <w:r>
-        <w:rPr>
-          <w:sz w:val="28"/>
-          <w:szCs w:val="28"/>
-        </w:rPr>
-        <w:t xml:space="preserve"> Hash Function </w:t>
-      </w:r>
-      <w:proofErr w:type="spellStart"/>
-      <w:r>
-        <w:rPr>
-          <w:rFonts w:ascii="Nirmala UI" w:hAnsi="Nirmala UI" w:cs="Nirmala UI"/>
-          <w:sz w:val="28"/>
-          <w:szCs w:val="28"/>
-        </w:rPr>
-        <w:t>ব্যবহার</w:t>
-      </w:r>
-      <w:proofErr w:type="spellEnd"/>
-      <w:r>
-        <w:rPr>
-          <w:sz w:val="28"/>
-          <w:szCs w:val="28"/>
-        </w:rPr>
-        <w:t xml:space="preserve"> </w:t>
-      </w:r>
-      <w:proofErr w:type="spellStart"/>
-      <w:r>
-        <w:rPr>
-          <w:rFonts w:ascii="Nirmala UI" w:hAnsi="Nirmala UI" w:cs="Nirmala UI"/>
-          <w:sz w:val="28"/>
-          <w:szCs w:val="28"/>
-        </w:rPr>
-        <w:t>করে</w:t>
-      </w:r>
-      <w:proofErr w:type="spellEnd"/>
-      <w:r>
-        <w:rPr>
-          <w:sz w:val="28"/>
-          <w:szCs w:val="28"/>
-        </w:rPr>
-        <w:t xml:space="preserve"> Data </w:t>
-      </w:r>
-      <w:proofErr w:type="spellStart"/>
-      <w:r>
-        <w:rPr>
-          <w:rFonts w:ascii="Nirmala UI" w:hAnsi="Nirmala UI" w:cs="Nirmala UI"/>
-          <w:sz w:val="28"/>
-          <w:szCs w:val="28"/>
-        </w:rPr>
-        <w:t>বিভিন্ন</w:t>
-      </w:r>
-      <w:proofErr w:type="spellEnd"/>
-      <w:r>
-        <w:rPr>
-          <w:sz w:val="28"/>
-          <w:szCs w:val="28"/>
-        </w:rPr>
-        <w:t xml:space="preserve"> Bucket-</w:t>
-      </w:r>
-      <w:r>
-        <w:rPr>
-          <w:rFonts w:ascii="Nirmala UI" w:hAnsi="Nirmala UI" w:cs="Nirmala UI"/>
-          <w:sz w:val="28"/>
-          <w:szCs w:val="28"/>
-        </w:rPr>
-        <w:t>এ</w:t>
-      </w:r>
-      <w:r>
-        <w:rPr>
-          <w:sz w:val="28"/>
-          <w:szCs w:val="28"/>
-        </w:rPr>
-        <w:t xml:space="preserve"> </w:t>
-      </w:r>
-      <w:proofErr w:type="spellStart"/>
-      <w:r>
-        <w:rPr>
-          <w:rFonts w:ascii="Nirmala UI" w:hAnsi="Nirmala UI" w:cs="Nirmala UI"/>
-          <w:sz w:val="28"/>
-          <w:szCs w:val="28"/>
-        </w:rPr>
-        <w:t>রাখা</w:t>
-      </w:r>
-      <w:proofErr w:type="spellEnd"/>
-      <w:r>
-        <w:rPr>
-          <w:sz w:val="28"/>
-          <w:szCs w:val="28"/>
-        </w:rPr>
-        <w:t xml:space="preserve"> </w:t>
-      </w:r>
-      <w:proofErr w:type="spellStart"/>
-      <w:r>
-        <w:rPr>
-          <w:rFonts w:ascii="Nirmala UI" w:hAnsi="Nirmala UI" w:cs="Nirmala UI"/>
-          <w:sz w:val="28"/>
-          <w:szCs w:val="28"/>
-        </w:rPr>
-        <w:t>হয়</w:t>
-      </w:r>
-      <w:proofErr w:type="spellEnd"/>
-      <w:r>
-        <w:rPr>
-          <w:rFonts w:ascii="Nirmala UI" w:hAnsi="Nirmala UI" w:cs="Nirmala UI"/>
-          <w:sz w:val="28"/>
-          <w:szCs w:val="28"/>
-        </w:rPr>
-        <w:t>।</w:t>
-      </w:r>
-      <w:r>
-        <w:rPr>
-          <w:sz w:val="28"/>
-          <w:szCs w:val="28"/>
-        </w:rPr>
-        <w:t xml:space="preserve"> </w:t>
-      </w:r>
-      <w:proofErr w:type="spellStart"/>
-      <w:r>
-        <w:rPr>
-          <w:rFonts w:ascii="Nirmala UI" w:hAnsi="Nirmala UI" w:cs="Nirmala UI"/>
-          <w:sz w:val="28"/>
-          <w:szCs w:val="28"/>
-        </w:rPr>
-        <w:t>ফলে</w:t>
-      </w:r>
-      <w:proofErr w:type="spellEnd"/>
-      <w:r>
-        <w:rPr>
-          <w:sz w:val="28"/>
-          <w:szCs w:val="28"/>
-        </w:rPr>
-        <w:t xml:space="preserve"> </w:t>
-      </w:r>
-      <w:proofErr w:type="spellStart"/>
-      <w:r>
-        <w:rPr>
-          <w:rFonts w:ascii="Nirmala UI" w:hAnsi="Nirmala UI" w:cs="Nirmala UI"/>
-          <w:sz w:val="28"/>
-          <w:szCs w:val="28"/>
-        </w:rPr>
-        <w:t>দ্রুত</w:t>
-      </w:r>
-      <w:proofErr w:type="spellEnd"/>
-      <w:r>
-        <w:rPr>
-          <w:sz w:val="28"/>
-          <w:szCs w:val="28"/>
-        </w:rPr>
-        <w:t xml:space="preserve"> Data </w:t>
-      </w:r>
-      <w:proofErr w:type="spellStart"/>
-      <w:r>
-        <w:rPr>
-          <w:rFonts w:ascii="Nirmala UI" w:hAnsi="Nirmala UI" w:cs="Nirmala UI"/>
-          <w:sz w:val="28"/>
-          <w:szCs w:val="28"/>
-        </w:rPr>
-        <w:t>খুঁজে</w:t>
-      </w:r>
-      <w:proofErr w:type="spellEnd"/>
-      <w:r>
-        <w:rPr>
-          <w:sz w:val="28"/>
-          <w:szCs w:val="28"/>
-        </w:rPr>
-        <w:t xml:space="preserve"> </w:t>
-      </w:r>
-      <w:proofErr w:type="spellStart"/>
-      <w:r>
-        <w:rPr>
-          <w:rFonts w:ascii="Nirmala UI" w:hAnsi="Nirmala UI" w:cs="Nirmala UI"/>
-          <w:sz w:val="28"/>
-          <w:szCs w:val="28"/>
-        </w:rPr>
-        <w:t>পাওয়া</w:t>
-      </w:r>
-      <w:proofErr w:type="spellEnd"/>
-      <w:r>
-        <w:rPr>
-          <w:sz w:val="28"/>
-          <w:szCs w:val="28"/>
-        </w:rPr>
-        <w:t xml:space="preserve"> </w:t>
-      </w:r>
-      <w:proofErr w:type="spellStart"/>
-      <w:r>
-        <w:rPr>
-          <w:rFonts w:ascii="Nirmala UI" w:hAnsi="Nirmala UI" w:cs="Nirmala UI"/>
-          <w:sz w:val="28"/>
-          <w:szCs w:val="28"/>
-        </w:rPr>
-        <w:t>যায়</w:t>
-      </w:r>
-      <w:proofErr w:type="spellEnd"/>
-      <w:r>
-        <w:rPr>
-          <w:rFonts w:ascii="Nirmala UI" w:hAnsi="Nirmala UI" w:cs="Nirmala UI"/>
-          <w:sz w:val="28"/>
-          <w:szCs w:val="28"/>
-        </w:rPr>
-        <w:t>।</w:t>
-      </w:r>
-    </w:p>
-    <w:p>
-      <w:pPr>
         <w:pStyle w:val="Heading1"/>
+        <w:rPr>
+          <w:sz w:val="28"/>
+          <w:szCs w:val="28"/>
+        </w:rPr>
+      </w:pPr>
+      <w:r>
         <w:rPr>
           <w:b/>
           <w:color w:val="FF0000"/>
           <w:sz w:val="28"/>
           <w:szCs w:val="28"/>
         </w:rPr>
-      </w:pPr>
-      <w:r>
-        <w:rPr>
-          <w:b/>
-          <w:color w:val="FF0000"/>
-          <w:sz w:val="28"/>
-          <w:szCs w:val="28"/>
-        </w:rPr>
-        <w:lastRenderedPageBreak/>
         <w:t>Search Key</w:t>
       </w:r>
     </w:p>
     <w:p>
       <w:pPr>
-        <w:pStyle w:val="Heading3"/>
-        <w:rPr>
-          <w:sz w:val="28"/>
-          <w:szCs w:val="28"/>
-        </w:rPr>
-      </w:pPr>
-      <w:r>
-        <w:rPr>
-          <w:sz w:val="28"/>
-          <w:szCs w:val="28"/>
-        </w:rPr>
-        <w:t>Definition</w:t>
-      </w:r>
-    </w:p>
-    <w:p>
-      <w:pPr>
         <w:pStyle w:val="NormalWeb"/>
         <w:rPr>
           <w:sz w:val="28"/>
@@ -4803,7 +4424,10 @@
           <w:sz w:val="28"/>
           <w:szCs w:val="28"/>
         </w:rPr>
-        <w:t xml:space="preserve"> is an attribute or set of attributes used to locate records in a file.</w:t>
+        <w:t xml:space="preserve"> is an </w:t>
+      </w:r>
+      <w:r>
+        <w:t>attribute or set of attributes used to look up records in a file is called a search key.</w:t>
       </w:r>
     </w:p>
     <w:p>
@@ -4879,235 +4503,8 @@
           <w:sz w:val="28"/>
           <w:szCs w:val="28"/>
         </w:rPr>
+        <w:lastRenderedPageBreak/>
         <w:t xml:space="preserve">Employee ID </w:t>
-      </w:r>
-    </w:p>
-    <w:p>
-      <w:pPr>
-        <w:pStyle w:val="Heading3"/>
-        <w:rPr>
-          <w:sz w:val="28"/>
-          <w:szCs w:val="28"/>
-        </w:rPr>
-      </w:pPr>
-      <w:r>
-        <w:rPr>
-          <w:sz w:val="28"/>
-          <w:szCs w:val="28"/>
-        </w:rPr>
-        <w:t>Easy Bangla</w:t>
-      </w:r>
-    </w:p>
-    <w:p>
-      <w:pPr>
-        <w:pStyle w:val="NormalWeb"/>
-        <w:rPr>
-          <w:sz w:val="28"/>
-          <w:szCs w:val="28"/>
-        </w:rPr>
-      </w:pPr>
-      <w:proofErr w:type="spellStart"/>
-      <w:r>
-        <w:rPr>
-          <w:rFonts w:ascii="Nirmala UI" w:hAnsi="Nirmala UI" w:cs="Nirmala UI"/>
-          <w:sz w:val="28"/>
-          <w:szCs w:val="28"/>
-        </w:rPr>
-        <w:t>যে</w:t>
-      </w:r>
-      <w:proofErr w:type="spellEnd"/>
-      <w:r>
-        <w:rPr>
-          <w:sz w:val="28"/>
-          <w:szCs w:val="28"/>
-        </w:rPr>
-        <w:t xml:space="preserve"> Attribute </w:t>
-      </w:r>
-      <w:proofErr w:type="spellStart"/>
-      <w:r>
-        <w:rPr>
-          <w:rFonts w:ascii="Nirmala UI" w:hAnsi="Nirmala UI" w:cs="Nirmala UI"/>
-          <w:sz w:val="28"/>
-          <w:szCs w:val="28"/>
-        </w:rPr>
-        <w:t>বা</w:t>
-      </w:r>
-      <w:proofErr w:type="spellEnd"/>
-      <w:r>
-        <w:rPr>
-          <w:sz w:val="28"/>
-          <w:szCs w:val="28"/>
-        </w:rPr>
-        <w:t xml:space="preserve"> Attribute-</w:t>
-      </w:r>
-      <w:proofErr w:type="spellStart"/>
-      <w:r>
-        <w:rPr>
-          <w:rFonts w:ascii="Nirmala UI" w:hAnsi="Nirmala UI" w:cs="Nirmala UI"/>
-          <w:sz w:val="28"/>
-          <w:szCs w:val="28"/>
-        </w:rPr>
-        <w:t>এর</w:t>
-      </w:r>
-      <w:proofErr w:type="spellEnd"/>
-      <w:r>
-        <w:rPr>
-          <w:sz w:val="28"/>
-          <w:szCs w:val="28"/>
-        </w:rPr>
-        <w:t xml:space="preserve"> </w:t>
-      </w:r>
-      <w:proofErr w:type="spellStart"/>
-      <w:r>
-        <w:rPr>
-          <w:rFonts w:ascii="Nirmala UI" w:hAnsi="Nirmala UI" w:cs="Nirmala UI"/>
-          <w:sz w:val="28"/>
-          <w:szCs w:val="28"/>
-        </w:rPr>
-        <w:t>সমষ্টি</w:t>
-      </w:r>
-      <w:proofErr w:type="spellEnd"/>
-      <w:r>
-        <w:rPr>
-          <w:sz w:val="28"/>
-          <w:szCs w:val="28"/>
-        </w:rPr>
-        <w:t xml:space="preserve"> </w:t>
-      </w:r>
-      <w:proofErr w:type="spellStart"/>
-      <w:r>
-        <w:rPr>
-          <w:rFonts w:ascii="Nirmala UI" w:hAnsi="Nirmala UI" w:cs="Nirmala UI"/>
-          <w:sz w:val="28"/>
-          <w:szCs w:val="28"/>
-        </w:rPr>
-        <w:t>ব্যবহার</w:t>
-      </w:r>
-      <w:proofErr w:type="spellEnd"/>
-      <w:r>
-        <w:rPr>
-          <w:sz w:val="28"/>
-          <w:szCs w:val="28"/>
-        </w:rPr>
-        <w:t xml:space="preserve"> </w:t>
-      </w:r>
-      <w:proofErr w:type="spellStart"/>
-      <w:r>
-        <w:rPr>
-          <w:rFonts w:ascii="Nirmala UI" w:hAnsi="Nirmala UI" w:cs="Nirmala UI"/>
-          <w:sz w:val="28"/>
-          <w:szCs w:val="28"/>
-        </w:rPr>
-        <w:t>করে</w:t>
-      </w:r>
-      <w:proofErr w:type="spellEnd"/>
-      <w:r>
-        <w:rPr>
-          <w:sz w:val="28"/>
-          <w:szCs w:val="28"/>
-        </w:rPr>
-        <w:t xml:space="preserve"> Record </w:t>
-      </w:r>
-      <w:proofErr w:type="spellStart"/>
-      <w:r>
-        <w:rPr>
-          <w:rFonts w:ascii="Nirmala UI" w:hAnsi="Nirmala UI" w:cs="Nirmala UI"/>
-          <w:sz w:val="28"/>
-          <w:szCs w:val="28"/>
-        </w:rPr>
-        <w:t>খুঁজে</w:t>
-      </w:r>
-      <w:proofErr w:type="spellEnd"/>
-      <w:r>
-        <w:rPr>
-          <w:sz w:val="28"/>
-          <w:szCs w:val="28"/>
-        </w:rPr>
-        <w:t xml:space="preserve"> </w:t>
-      </w:r>
-      <w:proofErr w:type="spellStart"/>
-      <w:r>
-        <w:rPr>
-          <w:rFonts w:ascii="Nirmala UI" w:hAnsi="Nirmala UI" w:cs="Nirmala UI"/>
-          <w:sz w:val="28"/>
-          <w:szCs w:val="28"/>
-        </w:rPr>
-        <w:t>পাওয়া</w:t>
-      </w:r>
-      <w:proofErr w:type="spellEnd"/>
-      <w:r>
-        <w:rPr>
-          <w:sz w:val="28"/>
-          <w:szCs w:val="28"/>
-        </w:rPr>
-        <w:t xml:space="preserve"> </w:t>
-      </w:r>
-      <w:proofErr w:type="spellStart"/>
-      <w:r>
-        <w:rPr>
-          <w:rFonts w:ascii="Nirmala UI" w:hAnsi="Nirmala UI" w:cs="Nirmala UI"/>
-          <w:sz w:val="28"/>
-          <w:szCs w:val="28"/>
-        </w:rPr>
-        <w:t>যায়</w:t>
-      </w:r>
-      <w:proofErr w:type="spellEnd"/>
-      <w:r>
-        <w:rPr>
-          <w:sz w:val="28"/>
-          <w:szCs w:val="28"/>
-        </w:rPr>
-        <w:t xml:space="preserve"> </w:t>
-      </w:r>
-      <w:proofErr w:type="spellStart"/>
-      <w:r>
-        <w:rPr>
-          <w:rFonts w:ascii="Nirmala UI" w:hAnsi="Nirmala UI" w:cs="Nirmala UI"/>
-          <w:sz w:val="28"/>
-          <w:szCs w:val="28"/>
-        </w:rPr>
-        <w:t>তাকে</w:t>
-      </w:r>
-      <w:proofErr w:type="spellEnd"/>
-      <w:r>
-        <w:rPr>
-          <w:sz w:val="28"/>
-          <w:szCs w:val="28"/>
-        </w:rPr>
-        <w:t xml:space="preserve"> </w:t>
-      </w:r>
-      <w:r>
-        <w:rPr>
-          <w:rStyle w:val="Strong"/>
-          <w:sz w:val="28"/>
-          <w:szCs w:val="28"/>
-        </w:rPr>
-        <w:t>Search Key</w:t>
-      </w:r>
-      <w:r>
-        <w:rPr>
-          <w:sz w:val="28"/>
-          <w:szCs w:val="28"/>
-        </w:rPr>
-        <w:t xml:space="preserve"> </w:t>
-      </w:r>
-      <w:proofErr w:type="spellStart"/>
-      <w:r>
-        <w:rPr>
-          <w:rFonts w:ascii="Nirmala UI" w:hAnsi="Nirmala UI" w:cs="Nirmala UI"/>
-          <w:sz w:val="28"/>
-          <w:szCs w:val="28"/>
-        </w:rPr>
-        <w:t>বলে</w:t>
-      </w:r>
-      <w:proofErr w:type="spellEnd"/>
-      <w:r>
-        <w:rPr>
-          <w:rFonts w:ascii="Nirmala UI" w:hAnsi="Nirmala UI" w:cs="Nirmala UI"/>
-          <w:sz w:val="28"/>
-          <w:szCs w:val="28"/>
-        </w:rPr>
-        <w:t>।</w:t>
       </w:r>
     </w:p>
     <w:p>
@@ -5132,177 +4529,20 @@
     </w:p>
     <w:p>
       <w:pPr>
-        <w:pStyle w:val="NormalWeb"/>
-        <w:rPr>
-          <w:sz w:val="28"/>
-          <w:szCs w:val="28"/>
-        </w:rPr>
-      </w:pPr>
-      <w:proofErr w:type="spellStart"/>
-      <w:r>
-        <w:rPr>
-          <w:rFonts w:ascii="Nirmala UI" w:hAnsi="Nirmala UI" w:cs="Nirmala UI"/>
-          <w:sz w:val="28"/>
-          <w:szCs w:val="28"/>
-        </w:rPr>
-        <w:t>কোন</w:t>
-      </w:r>
-      <w:proofErr w:type="spellEnd"/>
-      <w:r>
-        <w:rPr>
-          <w:sz w:val="28"/>
-          <w:szCs w:val="28"/>
-        </w:rPr>
-        <w:t xml:space="preserve"> Indexing Technique </w:t>
-      </w:r>
-      <w:proofErr w:type="spellStart"/>
-      <w:r>
-        <w:rPr>
-          <w:rFonts w:ascii="Nirmala UI" w:hAnsi="Nirmala UI" w:cs="Nirmala UI"/>
-          <w:sz w:val="28"/>
-          <w:szCs w:val="28"/>
-        </w:rPr>
-        <w:t>ভালো</w:t>
-      </w:r>
-      <w:proofErr w:type="spellEnd"/>
-      <w:r>
-        <w:rPr>
-          <w:sz w:val="28"/>
-          <w:szCs w:val="28"/>
-        </w:rPr>
-        <w:t xml:space="preserve"> </w:t>
-      </w:r>
-      <w:proofErr w:type="spellStart"/>
-      <w:r>
-        <w:rPr>
-          <w:rFonts w:ascii="Nirmala UI" w:hAnsi="Nirmala UI" w:cs="Nirmala UI"/>
-          <w:sz w:val="28"/>
-          <w:szCs w:val="28"/>
-        </w:rPr>
-        <w:t>হবে</w:t>
-      </w:r>
-      <w:proofErr w:type="spellEnd"/>
-      <w:r>
-        <w:rPr>
-          <w:sz w:val="28"/>
-          <w:szCs w:val="28"/>
-        </w:rPr>
-        <w:t xml:space="preserve"> </w:t>
-      </w:r>
-      <w:proofErr w:type="spellStart"/>
-      <w:r>
-        <w:rPr>
-          <w:rFonts w:ascii="Nirmala UI" w:hAnsi="Nirmala UI" w:cs="Nirmala UI"/>
-          <w:sz w:val="28"/>
-          <w:szCs w:val="28"/>
-        </w:rPr>
-        <w:t>তা</w:t>
-      </w:r>
-      <w:proofErr w:type="spellEnd"/>
-      <w:r>
-        <w:rPr>
-          <w:sz w:val="28"/>
-          <w:szCs w:val="28"/>
-        </w:rPr>
-        <w:t xml:space="preserve"> </w:t>
-      </w:r>
-      <w:proofErr w:type="spellStart"/>
-      <w:r>
-        <w:rPr>
-          <w:rFonts w:ascii="Nirmala UI" w:hAnsi="Nirmala UI" w:cs="Nirmala UI"/>
-          <w:sz w:val="28"/>
-          <w:szCs w:val="28"/>
-        </w:rPr>
-        <w:t>নিচের</w:t>
-      </w:r>
-      <w:proofErr w:type="spellEnd"/>
-      <w:r>
-        <w:rPr>
-          <w:sz w:val="28"/>
-          <w:szCs w:val="28"/>
-        </w:rPr>
-        <w:t xml:space="preserve"> </w:t>
-      </w:r>
-      <w:proofErr w:type="spellStart"/>
-      <w:r>
-        <w:rPr>
-          <w:rFonts w:ascii="Nirmala UI" w:hAnsi="Nirmala UI" w:cs="Nirmala UI"/>
-          <w:sz w:val="28"/>
-          <w:szCs w:val="28"/>
-        </w:rPr>
-        <w:t>বিষয়গুলোর</w:t>
-      </w:r>
-      <w:proofErr w:type="spellEnd"/>
-      <w:r>
-        <w:rPr>
-          <w:sz w:val="28"/>
-          <w:szCs w:val="28"/>
-        </w:rPr>
-        <w:t xml:space="preserve"> </w:t>
-      </w:r>
-      <w:proofErr w:type="spellStart"/>
-      <w:r>
-        <w:rPr>
-          <w:rFonts w:ascii="Nirmala UI" w:hAnsi="Nirmala UI" w:cs="Nirmala UI"/>
-          <w:sz w:val="28"/>
-          <w:szCs w:val="28"/>
-        </w:rPr>
-        <w:t>উপর</w:t>
-      </w:r>
-      <w:proofErr w:type="spellEnd"/>
-      <w:r>
-        <w:rPr>
-          <w:sz w:val="28"/>
-          <w:szCs w:val="28"/>
-        </w:rPr>
-        <w:t xml:space="preserve"> </w:t>
-      </w:r>
-      <w:proofErr w:type="spellStart"/>
-      <w:r>
-        <w:rPr>
-          <w:rFonts w:ascii="Nirmala UI" w:hAnsi="Nirmala UI" w:cs="Nirmala UI"/>
-          <w:sz w:val="28"/>
-          <w:szCs w:val="28"/>
-        </w:rPr>
-        <w:t>নির্ভর</w:t>
-      </w:r>
-      <w:proofErr w:type="spellEnd"/>
-      <w:r>
-        <w:rPr>
-          <w:sz w:val="28"/>
-          <w:szCs w:val="28"/>
-        </w:rPr>
-        <w:t xml:space="preserve"> </w:t>
-      </w:r>
-      <w:proofErr w:type="spellStart"/>
-      <w:r>
-        <w:rPr>
-          <w:rFonts w:ascii="Nirmala UI" w:hAnsi="Nirmala UI" w:cs="Nirmala UI"/>
-          <w:sz w:val="28"/>
-          <w:szCs w:val="28"/>
-        </w:rPr>
-        <w:t>করে</w:t>
-      </w:r>
-      <w:proofErr w:type="spellEnd"/>
-      <w:r>
-        <w:rPr>
-          <w:rFonts w:ascii="Nirmala UI" w:hAnsi="Nirmala UI" w:cs="Nirmala UI"/>
-          <w:sz w:val="28"/>
-          <w:szCs w:val="28"/>
-        </w:rPr>
-        <w:t>।</w:t>
-      </w:r>
-    </w:p>
-    <w:p>
-      <w:pPr>
-        <w:pStyle w:val="Heading2"/>
+        <w:rPr>
+          <w:sz w:val="28"/>
+          <w:szCs w:val="28"/>
+        </w:rPr>
+      </w:pPr>
+      <w:r>
         <w:rPr>
           <w:b/>
           <w:color w:val="FF0000"/>
           <w:sz w:val="28"/>
           <w:szCs w:val="28"/>
         </w:rPr>
-      </w:pPr>
+        <w:sym w:font="Symbol" w:char="F0D8"/>
+      </w:r>
       <w:r>
         <w:rPr>
           <w:b/>
@@ -5310,225 +4550,40 @@
           <w:sz w:val="28"/>
           <w:szCs w:val="28"/>
         </w:rPr>
-        <w:t>1. Access Type</w:t>
-      </w:r>
-    </w:p>
-    <w:p>
-      <w:pPr>
-        <w:pStyle w:val="Heading3"/>
-        <w:rPr>
-          <w:sz w:val="28"/>
-          <w:szCs w:val="28"/>
-        </w:rPr>
-      </w:pPr>
-      <w:r>
-        <w:rPr>
-          <w:sz w:val="28"/>
-          <w:szCs w:val="28"/>
-        </w:rPr>
-        <w:t>Definition</w:t>
-      </w:r>
-    </w:p>
-    <w:p>
-      <w:pPr>
-        <w:pStyle w:val="NormalWeb"/>
-        <w:rPr>
-          <w:sz w:val="28"/>
-          <w:szCs w:val="28"/>
-        </w:rPr>
-      </w:pPr>
-      <w:r>
-        <w:rPr>
-          <w:sz w:val="28"/>
-          <w:szCs w:val="28"/>
-        </w:rPr>
-        <w:t>The type of search operation supported by the index.</w:t>
-      </w:r>
-    </w:p>
-    <w:p>
-      <w:pPr>
-        <w:pStyle w:val="Heading3"/>
-        <w:rPr>
-          <w:sz w:val="28"/>
-          <w:szCs w:val="28"/>
-        </w:rPr>
-      </w:pPr>
-      <w:r>
-        <w:rPr>
-          <w:sz w:val="28"/>
-          <w:szCs w:val="28"/>
-        </w:rPr>
-        <w:t>Example</w:t>
-      </w:r>
-    </w:p>
-    <w:p>
-      <w:pPr>
-        <w:numPr>
-          <w:ilvl w:val="0"/>
-          <w:numId w:val="28"/>
-        </w:numPr>
-        <w:spacing w:before="100" w:beforeAutospacing="1" w:after="100" w:afterAutospacing="1" w:line="240" w:lineRule="auto"/>
-        <w:rPr>
-          <w:sz w:val="28"/>
-          <w:szCs w:val="28"/>
-        </w:rPr>
-      </w:pPr>
-      <w:r>
-        <w:rPr>
-          <w:sz w:val="28"/>
-          <w:szCs w:val="28"/>
-        </w:rPr>
-        <w:t xml:space="preserve">Finding a specific record </w:t>
-      </w:r>
-    </w:p>
-    <w:p>
-      <w:pPr>
-        <w:numPr>
-          <w:ilvl w:val="0"/>
-          <w:numId w:val="28"/>
-        </w:numPr>
-        <w:spacing w:before="100" w:beforeAutospacing="1" w:after="100" w:afterAutospacing="1" w:line="240" w:lineRule="auto"/>
-        <w:rPr>
-          <w:sz w:val="28"/>
-          <w:szCs w:val="28"/>
-        </w:rPr>
-      </w:pPr>
-      <w:r>
-        <w:rPr>
-          <w:sz w:val="28"/>
-          <w:szCs w:val="28"/>
-        </w:rPr>
-        <w:t xml:space="preserve">Finding records within a range </w:t>
-      </w:r>
-    </w:p>
-    <w:p>
-      <w:pPr>
-        <w:pStyle w:val="Heading3"/>
-        <w:rPr>
-          <w:sz w:val="28"/>
-          <w:szCs w:val="28"/>
-        </w:rPr>
-      </w:pPr>
-      <w:r>
-        <w:rPr>
-          <w:sz w:val="28"/>
-          <w:szCs w:val="28"/>
-        </w:rPr>
-        <w:t>Easy Bangla</w:t>
-      </w:r>
-    </w:p>
-    <w:p>
-      <w:pPr>
-        <w:pStyle w:val="NormalWeb"/>
-        <w:rPr>
-          <w:sz w:val="28"/>
-          <w:szCs w:val="28"/>
-        </w:rPr>
-      </w:pPr>
-      <w:r>
-        <w:rPr>
-          <w:sz w:val="28"/>
-          <w:szCs w:val="28"/>
-        </w:rPr>
-        <w:t xml:space="preserve">Index </w:t>
-      </w:r>
-      <w:proofErr w:type="spellStart"/>
-      <w:r>
-        <w:rPr>
-          <w:rFonts w:ascii="Nirmala UI" w:hAnsi="Nirmala UI" w:cs="Nirmala UI"/>
-          <w:sz w:val="28"/>
-          <w:szCs w:val="28"/>
-        </w:rPr>
-        <w:t>কোন</w:t>
-      </w:r>
-      <w:proofErr w:type="spellEnd"/>
-      <w:r>
-        <w:rPr>
+        <w:t xml:space="preserve"> Access Types:</w:t>
+      </w:r>
+      <w:r>
+        <w:rPr>
+          <w:color w:val="FF0000"/>
           <w:sz w:val="28"/>
           <w:szCs w:val="28"/>
         </w:rPr>
         <w:t xml:space="preserve"> </w:t>
       </w:r>
-      <w:proofErr w:type="spellStart"/>
-      <w:r>
-        <w:rPr>
-          <w:rFonts w:ascii="Nirmala UI" w:hAnsi="Nirmala UI" w:cs="Nirmala UI"/>
-          <w:sz w:val="28"/>
-          <w:szCs w:val="28"/>
-        </w:rPr>
-        <w:t>ধরনের</w:t>
-      </w:r>
-      <w:proofErr w:type="spellEnd"/>
-      <w:r>
-        <w:rPr>
-          <w:sz w:val="28"/>
-          <w:szCs w:val="28"/>
-        </w:rPr>
-        <w:t xml:space="preserve"> Search Support </w:t>
-      </w:r>
-      <w:proofErr w:type="spellStart"/>
-      <w:r>
-        <w:rPr>
-          <w:rFonts w:ascii="Nirmala UI" w:hAnsi="Nirmala UI" w:cs="Nirmala UI"/>
-          <w:sz w:val="28"/>
-          <w:szCs w:val="28"/>
-        </w:rPr>
-        <w:t>করে</w:t>
-      </w:r>
-      <w:proofErr w:type="spellEnd"/>
-      <w:r>
-        <w:rPr>
-          <w:sz w:val="28"/>
-          <w:szCs w:val="28"/>
-        </w:rPr>
-        <w:t xml:space="preserve"> </w:t>
-      </w:r>
-      <w:proofErr w:type="spellStart"/>
-      <w:r>
-        <w:rPr>
-          <w:rFonts w:ascii="Nirmala UI" w:hAnsi="Nirmala UI" w:cs="Nirmala UI"/>
-          <w:sz w:val="28"/>
-          <w:szCs w:val="28"/>
-        </w:rPr>
-        <w:t>তা</w:t>
-      </w:r>
-      <w:proofErr w:type="spellEnd"/>
-      <w:r>
-        <w:rPr>
-          <w:sz w:val="28"/>
-          <w:szCs w:val="28"/>
-        </w:rPr>
-        <w:t xml:space="preserve"> </w:t>
-      </w:r>
-      <w:proofErr w:type="spellStart"/>
-      <w:r>
-        <w:rPr>
-          <w:rFonts w:ascii="Nirmala UI" w:hAnsi="Nirmala UI" w:cs="Nirmala UI"/>
-          <w:sz w:val="28"/>
-          <w:szCs w:val="28"/>
-        </w:rPr>
-        <w:t>বোঝায়</w:t>
-      </w:r>
-      <w:proofErr w:type="spellEnd"/>
-      <w:r>
-        <w:rPr>
-          <w:rFonts w:ascii="Nirmala UI" w:hAnsi="Nirmala UI" w:cs="Nirmala UI"/>
-          <w:sz w:val="28"/>
-          <w:szCs w:val="28"/>
-        </w:rPr>
-        <w:t>।</w:t>
-      </w:r>
-    </w:p>
-    <w:p>
-      <w:pPr>
-        <w:pStyle w:val="Heading2"/>
+      <w:r>
+        <w:rPr>
+          <w:sz w:val="28"/>
+          <w:szCs w:val="28"/>
+        </w:rPr>
+        <w:t>Access types can include finding records with a specified attribute value and finding records whose attribute values fall in a specified range.</w:t>
+      </w:r>
+    </w:p>
+    <w:p>
+      <w:pPr>
+        <w:rPr>
+          <w:sz w:val="28"/>
+          <w:szCs w:val="28"/>
+        </w:rPr>
+      </w:pPr>
+      <w:r>
         <w:rPr>
           <w:b/>
           <w:color w:val="FF0000"/>
           <w:sz w:val="28"/>
           <w:szCs w:val="28"/>
         </w:rPr>
-      </w:pPr>
+        <w:sym w:font="Symbol" w:char="F0D8"/>
+      </w:r>
       <w:r>
         <w:rPr>
           <w:b/>
@@ -5536,255 +4591,40 @@
           <w:sz w:val="28"/>
           <w:szCs w:val="28"/>
         </w:rPr>
-        <w:t>2. Access Time</w:t>
-      </w:r>
-    </w:p>
-    <w:p>
-      <w:pPr>
-        <w:pStyle w:val="Heading3"/>
-        <w:rPr>
-          <w:sz w:val="28"/>
-          <w:szCs w:val="28"/>
-        </w:rPr>
-      </w:pPr>
-      <w:r>
-        <w:rPr>
-          <w:sz w:val="28"/>
-          <w:szCs w:val="28"/>
-        </w:rPr>
-        <w:t>Definition</w:t>
-      </w:r>
-    </w:p>
-    <w:p>
-      <w:pPr>
-        <w:pStyle w:val="NormalWeb"/>
-        <w:rPr>
-          <w:sz w:val="28"/>
-          <w:szCs w:val="28"/>
-        </w:rPr>
-      </w:pPr>
-      <w:r>
-        <w:rPr>
-          <w:sz w:val="28"/>
-          <w:szCs w:val="28"/>
-        </w:rPr>
-        <w:t>The time required to find a particular record.</w:t>
-      </w:r>
-    </w:p>
-    <w:p>
-      <w:pPr>
-        <w:pStyle w:val="Heading3"/>
-        <w:rPr>
-          <w:sz w:val="28"/>
-          <w:szCs w:val="28"/>
-        </w:rPr>
-      </w:pPr>
-      <w:r>
-        <w:rPr>
-          <w:sz w:val="28"/>
-          <w:szCs w:val="28"/>
-        </w:rPr>
-        <w:lastRenderedPageBreak/>
-        <w:t>Easy Bangla</w:t>
-      </w:r>
-    </w:p>
-    <w:p>
-      <w:pPr>
-        <w:pStyle w:val="NormalWeb"/>
-        <w:rPr>
-          <w:sz w:val="28"/>
-          <w:szCs w:val="28"/>
-        </w:rPr>
-      </w:pPr>
-      <w:proofErr w:type="spellStart"/>
-      <w:r>
-        <w:rPr>
-          <w:rFonts w:ascii="Nirmala UI" w:hAnsi="Nirmala UI" w:cs="Nirmala UI"/>
-          <w:sz w:val="28"/>
-          <w:szCs w:val="28"/>
-        </w:rPr>
-        <w:t>ডেটা</w:t>
-      </w:r>
-      <w:proofErr w:type="spellEnd"/>
-      <w:r>
-        <w:rPr>
+        <w:t xml:space="preserve"> Access Time:</w:t>
+      </w:r>
+      <w:r>
+        <w:rPr>
+          <w:color w:val="FF0000"/>
           <w:sz w:val="28"/>
           <w:szCs w:val="28"/>
         </w:rPr>
         <w:t xml:space="preserve"> </w:t>
       </w:r>
-      <w:proofErr w:type="spellStart"/>
-      <w:r>
-        <w:rPr>
-          <w:rFonts w:ascii="Nirmala UI" w:hAnsi="Nirmala UI" w:cs="Nirmala UI"/>
-          <w:sz w:val="28"/>
-          <w:szCs w:val="28"/>
-        </w:rPr>
-        <w:t>খুঁজে</w:t>
-      </w:r>
-      <w:proofErr w:type="spellEnd"/>
-      <w:r>
-        <w:rPr>
-          <w:sz w:val="28"/>
-          <w:szCs w:val="28"/>
-        </w:rPr>
-        <w:t xml:space="preserve"> </w:t>
-      </w:r>
-      <w:proofErr w:type="spellStart"/>
-      <w:r>
-        <w:rPr>
-          <w:rFonts w:ascii="Nirmala UI" w:hAnsi="Nirmala UI" w:cs="Nirmala UI"/>
-          <w:sz w:val="28"/>
-          <w:szCs w:val="28"/>
-        </w:rPr>
-        <w:t>পেতে</w:t>
-      </w:r>
-      <w:proofErr w:type="spellEnd"/>
-      <w:r>
-        <w:rPr>
-          <w:sz w:val="28"/>
-          <w:szCs w:val="28"/>
-        </w:rPr>
-        <w:t xml:space="preserve"> </w:t>
-      </w:r>
-      <w:proofErr w:type="spellStart"/>
-      <w:r>
-        <w:rPr>
-          <w:rFonts w:ascii="Nirmala UI" w:hAnsi="Nirmala UI" w:cs="Nirmala UI"/>
-          <w:sz w:val="28"/>
-          <w:szCs w:val="28"/>
-        </w:rPr>
-        <w:t>কত</w:t>
-      </w:r>
-      <w:proofErr w:type="spellEnd"/>
-      <w:r>
-        <w:rPr>
-          <w:sz w:val="28"/>
-          <w:szCs w:val="28"/>
-        </w:rPr>
-        <w:t xml:space="preserve"> </w:t>
-      </w:r>
-      <w:proofErr w:type="spellStart"/>
-      <w:r>
-        <w:rPr>
-          <w:rFonts w:ascii="Nirmala UI" w:hAnsi="Nirmala UI" w:cs="Nirmala UI"/>
-          <w:sz w:val="28"/>
-          <w:szCs w:val="28"/>
-        </w:rPr>
-        <w:t>সময়</w:t>
-      </w:r>
-      <w:proofErr w:type="spellEnd"/>
-      <w:r>
-        <w:rPr>
-          <w:sz w:val="28"/>
-          <w:szCs w:val="28"/>
-        </w:rPr>
-        <w:t xml:space="preserve"> </w:t>
-      </w:r>
-      <w:proofErr w:type="spellStart"/>
-      <w:r>
-        <w:rPr>
-          <w:rFonts w:ascii="Nirmala UI" w:hAnsi="Nirmala UI" w:cs="Nirmala UI"/>
-          <w:sz w:val="28"/>
-          <w:szCs w:val="28"/>
-        </w:rPr>
-        <w:t>লাগে</w:t>
-      </w:r>
-      <w:proofErr w:type="spellEnd"/>
-      <w:r>
-        <w:rPr>
-          <w:rFonts w:ascii="Nirmala UI" w:hAnsi="Nirmala UI" w:cs="Nirmala UI"/>
-          <w:sz w:val="28"/>
-          <w:szCs w:val="28"/>
-        </w:rPr>
-        <w:t>।</w:t>
-      </w:r>
-    </w:p>
-    <w:p>
-      <w:pPr>
-        <w:pStyle w:val="NormalWeb"/>
-        <w:rPr>
-          <w:sz w:val="28"/>
-          <w:szCs w:val="28"/>
-        </w:rPr>
-      </w:pPr>
-      <w:r>
-        <w:rPr>
-          <w:rFonts w:ascii="Segoe UI Symbol" w:hAnsi="Segoe UI Symbol" w:cs="Segoe UI Symbol"/>
-          <w:sz w:val="28"/>
-          <w:szCs w:val="28"/>
-        </w:rPr>
-        <w:t>👉</w:t>
-      </w:r>
-      <w:r>
-        <w:rPr>
-          <w:sz w:val="28"/>
-          <w:szCs w:val="28"/>
-        </w:rPr>
-        <w:t xml:space="preserve"> </w:t>
-      </w:r>
-      <w:proofErr w:type="spellStart"/>
-      <w:r>
-        <w:rPr>
-          <w:rFonts w:ascii="Nirmala UI" w:hAnsi="Nirmala UI" w:cs="Nirmala UI"/>
-          <w:sz w:val="28"/>
-          <w:szCs w:val="28"/>
-        </w:rPr>
-        <w:t>কম</w:t>
-      </w:r>
-      <w:proofErr w:type="spellEnd"/>
-      <w:r>
-        <w:rPr>
-          <w:sz w:val="28"/>
-          <w:szCs w:val="28"/>
-        </w:rPr>
-        <w:t xml:space="preserve"> </w:t>
-      </w:r>
-      <w:proofErr w:type="spellStart"/>
-      <w:r>
-        <w:rPr>
-          <w:rFonts w:ascii="Nirmala UI" w:hAnsi="Nirmala UI" w:cs="Nirmala UI"/>
-          <w:sz w:val="28"/>
-          <w:szCs w:val="28"/>
-        </w:rPr>
-        <w:t>সময়</w:t>
-      </w:r>
-      <w:proofErr w:type="spellEnd"/>
-      <w:r>
-        <w:rPr>
-          <w:sz w:val="28"/>
-          <w:szCs w:val="28"/>
-        </w:rPr>
-        <w:t xml:space="preserve"> = </w:t>
-      </w:r>
-      <w:proofErr w:type="spellStart"/>
-      <w:r>
-        <w:rPr>
-          <w:rFonts w:ascii="Nirmala UI" w:hAnsi="Nirmala UI" w:cs="Nirmala UI"/>
-          <w:sz w:val="28"/>
-          <w:szCs w:val="28"/>
-        </w:rPr>
-        <w:t>ভালো</w:t>
-      </w:r>
-      <w:proofErr w:type="spellEnd"/>
-      <w:r>
-        <w:rPr>
-          <w:sz w:val="28"/>
-          <w:szCs w:val="28"/>
-        </w:rPr>
-        <w:t xml:space="preserve"> Performance</w:t>
-      </w:r>
-    </w:p>
-    <w:p>
-      <w:pPr>
-        <w:pStyle w:val="Heading2"/>
+      <w:r>
+        <w:rPr>
+          <w:sz w:val="28"/>
+          <w:szCs w:val="28"/>
+        </w:rPr>
+        <w:t xml:space="preserve">The time it takes to find a particular data item, or set of items, using the technique in question. </w:t>
+      </w:r>
+    </w:p>
+    <w:p>
+      <w:pPr>
+        <w:rPr>
+          <w:sz w:val="28"/>
+          <w:szCs w:val="28"/>
+        </w:rPr>
+      </w:pPr>
+      <w:r>
         <w:rPr>
           <w:b/>
           <w:color w:val="FF0000"/>
           <w:sz w:val="28"/>
           <w:szCs w:val="28"/>
         </w:rPr>
-      </w:pPr>
+        <w:sym w:font="Symbol" w:char="F0D8"/>
+      </w:r>
       <w:r>
         <w:rPr>
           <w:b/>
@@ -5792,179 +4632,40 @@
           <w:sz w:val="28"/>
           <w:szCs w:val="28"/>
         </w:rPr>
-        <w:t>3. Insertion Time</w:t>
-      </w:r>
-    </w:p>
-    <w:p>
-      <w:pPr>
-        <w:pStyle w:val="Heading3"/>
-        <w:rPr>
-          <w:sz w:val="28"/>
-          <w:szCs w:val="28"/>
-        </w:rPr>
-      </w:pPr>
-      <w:r>
-        <w:rPr>
-          <w:sz w:val="28"/>
-          <w:szCs w:val="28"/>
-        </w:rPr>
-        <w:t>Definition</w:t>
-      </w:r>
-    </w:p>
-    <w:p>
-      <w:pPr>
-        <w:pStyle w:val="NormalWeb"/>
-        <w:rPr>
-          <w:sz w:val="28"/>
-          <w:szCs w:val="28"/>
-        </w:rPr>
-      </w:pPr>
-      <w:r>
-        <w:rPr>
-          <w:sz w:val="28"/>
-          <w:szCs w:val="28"/>
-        </w:rPr>
-        <w:t>The time required to insert a new record and update the index.</w:t>
-      </w:r>
-    </w:p>
-    <w:p>
-      <w:pPr>
-        <w:pStyle w:val="Heading3"/>
-        <w:rPr>
-          <w:sz w:val="28"/>
-          <w:szCs w:val="28"/>
-        </w:rPr>
-      </w:pPr>
-      <w:r>
-        <w:rPr>
-          <w:sz w:val="28"/>
-          <w:szCs w:val="28"/>
-        </w:rPr>
-        <w:t>Easy Bangla</w:t>
-      </w:r>
-    </w:p>
-    <w:p>
-      <w:pPr>
-        <w:pStyle w:val="NormalWeb"/>
-        <w:rPr>
-          <w:sz w:val="28"/>
-          <w:szCs w:val="28"/>
-        </w:rPr>
-      </w:pPr>
-      <w:proofErr w:type="spellStart"/>
-      <w:r>
-        <w:rPr>
-          <w:rFonts w:ascii="Nirmala UI" w:hAnsi="Nirmala UI" w:cs="Nirmala UI"/>
-          <w:sz w:val="28"/>
-          <w:szCs w:val="28"/>
-        </w:rPr>
-        <w:t>নতুন</w:t>
-      </w:r>
-      <w:proofErr w:type="spellEnd"/>
-      <w:r>
-        <w:rPr>
-          <w:sz w:val="28"/>
-          <w:szCs w:val="28"/>
-        </w:rPr>
-        <w:t xml:space="preserve"> Record Insert </w:t>
-      </w:r>
-      <w:proofErr w:type="spellStart"/>
-      <w:r>
-        <w:rPr>
-          <w:rFonts w:ascii="Nirmala UI" w:hAnsi="Nirmala UI" w:cs="Nirmala UI"/>
-          <w:sz w:val="28"/>
-          <w:szCs w:val="28"/>
-        </w:rPr>
-        <w:t>এবং</w:t>
-      </w:r>
-      <w:proofErr w:type="spellEnd"/>
-      <w:r>
-        <w:rPr>
-          <w:sz w:val="28"/>
-          <w:szCs w:val="28"/>
-        </w:rPr>
-        <w:t xml:space="preserve"> Index Update </w:t>
-      </w:r>
-      <w:proofErr w:type="spellStart"/>
-      <w:r>
-        <w:rPr>
-          <w:rFonts w:ascii="Nirmala UI" w:hAnsi="Nirmala UI" w:cs="Nirmala UI"/>
-          <w:sz w:val="28"/>
-          <w:szCs w:val="28"/>
-        </w:rPr>
-        <w:t>করতে</w:t>
-      </w:r>
-      <w:proofErr w:type="spellEnd"/>
-      <w:r>
-        <w:rPr>
+        <w:t xml:space="preserve"> Insertion Time:</w:t>
+      </w:r>
+      <w:r>
+        <w:rPr>
+          <w:color w:val="FF0000"/>
           <w:sz w:val="28"/>
           <w:szCs w:val="28"/>
         </w:rPr>
         <w:t xml:space="preserve"> </w:t>
       </w:r>
-      <w:proofErr w:type="spellStart"/>
-      <w:r>
-        <w:rPr>
-          <w:rFonts w:ascii="Nirmala UI" w:hAnsi="Nirmala UI" w:cs="Nirmala UI"/>
-          <w:sz w:val="28"/>
-          <w:szCs w:val="28"/>
-        </w:rPr>
-        <w:t>যত</w:t>
-      </w:r>
-      <w:proofErr w:type="spellEnd"/>
-      <w:r>
-        <w:rPr>
-          <w:sz w:val="28"/>
-          <w:szCs w:val="28"/>
-        </w:rPr>
-        <w:t xml:space="preserve"> </w:t>
-      </w:r>
-      <w:proofErr w:type="spellStart"/>
-      <w:r>
-        <w:rPr>
-          <w:rFonts w:ascii="Nirmala UI" w:hAnsi="Nirmala UI" w:cs="Nirmala UI"/>
-          <w:sz w:val="28"/>
-          <w:szCs w:val="28"/>
-        </w:rPr>
-        <w:t>সময়</w:t>
-      </w:r>
-      <w:proofErr w:type="spellEnd"/>
-      <w:r>
-        <w:rPr>
-          <w:sz w:val="28"/>
-          <w:szCs w:val="28"/>
-        </w:rPr>
-        <w:t xml:space="preserve"> </w:t>
-      </w:r>
-      <w:proofErr w:type="spellStart"/>
-      <w:r>
-        <w:rPr>
-          <w:rFonts w:ascii="Nirmala UI" w:hAnsi="Nirmala UI" w:cs="Nirmala UI"/>
-          <w:sz w:val="28"/>
-          <w:szCs w:val="28"/>
-        </w:rPr>
-        <w:t>লাগে</w:t>
-      </w:r>
-      <w:proofErr w:type="spellEnd"/>
-      <w:r>
-        <w:rPr>
-          <w:rFonts w:ascii="Nirmala UI" w:hAnsi="Nirmala UI" w:cs="Nirmala UI"/>
-          <w:sz w:val="28"/>
-          <w:szCs w:val="28"/>
-        </w:rPr>
-        <w:t>।</w:t>
-      </w:r>
-    </w:p>
-    <w:p>
-      <w:pPr>
-        <w:pStyle w:val="Heading2"/>
+      <w:r>
+        <w:rPr>
+          <w:sz w:val="28"/>
+          <w:szCs w:val="28"/>
+        </w:rPr>
+        <w:t>The time it takes to insert a new data item. This value includes the time it takes to find the correct place to insert the new data item, as well as the time it takes to update the index structure.</w:t>
+      </w:r>
+    </w:p>
+    <w:p>
+      <w:pPr>
+        <w:rPr>
+          <w:sz w:val="28"/>
+          <w:szCs w:val="28"/>
+        </w:rPr>
+      </w:pPr>
+      <w:r>
         <w:rPr>
           <w:b/>
           <w:color w:val="FF0000"/>
           <w:sz w:val="28"/>
           <w:szCs w:val="28"/>
         </w:rPr>
-      </w:pPr>
+        <w:sym w:font="Symbol" w:char="F0D8"/>
+      </w:r>
       <w:r>
         <w:rPr>
           <w:b/>
@@ -5972,169 +4673,40 @@
           <w:sz w:val="28"/>
           <w:szCs w:val="28"/>
         </w:rPr>
-        <w:t>4. Deletion Time</w:t>
-      </w:r>
-    </w:p>
-    <w:p>
-      <w:pPr>
-        <w:pStyle w:val="Heading3"/>
-        <w:rPr>
-          <w:sz w:val="28"/>
-          <w:szCs w:val="28"/>
-        </w:rPr>
-      </w:pPr>
-      <w:r>
-        <w:rPr>
-          <w:sz w:val="28"/>
-          <w:szCs w:val="28"/>
-        </w:rPr>
-        <w:t>Definition</w:t>
-      </w:r>
-    </w:p>
-    <w:p>
-      <w:pPr>
-        <w:pStyle w:val="NormalWeb"/>
-        <w:rPr>
-          <w:sz w:val="28"/>
-          <w:szCs w:val="28"/>
-        </w:rPr>
-      </w:pPr>
-      <w:r>
-        <w:rPr>
-          <w:sz w:val="28"/>
-          <w:szCs w:val="28"/>
-        </w:rPr>
-        <w:t>The time required to delete a record and update the index.</w:t>
-      </w:r>
-    </w:p>
-    <w:p>
-      <w:pPr>
-        <w:pStyle w:val="Heading3"/>
-        <w:rPr>
-          <w:sz w:val="28"/>
-          <w:szCs w:val="28"/>
-        </w:rPr>
-      </w:pPr>
-      <w:r>
-        <w:rPr>
-          <w:sz w:val="28"/>
-          <w:szCs w:val="28"/>
-        </w:rPr>
-        <w:t>Easy Bangla</w:t>
-      </w:r>
-    </w:p>
-    <w:p>
-      <w:pPr>
-        <w:pStyle w:val="NormalWeb"/>
-        <w:rPr>
-          <w:sz w:val="28"/>
-          <w:szCs w:val="28"/>
-        </w:rPr>
-      </w:pPr>
-      <w:r>
-        <w:rPr>
-          <w:sz w:val="28"/>
-          <w:szCs w:val="28"/>
-        </w:rPr>
-        <w:t xml:space="preserve">Record Delete </w:t>
-      </w:r>
-      <w:proofErr w:type="spellStart"/>
-      <w:r>
-        <w:rPr>
-          <w:rFonts w:ascii="Nirmala UI" w:hAnsi="Nirmala UI" w:cs="Nirmala UI"/>
-          <w:sz w:val="28"/>
-          <w:szCs w:val="28"/>
-        </w:rPr>
-        <w:t>এবং</w:t>
-      </w:r>
-      <w:proofErr w:type="spellEnd"/>
-      <w:r>
-        <w:rPr>
-          <w:sz w:val="28"/>
-          <w:szCs w:val="28"/>
-        </w:rPr>
-        <w:t xml:space="preserve"> Index Update </w:t>
-      </w:r>
-      <w:proofErr w:type="spellStart"/>
-      <w:r>
-        <w:rPr>
-          <w:rFonts w:ascii="Nirmala UI" w:hAnsi="Nirmala UI" w:cs="Nirmala UI"/>
-          <w:sz w:val="28"/>
-          <w:szCs w:val="28"/>
-        </w:rPr>
-        <w:t>করতে</w:t>
-      </w:r>
-      <w:proofErr w:type="spellEnd"/>
-      <w:r>
-        <w:rPr>
+        <w:t xml:space="preserve"> Deletion time:</w:t>
+      </w:r>
+      <w:r>
+        <w:rPr>
+          <w:color w:val="FF0000"/>
           <w:sz w:val="28"/>
           <w:szCs w:val="28"/>
         </w:rPr>
         <w:t xml:space="preserve"> </w:t>
       </w:r>
-      <w:proofErr w:type="spellStart"/>
-      <w:r>
-        <w:rPr>
-          <w:rFonts w:ascii="Nirmala UI" w:hAnsi="Nirmala UI" w:cs="Nirmala UI"/>
-          <w:sz w:val="28"/>
-          <w:szCs w:val="28"/>
-        </w:rPr>
-        <w:t>যত</w:t>
-      </w:r>
-      <w:proofErr w:type="spellEnd"/>
-      <w:r>
-        <w:rPr>
-          <w:sz w:val="28"/>
-          <w:szCs w:val="28"/>
-        </w:rPr>
-        <w:t xml:space="preserve"> </w:t>
-      </w:r>
-      <w:proofErr w:type="spellStart"/>
-      <w:r>
-        <w:rPr>
-          <w:rFonts w:ascii="Nirmala UI" w:hAnsi="Nirmala UI" w:cs="Nirmala UI"/>
-          <w:sz w:val="28"/>
-          <w:szCs w:val="28"/>
-        </w:rPr>
-        <w:t>সময়</w:t>
-      </w:r>
-      <w:proofErr w:type="spellEnd"/>
-      <w:r>
-        <w:rPr>
-          <w:sz w:val="28"/>
-          <w:szCs w:val="28"/>
-        </w:rPr>
-        <w:t xml:space="preserve"> </w:t>
-      </w:r>
-      <w:proofErr w:type="spellStart"/>
-      <w:r>
-        <w:rPr>
-          <w:rFonts w:ascii="Nirmala UI" w:hAnsi="Nirmala UI" w:cs="Nirmala UI"/>
-          <w:sz w:val="28"/>
-          <w:szCs w:val="28"/>
-        </w:rPr>
-        <w:t>লাগে</w:t>
-      </w:r>
-      <w:proofErr w:type="spellEnd"/>
-      <w:r>
-        <w:rPr>
-          <w:rFonts w:ascii="Nirmala UI" w:hAnsi="Nirmala UI" w:cs="Nirmala UI"/>
-          <w:sz w:val="28"/>
-          <w:szCs w:val="28"/>
-        </w:rPr>
-        <w:t>।</w:t>
-      </w:r>
-    </w:p>
-    <w:p>
-      <w:pPr>
-        <w:pStyle w:val="Heading2"/>
+      <w:r>
+        <w:rPr>
+          <w:sz w:val="28"/>
+          <w:szCs w:val="28"/>
+        </w:rPr>
+        <w:t xml:space="preserve">The time it takes to delete a data item. This value includes the time it takes to find the item to be deleted, as well as the time it takes to update the index structure. </w:t>
+      </w:r>
+    </w:p>
+    <w:p>
+      <w:pPr>
+        <w:rPr>
+          <w:sz w:val="28"/>
+          <w:szCs w:val="28"/>
+        </w:rPr>
+      </w:pPr>
+      <w:r>
         <w:rPr>
           <w:b/>
           <w:color w:val="FF0000"/>
           <w:sz w:val="28"/>
           <w:szCs w:val="28"/>
         </w:rPr>
-      </w:pPr>
+        <w:sym w:font="Symbol" w:char="F0D8"/>
+      </w:r>
       <w:r>
         <w:rPr>
           <w:b/>
@@ -6142,327 +4714,25 @@
           <w:sz w:val="28"/>
           <w:szCs w:val="28"/>
         </w:rPr>
-        <w:t>5. Space Overhead</w:t>
-      </w:r>
-    </w:p>
-    <w:p>
-      <w:pPr>
-        <w:pStyle w:val="Heading3"/>
-        <w:rPr>
-          <w:sz w:val="28"/>
-          <w:szCs w:val="28"/>
-        </w:rPr>
-      </w:pPr>
-      <w:r>
-        <w:rPr>
-          <w:sz w:val="28"/>
-          <w:szCs w:val="28"/>
-        </w:rPr>
-        <w:t>Definition</w:t>
-      </w:r>
-      <w:r>
-        <w:rPr>
+        <w:t xml:space="preserve"> Space overhead:</w:t>
+      </w:r>
+      <w:r>
+        <w:rPr>
+          <w:color w:val="FF0000"/>
           <w:sz w:val="28"/>
           <w:szCs w:val="28"/>
         </w:rPr>
         <w:t xml:space="preserve"> </w:t>
       </w:r>
-    </w:p>
-    <w:p>
-      <w:pPr>
-        <w:pStyle w:val="NormalWeb"/>
-        <w:rPr>
-          <w:sz w:val="28"/>
-          <w:szCs w:val="28"/>
-        </w:rPr>
-      </w:pPr>
-      <w:r>
-        <w:rPr>
-          <w:sz w:val="28"/>
-          <w:szCs w:val="28"/>
-        </w:rPr>
-        <w:t>The extra storage space required by the index structure.</w:t>
-      </w:r>
-    </w:p>
-    <w:p>
-      <w:pPr>
-        <w:pStyle w:val="Heading3"/>
-        <w:rPr>
-          <w:sz w:val="28"/>
-          <w:szCs w:val="28"/>
-        </w:rPr>
-      </w:pPr>
-      <w:r>
-        <w:rPr>
-          <w:sz w:val="28"/>
-          <w:szCs w:val="28"/>
-        </w:rPr>
-        <w:t>Easy Bangla</w:t>
-      </w:r>
-    </w:p>
-    <w:p>
-      <w:pPr>
-        <w:pStyle w:val="NormalWeb"/>
-        <w:rPr>
-          <w:sz w:val="28"/>
-          <w:szCs w:val="28"/>
-        </w:rPr>
-      </w:pPr>
-      <w:r>
-        <w:rPr>
-          <w:sz w:val="28"/>
-          <w:szCs w:val="28"/>
-        </w:rPr>
-        <w:t xml:space="preserve">Index </w:t>
-      </w:r>
-      <w:proofErr w:type="spellStart"/>
-      <w:r>
-        <w:rPr>
-          <w:rFonts w:ascii="Nirmala UI" w:hAnsi="Nirmala UI" w:cs="Nirmala UI"/>
-          <w:sz w:val="28"/>
-          <w:szCs w:val="28"/>
-        </w:rPr>
-        <w:t>সংরক্ষণের</w:t>
-      </w:r>
-      <w:proofErr w:type="spellEnd"/>
-      <w:r>
-        <w:rPr>
-          <w:sz w:val="28"/>
-          <w:szCs w:val="28"/>
-        </w:rPr>
-        <w:t xml:space="preserve"> </w:t>
-      </w:r>
-      <w:proofErr w:type="spellStart"/>
-      <w:r>
-        <w:rPr>
-          <w:rFonts w:ascii="Nirmala UI" w:hAnsi="Nirmala UI" w:cs="Nirmala UI"/>
-          <w:sz w:val="28"/>
-          <w:szCs w:val="28"/>
-        </w:rPr>
-        <w:t>জন্য</w:t>
-      </w:r>
-      <w:proofErr w:type="spellEnd"/>
-      <w:r>
-        <w:rPr>
-          <w:sz w:val="28"/>
-          <w:szCs w:val="28"/>
-        </w:rPr>
-        <w:t xml:space="preserve"> </w:t>
-      </w:r>
-      <w:proofErr w:type="spellStart"/>
-      <w:r>
-        <w:rPr>
-          <w:rFonts w:ascii="Nirmala UI" w:hAnsi="Nirmala UI" w:cs="Nirmala UI"/>
-          <w:sz w:val="28"/>
-          <w:szCs w:val="28"/>
-        </w:rPr>
-        <w:t>অতিরিক্ত</w:t>
-      </w:r>
-      <w:proofErr w:type="spellEnd"/>
-      <w:r>
-        <w:rPr>
-          <w:sz w:val="28"/>
-          <w:szCs w:val="28"/>
-        </w:rPr>
-        <w:t xml:space="preserve"> </w:t>
-      </w:r>
-      <w:proofErr w:type="spellStart"/>
-      <w:r>
-        <w:rPr>
-          <w:rFonts w:ascii="Nirmala UI" w:hAnsi="Nirmala UI" w:cs="Nirmala UI"/>
-          <w:sz w:val="28"/>
-          <w:szCs w:val="28"/>
-        </w:rPr>
-        <w:t>কত</w:t>
-      </w:r>
-      <w:proofErr w:type="spellEnd"/>
-      <w:r>
-        <w:rPr>
-          <w:sz w:val="28"/>
-          <w:szCs w:val="28"/>
-        </w:rPr>
-        <w:t xml:space="preserve"> Storage </w:t>
-      </w:r>
-      <w:proofErr w:type="spellStart"/>
-      <w:r>
-        <w:rPr>
-          <w:rFonts w:ascii="Nirmala UI" w:hAnsi="Nirmala UI" w:cs="Nirmala UI"/>
-          <w:sz w:val="28"/>
-          <w:szCs w:val="28"/>
-        </w:rPr>
-        <w:t>লাগে</w:t>
-      </w:r>
-      <w:proofErr w:type="spellEnd"/>
-      <w:r>
-        <w:rPr>
-          <w:rFonts w:ascii="Nirmala UI" w:hAnsi="Nirmala UI" w:cs="Nirmala UI"/>
-          <w:sz w:val="28"/>
-          <w:szCs w:val="28"/>
-        </w:rPr>
-        <w:t>।</w:t>
-      </w:r>
-    </w:p>
-    <w:p>
-      <w:pPr>
-        <w:pStyle w:val="NormalWeb"/>
-        <w:rPr>
-          <w:sz w:val="28"/>
-          <w:szCs w:val="28"/>
-        </w:rPr>
-      </w:pPr>
-      <w:r>
-        <w:rPr>
-          <w:rFonts w:ascii="Segoe UI Symbol" w:hAnsi="Segoe UI Symbol" w:cs="Segoe UI Symbol"/>
-          <w:sz w:val="28"/>
-          <w:szCs w:val="28"/>
-        </w:rPr>
-        <w:t>👉</w:t>
-      </w:r>
-      <w:r>
-        <w:rPr>
-          <w:sz w:val="28"/>
-          <w:szCs w:val="28"/>
-        </w:rPr>
-        <w:t xml:space="preserve"> </w:t>
-      </w:r>
-      <w:proofErr w:type="spellStart"/>
-      <w:r>
-        <w:rPr>
-          <w:rFonts w:ascii="Nirmala UI" w:hAnsi="Nirmala UI" w:cs="Nirmala UI"/>
-          <w:sz w:val="28"/>
-          <w:szCs w:val="28"/>
-        </w:rPr>
-        <w:t>বেশি</w:t>
-      </w:r>
-      <w:proofErr w:type="spellEnd"/>
-      <w:r>
-        <w:rPr>
-          <w:sz w:val="28"/>
-          <w:szCs w:val="28"/>
-        </w:rPr>
-        <w:t xml:space="preserve"> Space </w:t>
-      </w:r>
-      <w:proofErr w:type="spellStart"/>
-      <w:r>
-        <w:rPr>
-          <w:rFonts w:ascii="Nirmala UI" w:hAnsi="Nirmala UI" w:cs="Nirmala UI"/>
-          <w:sz w:val="28"/>
-          <w:szCs w:val="28"/>
-        </w:rPr>
-        <w:t>লাগলেও</w:t>
-      </w:r>
-      <w:proofErr w:type="spellEnd"/>
-      <w:r>
-        <w:rPr>
-          <w:sz w:val="28"/>
-          <w:szCs w:val="28"/>
-        </w:rPr>
-        <w:t xml:space="preserve"> </w:t>
-      </w:r>
-      <w:proofErr w:type="spellStart"/>
-      <w:r>
-        <w:rPr>
-          <w:rFonts w:ascii="Nirmala UI" w:hAnsi="Nirmala UI" w:cs="Nirmala UI"/>
-          <w:sz w:val="28"/>
-          <w:szCs w:val="28"/>
-        </w:rPr>
-        <w:t>যদি</w:t>
-      </w:r>
-      <w:proofErr w:type="spellEnd"/>
-      <w:r>
-        <w:rPr>
-          <w:sz w:val="28"/>
-          <w:szCs w:val="28"/>
-        </w:rPr>
-        <w:t xml:space="preserve"> Search </w:t>
-      </w:r>
-      <w:proofErr w:type="spellStart"/>
-      <w:r>
-        <w:rPr>
-          <w:rFonts w:ascii="Nirmala UI" w:hAnsi="Nirmala UI" w:cs="Nirmala UI"/>
-          <w:sz w:val="28"/>
-          <w:szCs w:val="28"/>
-        </w:rPr>
-        <w:t>দ্রুত</w:t>
-      </w:r>
-      <w:proofErr w:type="spellEnd"/>
-      <w:r>
-        <w:rPr>
-          <w:sz w:val="28"/>
-          <w:szCs w:val="28"/>
-        </w:rPr>
-        <w:t xml:space="preserve"> </w:t>
-      </w:r>
-      <w:proofErr w:type="spellStart"/>
-      <w:r>
-        <w:rPr>
-          <w:rFonts w:ascii="Nirmala UI" w:hAnsi="Nirmala UI" w:cs="Nirmala UI"/>
-          <w:sz w:val="28"/>
-          <w:szCs w:val="28"/>
-        </w:rPr>
-        <w:t>হয়</w:t>
-      </w:r>
-      <w:proofErr w:type="spellEnd"/>
-      <w:r>
-        <w:rPr>
-          <w:sz w:val="28"/>
-          <w:szCs w:val="28"/>
-        </w:rPr>
-        <w:t xml:space="preserve">, </w:t>
-      </w:r>
-      <w:proofErr w:type="spellStart"/>
-      <w:r>
-        <w:rPr>
-          <w:rFonts w:ascii="Nirmala UI" w:hAnsi="Nirmala UI" w:cs="Nirmala UI"/>
-          <w:sz w:val="28"/>
-          <w:szCs w:val="28"/>
-        </w:rPr>
-        <w:t>তাহলে</w:t>
-      </w:r>
-      <w:proofErr w:type="spellEnd"/>
-      <w:r>
-        <w:rPr>
-          <w:sz w:val="28"/>
-          <w:szCs w:val="28"/>
-        </w:rPr>
-        <w:t xml:space="preserve"> </w:t>
-      </w:r>
-      <w:proofErr w:type="spellStart"/>
-      <w:r>
-        <w:rPr>
-          <w:rFonts w:ascii="Nirmala UI" w:hAnsi="Nirmala UI" w:cs="Nirmala UI"/>
-          <w:sz w:val="28"/>
-          <w:szCs w:val="28"/>
-        </w:rPr>
-        <w:t>তা</w:t>
-      </w:r>
-      <w:proofErr w:type="spellEnd"/>
-      <w:r>
-        <w:rPr>
-          <w:sz w:val="28"/>
-          <w:szCs w:val="28"/>
-        </w:rPr>
-        <w:t xml:space="preserve"> </w:t>
-      </w:r>
-      <w:proofErr w:type="spellStart"/>
-      <w:r>
-        <w:rPr>
-          <w:rFonts w:ascii="Nirmala UI" w:hAnsi="Nirmala UI" w:cs="Nirmala UI"/>
-          <w:sz w:val="28"/>
-          <w:szCs w:val="28"/>
-        </w:rPr>
-        <w:t>গ্রহণযোগ্য</w:t>
-      </w:r>
-      <w:proofErr w:type="spellEnd"/>
-      <w:r>
-        <w:rPr>
-          <w:rFonts w:ascii="Nirmala UI" w:hAnsi="Nirmala UI" w:cs="Nirmala UI"/>
-          <w:sz w:val="28"/>
-          <w:szCs w:val="28"/>
-        </w:rPr>
-        <w:t>।</w:t>
-      </w:r>
-    </w:p>
+      <w:r>
+        <w:rPr>
+          <w:sz w:val="28"/>
+          <w:szCs w:val="28"/>
+        </w:rPr>
+        <w:t>The additional space occupied by an index structure. Provided that the amount of additional space is moderate, it is usually worthwhile to sacrifice the space to achieve improved performance.</w:t>
+      </w:r>
+    </w:p>
+    <w:p/>
     <w:p>
       <w:pPr>
         <w:pStyle w:val="Heading1"/>
@@ -6480,7 +4750,6 @@
           <w:sz w:val="28"/>
           <w:szCs w:val="28"/>
         </w:rPr>
-        <w:lastRenderedPageBreak/>
         <w:t>Difference Between Ordered Index and Hash Index</w:t>
       </w:r>
     </w:p>
@@ -6814,6 +5083,7 @@
           <w:sz w:val="28"/>
           <w:szCs w:val="28"/>
         </w:rPr>
+        <w:lastRenderedPageBreak/>
         <w:t>Index</w:t>
       </w:r>
     </w:p>
@@ -7457,7 +5727,6 @@
           <w:sz w:val="28"/>
           <w:szCs w:val="28"/>
         </w:rPr>
-        <w:lastRenderedPageBreak/>
         <w:t>Hashing</w:t>
       </w:r>
       <w:r>
@@ -8088,6 +6357,7 @@
                 <w:sz w:val="28"/>
                 <w:szCs w:val="28"/>
               </w:rPr>
+              <w:lastRenderedPageBreak/>
               <w:t>Slower than hashing for exact match</w:t>
             </w:r>
           </w:p>
@@ -8664,7 +6934,6 @@
           <w:sz w:val="28"/>
           <w:szCs w:val="28"/>
         </w:rPr>
-        <w:lastRenderedPageBreak/>
         <w:t xml:space="preserve">Balanced Tree </w:t>
       </w:r>
     </w:p>
@@ -9020,6 +7289,7 @@
           <w:sz w:val="28"/>
           <w:szCs w:val="28"/>
         </w:rPr>
+        <w:lastRenderedPageBreak/>
         <w:t xml:space="preserve">                 [1015 | 1025]</w:t>
       </w:r>
       <w:r>
@@ -9659,7 +7929,6 @@
           <w:sz w:val="28"/>
           <w:szCs w:val="28"/>
         </w:rPr>
-        <w:lastRenderedPageBreak/>
         <w:t>তাই</w:t>
       </w:r>
       <w:proofErr w:type="spellEnd"/>
@@ -10005,6 +8274,7 @@
           <w:sz w:val="28"/>
           <w:szCs w:val="28"/>
         </w:rPr>
+        <w:lastRenderedPageBreak/>
         <w:t>Explain node structure of B+ tree / B tree?</w:t>
       </w:r>
     </w:p>
@@ -10396,7 +8666,6 @@
           <w:sz w:val="28"/>
           <w:szCs w:val="28"/>
         </w:rPr>
-        <w:lastRenderedPageBreak/>
         <w:t>Root Node</w:t>
       </w:r>
     </w:p>
@@ -10419,6 +8688,13 @@
         </w:rPr>
         <w:t xml:space="preserve">If root is not leaf: </w:t>
       </w:r>
+      <w:r>
+        <w:rPr>
+          <w:sz w:val="28"/>
+          <w:szCs w:val="28"/>
+        </w:rPr>
+        <w:t xml:space="preserve">                 </w:t>
+      </w:r>
     </w:p>
     <w:p>
       <w:pPr>
@@ -10562,6 +8838,7 @@
           <w:sz w:val="28"/>
           <w:szCs w:val="28"/>
         </w:rPr>
+        <w:lastRenderedPageBreak/>
         <w:t>P1 K1 P2 K2 P3 K3 P4</w:t>
       </w:r>
     </w:p>
@@ -11058,7 +9335,6 @@
           <w:sz w:val="28"/>
           <w:szCs w:val="28"/>
         </w:rPr>
-        <w:lastRenderedPageBreak/>
         <w:t>Exam Answer (5 Marks)</w:t>
       </w:r>
     </w:p>
@@ -11220,6 +9496,7 @@
           <w:sz w:val="28"/>
           <w:szCs w:val="28"/>
         </w:rPr>
+        <w:lastRenderedPageBreak/>
         <w:t xml:space="preserve">Maximum children = 10 </w:t>
       </w:r>
     </w:p>
@@ -11494,7 +9771,6 @@
           <w:sz w:val="28"/>
           <w:szCs w:val="28"/>
         </w:rPr>
-        <w:lastRenderedPageBreak/>
         <w:t xml:space="preserve">Keys are less than or equal to 9 </w:t>
       </w:r>
       <w:r>
@@ -11536,1611 +9812,60 @@
         </w:rPr>
         <w:t>✔</w:t>
       </w:r>
+    </w:p>
+    <w:p>
+      <w:pPr>
+        <w:pStyle w:val="NormalWeb"/>
+        <w:rPr>
+          <w:sz w:val="28"/>
+          <w:szCs w:val="28"/>
+        </w:rPr>
+      </w:pPr>
+      <w:proofErr w:type="gramStart"/>
+      <w:r>
+        <w:rPr>
+          <w:sz w:val="28"/>
+          <w:szCs w:val="28"/>
+        </w:rPr>
+        <w:t>Therefore</w:t>
+      </w:r>
+      <w:proofErr w:type="gramEnd"/>
+      <w:r>
+        <w:rPr>
+          <w:sz w:val="28"/>
+          <w:szCs w:val="28"/>
+        </w:rPr>
+        <w:t xml:space="preserve"> it is a valid B+ Tree of order 10.</w:t>
+      </w:r>
+    </w:p>
+    <w:p>
+      <w:pPr>
+        <w:pStyle w:val="HTMLPreformatted"/>
+        <w:rPr>
+          <w:sz w:val="28"/>
+          <w:szCs w:val="28"/>
+        </w:rPr>
+      </w:pPr>
+    </w:p>
+    <w:p>
+      <w:pPr>
+        <w:pStyle w:val="HTMLPreformatted"/>
+        <w:rPr>
+          <w:sz w:val="28"/>
+          <w:szCs w:val="28"/>
+        </w:rPr>
+      </w:pPr>
+    </w:p>
+    <w:p>
+      <w:pPr>
+        <w:pStyle w:val="HTMLPreformatted"/>
+        <w:rPr>
+          <w:sz w:val="28"/>
+          <w:szCs w:val="28"/>
+        </w:rPr>
+      </w:pPr>
       <w:bookmarkStart w:id="0" w:name="_GoBack"/>
       <w:bookmarkEnd w:id="0"/>
-    </w:p>
-    <w:p>
-      <w:pPr>
-        <w:pStyle w:val="NormalWeb"/>
-        <w:rPr>
-          <w:sz w:val="28"/>
-          <w:szCs w:val="28"/>
-        </w:rPr>
-      </w:pPr>
-      <w:proofErr w:type="gramStart"/>
-      <w:r>
-        <w:rPr>
-          <w:sz w:val="28"/>
-          <w:szCs w:val="28"/>
-        </w:rPr>
-        <w:t>Therefore</w:t>
-      </w:r>
-      <w:proofErr w:type="gramEnd"/>
-      <w:r>
-        <w:rPr>
-          <w:sz w:val="28"/>
-          <w:szCs w:val="28"/>
-        </w:rPr>
-        <w:t xml:space="preserve"> it is a valid B+ Tree of order 10.</w:t>
-      </w:r>
-    </w:p>
-    <w:p>
-      <w:pPr>
-        <w:pStyle w:val="NormalWeb"/>
-        <w:rPr>
-          <w:color w:val="FF0000"/>
-          <w:sz w:val="28"/>
-          <w:szCs w:val="28"/>
-          <w:u w:val="single"/>
-        </w:rPr>
-      </w:pPr>
-      <w:r>
-        <w:rPr>
-          <w:color w:val="FF0000"/>
-          <w:sz w:val="28"/>
-          <w:szCs w:val="28"/>
-          <w:u w:val="single"/>
-        </w:rPr>
-        <w:t xml:space="preserve">Just </w:t>
-      </w:r>
-      <w:proofErr w:type="spellStart"/>
-      <w:r>
-        <w:rPr>
-          <w:color w:val="FF0000"/>
-          <w:sz w:val="28"/>
-          <w:szCs w:val="28"/>
-          <w:u w:val="single"/>
-        </w:rPr>
-        <w:t>mone</w:t>
-      </w:r>
-      <w:proofErr w:type="spellEnd"/>
-      <w:r>
-        <w:rPr>
-          <w:color w:val="FF0000"/>
-          <w:sz w:val="28"/>
-          <w:szCs w:val="28"/>
-          <w:u w:val="single"/>
-        </w:rPr>
-        <w:t xml:space="preserve"> </w:t>
-      </w:r>
-      <w:proofErr w:type="spellStart"/>
-      <w:r>
-        <w:rPr>
-          <w:color w:val="FF0000"/>
-          <w:sz w:val="28"/>
-          <w:szCs w:val="28"/>
-          <w:u w:val="single"/>
-        </w:rPr>
-        <w:t>rakhar</w:t>
-      </w:r>
-      <w:proofErr w:type="spellEnd"/>
-      <w:r>
-        <w:rPr>
-          <w:color w:val="FF0000"/>
-          <w:sz w:val="28"/>
-          <w:szCs w:val="28"/>
-          <w:u w:val="single"/>
-        </w:rPr>
-        <w:t xml:space="preserve"> </w:t>
-      </w:r>
-      <w:proofErr w:type="spellStart"/>
-      <w:r>
-        <w:rPr>
-          <w:color w:val="FF0000"/>
-          <w:sz w:val="28"/>
-          <w:szCs w:val="28"/>
-          <w:u w:val="single"/>
-        </w:rPr>
-        <w:t>jonno</w:t>
-      </w:r>
-      <w:proofErr w:type="spellEnd"/>
-      <w:r>
-        <w:rPr>
-          <w:color w:val="FF0000"/>
-          <w:sz w:val="28"/>
-          <w:szCs w:val="28"/>
-          <w:u w:val="single"/>
-        </w:rPr>
-        <w:t>:</w:t>
-      </w:r>
-    </w:p>
-    <w:p>
-      <w:pPr>
-        <w:pStyle w:val="HTMLPreformatted"/>
-        <w:rPr>
-          <w:sz w:val="28"/>
-          <w:szCs w:val="28"/>
-        </w:rPr>
-      </w:pPr>
-      <w:r>
-        <w:rPr>
-          <w:color w:val="FF0000"/>
-          <w:sz w:val="28"/>
-          <w:szCs w:val="28"/>
-        </w:rPr>
-        <w:t xml:space="preserve">Keys </w:t>
-      </w:r>
-      <w:proofErr w:type="spellStart"/>
-      <w:r>
-        <w:rPr>
-          <w:color w:val="FF0000"/>
-          <w:sz w:val="28"/>
-          <w:szCs w:val="28"/>
-        </w:rPr>
-        <w:t>joto</w:t>
-      </w:r>
-      <w:proofErr w:type="spellEnd"/>
-      <w:r>
-        <w:rPr>
-          <w:color w:val="FF0000"/>
-          <w:sz w:val="28"/>
-          <w:szCs w:val="28"/>
-        </w:rPr>
-        <w:t xml:space="preserve"> </w:t>
-      </w:r>
-      <w:proofErr w:type="spellStart"/>
-      <w:r>
-        <w:rPr>
-          <w:color w:val="FF0000"/>
-          <w:sz w:val="28"/>
-          <w:szCs w:val="28"/>
-        </w:rPr>
-        <w:t>hobe</w:t>
-      </w:r>
-      <w:proofErr w:type="spellEnd"/>
-      <w:r>
-        <w:rPr>
-          <w:color w:val="FF0000"/>
-          <w:sz w:val="28"/>
-          <w:szCs w:val="28"/>
-        </w:rPr>
-        <w:t xml:space="preserve"> pointer tar </w:t>
-      </w:r>
-      <w:proofErr w:type="spellStart"/>
-      <w:r>
-        <w:rPr>
-          <w:color w:val="FF0000"/>
-          <w:sz w:val="28"/>
-          <w:szCs w:val="28"/>
-        </w:rPr>
-        <w:t>cheye</w:t>
-      </w:r>
-      <w:proofErr w:type="spellEnd"/>
-      <w:r>
-        <w:rPr>
-          <w:color w:val="FF0000"/>
-          <w:sz w:val="28"/>
-          <w:szCs w:val="28"/>
-        </w:rPr>
-        <w:t xml:space="preserve"> 1 </w:t>
-      </w:r>
-      <w:proofErr w:type="spellStart"/>
-      <w:r>
-        <w:rPr>
-          <w:color w:val="FF0000"/>
-          <w:sz w:val="28"/>
-          <w:szCs w:val="28"/>
-        </w:rPr>
-        <w:t>beshi</w:t>
-      </w:r>
-      <w:proofErr w:type="spellEnd"/>
-      <w:r>
-        <w:rPr>
-          <w:color w:val="FF0000"/>
-          <w:sz w:val="28"/>
-          <w:szCs w:val="28"/>
-        </w:rPr>
-        <w:t xml:space="preserve"> </w:t>
-      </w:r>
-      <w:proofErr w:type="spellStart"/>
-      <w:r>
-        <w:rPr>
-          <w:color w:val="FF0000"/>
-          <w:sz w:val="28"/>
-          <w:szCs w:val="28"/>
-        </w:rPr>
-        <w:t>hobe</w:t>
-      </w:r>
-      <w:proofErr w:type="spellEnd"/>
-      <w:r>
-        <w:rPr>
-          <w:color w:val="FF0000"/>
-          <w:sz w:val="28"/>
-          <w:szCs w:val="28"/>
-        </w:rPr>
-        <w:t xml:space="preserve">. Here, Keys: </w:t>
-      </w:r>
-      <w:r>
-        <w:rPr>
-          <w:rStyle w:val="HTMLCode"/>
-          <w:rFonts w:eastAsiaTheme="majorEastAsia"/>
-          <w:color w:val="FF0000"/>
-          <w:sz w:val="28"/>
-          <w:szCs w:val="28"/>
-        </w:rPr>
-        <w:t>[30 | 60]</w:t>
-      </w:r>
-      <w:r>
-        <w:rPr>
-          <w:rStyle w:val="HTMLCode"/>
-          <w:rFonts w:eastAsiaTheme="majorEastAsia"/>
-          <w:color w:val="FF0000"/>
-          <w:sz w:val="28"/>
-          <w:szCs w:val="28"/>
-        </w:rPr>
-        <w:t xml:space="preserve">. </w:t>
-      </w:r>
-      <w:proofErr w:type="spellStart"/>
-      <w:r>
-        <w:rPr>
-          <w:rStyle w:val="HTMLCode"/>
-          <w:rFonts w:eastAsiaTheme="majorEastAsia"/>
-          <w:color w:val="FF0000"/>
-          <w:sz w:val="28"/>
-          <w:szCs w:val="28"/>
-        </w:rPr>
-        <w:t>Ekhane</w:t>
-      </w:r>
-      <w:proofErr w:type="spellEnd"/>
-      <w:r>
-        <w:rPr>
-          <w:rStyle w:val="HTMLCode"/>
-          <w:rFonts w:eastAsiaTheme="majorEastAsia"/>
-          <w:color w:val="FF0000"/>
-          <w:sz w:val="28"/>
-          <w:szCs w:val="28"/>
-        </w:rPr>
-        <w:t xml:space="preserve"> Pointer line: 3ta.</w:t>
-      </w:r>
-      <w:r>
-        <w:rPr>
-          <w:rStyle w:val="HTMLCode"/>
-          <w:rFonts w:eastAsiaTheme="majorEastAsia"/>
-          <w:color w:val="FF0000"/>
-          <w:sz w:val="28"/>
-          <w:szCs w:val="28"/>
-        </w:rPr>
-        <w:br/>
-      </w:r>
-      <w:r>
-        <w:rPr>
-          <w:rStyle w:val="HTMLCode"/>
-          <w:rFonts w:eastAsiaTheme="majorEastAsia"/>
-          <w:color w:val="FF0000"/>
-          <w:sz w:val="28"/>
-          <w:szCs w:val="28"/>
-        </w:rPr>
-        <w:br/>
-      </w:r>
-      <w:proofErr w:type="spellStart"/>
-      <w:r>
-        <w:rPr>
-          <w:rStyle w:val="HTMLCode"/>
-          <w:rFonts w:eastAsiaTheme="majorEastAsia"/>
-          <w:color w:val="FF0000"/>
-          <w:sz w:val="28"/>
-          <w:szCs w:val="28"/>
-        </w:rPr>
-        <w:t>Abar</w:t>
-      </w:r>
-      <w:proofErr w:type="spellEnd"/>
-      <w:r>
-        <w:rPr>
-          <w:rStyle w:val="HTMLCode"/>
-          <w:rFonts w:eastAsiaTheme="majorEastAsia"/>
-          <w:color w:val="FF0000"/>
-          <w:sz w:val="28"/>
-          <w:szCs w:val="28"/>
-        </w:rPr>
-        <w:t xml:space="preserve"> order </w:t>
-      </w:r>
-      <w:proofErr w:type="spellStart"/>
-      <w:r>
-        <w:rPr>
-          <w:rStyle w:val="HTMLCode"/>
-          <w:rFonts w:eastAsiaTheme="majorEastAsia"/>
-          <w:color w:val="FF0000"/>
-          <w:sz w:val="28"/>
-          <w:szCs w:val="28"/>
-        </w:rPr>
-        <w:t>joto</w:t>
-      </w:r>
-      <w:proofErr w:type="spellEnd"/>
-      <w:r>
-        <w:rPr>
-          <w:rStyle w:val="HTMLCode"/>
-          <w:rFonts w:eastAsiaTheme="majorEastAsia"/>
-          <w:color w:val="FF0000"/>
-          <w:sz w:val="28"/>
-          <w:szCs w:val="28"/>
-        </w:rPr>
-        <w:t xml:space="preserve"> </w:t>
-      </w:r>
-      <w:proofErr w:type="spellStart"/>
-      <w:r>
-        <w:rPr>
-          <w:rStyle w:val="HTMLCode"/>
-          <w:rFonts w:eastAsiaTheme="majorEastAsia"/>
-          <w:color w:val="FF0000"/>
-          <w:sz w:val="28"/>
-          <w:szCs w:val="28"/>
-        </w:rPr>
-        <w:t>hobe</w:t>
-      </w:r>
-      <w:proofErr w:type="spellEnd"/>
-      <w:r>
-        <w:rPr>
-          <w:rStyle w:val="HTMLCode"/>
-          <w:rFonts w:eastAsiaTheme="majorEastAsia"/>
-          <w:color w:val="FF0000"/>
-          <w:sz w:val="28"/>
-          <w:szCs w:val="28"/>
-        </w:rPr>
-        <w:t xml:space="preserve"> keys </w:t>
-      </w:r>
-      <w:proofErr w:type="spellStart"/>
-      <w:r>
-        <w:rPr>
-          <w:rStyle w:val="HTMLCode"/>
-          <w:rFonts w:eastAsiaTheme="majorEastAsia"/>
-          <w:color w:val="FF0000"/>
-          <w:sz w:val="28"/>
-          <w:szCs w:val="28"/>
-        </w:rPr>
-        <w:t>er</w:t>
-      </w:r>
-      <w:proofErr w:type="spellEnd"/>
-      <w:r>
-        <w:rPr>
-          <w:rStyle w:val="HTMLCode"/>
-          <w:rFonts w:eastAsiaTheme="majorEastAsia"/>
-          <w:color w:val="FF0000"/>
-          <w:sz w:val="28"/>
-          <w:szCs w:val="28"/>
-        </w:rPr>
-        <w:t xml:space="preserve"> keys </w:t>
-      </w:r>
-      <w:proofErr w:type="spellStart"/>
-      <w:r>
-        <w:rPr>
-          <w:rStyle w:val="HTMLCode"/>
-          <w:rFonts w:eastAsiaTheme="majorEastAsia"/>
-          <w:color w:val="FF0000"/>
-          <w:sz w:val="28"/>
-          <w:szCs w:val="28"/>
-        </w:rPr>
-        <w:t>er</w:t>
-      </w:r>
-      <w:proofErr w:type="spellEnd"/>
-      <w:r>
-        <w:rPr>
-          <w:rStyle w:val="HTMLCode"/>
-          <w:rFonts w:eastAsiaTheme="majorEastAsia"/>
-          <w:color w:val="FF0000"/>
-          <w:sz w:val="28"/>
-          <w:szCs w:val="28"/>
-        </w:rPr>
-        <w:t xml:space="preserve"> number max tar </w:t>
-      </w:r>
-      <w:proofErr w:type="spellStart"/>
-      <w:r>
-        <w:rPr>
-          <w:rStyle w:val="HTMLCode"/>
-          <w:rFonts w:eastAsiaTheme="majorEastAsia"/>
-          <w:color w:val="FF0000"/>
-          <w:sz w:val="28"/>
-          <w:szCs w:val="28"/>
-        </w:rPr>
-        <w:t>cheye</w:t>
-      </w:r>
-      <w:proofErr w:type="spellEnd"/>
-      <w:r>
-        <w:rPr>
-          <w:rStyle w:val="HTMLCode"/>
-          <w:rFonts w:eastAsiaTheme="majorEastAsia"/>
-          <w:color w:val="FF0000"/>
-          <w:sz w:val="28"/>
-          <w:szCs w:val="28"/>
-        </w:rPr>
-        <w:t xml:space="preserve"> 1 </w:t>
-      </w:r>
-      <w:proofErr w:type="spellStart"/>
-      <w:r>
-        <w:rPr>
-          <w:rStyle w:val="HTMLCode"/>
-          <w:rFonts w:eastAsiaTheme="majorEastAsia"/>
-          <w:color w:val="FF0000"/>
-          <w:sz w:val="28"/>
-          <w:szCs w:val="28"/>
-        </w:rPr>
-        <w:t>kom</w:t>
-      </w:r>
-      <w:proofErr w:type="spellEnd"/>
-      <w:r>
-        <w:rPr>
-          <w:rStyle w:val="HTMLCode"/>
-          <w:rFonts w:eastAsiaTheme="majorEastAsia"/>
-          <w:color w:val="FF0000"/>
-          <w:sz w:val="28"/>
-          <w:szCs w:val="28"/>
-        </w:rPr>
-        <w:t xml:space="preserve"> </w:t>
-      </w:r>
-      <w:proofErr w:type="spellStart"/>
-      <w:r>
-        <w:rPr>
-          <w:rStyle w:val="HTMLCode"/>
-          <w:rFonts w:eastAsiaTheme="majorEastAsia"/>
-          <w:color w:val="FF0000"/>
-          <w:sz w:val="28"/>
-          <w:szCs w:val="28"/>
-        </w:rPr>
-        <w:t>hobe</w:t>
-      </w:r>
-      <w:proofErr w:type="spellEnd"/>
-      <w:r>
-        <w:rPr>
-          <w:rStyle w:val="HTMLCode"/>
-          <w:rFonts w:eastAsiaTheme="majorEastAsia"/>
-          <w:color w:val="FF0000"/>
-          <w:sz w:val="28"/>
-          <w:szCs w:val="28"/>
-        </w:rPr>
-        <w:t>.</w:t>
-      </w:r>
-      <w:r>
-        <w:rPr>
-          <w:rStyle w:val="HTMLCode"/>
-          <w:rFonts w:eastAsiaTheme="majorEastAsia"/>
-          <w:color w:val="FF0000"/>
-          <w:sz w:val="28"/>
-          <w:szCs w:val="28"/>
-        </w:rPr>
-        <w:br/>
-      </w:r>
-      <w:proofErr w:type="spellStart"/>
-      <w:r>
-        <w:rPr>
-          <w:rStyle w:val="HTMLCode"/>
-          <w:rFonts w:eastAsiaTheme="majorEastAsia"/>
-          <w:color w:val="FF0000"/>
-          <w:sz w:val="28"/>
-          <w:szCs w:val="28"/>
-        </w:rPr>
-        <w:t>Ekhane</w:t>
-      </w:r>
-      <w:proofErr w:type="spellEnd"/>
-      <w:r>
-        <w:rPr>
-          <w:rStyle w:val="HTMLCode"/>
-          <w:rFonts w:eastAsiaTheme="majorEastAsia"/>
-          <w:color w:val="FF0000"/>
-          <w:sz w:val="28"/>
-          <w:szCs w:val="28"/>
-        </w:rPr>
-        <w:t>:</w:t>
-      </w:r>
-      <w:r>
-        <w:rPr>
-          <w:rStyle w:val="HTMLCode"/>
-          <w:rFonts w:eastAsiaTheme="majorEastAsia"/>
-          <w:color w:val="FF0000"/>
-          <w:sz w:val="28"/>
-          <w:szCs w:val="28"/>
-        </w:rPr>
-        <w:br/>
-      </w:r>
-      <w:r>
-        <w:rPr>
-          <w:rStyle w:val="HTMLCode"/>
-          <w:rFonts w:eastAsiaTheme="majorEastAsia"/>
-          <w:color w:val="FF0000"/>
-          <w:sz w:val="28"/>
-          <w:szCs w:val="28"/>
-        </w:rPr>
-        <w:t>Maximum Keys = Order - 1</w:t>
-      </w:r>
-      <w:r>
-        <w:rPr>
-          <w:color w:val="FF0000"/>
-          <w:sz w:val="28"/>
-          <w:szCs w:val="28"/>
-        </w:rPr>
-        <w:br/>
-      </w:r>
-      <w:r>
-        <w:rPr>
-          <w:rStyle w:val="HTMLCode"/>
-          <w:rFonts w:eastAsiaTheme="majorEastAsia"/>
-          <w:color w:val="FF0000"/>
-          <w:sz w:val="28"/>
-          <w:szCs w:val="28"/>
-        </w:rPr>
-        <w:t xml:space="preserve">             = 10 - 1</w:t>
-      </w:r>
-      <w:r>
-        <w:rPr>
-          <w:color w:val="FF0000"/>
-          <w:sz w:val="28"/>
-          <w:szCs w:val="28"/>
-        </w:rPr>
-        <w:br/>
-      </w:r>
-      <w:r>
-        <w:rPr>
-          <w:rStyle w:val="HTMLCode"/>
-          <w:rFonts w:eastAsiaTheme="majorEastAsia"/>
-          <w:color w:val="FF0000"/>
-          <w:sz w:val="28"/>
-          <w:szCs w:val="28"/>
-        </w:rPr>
-        <w:t xml:space="preserve">             = 9</w:t>
-      </w:r>
-      <w:r>
-        <w:rPr>
-          <w:rStyle w:val="HTMLCode"/>
-          <w:rFonts w:eastAsiaTheme="majorEastAsia"/>
-          <w:sz w:val="28"/>
-          <w:szCs w:val="28"/>
-        </w:rPr>
-        <w:br/>
-      </w:r>
-    </w:p>
-    <w:p>
-      <w:pPr>
-        <w:pStyle w:val="Heading1"/>
-        <w:rPr>
-          <w:b/>
-          <w:color w:val="FF0000"/>
-          <w:sz w:val="28"/>
-          <w:szCs w:val="28"/>
-        </w:rPr>
-      </w:pPr>
-      <w:r>
-        <w:rPr>
-          <w:b/>
-          <w:color w:val="FF0000"/>
-          <w:sz w:val="28"/>
-          <w:szCs w:val="28"/>
-        </w:rPr>
-        <w:t>2. Search Key</w:t>
-      </w:r>
-    </w:p>
-    <w:p>
-      <w:pPr>
-        <w:pStyle w:val="Heading3"/>
-        <w:rPr>
-          <w:sz w:val="28"/>
-          <w:szCs w:val="28"/>
-        </w:rPr>
-      </w:pPr>
-      <w:r>
-        <w:rPr>
-          <w:sz w:val="28"/>
-          <w:szCs w:val="28"/>
-        </w:rPr>
-        <w:t>English</w:t>
-      </w:r>
-    </w:p>
-    <w:p>
-      <w:pPr>
-        <w:pStyle w:val="NormalWeb"/>
-        <w:rPr>
-          <w:sz w:val="28"/>
-          <w:szCs w:val="28"/>
-        </w:rPr>
-      </w:pPr>
-      <w:r>
-        <w:rPr>
-          <w:sz w:val="28"/>
-          <w:szCs w:val="28"/>
-        </w:rPr>
-        <w:t xml:space="preserve">A </w:t>
-      </w:r>
-      <w:r>
-        <w:rPr>
-          <w:rStyle w:val="Strong"/>
-          <w:sz w:val="28"/>
-          <w:szCs w:val="28"/>
-        </w:rPr>
-        <w:t>Search Key</w:t>
-      </w:r>
-      <w:r>
-        <w:rPr>
-          <w:sz w:val="28"/>
-          <w:szCs w:val="28"/>
-        </w:rPr>
-        <w:t xml:space="preserve"> is an attribute or set of attributes used to find records in a file.</w:t>
-      </w:r>
-    </w:p>
-    <w:p>
-      <w:pPr>
-        <w:pStyle w:val="NormalWeb"/>
-        <w:rPr>
-          <w:sz w:val="28"/>
-          <w:szCs w:val="28"/>
-        </w:rPr>
-      </w:pPr>
-      <w:r>
-        <w:rPr>
-          <w:rStyle w:val="Strong"/>
-          <w:sz w:val="28"/>
-          <w:szCs w:val="28"/>
-        </w:rPr>
-        <w:t>Example:</w:t>
-      </w:r>
-      <w:r>
-        <w:rPr>
-          <w:sz w:val="28"/>
-          <w:szCs w:val="28"/>
-        </w:rPr>
-        <w:br/>
-        <w:t>Student ID, Account Number, Employee ID.</w:t>
-      </w:r>
-    </w:p>
-    <w:p>
-      <w:pPr>
-        <w:pStyle w:val="Heading3"/>
-        <w:rPr>
-          <w:sz w:val="28"/>
-          <w:szCs w:val="28"/>
-        </w:rPr>
-      </w:pPr>
-      <w:r>
-        <w:rPr>
-          <w:sz w:val="28"/>
-          <w:szCs w:val="28"/>
-        </w:rPr>
-        <w:t>Bangla</w:t>
-      </w:r>
-    </w:p>
-    <w:p>
-      <w:pPr>
-        <w:pStyle w:val="NormalWeb"/>
-        <w:rPr>
-          <w:sz w:val="28"/>
-          <w:szCs w:val="28"/>
-        </w:rPr>
-      </w:pPr>
-      <w:proofErr w:type="spellStart"/>
-      <w:r>
-        <w:rPr>
-          <w:rFonts w:ascii="Nirmala UI" w:hAnsi="Nirmala UI" w:cs="Nirmala UI"/>
-          <w:sz w:val="28"/>
-          <w:szCs w:val="28"/>
-        </w:rPr>
-        <w:t>যে</w:t>
-      </w:r>
-      <w:proofErr w:type="spellEnd"/>
-      <w:r>
-        <w:rPr>
-          <w:sz w:val="28"/>
-          <w:szCs w:val="28"/>
-        </w:rPr>
-        <w:t xml:space="preserve"> Attribute </w:t>
-      </w:r>
-      <w:proofErr w:type="spellStart"/>
-      <w:r>
-        <w:rPr>
-          <w:rFonts w:ascii="Nirmala UI" w:hAnsi="Nirmala UI" w:cs="Nirmala UI"/>
-          <w:sz w:val="28"/>
-          <w:szCs w:val="28"/>
-        </w:rPr>
-        <w:t>বা</w:t>
-      </w:r>
-      <w:proofErr w:type="spellEnd"/>
-      <w:r>
-        <w:rPr>
-          <w:sz w:val="28"/>
-          <w:szCs w:val="28"/>
-        </w:rPr>
-        <w:t xml:space="preserve"> Attributes-</w:t>
-      </w:r>
-      <w:proofErr w:type="spellStart"/>
-      <w:r>
-        <w:rPr>
-          <w:rFonts w:ascii="Nirmala UI" w:hAnsi="Nirmala UI" w:cs="Nirmala UI"/>
-          <w:sz w:val="28"/>
-          <w:szCs w:val="28"/>
-        </w:rPr>
-        <w:t>এর</w:t>
-      </w:r>
-      <w:proofErr w:type="spellEnd"/>
-      <w:r>
-        <w:rPr>
-          <w:sz w:val="28"/>
-          <w:szCs w:val="28"/>
-        </w:rPr>
-        <w:t xml:space="preserve"> </w:t>
-      </w:r>
-      <w:proofErr w:type="spellStart"/>
-      <w:r>
-        <w:rPr>
-          <w:rFonts w:ascii="Nirmala UI" w:hAnsi="Nirmala UI" w:cs="Nirmala UI"/>
-          <w:sz w:val="28"/>
-          <w:szCs w:val="28"/>
-        </w:rPr>
-        <w:t>সাহায্যে</w:t>
-      </w:r>
-      <w:proofErr w:type="spellEnd"/>
-      <w:r>
-        <w:rPr>
-          <w:sz w:val="28"/>
-          <w:szCs w:val="28"/>
-        </w:rPr>
-        <w:t xml:space="preserve"> </w:t>
-      </w:r>
-      <w:proofErr w:type="spellStart"/>
-      <w:r>
-        <w:rPr>
-          <w:rFonts w:ascii="Nirmala UI" w:hAnsi="Nirmala UI" w:cs="Nirmala UI"/>
-          <w:sz w:val="28"/>
-          <w:szCs w:val="28"/>
-        </w:rPr>
-        <w:t>রেকর্ড</w:t>
-      </w:r>
-      <w:proofErr w:type="spellEnd"/>
-      <w:r>
-        <w:rPr>
-          <w:sz w:val="28"/>
-          <w:szCs w:val="28"/>
-        </w:rPr>
-        <w:t xml:space="preserve"> </w:t>
-      </w:r>
-      <w:proofErr w:type="spellStart"/>
-      <w:r>
-        <w:rPr>
-          <w:rFonts w:ascii="Nirmala UI" w:hAnsi="Nirmala UI" w:cs="Nirmala UI"/>
-          <w:sz w:val="28"/>
-          <w:szCs w:val="28"/>
-        </w:rPr>
-        <w:t>খুঁজে</w:t>
-      </w:r>
-      <w:proofErr w:type="spellEnd"/>
-      <w:r>
-        <w:rPr>
-          <w:sz w:val="28"/>
-          <w:szCs w:val="28"/>
-        </w:rPr>
-        <w:t xml:space="preserve"> </w:t>
-      </w:r>
-      <w:proofErr w:type="spellStart"/>
-      <w:r>
-        <w:rPr>
-          <w:rFonts w:ascii="Nirmala UI" w:hAnsi="Nirmala UI" w:cs="Nirmala UI"/>
-          <w:sz w:val="28"/>
-          <w:szCs w:val="28"/>
-        </w:rPr>
-        <w:t>পাওয়া</w:t>
-      </w:r>
-      <w:proofErr w:type="spellEnd"/>
-      <w:r>
-        <w:rPr>
-          <w:sz w:val="28"/>
-          <w:szCs w:val="28"/>
-        </w:rPr>
-        <w:t xml:space="preserve"> </w:t>
-      </w:r>
-      <w:proofErr w:type="spellStart"/>
-      <w:r>
-        <w:rPr>
-          <w:rFonts w:ascii="Nirmala UI" w:hAnsi="Nirmala UI" w:cs="Nirmala UI"/>
-          <w:sz w:val="28"/>
-          <w:szCs w:val="28"/>
-        </w:rPr>
-        <w:t>যায়</w:t>
-      </w:r>
-      <w:proofErr w:type="spellEnd"/>
-      <w:r>
-        <w:rPr>
-          <w:sz w:val="28"/>
-          <w:szCs w:val="28"/>
-        </w:rPr>
-        <w:t xml:space="preserve"> </w:t>
-      </w:r>
-      <w:proofErr w:type="spellStart"/>
-      <w:r>
-        <w:rPr>
-          <w:rFonts w:ascii="Nirmala UI" w:hAnsi="Nirmala UI" w:cs="Nirmala UI"/>
-          <w:sz w:val="28"/>
-          <w:szCs w:val="28"/>
-        </w:rPr>
-        <w:t>তাকে</w:t>
-      </w:r>
-      <w:proofErr w:type="spellEnd"/>
-      <w:r>
-        <w:rPr>
-          <w:sz w:val="28"/>
-          <w:szCs w:val="28"/>
-        </w:rPr>
-        <w:t xml:space="preserve"> </w:t>
-      </w:r>
-      <w:r>
-        <w:rPr>
-          <w:rStyle w:val="Strong"/>
-          <w:sz w:val="28"/>
-          <w:szCs w:val="28"/>
-        </w:rPr>
-        <w:t>Search Key</w:t>
-      </w:r>
-      <w:r>
-        <w:rPr>
-          <w:sz w:val="28"/>
-          <w:szCs w:val="28"/>
-        </w:rPr>
-        <w:t xml:space="preserve"> </w:t>
-      </w:r>
-      <w:proofErr w:type="spellStart"/>
-      <w:r>
-        <w:rPr>
-          <w:rFonts w:ascii="Nirmala UI" w:hAnsi="Nirmala UI" w:cs="Nirmala UI"/>
-          <w:sz w:val="28"/>
-          <w:szCs w:val="28"/>
-        </w:rPr>
-        <w:t>বলে</w:t>
-      </w:r>
-      <w:proofErr w:type="spellEnd"/>
-      <w:r>
-        <w:rPr>
-          <w:rFonts w:ascii="Nirmala UI" w:hAnsi="Nirmala UI" w:cs="Nirmala UI"/>
-          <w:sz w:val="28"/>
-          <w:szCs w:val="28"/>
-        </w:rPr>
-        <w:t>।</w:t>
-      </w:r>
-    </w:p>
-    <w:p>
-      <w:pPr>
-        <w:pStyle w:val="NormalWeb"/>
-        <w:rPr>
-          <w:sz w:val="28"/>
-          <w:szCs w:val="28"/>
-        </w:rPr>
-      </w:pPr>
-      <w:proofErr w:type="spellStart"/>
-      <w:r>
-        <w:rPr>
-          <w:rStyle w:val="Strong"/>
-          <w:rFonts w:ascii="Nirmala UI" w:hAnsi="Nirmala UI" w:cs="Nirmala UI"/>
-          <w:sz w:val="28"/>
-          <w:szCs w:val="28"/>
-        </w:rPr>
-        <w:t>উদাহরণ</w:t>
-      </w:r>
-      <w:proofErr w:type="spellEnd"/>
-      <w:r>
-        <w:rPr>
-          <w:rStyle w:val="Strong"/>
-          <w:sz w:val="28"/>
-          <w:szCs w:val="28"/>
-        </w:rPr>
-        <w:t>:</w:t>
-      </w:r>
-      <w:r>
-        <w:rPr>
-          <w:sz w:val="28"/>
-          <w:szCs w:val="28"/>
-        </w:rPr>
-        <w:br/>
-        <w:t>Student ID, Account Number, Employee ID</w:t>
-      </w:r>
-      <w:r>
-        <w:rPr>
-          <w:rFonts w:ascii="Nirmala UI" w:hAnsi="Nirmala UI" w:cs="Nirmala UI"/>
-          <w:sz w:val="28"/>
-          <w:szCs w:val="28"/>
-        </w:rPr>
-        <w:t>।</w:t>
-      </w:r>
-    </w:p>
-    <w:p>
-      <w:pPr>
-        <w:pStyle w:val="Heading1"/>
-        <w:rPr>
-          <w:sz w:val="28"/>
-          <w:szCs w:val="28"/>
-        </w:rPr>
-      </w:pPr>
-      <w:r>
-        <w:rPr>
-          <w:sz w:val="28"/>
-          <w:szCs w:val="28"/>
-        </w:rPr>
-        <w:t>3. Types of Indices</w:t>
-      </w:r>
-    </w:p>
-    <w:p>
-      <w:pPr>
-        <w:pStyle w:val="NormalWeb"/>
-        <w:rPr>
-          <w:sz w:val="28"/>
-          <w:szCs w:val="28"/>
-        </w:rPr>
-      </w:pPr>
-      <w:r>
-        <w:rPr>
-          <w:sz w:val="28"/>
-          <w:szCs w:val="28"/>
-        </w:rPr>
-        <w:t>There are two main types of indices:</w:t>
-      </w:r>
-    </w:p>
-    <w:p>
-      <w:pPr>
-        <w:pStyle w:val="Heading3"/>
-        <w:rPr>
-          <w:sz w:val="28"/>
-          <w:szCs w:val="28"/>
-        </w:rPr>
-      </w:pPr>
-      <w:r>
-        <w:rPr>
-          <w:sz w:val="28"/>
-          <w:szCs w:val="28"/>
-        </w:rPr>
-        <w:t>1. Ordered Index</w:t>
-      </w:r>
-    </w:p>
-    <w:p>
-      <w:pPr>
-        <w:pStyle w:val="Heading3"/>
-        <w:rPr>
-          <w:sz w:val="28"/>
-          <w:szCs w:val="28"/>
-        </w:rPr>
-      </w:pPr>
-      <w:r>
-        <w:rPr>
-          <w:sz w:val="28"/>
-          <w:szCs w:val="28"/>
-        </w:rPr>
-        <w:lastRenderedPageBreak/>
-        <w:t>2. Hash Index</w:t>
-      </w:r>
-    </w:p>
-    <w:p>
-      <w:pPr>
-        <w:pStyle w:val="Heading1"/>
-        <w:rPr>
-          <w:sz w:val="28"/>
-          <w:szCs w:val="28"/>
-        </w:rPr>
-      </w:pPr>
-      <w:r>
-        <w:rPr>
-          <w:sz w:val="28"/>
-          <w:szCs w:val="28"/>
-        </w:rPr>
-        <w:t>Ordered Index</w:t>
-      </w:r>
-    </w:p>
-    <w:p>
-      <w:pPr>
-        <w:pStyle w:val="Heading3"/>
-        <w:rPr>
-          <w:sz w:val="28"/>
-          <w:szCs w:val="28"/>
-        </w:rPr>
-      </w:pPr>
-      <w:r>
-        <w:rPr>
-          <w:sz w:val="28"/>
-          <w:szCs w:val="28"/>
-        </w:rPr>
-        <w:t>English</w:t>
-      </w:r>
-    </w:p>
-    <w:p>
-      <w:pPr>
-        <w:pStyle w:val="NormalWeb"/>
-        <w:rPr>
-          <w:sz w:val="28"/>
-          <w:szCs w:val="28"/>
-        </w:rPr>
-      </w:pPr>
-      <w:r>
-        <w:rPr>
-          <w:sz w:val="28"/>
-          <w:szCs w:val="28"/>
-        </w:rPr>
-        <w:t>An Ordered Index stores search-key values in sorted order.</w:t>
-      </w:r>
-    </w:p>
-    <w:p>
-      <w:pPr>
-        <w:pStyle w:val="Heading3"/>
-        <w:rPr>
-          <w:sz w:val="28"/>
-          <w:szCs w:val="28"/>
-        </w:rPr>
-      </w:pPr>
-      <w:r>
-        <w:rPr>
-          <w:sz w:val="28"/>
-          <w:szCs w:val="28"/>
-        </w:rPr>
-        <w:t>Bangla</w:t>
-      </w:r>
-    </w:p>
-    <w:p>
-      <w:pPr>
-        <w:pStyle w:val="NormalWeb"/>
-        <w:rPr>
-          <w:sz w:val="28"/>
-          <w:szCs w:val="28"/>
-        </w:rPr>
-      </w:pPr>
-      <w:r>
-        <w:rPr>
-          <w:sz w:val="28"/>
-          <w:szCs w:val="28"/>
-        </w:rPr>
-        <w:t>Ordered Index-</w:t>
-      </w:r>
-      <w:r>
-        <w:rPr>
-          <w:rFonts w:ascii="Nirmala UI" w:hAnsi="Nirmala UI" w:cs="Nirmala UI"/>
-          <w:sz w:val="28"/>
-          <w:szCs w:val="28"/>
-        </w:rPr>
-        <w:t>এ</w:t>
-      </w:r>
-      <w:r>
-        <w:rPr>
-          <w:sz w:val="28"/>
-          <w:szCs w:val="28"/>
-        </w:rPr>
-        <w:t xml:space="preserve"> Search Key </w:t>
-      </w:r>
-      <w:proofErr w:type="spellStart"/>
-      <w:r>
-        <w:rPr>
-          <w:rFonts w:ascii="Nirmala UI" w:hAnsi="Nirmala UI" w:cs="Nirmala UI"/>
-          <w:sz w:val="28"/>
-          <w:szCs w:val="28"/>
-        </w:rPr>
-        <w:t>গুলো</w:t>
-      </w:r>
-      <w:proofErr w:type="spellEnd"/>
-      <w:r>
-        <w:rPr>
-          <w:sz w:val="28"/>
-          <w:szCs w:val="28"/>
-        </w:rPr>
-        <w:t xml:space="preserve"> </w:t>
-      </w:r>
-      <w:proofErr w:type="spellStart"/>
-      <w:r>
-        <w:rPr>
-          <w:rFonts w:ascii="Nirmala UI" w:hAnsi="Nirmala UI" w:cs="Nirmala UI"/>
-          <w:sz w:val="28"/>
-          <w:szCs w:val="28"/>
-        </w:rPr>
-        <w:t>সাজানো</w:t>
-      </w:r>
-      <w:proofErr w:type="spellEnd"/>
-      <w:r>
-        <w:rPr>
-          <w:sz w:val="28"/>
-          <w:szCs w:val="28"/>
-        </w:rPr>
-        <w:t xml:space="preserve"> (Sorted) </w:t>
-      </w:r>
-      <w:proofErr w:type="spellStart"/>
-      <w:r>
-        <w:rPr>
-          <w:rFonts w:ascii="Nirmala UI" w:hAnsi="Nirmala UI" w:cs="Nirmala UI"/>
-          <w:sz w:val="28"/>
-          <w:szCs w:val="28"/>
-        </w:rPr>
-        <w:t>অবস্থায়</w:t>
-      </w:r>
-      <w:proofErr w:type="spellEnd"/>
-      <w:r>
-        <w:rPr>
-          <w:sz w:val="28"/>
-          <w:szCs w:val="28"/>
-        </w:rPr>
-        <w:t xml:space="preserve"> </w:t>
-      </w:r>
-      <w:proofErr w:type="spellStart"/>
-      <w:r>
-        <w:rPr>
-          <w:rFonts w:ascii="Nirmala UI" w:hAnsi="Nirmala UI" w:cs="Nirmala UI"/>
-          <w:sz w:val="28"/>
-          <w:szCs w:val="28"/>
-        </w:rPr>
-        <w:t>সংরক্ষিত</w:t>
-      </w:r>
-      <w:proofErr w:type="spellEnd"/>
-      <w:r>
-        <w:rPr>
-          <w:sz w:val="28"/>
-          <w:szCs w:val="28"/>
-        </w:rPr>
-        <w:t xml:space="preserve"> </w:t>
-      </w:r>
-      <w:proofErr w:type="spellStart"/>
-      <w:r>
-        <w:rPr>
-          <w:rFonts w:ascii="Nirmala UI" w:hAnsi="Nirmala UI" w:cs="Nirmala UI"/>
-          <w:sz w:val="28"/>
-          <w:szCs w:val="28"/>
-        </w:rPr>
-        <w:t>থাকে</w:t>
-      </w:r>
-      <w:proofErr w:type="spellEnd"/>
-      <w:r>
-        <w:rPr>
-          <w:rFonts w:ascii="Nirmala UI" w:hAnsi="Nirmala UI" w:cs="Nirmala UI"/>
-          <w:sz w:val="28"/>
-          <w:szCs w:val="28"/>
-        </w:rPr>
-        <w:t>।</w:t>
-      </w:r>
-    </w:p>
-    <w:p>
-      <w:pPr>
-        <w:pStyle w:val="Heading1"/>
-        <w:rPr>
-          <w:sz w:val="28"/>
-          <w:szCs w:val="28"/>
-        </w:rPr>
-      </w:pPr>
-      <w:r>
-        <w:rPr>
-          <w:sz w:val="28"/>
-          <w:szCs w:val="28"/>
-        </w:rPr>
-        <w:t>Hash Index</w:t>
-      </w:r>
-    </w:p>
-    <w:p>
-      <w:pPr>
-        <w:pStyle w:val="Heading3"/>
-        <w:rPr>
-          <w:sz w:val="28"/>
-          <w:szCs w:val="28"/>
-        </w:rPr>
-      </w:pPr>
-      <w:r>
-        <w:rPr>
-          <w:sz w:val="28"/>
-          <w:szCs w:val="28"/>
-        </w:rPr>
-        <w:t>English</w:t>
-      </w:r>
-    </w:p>
-    <w:p>
-      <w:pPr>
-        <w:pStyle w:val="NormalWeb"/>
-        <w:rPr>
-          <w:sz w:val="28"/>
-          <w:szCs w:val="28"/>
-        </w:rPr>
-      </w:pPr>
-      <w:r>
-        <w:rPr>
-          <w:sz w:val="28"/>
-          <w:szCs w:val="28"/>
-        </w:rPr>
-        <w:t>A Hash Index uses a hash function to distribute records into buckets.</w:t>
-      </w:r>
-    </w:p>
-    <w:p>
-      <w:pPr>
-        <w:pStyle w:val="Heading3"/>
-        <w:rPr>
-          <w:sz w:val="28"/>
-          <w:szCs w:val="28"/>
-        </w:rPr>
-      </w:pPr>
-      <w:r>
-        <w:rPr>
-          <w:sz w:val="28"/>
-          <w:szCs w:val="28"/>
-        </w:rPr>
-        <w:t>Bangla</w:t>
-      </w:r>
-    </w:p>
-    <w:p>
-      <w:pPr>
-        <w:pStyle w:val="NormalWeb"/>
-        <w:rPr>
-          <w:sz w:val="28"/>
-          <w:szCs w:val="28"/>
-        </w:rPr>
-      </w:pPr>
-      <w:r>
-        <w:rPr>
-          <w:sz w:val="28"/>
-          <w:szCs w:val="28"/>
-        </w:rPr>
-        <w:t xml:space="preserve">Hash Index </w:t>
-      </w:r>
-      <w:proofErr w:type="spellStart"/>
-      <w:r>
-        <w:rPr>
-          <w:rFonts w:ascii="Nirmala UI" w:hAnsi="Nirmala UI" w:cs="Nirmala UI"/>
-          <w:sz w:val="28"/>
-          <w:szCs w:val="28"/>
-        </w:rPr>
-        <w:t>একটি</w:t>
-      </w:r>
-      <w:proofErr w:type="spellEnd"/>
-      <w:r>
-        <w:rPr>
-          <w:sz w:val="28"/>
-          <w:szCs w:val="28"/>
-        </w:rPr>
-        <w:t xml:space="preserve"> Hash Function </w:t>
-      </w:r>
-      <w:proofErr w:type="spellStart"/>
-      <w:r>
-        <w:rPr>
-          <w:rFonts w:ascii="Nirmala UI" w:hAnsi="Nirmala UI" w:cs="Nirmala UI"/>
-          <w:sz w:val="28"/>
-          <w:szCs w:val="28"/>
-        </w:rPr>
-        <w:t>ব্যবহার</w:t>
-      </w:r>
-      <w:proofErr w:type="spellEnd"/>
-      <w:r>
-        <w:rPr>
-          <w:sz w:val="28"/>
-          <w:szCs w:val="28"/>
-        </w:rPr>
-        <w:t xml:space="preserve"> </w:t>
-      </w:r>
-      <w:proofErr w:type="spellStart"/>
-      <w:r>
-        <w:rPr>
-          <w:rFonts w:ascii="Nirmala UI" w:hAnsi="Nirmala UI" w:cs="Nirmala UI"/>
-          <w:sz w:val="28"/>
-          <w:szCs w:val="28"/>
-        </w:rPr>
-        <w:t>করে</w:t>
-      </w:r>
-      <w:proofErr w:type="spellEnd"/>
-      <w:r>
-        <w:rPr>
-          <w:sz w:val="28"/>
-          <w:szCs w:val="28"/>
-        </w:rPr>
-        <w:t xml:space="preserve"> </w:t>
-      </w:r>
-      <w:proofErr w:type="spellStart"/>
-      <w:r>
-        <w:rPr>
-          <w:rFonts w:ascii="Nirmala UI" w:hAnsi="Nirmala UI" w:cs="Nirmala UI"/>
-          <w:sz w:val="28"/>
-          <w:szCs w:val="28"/>
-        </w:rPr>
-        <w:t>ডেটাকে</w:t>
-      </w:r>
-      <w:proofErr w:type="spellEnd"/>
-      <w:r>
-        <w:rPr>
-          <w:sz w:val="28"/>
-          <w:szCs w:val="28"/>
-        </w:rPr>
-        <w:t xml:space="preserve"> </w:t>
-      </w:r>
-      <w:proofErr w:type="spellStart"/>
-      <w:r>
-        <w:rPr>
-          <w:rFonts w:ascii="Nirmala UI" w:hAnsi="Nirmala UI" w:cs="Nirmala UI"/>
-          <w:sz w:val="28"/>
-          <w:szCs w:val="28"/>
-        </w:rPr>
-        <w:t>বিভিন্ন</w:t>
-      </w:r>
-      <w:proofErr w:type="spellEnd"/>
-      <w:r>
-        <w:rPr>
-          <w:sz w:val="28"/>
-          <w:szCs w:val="28"/>
-        </w:rPr>
-        <w:t xml:space="preserve"> Bucket-</w:t>
-      </w:r>
-      <w:r>
-        <w:rPr>
-          <w:rFonts w:ascii="Nirmala UI" w:hAnsi="Nirmala UI" w:cs="Nirmala UI"/>
-          <w:sz w:val="28"/>
-          <w:szCs w:val="28"/>
-        </w:rPr>
-        <w:t>এ</w:t>
-      </w:r>
-      <w:r>
-        <w:rPr>
-          <w:sz w:val="28"/>
-          <w:szCs w:val="28"/>
-        </w:rPr>
-        <w:t xml:space="preserve"> </w:t>
-      </w:r>
-      <w:proofErr w:type="spellStart"/>
-      <w:r>
-        <w:rPr>
-          <w:rFonts w:ascii="Nirmala UI" w:hAnsi="Nirmala UI" w:cs="Nirmala UI"/>
-          <w:sz w:val="28"/>
-          <w:szCs w:val="28"/>
-        </w:rPr>
-        <w:t>সংরক্ষণ</w:t>
-      </w:r>
-      <w:proofErr w:type="spellEnd"/>
-      <w:r>
-        <w:rPr>
-          <w:sz w:val="28"/>
-          <w:szCs w:val="28"/>
-        </w:rPr>
-        <w:t xml:space="preserve"> </w:t>
-      </w:r>
-      <w:proofErr w:type="spellStart"/>
-      <w:r>
-        <w:rPr>
-          <w:rFonts w:ascii="Nirmala UI" w:hAnsi="Nirmala UI" w:cs="Nirmala UI"/>
-          <w:sz w:val="28"/>
-          <w:szCs w:val="28"/>
-        </w:rPr>
-        <w:t>করে</w:t>
-      </w:r>
-      <w:proofErr w:type="spellEnd"/>
-      <w:r>
-        <w:rPr>
-          <w:rFonts w:ascii="Nirmala UI" w:hAnsi="Nirmala UI" w:cs="Nirmala UI"/>
-          <w:sz w:val="28"/>
-          <w:szCs w:val="28"/>
-        </w:rPr>
-        <w:t>।</w:t>
-      </w:r>
-    </w:p>
-    <w:p>
-      <w:pPr>
-        <w:pStyle w:val="Heading2"/>
-        <w:rPr>
-          <w:sz w:val="28"/>
-          <w:szCs w:val="28"/>
-        </w:rPr>
-      </w:pPr>
-      <w:r>
-        <w:rPr>
-          <w:sz w:val="28"/>
-          <w:szCs w:val="28"/>
-        </w:rPr>
-        <w:t>Easy Comparison</w:t>
-      </w:r>
-    </w:p>
-    <w:tbl>
-      <w:tblPr>
-        <w:tblW w:w="0" w:type="auto"/>
-        <w:tblCellSpacing w:w="15" w:type="dxa"/>
-        <w:tblCellMar>
-          <w:top w:w="15" w:type="dxa"/>
-          <w:left w:w="15" w:type="dxa"/>
-          <w:bottom w:w="15" w:type="dxa"/>
-          <w:right w:w="15" w:type="dxa"/>
-        </w:tblCellMar>
-        <w:tblLook w:val="04A0" w:firstRow="1" w:lastRow="0" w:firstColumn="1" w:lastColumn="0" w:noHBand="0" w:noVBand="1"/>
-      </w:tblPr>
-      <w:tblGrid>
-        <w:gridCol w:w="3913"/>
-        <w:gridCol w:w="3687"/>
-      </w:tblGrid>
-      <w:tr>
-        <w:trPr>
-          <w:tblHeader/>
-          <w:tblCellSpacing w:w="15" w:type="dxa"/>
-        </w:trPr>
-        <w:tc>
-          <w:tcPr>
-            <w:tcW w:w="0" w:type="auto"/>
-            <w:vAlign w:val="center"/>
-            <w:hideMark/>
-          </w:tcPr>
-          <w:p>
-            <w:pPr>
-              <w:jc w:val="center"/>
-              <w:rPr>
-                <w:b/>
-                <w:bCs/>
-                <w:sz w:val="28"/>
-                <w:szCs w:val="28"/>
-              </w:rPr>
-            </w:pPr>
-            <w:r>
-              <w:rPr>
-                <w:b/>
-                <w:bCs/>
-                <w:sz w:val="28"/>
-                <w:szCs w:val="28"/>
-              </w:rPr>
-              <w:t>Ordered Index</w:t>
-            </w:r>
-          </w:p>
-        </w:tc>
-        <w:tc>
-          <w:tcPr>
-            <w:tcW w:w="0" w:type="auto"/>
-            <w:vAlign w:val="center"/>
-            <w:hideMark/>
-          </w:tcPr>
-          <w:p>
-            <w:pPr>
-              <w:jc w:val="center"/>
-              <w:rPr>
-                <w:b/>
-                <w:bCs/>
-                <w:sz w:val="28"/>
-                <w:szCs w:val="28"/>
-              </w:rPr>
-            </w:pPr>
-            <w:r>
-              <w:rPr>
-                <w:b/>
-                <w:bCs/>
-                <w:sz w:val="28"/>
-                <w:szCs w:val="28"/>
-              </w:rPr>
-              <w:t>Hash Index</w:t>
-            </w:r>
-          </w:p>
-        </w:tc>
-      </w:tr>
-      <w:tr>
-        <w:trPr>
-          <w:tblCellSpacing w:w="15" w:type="dxa"/>
-        </w:trPr>
-        <w:tc>
-          <w:tcPr>
-            <w:tcW w:w="0" w:type="auto"/>
-            <w:vAlign w:val="center"/>
-            <w:hideMark/>
-          </w:tcPr>
-          <w:p>
-            <w:pPr>
-              <w:rPr>
-                <w:sz w:val="28"/>
-                <w:szCs w:val="28"/>
-              </w:rPr>
-            </w:pPr>
-            <w:r>
-              <w:rPr>
-                <w:sz w:val="28"/>
-                <w:szCs w:val="28"/>
-              </w:rPr>
-              <w:t>Data stored in sorted order</w:t>
-            </w:r>
-          </w:p>
-        </w:tc>
-        <w:tc>
-          <w:tcPr>
-            <w:tcW w:w="0" w:type="auto"/>
-            <w:vAlign w:val="center"/>
-            <w:hideMark/>
-          </w:tcPr>
-          <w:p>
-            <w:pPr>
-              <w:rPr>
-                <w:sz w:val="28"/>
-                <w:szCs w:val="28"/>
-              </w:rPr>
-            </w:pPr>
-            <w:r>
-              <w:rPr>
-                <w:sz w:val="28"/>
-                <w:szCs w:val="28"/>
-              </w:rPr>
-              <w:t>Data stored using hash function</w:t>
-            </w:r>
-          </w:p>
-        </w:tc>
-      </w:tr>
-      <w:tr>
-        <w:trPr>
-          <w:tblCellSpacing w:w="15" w:type="dxa"/>
-        </w:trPr>
-        <w:tc>
-          <w:tcPr>
-            <w:tcW w:w="0" w:type="auto"/>
-            <w:vAlign w:val="center"/>
-            <w:hideMark/>
-          </w:tcPr>
-          <w:p>
-            <w:pPr>
-              <w:rPr>
-                <w:sz w:val="28"/>
-                <w:szCs w:val="28"/>
-              </w:rPr>
-            </w:pPr>
-            <w:r>
-              <w:rPr>
-                <w:sz w:val="28"/>
-                <w:szCs w:val="28"/>
-              </w:rPr>
-              <w:t>Good for range search</w:t>
-            </w:r>
-          </w:p>
-        </w:tc>
-        <w:tc>
-          <w:tcPr>
-            <w:tcW w:w="0" w:type="auto"/>
-            <w:vAlign w:val="center"/>
-            <w:hideMark/>
-          </w:tcPr>
-          <w:p>
-            <w:pPr>
-              <w:rPr>
-                <w:sz w:val="28"/>
-                <w:szCs w:val="28"/>
-              </w:rPr>
-            </w:pPr>
-            <w:r>
-              <w:rPr>
-                <w:sz w:val="28"/>
-                <w:szCs w:val="28"/>
-              </w:rPr>
-              <w:t>Good for exact search</w:t>
-            </w:r>
-          </w:p>
-        </w:tc>
-      </w:tr>
-      <w:tr>
-        <w:trPr>
-          <w:tblCellSpacing w:w="15" w:type="dxa"/>
-        </w:trPr>
-        <w:tc>
-          <w:tcPr>
-            <w:tcW w:w="0" w:type="auto"/>
-            <w:vAlign w:val="center"/>
-            <w:hideMark/>
-          </w:tcPr>
-          <w:p>
-            <w:pPr>
-              <w:rPr>
-                <w:sz w:val="28"/>
-                <w:szCs w:val="28"/>
-              </w:rPr>
-            </w:pPr>
-            <w:r>
-              <w:rPr>
-                <w:sz w:val="28"/>
-                <w:szCs w:val="28"/>
-              </w:rPr>
-              <w:t>Slower than hash for exact search</w:t>
-            </w:r>
-          </w:p>
-        </w:tc>
-        <w:tc>
-          <w:tcPr>
-            <w:tcW w:w="0" w:type="auto"/>
-            <w:vAlign w:val="center"/>
-            <w:hideMark/>
-          </w:tcPr>
-          <w:p>
-            <w:pPr>
-              <w:rPr>
-                <w:sz w:val="28"/>
-                <w:szCs w:val="28"/>
-              </w:rPr>
-            </w:pPr>
-            <w:r>
-              <w:rPr>
-                <w:sz w:val="28"/>
-                <w:szCs w:val="28"/>
-              </w:rPr>
-              <w:t>Very fast for exact search</w:t>
-            </w:r>
-          </w:p>
-        </w:tc>
-      </w:tr>
-    </w:tbl>
-    <w:p>
-      <w:pPr>
-        <w:rPr>
-          <w:sz w:val="28"/>
-          <w:szCs w:val="28"/>
-        </w:rPr>
-      </w:pPr>
     </w:p>
     <w:sectPr>
       <w:pgSz w:w="12240" w:h="15840"/>

--- a/2. Second_Semester/4. Advanced Database Management System/1. Class Test-01.docx
+++ b/2. Second_Semester/4. Advanced Database Management System/1. Class Test-01.docx
@@ -6446,6 +6446,1486 @@
     </w:p>
     <w:p>
       <w:pPr>
+        <w:pStyle w:val="Heading3"/>
+        <w:rPr>
+          <w:color w:val="FF0000"/>
+        </w:rPr>
+      </w:pPr>
+      <w:r>
+        <w:rPr>
+          <w:color w:val="FF0000"/>
+        </w:rPr>
+        <w:t>B-Tree and B+ Tree — Exam Ready</w:t>
+      </w:r>
+    </w:p>
+    <w:p>
+      <w:pPr>
+        <w:pStyle w:val="NormalWeb"/>
+      </w:pPr>
+      <w:r>
+        <w:rPr>
+          <w:rStyle w:val="Strong"/>
+        </w:rPr>
+        <w:t>B-Tree:</w:t>
+      </w:r>
+      <w:r>
+        <w:br/>
+        <w:t xml:space="preserve">A B-Tree is a </w:t>
+      </w:r>
+      <w:r>
+        <w:rPr>
+          <w:rStyle w:val="Strong"/>
+        </w:rPr>
+        <w:t>balanced multi-way search tree</w:t>
+      </w:r>
+      <w:r>
+        <w:t xml:space="preserve"> in which data records can be stored in </w:t>
+      </w:r>
+      <w:r>
+        <w:rPr>
+          <w:rStyle w:val="Strong"/>
+        </w:rPr>
+        <w:t>both internal and leaf nodes</w:t>
+      </w:r>
+      <w:r>
+        <w:t>.</w:t>
+      </w:r>
+      <w:bookmarkStart w:id="0" w:name="_GoBack"/>
+      <w:bookmarkEnd w:id="0"/>
+    </w:p>
+    <w:p>
+      <w:pPr>
+        <w:pStyle w:val="NormalWeb"/>
+      </w:pPr>
+      <w:r>
+        <w:rPr>
+          <w:rStyle w:val="Strong"/>
+        </w:rPr>
+        <w:t>B+ Tree:</w:t>
+      </w:r>
+      <w:r>
+        <w:br/>
+        <w:t xml:space="preserve">A B+ Tree is a </w:t>
+      </w:r>
+      <w:r>
+        <w:rPr>
+          <w:rStyle w:val="Strong"/>
+        </w:rPr>
+        <w:t>balanced multi-way search tree</w:t>
+      </w:r>
+      <w:r>
+        <w:t xml:space="preserve"> in which data records are stored </w:t>
+      </w:r>
+      <w:r>
+        <w:rPr>
+          <w:rStyle w:val="Strong"/>
+        </w:rPr>
+        <w:t>only in leaf nodes</w:t>
+      </w:r>
+      <w:r>
+        <w:t>, and leaf nodes are linked for efficient sequential access.</w:t>
+      </w:r>
+    </w:p>
+    <w:p>
+      <w:pPr>
+        <w:pStyle w:val="Heading3"/>
+      </w:pPr>
+      <w:r>
+        <w:t>Major Differences</w:t>
+      </w:r>
+    </w:p>
+    <w:tbl>
+      <w:tblPr>
+        <w:tblW w:w="0" w:type="auto"/>
+        <w:tblCellSpacing w:w="15" w:type="dxa"/>
+        <w:tblCellMar>
+          <w:top w:w="15" w:type="dxa"/>
+          <w:left w:w="15" w:type="dxa"/>
+          <w:bottom w:w="15" w:type="dxa"/>
+          <w:right w:w="15" w:type="dxa"/>
+        </w:tblCellMar>
+        <w:tblLook w:val="04A0" w:firstRow="1" w:lastRow="0" w:firstColumn="1" w:lastColumn="0" w:noHBand="0" w:noVBand="1"/>
+      </w:tblPr>
+      <w:tblGrid>
+        <w:gridCol w:w="4140"/>
+        <w:gridCol w:w="3810"/>
+      </w:tblGrid>
+      <w:tr>
+        <w:trPr>
+          <w:tblHeader/>
+          <w:tblCellSpacing w:w="15" w:type="dxa"/>
+        </w:trPr>
+        <w:tc>
+          <w:tcPr>
+            <w:tcW w:w="0" w:type="auto"/>
+            <w:vAlign w:val="center"/>
+            <w:hideMark/>
+          </w:tcPr>
+          <w:p>
+            <w:pPr>
+              <w:jc w:val="center"/>
+              <w:rPr>
+                <w:b/>
+                <w:bCs/>
+              </w:rPr>
+            </w:pPr>
+            <w:r>
+              <w:rPr>
+                <w:b/>
+                <w:bCs/>
+              </w:rPr>
+              <w:t>B-Tree</w:t>
+            </w:r>
+          </w:p>
+        </w:tc>
+        <w:tc>
+          <w:tcPr>
+            <w:tcW w:w="0" w:type="auto"/>
+            <w:vAlign w:val="center"/>
+            <w:hideMark/>
+          </w:tcPr>
+          <w:p>
+            <w:pPr>
+              <w:jc w:val="center"/>
+              <w:rPr>
+                <w:b/>
+                <w:bCs/>
+              </w:rPr>
+            </w:pPr>
+            <w:r>
+              <w:rPr>
+                <w:b/>
+                <w:bCs/>
+              </w:rPr>
+              <w:t>B+ Tree</w:t>
+            </w:r>
+          </w:p>
+        </w:tc>
+      </w:tr>
+      <w:tr>
+        <w:trPr>
+          <w:tblCellSpacing w:w="15" w:type="dxa"/>
+        </w:trPr>
+        <w:tc>
+          <w:tcPr>
+            <w:tcW w:w="0" w:type="auto"/>
+            <w:vAlign w:val="center"/>
+            <w:hideMark/>
+          </w:tcPr>
+          <w:p>
+            <w:r>
+              <w:t>Data can be stored in internal and leaf nodes.</w:t>
+            </w:r>
+          </w:p>
+        </w:tc>
+        <w:tc>
+          <w:tcPr>
+            <w:tcW w:w="0" w:type="auto"/>
+            <w:vAlign w:val="center"/>
+            <w:hideMark/>
+          </w:tcPr>
+          <w:p>
+            <w:r>
+              <w:t>Data is stored only in leaf nodes.</w:t>
+            </w:r>
+          </w:p>
+        </w:tc>
+      </w:tr>
+      <w:tr>
+        <w:trPr>
+          <w:tblCellSpacing w:w="15" w:type="dxa"/>
+        </w:trPr>
+        <w:tc>
+          <w:tcPr>
+            <w:tcW w:w="0" w:type="auto"/>
+            <w:vAlign w:val="center"/>
+            <w:hideMark/>
+          </w:tcPr>
+          <w:p>
+            <w:r>
+              <w:t>Leaf nodes are generally not linked.</w:t>
+            </w:r>
+          </w:p>
+        </w:tc>
+        <w:tc>
+          <w:tcPr>
+            <w:tcW w:w="0" w:type="auto"/>
+            <w:vAlign w:val="center"/>
+            <w:hideMark/>
+          </w:tcPr>
+          <w:p>
+            <w:r>
+              <w:t>Leaf nodes are linked.</w:t>
+            </w:r>
+          </w:p>
+        </w:tc>
+      </w:tr>
+      <w:tr>
+        <w:trPr>
+          <w:tblCellSpacing w:w="15" w:type="dxa"/>
+        </w:trPr>
+        <w:tc>
+          <w:tcPr>
+            <w:tcW w:w="0" w:type="auto"/>
+            <w:vAlign w:val="center"/>
+            <w:hideMark/>
+          </w:tcPr>
+          <w:p>
+            <w:r>
+              <w:t>Sequential/range search is less efficient.</w:t>
+            </w:r>
+          </w:p>
+        </w:tc>
+        <w:tc>
+          <w:tcPr>
+            <w:tcW w:w="0" w:type="auto"/>
+            <w:vAlign w:val="center"/>
+            <w:hideMark/>
+          </w:tcPr>
+          <w:p>
+            <w:r>
+              <w:t>Sequential/range search is more efficient.</w:t>
+            </w:r>
+          </w:p>
+        </w:tc>
+      </w:tr>
+      <w:tr>
+        <w:trPr>
+          <w:tblCellSpacing w:w="15" w:type="dxa"/>
+        </w:trPr>
+        <w:tc>
+          <w:tcPr>
+            <w:tcW w:w="0" w:type="auto"/>
+            <w:vAlign w:val="center"/>
+            <w:hideMark/>
+          </w:tcPr>
+          <w:p>
+            <w:r>
+              <w:t>Search may end at an internal node.</w:t>
+            </w:r>
+          </w:p>
+        </w:tc>
+        <w:tc>
+          <w:tcPr>
+            <w:tcW w:w="0" w:type="auto"/>
+            <w:vAlign w:val="center"/>
+            <w:hideMark/>
+          </w:tcPr>
+          <w:p>
+            <w:r>
+              <w:t>Search always reaches a leaf node.</w:t>
+            </w:r>
+          </w:p>
+        </w:tc>
+      </w:tr>
+    </w:tbl>
+    <w:p>
+      <w:pPr>
+        <w:pStyle w:val="NormalWeb"/>
+      </w:pPr>
+      <w:r>
+        <w:rPr>
+          <w:rStyle w:val="Strong"/>
+        </w:rPr>
+        <w:t>Key Point:</w:t>
+      </w:r>
+    </w:p>
+    <w:p>
+      <w:pPr>
+        <w:pStyle w:val="NormalWeb"/>
+      </w:pPr>
+      <w:r>
+        <w:rPr>
+          <w:rStyle w:val="Strong"/>
+        </w:rPr>
+        <w:t>B-Tree → Data in internal + leaf nodes</w:t>
+      </w:r>
+      <w:r>
+        <w:br/>
+      </w:r>
+      <w:r>
+        <w:rPr>
+          <w:rStyle w:val="Strong"/>
+        </w:rPr>
+        <w:t>B+ Tree → Data only in leaf nodes</w:t>
+      </w:r>
+    </w:p>
+    <w:p>
+      <w:pPr>
+        <w:spacing w:before="100" w:beforeAutospacing="1" w:after="100" w:afterAutospacing="1" w:line="240" w:lineRule="auto"/>
+        <w:ind w:left="360"/>
+        <w:rPr>
+          <w:sz w:val="28"/>
+          <w:szCs w:val="28"/>
+        </w:rPr>
+      </w:pPr>
+    </w:p>
+    <w:p>
+      <w:pPr>
+        <w:pStyle w:val="Heading2"/>
+        <w:rPr>
+          <w:b/>
+          <w:color w:val="FF0000"/>
+          <w:sz w:val="28"/>
+          <w:szCs w:val="28"/>
+        </w:rPr>
+      </w:pPr>
+      <w:r>
+        <w:rPr>
+          <w:b/>
+          <w:color w:val="FF0000"/>
+          <w:sz w:val="28"/>
+          <w:szCs w:val="28"/>
+        </w:rPr>
+        <w:t>Explain node structure of B+ tree / B tree?</w:t>
+      </w:r>
+    </w:p>
+    <w:p>
+      <w:pPr>
+        <w:pStyle w:val="Heading2"/>
+        <w:rPr>
+          <w:sz w:val="28"/>
+          <w:szCs w:val="28"/>
+        </w:rPr>
+      </w:pPr>
+      <w:r>
+        <w:rPr>
+          <w:b/>
+          <w:color w:val="FF0000"/>
+          <w:sz w:val="28"/>
+          <w:szCs w:val="28"/>
+        </w:rPr>
+        <w:t>Node s</w:t>
+      </w:r>
+      <w:r>
+        <w:rPr>
+          <w:b/>
+          <w:color w:val="FF0000"/>
+          <w:sz w:val="28"/>
+          <w:szCs w:val="28"/>
+        </w:rPr>
+        <w:t>tructure of a B+ Tree Node</w:t>
+      </w:r>
+    </w:p>
+    <w:p>
+      <w:pPr>
+        <w:pStyle w:val="NormalWeb"/>
+        <w:rPr>
+          <w:sz w:val="28"/>
+          <w:szCs w:val="28"/>
+        </w:rPr>
+      </w:pPr>
+      <w:r>
+        <w:rPr>
+          <w:sz w:val="28"/>
+          <w:szCs w:val="28"/>
+        </w:rPr>
+        <w:t>According to your slide:</w:t>
+      </w:r>
+    </w:p>
+    <w:p>
+      <w:pPr>
+        <w:pStyle w:val="NormalWeb"/>
+        <w:rPr>
+          <w:sz w:val="28"/>
+          <w:szCs w:val="28"/>
+        </w:rPr>
+      </w:pPr>
+      <w:r>
+        <w:rPr>
+          <w:sz w:val="28"/>
+          <w:szCs w:val="28"/>
+        </w:rPr>
+        <w:t>A node contains:</w:t>
+      </w:r>
+    </w:p>
+    <w:p>
+      <w:pPr>
+        <w:numPr>
+          <w:ilvl w:val="0"/>
+          <w:numId w:val="30"/>
+        </w:numPr>
+        <w:spacing w:before="100" w:beforeAutospacing="1" w:after="100" w:afterAutospacing="1" w:line="240" w:lineRule="auto"/>
+        <w:rPr>
+          <w:sz w:val="28"/>
+          <w:szCs w:val="28"/>
+        </w:rPr>
+      </w:pPr>
+      <w:r>
+        <w:rPr>
+          <w:sz w:val="28"/>
+          <w:szCs w:val="28"/>
+        </w:rPr>
+        <w:lastRenderedPageBreak/>
+        <w:t xml:space="preserve">Search Keys (K₁, K₂, K₃ ...) </w:t>
+      </w:r>
+    </w:p>
+    <w:p>
+      <w:pPr>
+        <w:numPr>
+          <w:ilvl w:val="0"/>
+          <w:numId w:val="30"/>
+        </w:numPr>
+        <w:spacing w:before="100" w:beforeAutospacing="1" w:after="100" w:afterAutospacing="1" w:line="240" w:lineRule="auto"/>
+        <w:rPr>
+          <w:sz w:val="28"/>
+          <w:szCs w:val="28"/>
+        </w:rPr>
+      </w:pPr>
+      <w:r>
+        <w:rPr>
+          <w:sz w:val="28"/>
+          <w:szCs w:val="28"/>
+        </w:rPr>
+        <w:t xml:space="preserve">Pointers (P₁, P₂, P₃ ...) </w:t>
+      </w:r>
+    </w:p>
+    <w:p>
+      <w:pPr>
+        <w:pStyle w:val="Heading3"/>
+        <w:rPr>
+          <w:sz w:val="28"/>
+          <w:szCs w:val="28"/>
+        </w:rPr>
+      </w:pPr>
+      <w:r>
+        <w:rPr>
+          <w:sz w:val="28"/>
+          <w:szCs w:val="28"/>
+        </w:rPr>
+        <w:t>Example</w:t>
+      </w:r>
+    </w:p>
+    <w:p>
+      <w:pPr>
+        <w:pStyle w:val="HTMLPreformatted"/>
+        <w:rPr>
+          <w:sz w:val="28"/>
+          <w:szCs w:val="28"/>
+        </w:rPr>
+      </w:pPr>
+      <w:r>
+        <w:rPr>
+          <w:rStyle w:val="HTMLCode"/>
+          <w:sz w:val="28"/>
+          <w:szCs w:val="28"/>
+        </w:rPr>
+        <w:t>P1 | K1 | P2 | K2 | P3 | K3 | P4</w:t>
+      </w:r>
+    </w:p>
+    <w:p>
+      <w:pPr>
+        <w:pStyle w:val="Heading3"/>
+        <w:rPr>
+          <w:sz w:val="28"/>
+          <w:szCs w:val="28"/>
+        </w:rPr>
+      </w:pPr>
+      <w:r>
+        <w:rPr>
+          <w:sz w:val="28"/>
+          <w:szCs w:val="28"/>
+        </w:rPr>
+        <w:t>Rules</w:t>
+      </w:r>
+    </w:p>
+    <w:p>
+      <w:pPr>
+        <w:pStyle w:val="Heading3"/>
+        <w:rPr>
+          <w:sz w:val="28"/>
+          <w:szCs w:val="28"/>
+        </w:rPr>
+      </w:pPr>
+      <w:r>
+        <w:rPr>
+          <w:sz w:val="28"/>
+          <w:szCs w:val="28"/>
+        </w:rPr>
+        <w:t>Non-Leaf Node</w:t>
+      </w:r>
+    </w:p>
+    <w:p>
+      <w:pPr>
+        <w:numPr>
+          <w:ilvl w:val="0"/>
+          <w:numId w:val="31"/>
+        </w:numPr>
+        <w:spacing w:before="100" w:beforeAutospacing="1" w:after="100" w:afterAutospacing="1" w:line="240" w:lineRule="auto"/>
+        <w:rPr>
+          <w:sz w:val="28"/>
+          <w:szCs w:val="28"/>
+        </w:rPr>
+      </w:pPr>
+      <w:r>
+        <w:rPr>
+          <w:sz w:val="28"/>
+          <w:szCs w:val="28"/>
+        </w:rPr>
+        <w:t xml:space="preserve">Contains only keys and pointers </w:t>
+      </w:r>
+    </w:p>
+    <w:p>
+      <w:pPr>
+        <w:numPr>
+          <w:ilvl w:val="0"/>
+          <w:numId w:val="31"/>
+        </w:numPr>
+        <w:spacing w:before="100" w:beforeAutospacing="1" w:after="100" w:afterAutospacing="1" w:line="240" w:lineRule="auto"/>
+        <w:rPr>
+          <w:sz w:val="28"/>
+          <w:szCs w:val="28"/>
+        </w:rPr>
+      </w:pPr>
+      <w:r>
+        <w:rPr>
+          <w:sz w:val="28"/>
+          <w:szCs w:val="28"/>
+        </w:rPr>
+        <w:t xml:space="preserve">Maximum = n pointers </w:t>
+      </w:r>
+    </w:p>
+    <w:p>
+      <w:pPr>
+        <w:numPr>
+          <w:ilvl w:val="0"/>
+          <w:numId w:val="31"/>
+        </w:numPr>
+        <w:spacing w:before="100" w:beforeAutospacing="1" w:after="100" w:afterAutospacing="1" w:line="240" w:lineRule="auto"/>
+        <w:rPr>
+          <w:sz w:val="28"/>
+          <w:szCs w:val="28"/>
+        </w:rPr>
+      </w:pPr>
+      <w:r>
+        <w:rPr>
+          <w:sz w:val="28"/>
+          <w:szCs w:val="28"/>
+        </w:rPr>
+        <w:t xml:space="preserve">Minimum = </w:t>
+      </w:r>
+      <w:r>
+        <w:rPr>
+          <w:rFonts w:ascii="Cambria Math" w:hAnsi="Cambria Math" w:cs="Cambria Math"/>
+          <w:sz w:val="28"/>
+          <w:szCs w:val="28"/>
+        </w:rPr>
+        <w:t>⌈</w:t>
+      </w:r>
+      <w:r>
+        <w:rPr>
+          <w:sz w:val="28"/>
+          <w:szCs w:val="28"/>
+        </w:rPr>
+        <w:t>n/2</w:t>
+      </w:r>
+      <w:r>
+        <w:rPr>
+          <w:rFonts w:ascii="Cambria Math" w:hAnsi="Cambria Math" w:cs="Cambria Math"/>
+          <w:sz w:val="28"/>
+          <w:szCs w:val="28"/>
+        </w:rPr>
+        <w:t>⌉</w:t>
+      </w:r>
+      <w:r>
+        <w:rPr>
+          <w:sz w:val="28"/>
+          <w:szCs w:val="28"/>
+        </w:rPr>
+        <w:t xml:space="preserve"> pointers </w:t>
+      </w:r>
+    </w:p>
+    <w:p>
+      <w:pPr>
+        <w:pStyle w:val="Heading3"/>
+        <w:rPr>
+          <w:sz w:val="28"/>
+          <w:szCs w:val="28"/>
+        </w:rPr>
+      </w:pPr>
+      <w:r>
+        <w:rPr>
+          <w:sz w:val="28"/>
+          <w:szCs w:val="28"/>
+        </w:rPr>
+        <w:t>Leaf Node</w:t>
+      </w:r>
+    </w:p>
+    <w:p>
+      <w:pPr>
+        <w:numPr>
+          <w:ilvl w:val="0"/>
+          <w:numId w:val="32"/>
+        </w:numPr>
+        <w:spacing w:before="100" w:beforeAutospacing="1" w:after="100" w:afterAutospacing="1" w:line="240" w:lineRule="auto"/>
+        <w:rPr>
+          <w:sz w:val="28"/>
+          <w:szCs w:val="28"/>
+        </w:rPr>
+      </w:pPr>
+      <w:r>
+        <w:rPr>
+          <w:sz w:val="28"/>
+          <w:szCs w:val="28"/>
+        </w:rPr>
+        <w:t xml:space="preserve">Contains actual data records </w:t>
+      </w:r>
+    </w:p>
+    <w:p>
+      <w:pPr>
+        <w:numPr>
+          <w:ilvl w:val="0"/>
+          <w:numId w:val="32"/>
+        </w:numPr>
+        <w:spacing w:before="100" w:beforeAutospacing="1" w:after="100" w:afterAutospacing="1" w:line="240" w:lineRule="auto"/>
+        <w:rPr>
+          <w:sz w:val="28"/>
+          <w:szCs w:val="28"/>
+        </w:rPr>
+      </w:pPr>
+      <w:r>
+        <w:rPr>
+          <w:sz w:val="28"/>
+          <w:szCs w:val="28"/>
+        </w:rPr>
+        <w:t xml:space="preserve">Maximum = n−1 keys </w:t>
+      </w:r>
+    </w:p>
+    <w:p>
+      <w:pPr>
+        <w:numPr>
+          <w:ilvl w:val="0"/>
+          <w:numId w:val="32"/>
+        </w:numPr>
+        <w:spacing w:before="100" w:beforeAutospacing="1" w:after="100" w:afterAutospacing="1" w:line="240" w:lineRule="auto"/>
+        <w:rPr>
+          <w:sz w:val="28"/>
+          <w:szCs w:val="28"/>
+        </w:rPr>
+      </w:pPr>
+      <w:r>
+        <w:rPr>
+          <w:sz w:val="28"/>
+          <w:szCs w:val="28"/>
+        </w:rPr>
+        <w:t xml:space="preserve">Minimum = </w:t>
+      </w:r>
+      <w:r>
+        <w:rPr>
+          <w:rFonts w:ascii="Cambria Math" w:hAnsi="Cambria Math" w:cs="Cambria Math"/>
+          <w:sz w:val="28"/>
+          <w:szCs w:val="28"/>
+        </w:rPr>
+        <w:t>⌈</w:t>
+      </w:r>
+      <w:r>
+        <w:rPr>
+          <w:sz w:val="28"/>
+          <w:szCs w:val="28"/>
+        </w:rPr>
+        <w:t>(n</w:t>
+      </w:r>
+      <w:r>
+        <w:rPr>
+          <w:rFonts w:ascii="Calibri" w:hAnsi="Calibri" w:cs="Calibri"/>
+          <w:sz w:val="28"/>
+          <w:szCs w:val="28"/>
+        </w:rPr>
+        <w:t>−</w:t>
+      </w:r>
+      <w:r>
+        <w:rPr>
+          <w:sz w:val="28"/>
+          <w:szCs w:val="28"/>
+        </w:rPr>
+        <w:t>1)/2</w:t>
+      </w:r>
+      <w:r>
+        <w:rPr>
+          <w:rFonts w:ascii="Cambria Math" w:hAnsi="Cambria Math" w:cs="Cambria Math"/>
+          <w:sz w:val="28"/>
+          <w:szCs w:val="28"/>
+        </w:rPr>
+        <w:t>⌉</w:t>
+      </w:r>
+      <w:r>
+        <w:rPr>
+          <w:sz w:val="28"/>
+          <w:szCs w:val="28"/>
+        </w:rPr>
+        <w:t xml:space="preserve"> keys </w:t>
+      </w:r>
+    </w:p>
+    <w:p>
+      <w:pPr>
+        <w:pStyle w:val="Heading3"/>
+        <w:rPr>
+          <w:sz w:val="28"/>
+          <w:szCs w:val="28"/>
+        </w:rPr>
+      </w:pPr>
+      <w:r>
+        <w:rPr>
+          <w:sz w:val="28"/>
+          <w:szCs w:val="28"/>
+        </w:rPr>
+        <w:t>Root Node</w:t>
+      </w:r>
+    </w:p>
+    <w:p>
+      <w:pPr>
+        <w:numPr>
+          <w:ilvl w:val="0"/>
+          <w:numId w:val="33"/>
+        </w:numPr>
+        <w:spacing w:before="100" w:beforeAutospacing="1" w:after="100" w:afterAutospacing="1" w:line="240" w:lineRule="auto"/>
+        <w:rPr>
+          <w:sz w:val="28"/>
+          <w:szCs w:val="28"/>
+        </w:rPr>
+      </w:pPr>
+      <w:r>
+        <w:rPr>
+          <w:sz w:val="28"/>
+          <w:szCs w:val="28"/>
+        </w:rPr>
+        <w:t xml:space="preserve">If root is not leaf: </w:t>
+      </w:r>
+      <w:r>
+        <w:rPr>
+          <w:sz w:val="28"/>
+          <w:szCs w:val="28"/>
+        </w:rPr>
+        <w:t xml:space="preserve">                 </w:t>
+      </w:r>
+    </w:p>
+    <w:p>
+      <w:pPr>
+        <w:numPr>
+          <w:ilvl w:val="1"/>
+          <w:numId w:val="33"/>
+        </w:numPr>
+        <w:spacing w:before="100" w:beforeAutospacing="1" w:after="100" w:afterAutospacing="1" w:line="240" w:lineRule="auto"/>
+        <w:rPr>
+          <w:sz w:val="28"/>
+          <w:szCs w:val="28"/>
+        </w:rPr>
+      </w:pPr>
+      <w:r>
+        <w:rPr>
+          <w:sz w:val="28"/>
+          <w:szCs w:val="28"/>
+        </w:rPr>
+        <w:t xml:space="preserve">Minimum 2 children </w:t>
+      </w:r>
+    </w:p>
+    <w:p>
+      <w:pPr>
+        <w:numPr>
+          <w:ilvl w:val="0"/>
+          <w:numId w:val="33"/>
+        </w:numPr>
+        <w:spacing w:before="100" w:beforeAutospacing="1" w:after="100" w:afterAutospacing="1" w:line="240" w:lineRule="auto"/>
+        <w:rPr>
+          <w:sz w:val="28"/>
+          <w:szCs w:val="28"/>
+        </w:rPr>
+      </w:pPr>
+      <w:r>
+        <w:rPr>
+          <w:sz w:val="28"/>
+          <w:szCs w:val="28"/>
+        </w:rPr>
+        <w:t xml:space="preserve">If root is leaf: </w:t>
+      </w:r>
+    </w:p>
+    <w:p>
+      <w:pPr>
+        <w:numPr>
+          <w:ilvl w:val="1"/>
+          <w:numId w:val="33"/>
+        </w:numPr>
+        <w:spacing w:before="100" w:beforeAutospacing="1" w:after="100" w:afterAutospacing="1" w:line="240" w:lineRule="auto"/>
+        <w:rPr>
+          <w:sz w:val="28"/>
+          <w:szCs w:val="28"/>
+        </w:rPr>
+      </w:pPr>
+      <w:r>
+        <w:rPr>
+          <w:sz w:val="28"/>
+          <w:szCs w:val="28"/>
+        </w:rPr>
+        <w:t xml:space="preserve">Can contain 0 to n−1 values </w:t>
+      </w:r>
+    </w:p>
+    <w:p>
+      <w:pPr>
+        <w:pStyle w:val="Heading3"/>
+        <w:rPr>
+          <w:sz w:val="28"/>
+          <w:szCs w:val="28"/>
+        </w:rPr>
+      </w:pPr>
+      <w:proofErr w:type="spellStart"/>
+      <w:r>
+        <w:rPr>
+          <w:sz w:val="28"/>
+          <w:szCs w:val="28"/>
+        </w:rPr>
+        <w:t>Fanout</w:t>
+      </w:r>
+      <w:proofErr w:type="spellEnd"/>
+    </w:p>
+    <w:p>
+      <w:pPr>
+        <w:pStyle w:val="NormalWeb"/>
+        <w:rPr>
+          <w:sz w:val="28"/>
+          <w:szCs w:val="28"/>
+        </w:rPr>
+      </w:pPr>
+      <w:r>
+        <w:rPr>
+          <w:sz w:val="28"/>
+          <w:szCs w:val="28"/>
+        </w:rPr>
+        <w:t xml:space="preserve">The number of pointers in a node is called </w:t>
+      </w:r>
+      <w:proofErr w:type="spellStart"/>
+      <w:r>
+        <w:rPr>
+          <w:rStyle w:val="Strong"/>
+          <w:rFonts w:eastAsiaTheme="majorEastAsia"/>
+          <w:sz w:val="28"/>
+          <w:szCs w:val="28"/>
+        </w:rPr>
+        <w:t>Fanout</w:t>
+      </w:r>
+      <w:proofErr w:type="spellEnd"/>
+      <w:r>
+        <w:rPr>
+          <w:sz w:val="28"/>
+          <w:szCs w:val="28"/>
+        </w:rPr>
+        <w:t>.</w:t>
+      </w:r>
+    </w:p>
+    <w:p>
+      <w:pPr>
+        <w:pStyle w:val="NormalWeb"/>
+        <w:rPr>
+          <w:sz w:val="28"/>
+          <w:szCs w:val="28"/>
+        </w:rPr>
+      </w:pPr>
+      <w:r>
+        <w:rPr>
+          <w:sz w:val="28"/>
+          <w:szCs w:val="28"/>
+        </w:rPr>
+        <w:t>Example:</w:t>
+      </w:r>
+    </w:p>
+    <w:p>
+      <w:pPr>
+        <w:pStyle w:val="HTMLPreformatted"/>
+        <w:rPr>
+          <w:sz w:val="28"/>
+          <w:szCs w:val="28"/>
+        </w:rPr>
+      </w:pPr>
+      <w:r>
+        <w:rPr>
+          <w:rStyle w:val="HTMLCode"/>
+          <w:sz w:val="28"/>
+          <w:szCs w:val="28"/>
+        </w:rPr>
+        <w:t>P1 K1 P2 K2 P3 K3 P4</w:t>
+      </w:r>
+    </w:p>
+    <w:p>
+      <w:pPr>
+        <w:pStyle w:val="NormalWeb"/>
+        <w:rPr>
+          <w:sz w:val="28"/>
+          <w:szCs w:val="28"/>
+        </w:rPr>
+      </w:pPr>
+      <w:r>
+        <w:rPr>
+          <w:sz w:val="28"/>
+          <w:szCs w:val="28"/>
+        </w:rPr>
+        <w:t>There are 4 pointers.</w:t>
+      </w:r>
+    </w:p>
+    <w:p>
+      <w:pPr>
+        <w:pStyle w:val="NormalWeb"/>
+        <w:rPr>
+          <w:sz w:val="28"/>
+          <w:szCs w:val="28"/>
+        </w:rPr>
+      </w:pPr>
+      <w:r>
+        <w:rPr>
+          <w:rFonts w:ascii="Segoe UI Symbol" w:hAnsi="Segoe UI Symbol" w:cs="Segoe UI Symbol"/>
+          <w:sz w:val="28"/>
+          <w:szCs w:val="28"/>
+        </w:rPr>
+        <w:t>➡️</w:t>
+      </w:r>
+      <w:r>
+        <w:rPr>
+          <w:sz w:val="28"/>
+          <w:szCs w:val="28"/>
+        </w:rPr>
+        <w:t xml:space="preserve"> </w:t>
+      </w:r>
+      <w:proofErr w:type="spellStart"/>
+      <w:r>
+        <w:rPr>
+          <w:sz w:val="28"/>
+          <w:szCs w:val="28"/>
+        </w:rPr>
+        <w:t>Fanout</w:t>
+      </w:r>
+      <w:proofErr w:type="spellEnd"/>
+      <w:r>
+        <w:rPr>
+          <w:sz w:val="28"/>
+          <w:szCs w:val="28"/>
+        </w:rPr>
+        <w:t xml:space="preserve"> = 4</w:t>
+      </w:r>
+    </w:p>
+    <w:p>
+      <w:pPr>
+        <w:pStyle w:val="Heading2"/>
+        <w:rPr>
+          <w:sz w:val="28"/>
+          <w:szCs w:val="28"/>
+        </w:rPr>
+      </w:pPr>
+      <w:r>
+        <w:rPr>
+          <w:sz w:val="28"/>
+          <w:szCs w:val="28"/>
+        </w:rPr>
+        <w:lastRenderedPageBreak/>
+        <w:t>Easy Bangla Answer</w:t>
+      </w:r>
+    </w:p>
+    <w:p>
+      <w:pPr>
+        <w:pStyle w:val="NormalWeb"/>
+        <w:rPr>
+          <w:sz w:val="28"/>
+          <w:szCs w:val="28"/>
+        </w:rPr>
+      </w:pPr>
+      <w:r>
+        <w:rPr>
+          <w:sz w:val="28"/>
+          <w:szCs w:val="28"/>
+        </w:rPr>
+        <w:t>B+ Tree-</w:t>
+      </w:r>
+      <w:proofErr w:type="spellStart"/>
+      <w:r>
+        <w:rPr>
+          <w:rFonts w:ascii="Nirmala UI" w:hAnsi="Nirmala UI" w:cs="Nirmala UI"/>
+          <w:sz w:val="28"/>
+          <w:szCs w:val="28"/>
+        </w:rPr>
+        <w:t>এর</w:t>
+      </w:r>
+      <w:proofErr w:type="spellEnd"/>
+      <w:r>
+        <w:rPr>
+          <w:sz w:val="28"/>
+          <w:szCs w:val="28"/>
+        </w:rPr>
+        <w:t xml:space="preserve"> </w:t>
+      </w:r>
+      <w:proofErr w:type="spellStart"/>
+      <w:r>
+        <w:rPr>
+          <w:rFonts w:ascii="Nirmala UI" w:hAnsi="Nirmala UI" w:cs="Nirmala UI"/>
+          <w:sz w:val="28"/>
+          <w:szCs w:val="28"/>
+        </w:rPr>
+        <w:t>প্রতিটি</w:t>
+      </w:r>
+      <w:proofErr w:type="spellEnd"/>
+      <w:r>
+        <w:rPr>
+          <w:sz w:val="28"/>
+          <w:szCs w:val="28"/>
+        </w:rPr>
+        <w:t xml:space="preserve"> Node-</w:t>
+      </w:r>
+      <w:r>
+        <w:rPr>
+          <w:rFonts w:ascii="Nirmala UI" w:hAnsi="Nirmala UI" w:cs="Nirmala UI"/>
+          <w:sz w:val="28"/>
+          <w:szCs w:val="28"/>
+        </w:rPr>
+        <w:t>এ</w:t>
+      </w:r>
+      <w:r>
+        <w:rPr>
+          <w:sz w:val="28"/>
+          <w:szCs w:val="28"/>
+        </w:rPr>
+        <w:t>:</w:t>
+      </w:r>
+    </w:p>
+    <w:p>
+      <w:pPr>
+        <w:numPr>
+          <w:ilvl w:val="0"/>
+          <w:numId w:val="34"/>
+        </w:numPr>
+        <w:spacing w:before="100" w:beforeAutospacing="1" w:after="100" w:afterAutospacing="1" w:line="240" w:lineRule="auto"/>
+        <w:rPr>
+          <w:sz w:val="28"/>
+          <w:szCs w:val="28"/>
+        </w:rPr>
+      </w:pPr>
+      <w:r>
+        <w:rPr>
+          <w:sz w:val="28"/>
+          <w:szCs w:val="28"/>
+        </w:rPr>
+        <w:t xml:space="preserve">Search Key </w:t>
+      </w:r>
+      <w:proofErr w:type="spellStart"/>
+      <w:r>
+        <w:rPr>
+          <w:rFonts w:ascii="Nirmala UI" w:hAnsi="Nirmala UI" w:cs="Nirmala UI"/>
+          <w:sz w:val="28"/>
+          <w:szCs w:val="28"/>
+        </w:rPr>
+        <w:t>থাকে</w:t>
+      </w:r>
+      <w:proofErr w:type="spellEnd"/>
+      <w:r>
+        <w:rPr>
+          <w:sz w:val="28"/>
+          <w:szCs w:val="28"/>
+        </w:rPr>
+        <w:t xml:space="preserve"> </w:t>
+      </w:r>
+    </w:p>
+    <w:p>
+      <w:pPr>
+        <w:numPr>
+          <w:ilvl w:val="0"/>
+          <w:numId w:val="34"/>
+        </w:numPr>
+        <w:spacing w:before="100" w:beforeAutospacing="1" w:after="100" w:afterAutospacing="1" w:line="240" w:lineRule="auto"/>
+        <w:rPr>
+          <w:sz w:val="28"/>
+          <w:szCs w:val="28"/>
+        </w:rPr>
+      </w:pPr>
+      <w:r>
+        <w:rPr>
+          <w:sz w:val="28"/>
+          <w:szCs w:val="28"/>
+        </w:rPr>
+        <w:t xml:space="preserve">Pointer </w:t>
+      </w:r>
+      <w:proofErr w:type="spellStart"/>
+      <w:r>
+        <w:rPr>
+          <w:rFonts w:ascii="Nirmala UI" w:hAnsi="Nirmala UI" w:cs="Nirmala UI"/>
+          <w:sz w:val="28"/>
+          <w:szCs w:val="28"/>
+        </w:rPr>
+        <w:t>থাকে</w:t>
+      </w:r>
+      <w:proofErr w:type="spellEnd"/>
+      <w:r>
+        <w:rPr>
+          <w:sz w:val="28"/>
+          <w:szCs w:val="28"/>
+        </w:rPr>
+        <w:t xml:space="preserve"> </w:t>
+      </w:r>
+    </w:p>
+    <w:p>
+      <w:pPr>
+        <w:pStyle w:val="Heading3"/>
+        <w:rPr>
+          <w:sz w:val="28"/>
+          <w:szCs w:val="28"/>
+        </w:rPr>
+      </w:pPr>
+      <w:r>
+        <w:rPr>
+          <w:sz w:val="28"/>
+          <w:szCs w:val="28"/>
+        </w:rPr>
+        <w:t>Non-Leaf Node</w:t>
+      </w:r>
+    </w:p>
+    <w:p>
+      <w:pPr>
+        <w:pStyle w:val="NormalWeb"/>
+        <w:rPr>
+          <w:sz w:val="28"/>
+          <w:szCs w:val="28"/>
+        </w:rPr>
+      </w:pPr>
+      <w:proofErr w:type="spellStart"/>
+      <w:r>
+        <w:rPr>
+          <w:rFonts w:ascii="Nirmala UI" w:hAnsi="Nirmala UI" w:cs="Nirmala UI"/>
+          <w:sz w:val="28"/>
+          <w:szCs w:val="28"/>
+        </w:rPr>
+        <w:t>শুধু</w:t>
+      </w:r>
+      <w:proofErr w:type="spellEnd"/>
+      <w:r>
+        <w:rPr>
+          <w:sz w:val="28"/>
+          <w:szCs w:val="28"/>
+        </w:rPr>
+        <w:t xml:space="preserve"> Key </w:t>
+      </w:r>
+      <w:r>
+        <w:rPr>
+          <w:rFonts w:ascii="Nirmala UI" w:hAnsi="Nirmala UI" w:cs="Nirmala UI"/>
+          <w:sz w:val="28"/>
+          <w:szCs w:val="28"/>
+        </w:rPr>
+        <w:t>ও</w:t>
+      </w:r>
+      <w:r>
+        <w:rPr>
+          <w:sz w:val="28"/>
+          <w:szCs w:val="28"/>
+        </w:rPr>
+        <w:t xml:space="preserve"> Pointer </w:t>
+      </w:r>
+      <w:proofErr w:type="spellStart"/>
+      <w:r>
+        <w:rPr>
+          <w:rFonts w:ascii="Nirmala UI" w:hAnsi="Nirmala UI" w:cs="Nirmala UI"/>
+          <w:sz w:val="28"/>
+          <w:szCs w:val="28"/>
+        </w:rPr>
+        <w:t>রাখে</w:t>
+      </w:r>
+      <w:proofErr w:type="spellEnd"/>
+      <w:r>
+        <w:rPr>
+          <w:rFonts w:ascii="Nirmala UI" w:hAnsi="Nirmala UI" w:cs="Nirmala UI"/>
+          <w:sz w:val="28"/>
+          <w:szCs w:val="28"/>
+        </w:rPr>
+        <w:t>।</w:t>
+      </w:r>
+    </w:p>
+    <w:p>
+      <w:pPr>
+        <w:pStyle w:val="Heading3"/>
+        <w:rPr>
+          <w:sz w:val="28"/>
+          <w:szCs w:val="28"/>
+        </w:rPr>
+      </w:pPr>
+      <w:r>
+        <w:rPr>
+          <w:sz w:val="28"/>
+          <w:szCs w:val="28"/>
+        </w:rPr>
+        <w:t>Leaf Node</w:t>
+      </w:r>
+    </w:p>
+    <w:p>
+      <w:pPr>
+        <w:pStyle w:val="NormalWeb"/>
+        <w:rPr>
+          <w:sz w:val="28"/>
+          <w:szCs w:val="28"/>
+        </w:rPr>
+      </w:pPr>
+      <w:proofErr w:type="spellStart"/>
+      <w:r>
+        <w:rPr>
+          <w:rFonts w:ascii="Nirmala UI" w:hAnsi="Nirmala UI" w:cs="Nirmala UI"/>
+          <w:sz w:val="28"/>
+          <w:szCs w:val="28"/>
+        </w:rPr>
+        <w:t>আসল</w:t>
+      </w:r>
+      <w:proofErr w:type="spellEnd"/>
+      <w:r>
+        <w:rPr>
+          <w:sz w:val="28"/>
+          <w:szCs w:val="28"/>
+        </w:rPr>
+        <w:t xml:space="preserve"> Data Record </w:t>
+      </w:r>
+      <w:proofErr w:type="spellStart"/>
+      <w:r>
+        <w:rPr>
+          <w:rFonts w:ascii="Nirmala UI" w:hAnsi="Nirmala UI" w:cs="Nirmala UI"/>
+          <w:sz w:val="28"/>
+          <w:szCs w:val="28"/>
+        </w:rPr>
+        <w:t>রাখে</w:t>
+      </w:r>
+      <w:proofErr w:type="spellEnd"/>
+      <w:r>
+        <w:rPr>
+          <w:rFonts w:ascii="Nirmala UI" w:hAnsi="Nirmala UI" w:cs="Nirmala UI"/>
+          <w:sz w:val="28"/>
+          <w:szCs w:val="28"/>
+        </w:rPr>
+        <w:t>।</w:t>
+      </w:r>
+    </w:p>
+    <w:p>
+      <w:pPr>
+        <w:pStyle w:val="Heading3"/>
+        <w:rPr>
+          <w:sz w:val="28"/>
+          <w:szCs w:val="28"/>
+        </w:rPr>
+      </w:pPr>
+      <w:proofErr w:type="spellStart"/>
+      <w:r>
+        <w:rPr>
+          <w:sz w:val="28"/>
+          <w:szCs w:val="28"/>
+        </w:rPr>
+        <w:t>Fanout</w:t>
+      </w:r>
+      <w:proofErr w:type="spellEnd"/>
+    </w:p>
+    <w:p>
+      <w:pPr>
+        <w:pStyle w:val="NormalWeb"/>
+        <w:rPr>
+          <w:sz w:val="28"/>
+          <w:szCs w:val="28"/>
+        </w:rPr>
+      </w:pPr>
+      <w:r>
+        <w:rPr>
+          <w:sz w:val="28"/>
+          <w:szCs w:val="28"/>
+        </w:rPr>
+        <w:t>Node-</w:t>
+      </w:r>
+      <w:r>
+        <w:rPr>
+          <w:rFonts w:ascii="Nirmala UI" w:hAnsi="Nirmala UI" w:cs="Nirmala UI"/>
+          <w:sz w:val="28"/>
+          <w:szCs w:val="28"/>
+        </w:rPr>
+        <w:t>এ</w:t>
+      </w:r>
+      <w:r>
+        <w:rPr>
+          <w:sz w:val="28"/>
+          <w:szCs w:val="28"/>
+        </w:rPr>
+        <w:t xml:space="preserve"> </w:t>
+      </w:r>
+      <w:proofErr w:type="spellStart"/>
+      <w:r>
+        <w:rPr>
+          <w:rFonts w:ascii="Nirmala UI" w:hAnsi="Nirmala UI" w:cs="Nirmala UI"/>
+          <w:sz w:val="28"/>
+          <w:szCs w:val="28"/>
+        </w:rPr>
+        <w:t>যতগুলো</w:t>
+      </w:r>
+      <w:proofErr w:type="spellEnd"/>
+      <w:r>
+        <w:rPr>
+          <w:sz w:val="28"/>
+          <w:szCs w:val="28"/>
+        </w:rPr>
+        <w:t xml:space="preserve"> Pointer </w:t>
+      </w:r>
+      <w:proofErr w:type="spellStart"/>
+      <w:r>
+        <w:rPr>
+          <w:rFonts w:ascii="Nirmala UI" w:hAnsi="Nirmala UI" w:cs="Nirmala UI"/>
+          <w:sz w:val="28"/>
+          <w:szCs w:val="28"/>
+        </w:rPr>
+        <w:t>থাকে</w:t>
+      </w:r>
+      <w:proofErr w:type="spellEnd"/>
+      <w:r>
+        <w:rPr>
+          <w:sz w:val="28"/>
+          <w:szCs w:val="28"/>
+        </w:rPr>
+        <w:t xml:space="preserve"> </w:t>
+      </w:r>
+      <w:proofErr w:type="spellStart"/>
+      <w:r>
+        <w:rPr>
+          <w:rFonts w:ascii="Nirmala UI" w:hAnsi="Nirmala UI" w:cs="Nirmala UI"/>
+          <w:sz w:val="28"/>
+          <w:szCs w:val="28"/>
+        </w:rPr>
+        <w:t>তাকে</w:t>
+      </w:r>
+      <w:proofErr w:type="spellEnd"/>
+      <w:r>
+        <w:rPr>
+          <w:sz w:val="28"/>
+          <w:szCs w:val="28"/>
+        </w:rPr>
+        <w:t xml:space="preserve"> </w:t>
+      </w:r>
+      <w:proofErr w:type="spellStart"/>
+      <w:r>
+        <w:rPr>
+          <w:sz w:val="28"/>
+          <w:szCs w:val="28"/>
+        </w:rPr>
+        <w:t>Fanout</w:t>
+      </w:r>
+      <w:proofErr w:type="spellEnd"/>
+      <w:r>
+        <w:rPr>
+          <w:sz w:val="28"/>
+          <w:szCs w:val="28"/>
+        </w:rPr>
+        <w:t xml:space="preserve"> </w:t>
+      </w:r>
+      <w:proofErr w:type="spellStart"/>
+      <w:r>
+        <w:rPr>
+          <w:rFonts w:ascii="Nirmala UI" w:hAnsi="Nirmala UI" w:cs="Nirmala UI"/>
+          <w:sz w:val="28"/>
+          <w:szCs w:val="28"/>
+        </w:rPr>
+        <w:t>বলে</w:t>
+      </w:r>
+      <w:proofErr w:type="spellEnd"/>
+      <w:r>
+        <w:rPr>
+          <w:rFonts w:ascii="Nirmala UI" w:hAnsi="Nirmala UI" w:cs="Nirmala UI"/>
+          <w:sz w:val="28"/>
+          <w:szCs w:val="28"/>
+        </w:rPr>
+        <w:t>।</w:t>
+      </w:r>
+    </w:p>
+    <w:p>
+      <w:pPr>
+        <w:pStyle w:val="Heading2"/>
+        <w:rPr>
+          <w:sz w:val="28"/>
+          <w:szCs w:val="28"/>
+        </w:rPr>
+      </w:pPr>
+      <w:r>
+        <w:rPr>
+          <w:sz w:val="28"/>
+          <w:szCs w:val="28"/>
+        </w:rPr>
+        <w:t>Exam Answer (5 Marks)</w:t>
+      </w:r>
+    </w:p>
+    <w:p>
+      <w:pPr>
+        <w:pStyle w:val="NormalWeb"/>
+        <w:rPr>
+          <w:sz w:val="28"/>
+          <w:szCs w:val="28"/>
+        </w:rPr>
+      </w:pPr>
+      <w:r>
+        <w:rPr>
+          <w:rStyle w:val="Strong"/>
+          <w:rFonts w:eastAsiaTheme="majorEastAsia"/>
+          <w:sz w:val="28"/>
+          <w:szCs w:val="28"/>
+        </w:rPr>
+        <w:t xml:space="preserve">A B+ Tree node contains search-key values and pointers. Non-leaf nodes contain only keys and pointers, while leaf nodes contain actual records. A non-leaf node can have up to n pointers and at least </w:t>
+      </w:r>
+      <w:r>
+        <w:rPr>
+          <w:rStyle w:val="Strong"/>
+          <w:rFonts w:ascii="Cambria Math" w:eastAsiaTheme="majorEastAsia" w:hAnsi="Cambria Math" w:cs="Cambria Math"/>
+          <w:sz w:val="28"/>
+          <w:szCs w:val="28"/>
+        </w:rPr>
+        <w:t>⌈</w:t>
+      </w:r>
+      <w:r>
+        <w:rPr>
+          <w:rStyle w:val="Strong"/>
+          <w:rFonts w:eastAsiaTheme="majorEastAsia"/>
+          <w:sz w:val="28"/>
+          <w:szCs w:val="28"/>
+        </w:rPr>
+        <w:t>n/2</w:t>
+      </w:r>
+      <w:r>
+        <w:rPr>
+          <w:rStyle w:val="Strong"/>
+          <w:rFonts w:ascii="Cambria Math" w:eastAsiaTheme="majorEastAsia" w:hAnsi="Cambria Math" w:cs="Cambria Math"/>
+          <w:sz w:val="28"/>
+          <w:szCs w:val="28"/>
+        </w:rPr>
+        <w:t>⌉</w:t>
+      </w:r>
+      <w:r>
+        <w:rPr>
+          <w:rStyle w:val="Strong"/>
+          <w:rFonts w:eastAsiaTheme="majorEastAsia"/>
+          <w:sz w:val="28"/>
+          <w:szCs w:val="28"/>
+        </w:rPr>
+        <w:t xml:space="preserve"> pointers. The number of pointers in a node is called </w:t>
+      </w:r>
+      <w:proofErr w:type="spellStart"/>
+      <w:r>
+        <w:rPr>
+          <w:rStyle w:val="Strong"/>
+          <w:rFonts w:eastAsiaTheme="majorEastAsia"/>
+          <w:sz w:val="28"/>
+          <w:szCs w:val="28"/>
+        </w:rPr>
+        <w:t>fanout</w:t>
+      </w:r>
+      <w:proofErr w:type="spellEnd"/>
+      <w:r>
+        <w:rPr>
+          <w:rStyle w:val="Strong"/>
+          <w:rFonts w:eastAsiaTheme="majorEastAsia"/>
+          <w:sz w:val="28"/>
+          <w:szCs w:val="28"/>
+        </w:rPr>
+        <w:t>. All leaf nodes are maintained at the same</w:t>
+      </w:r>
+    </w:p>
+    <w:p>
+      <w:pPr>
+        <w:pStyle w:val="NormalWeb"/>
+        <w:rPr>
+          <w:sz w:val="28"/>
+          <w:szCs w:val="28"/>
+        </w:rPr>
+      </w:pPr>
+    </w:p>
+    <w:p>
+      <w:pPr>
         <w:pStyle w:val="NormalWeb"/>
         <w:numPr>
           <w:ilvl w:val="0"/>
@@ -6465,2983 +7945,6 @@
           <w:sz w:val="28"/>
           <w:szCs w:val="28"/>
         </w:rPr>
-        <w:t>What is B+ tree / B tree?</w:t>
-      </w:r>
-    </w:p>
-    <w:p>
-      <w:pPr>
-        <w:pStyle w:val="NormalWeb"/>
-        <w:rPr>
-          <w:sz w:val="28"/>
-          <w:szCs w:val="28"/>
-        </w:rPr>
-      </w:pPr>
-      <w:r>
-        <w:rPr>
-          <w:sz w:val="28"/>
-          <w:szCs w:val="28"/>
-        </w:rPr>
-        <w:t xml:space="preserve">A </w:t>
-      </w:r>
-      <w:r>
-        <w:rPr>
-          <w:rStyle w:val="Strong"/>
-          <w:sz w:val="28"/>
-          <w:szCs w:val="28"/>
-        </w:rPr>
-        <w:t>B+ Tree</w:t>
-      </w:r>
-      <w:r>
-        <w:rPr>
-          <w:sz w:val="28"/>
-          <w:szCs w:val="28"/>
-        </w:rPr>
-        <w:t xml:space="preserve"> is a balanced multilevel index structure used in databases for fast searching, insertion, and deletion of records.</w:t>
-      </w:r>
-    </w:p>
-    <w:p>
-      <w:pPr>
-        <w:pStyle w:val="NormalWeb"/>
-        <w:rPr>
-          <w:sz w:val="28"/>
-          <w:szCs w:val="28"/>
-        </w:rPr>
-      </w:pPr>
-      <w:r>
-        <w:rPr>
-          <w:sz w:val="28"/>
-          <w:szCs w:val="28"/>
-        </w:rPr>
-        <w:t xml:space="preserve">In a B+ Tree, </w:t>
-      </w:r>
-      <w:r>
-        <w:rPr>
-          <w:rStyle w:val="Strong"/>
-          <w:sz w:val="28"/>
-          <w:szCs w:val="28"/>
-        </w:rPr>
-        <w:t>all actual data records are stored in the leaf nodes</w:t>
-      </w:r>
-      <w:r>
-        <w:rPr>
-          <w:sz w:val="28"/>
-          <w:szCs w:val="28"/>
-        </w:rPr>
-        <w:t>, while non-leaf nodes contain only search keys and pointers.</w:t>
-      </w:r>
-    </w:p>
-    <w:p>
-      <w:pPr>
-        <w:pStyle w:val="Heading3"/>
-        <w:rPr>
-          <w:sz w:val="28"/>
-          <w:szCs w:val="28"/>
-        </w:rPr>
-      </w:pPr>
-      <w:r>
-        <w:rPr>
-          <w:sz w:val="28"/>
-          <w:szCs w:val="28"/>
-        </w:rPr>
-        <w:t>Easy Bangla</w:t>
-      </w:r>
-    </w:p>
-    <w:p>
-      <w:pPr>
-        <w:pStyle w:val="NormalWeb"/>
-        <w:rPr>
-          <w:sz w:val="28"/>
-          <w:szCs w:val="28"/>
-        </w:rPr>
-      </w:pPr>
-      <w:r>
-        <w:rPr>
-          <w:rStyle w:val="Strong"/>
-          <w:sz w:val="28"/>
-          <w:szCs w:val="28"/>
-        </w:rPr>
-        <w:t>B+ Tree</w:t>
-      </w:r>
-      <w:r>
-        <w:rPr>
-          <w:sz w:val="28"/>
-          <w:szCs w:val="28"/>
-        </w:rPr>
-        <w:t xml:space="preserve"> </w:t>
-      </w:r>
-      <w:proofErr w:type="spellStart"/>
-      <w:r>
-        <w:rPr>
-          <w:rFonts w:ascii="Nirmala UI" w:hAnsi="Nirmala UI" w:cs="Nirmala UI"/>
-          <w:sz w:val="28"/>
-          <w:szCs w:val="28"/>
-        </w:rPr>
-        <w:t>হলো</w:t>
-      </w:r>
-      <w:proofErr w:type="spellEnd"/>
-      <w:r>
-        <w:rPr>
-          <w:sz w:val="28"/>
-          <w:szCs w:val="28"/>
-        </w:rPr>
-        <w:t xml:space="preserve"> </w:t>
-      </w:r>
-      <w:proofErr w:type="spellStart"/>
-      <w:r>
-        <w:rPr>
-          <w:rFonts w:ascii="Nirmala UI" w:hAnsi="Nirmala UI" w:cs="Nirmala UI"/>
-          <w:sz w:val="28"/>
-          <w:szCs w:val="28"/>
-        </w:rPr>
-        <w:t>একটি</w:t>
-      </w:r>
-      <w:proofErr w:type="spellEnd"/>
-      <w:r>
-        <w:rPr>
-          <w:sz w:val="28"/>
-          <w:szCs w:val="28"/>
-        </w:rPr>
-        <w:t xml:space="preserve"> Balanced Multilevel Index Structure </w:t>
-      </w:r>
-      <w:proofErr w:type="spellStart"/>
-      <w:r>
-        <w:rPr>
-          <w:rFonts w:ascii="Nirmala UI" w:hAnsi="Nirmala UI" w:cs="Nirmala UI"/>
-          <w:sz w:val="28"/>
-          <w:szCs w:val="28"/>
-        </w:rPr>
-        <w:t>যা</w:t>
-      </w:r>
-      <w:proofErr w:type="spellEnd"/>
-      <w:r>
-        <w:rPr>
-          <w:sz w:val="28"/>
-          <w:szCs w:val="28"/>
-        </w:rPr>
-        <w:t xml:space="preserve"> Database-</w:t>
-      </w:r>
-      <w:r>
-        <w:rPr>
-          <w:rFonts w:ascii="Nirmala UI" w:hAnsi="Nirmala UI" w:cs="Nirmala UI"/>
-          <w:sz w:val="28"/>
-          <w:szCs w:val="28"/>
-        </w:rPr>
-        <w:t>এ</w:t>
-      </w:r>
-      <w:r>
-        <w:rPr>
-          <w:sz w:val="28"/>
-          <w:szCs w:val="28"/>
-        </w:rPr>
-        <w:t xml:space="preserve"> </w:t>
-      </w:r>
-      <w:proofErr w:type="spellStart"/>
-      <w:r>
-        <w:rPr>
-          <w:rFonts w:ascii="Nirmala UI" w:hAnsi="Nirmala UI" w:cs="Nirmala UI"/>
-          <w:sz w:val="28"/>
-          <w:szCs w:val="28"/>
-        </w:rPr>
-        <w:t>দ্রুত</w:t>
-      </w:r>
-      <w:proofErr w:type="spellEnd"/>
-      <w:r>
-        <w:rPr>
-          <w:sz w:val="28"/>
-          <w:szCs w:val="28"/>
-        </w:rPr>
-        <w:t xml:space="preserve"> Search, Insert </w:t>
-      </w:r>
-      <w:proofErr w:type="spellStart"/>
-      <w:r>
-        <w:rPr>
-          <w:rFonts w:ascii="Nirmala UI" w:hAnsi="Nirmala UI" w:cs="Nirmala UI"/>
-          <w:sz w:val="28"/>
-          <w:szCs w:val="28"/>
-        </w:rPr>
-        <w:t>এবং</w:t>
-      </w:r>
-      <w:proofErr w:type="spellEnd"/>
-      <w:r>
-        <w:rPr>
-          <w:sz w:val="28"/>
-          <w:szCs w:val="28"/>
-        </w:rPr>
-        <w:t xml:space="preserve"> Delete </w:t>
-      </w:r>
-      <w:proofErr w:type="spellStart"/>
-      <w:r>
-        <w:rPr>
-          <w:rFonts w:ascii="Nirmala UI" w:hAnsi="Nirmala UI" w:cs="Nirmala UI"/>
-          <w:sz w:val="28"/>
-          <w:szCs w:val="28"/>
-        </w:rPr>
-        <w:t>করার</w:t>
-      </w:r>
-      <w:proofErr w:type="spellEnd"/>
-      <w:r>
-        <w:rPr>
-          <w:sz w:val="28"/>
-          <w:szCs w:val="28"/>
-        </w:rPr>
-        <w:t xml:space="preserve"> </w:t>
-      </w:r>
-      <w:proofErr w:type="spellStart"/>
-      <w:r>
-        <w:rPr>
-          <w:rFonts w:ascii="Nirmala UI" w:hAnsi="Nirmala UI" w:cs="Nirmala UI"/>
-          <w:sz w:val="28"/>
-          <w:szCs w:val="28"/>
-        </w:rPr>
-        <w:t>জন্য</w:t>
-      </w:r>
-      <w:proofErr w:type="spellEnd"/>
-      <w:r>
-        <w:rPr>
-          <w:sz w:val="28"/>
-          <w:szCs w:val="28"/>
-        </w:rPr>
-        <w:t xml:space="preserve"> </w:t>
-      </w:r>
-      <w:proofErr w:type="spellStart"/>
-      <w:r>
-        <w:rPr>
-          <w:rFonts w:ascii="Nirmala UI" w:hAnsi="Nirmala UI" w:cs="Nirmala UI"/>
-          <w:sz w:val="28"/>
-          <w:szCs w:val="28"/>
-        </w:rPr>
-        <w:t>ব্যবহৃত</w:t>
-      </w:r>
-      <w:proofErr w:type="spellEnd"/>
-      <w:r>
-        <w:rPr>
-          <w:sz w:val="28"/>
-          <w:szCs w:val="28"/>
-        </w:rPr>
-        <w:t xml:space="preserve"> </w:t>
-      </w:r>
-      <w:proofErr w:type="spellStart"/>
-      <w:r>
-        <w:rPr>
-          <w:rFonts w:ascii="Nirmala UI" w:hAnsi="Nirmala UI" w:cs="Nirmala UI"/>
-          <w:sz w:val="28"/>
-          <w:szCs w:val="28"/>
-        </w:rPr>
-        <w:t>হয়</w:t>
-      </w:r>
-      <w:proofErr w:type="spellEnd"/>
-      <w:r>
-        <w:rPr>
-          <w:rFonts w:ascii="Nirmala UI" w:hAnsi="Nirmala UI" w:cs="Nirmala UI"/>
-          <w:sz w:val="28"/>
-          <w:szCs w:val="28"/>
-        </w:rPr>
-        <w:t>।</w:t>
-      </w:r>
-    </w:p>
-    <w:p>
-      <w:pPr>
-        <w:pStyle w:val="NormalWeb"/>
-        <w:rPr>
-          <w:sz w:val="28"/>
-          <w:szCs w:val="28"/>
-        </w:rPr>
-      </w:pPr>
-      <w:proofErr w:type="spellStart"/>
-      <w:r>
-        <w:rPr>
-          <w:rFonts w:ascii="Nirmala UI" w:hAnsi="Nirmala UI" w:cs="Nirmala UI"/>
-          <w:sz w:val="28"/>
-          <w:szCs w:val="28"/>
-        </w:rPr>
-        <w:t>এখানে</w:t>
-      </w:r>
-      <w:proofErr w:type="spellEnd"/>
-      <w:r>
-        <w:rPr>
-          <w:sz w:val="28"/>
-          <w:szCs w:val="28"/>
-        </w:rPr>
-        <w:t xml:space="preserve"> </w:t>
-      </w:r>
-      <w:proofErr w:type="spellStart"/>
-      <w:r>
-        <w:rPr>
-          <w:rStyle w:val="Strong"/>
-          <w:rFonts w:ascii="Nirmala UI" w:hAnsi="Nirmala UI" w:cs="Nirmala UI"/>
-          <w:sz w:val="28"/>
-          <w:szCs w:val="28"/>
-        </w:rPr>
-        <w:t>সব</w:t>
-      </w:r>
-      <w:proofErr w:type="spellEnd"/>
-      <w:r>
-        <w:rPr>
-          <w:rStyle w:val="Strong"/>
-          <w:sz w:val="28"/>
-          <w:szCs w:val="28"/>
-        </w:rPr>
-        <w:t xml:space="preserve"> Data Record Leaf Node-</w:t>
-      </w:r>
-      <w:r>
-        <w:rPr>
-          <w:rStyle w:val="Strong"/>
-          <w:rFonts w:ascii="Nirmala UI" w:hAnsi="Nirmala UI" w:cs="Nirmala UI"/>
-          <w:sz w:val="28"/>
-          <w:szCs w:val="28"/>
-        </w:rPr>
-        <w:t>এ</w:t>
-      </w:r>
-      <w:r>
-        <w:rPr>
-          <w:rStyle w:val="Strong"/>
-          <w:sz w:val="28"/>
-          <w:szCs w:val="28"/>
-        </w:rPr>
-        <w:t xml:space="preserve"> </w:t>
-      </w:r>
-      <w:proofErr w:type="spellStart"/>
-      <w:r>
-        <w:rPr>
-          <w:rStyle w:val="Strong"/>
-          <w:rFonts w:ascii="Nirmala UI" w:hAnsi="Nirmala UI" w:cs="Nirmala UI"/>
-          <w:sz w:val="28"/>
-          <w:szCs w:val="28"/>
-        </w:rPr>
-        <w:t>থাকে</w:t>
-      </w:r>
-      <w:proofErr w:type="spellEnd"/>
-      <w:r>
-        <w:rPr>
-          <w:sz w:val="28"/>
-          <w:szCs w:val="28"/>
-        </w:rPr>
-        <w:t xml:space="preserve">, </w:t>
-      </w:r>
-      <w:proofErr w:type="spellStart"/>
-      <w:r>
-        <w:rPr>
-          <w:rFonts w:ascii="Nirmala UI" w:hAnsi="Nirmala UI" w:cs="Nirmala UI"/>
-          <w:sz w:val="28"/>
-          <w:szCs w:val="28"/>
-        </w:rPr>
-        <w:t>আর</w:t>
-      </w:r>
-      <w:proofErr w:type="spellEnd"/>
-      <w:r>
-        <w:rPr>
-          <w:sz w:val="28"/>
-          <w:szCs w:val="28"/>
-        </w:rPr>
-        <w:t xml:space="preserve"> Non-Leaf Node-</w:t>
-      </w:r>
-      <w:r>
-        <w:rPr>
-          <w:rFonts w:ascii="Nirmala UI" w:hAnsi="Nirmala UI" w:cs="Nirmala UI"/>
-          <w:sz w:val="28"/>
-          <w:szCs w:val="28"/>
-        </w:rPr>
-        <w:t>এ</w:t>
-      </w:r>
-      <w:r>
-        <w:rPr>
-          <w:sz w:val="28"/>
-          <w:szCs w:val="28"/>
-        </w:rPr>
-        <w:t xml:space="preserve"> </w:t>
-      </w:r>
-      <w:proofErr w:type="spellStart"/>
-      <w:r>
-        <w:rPr>
-          <w:rFonts w:ascii="Nirmala UI" w:hAnsi="Nirmala UI" w:cs="Nirmala UI"/>
-          <w:sz w:val="28"/>
-          <w:szCs w:val="28"/>
-        </w:rPr>
-        <w:t>শুধু</w:t>
-      </w:r>
-      <w:proofErr w:type="spellEnd"/>
-      <w:r>
-        <w:rPr>
-          <w:sz w:val="28"/>
-          <w:szCs w:val="28"/>
-        </w:rPr>
-        <w:t xml:space="preserve"> Search Key </w:t>
-      </w:r>
-      <w:r>
-        <w:rPr>
-          <w:rFonts w:ascii="Nirmala UI" w:hAnsi="Nirmala UI" w:cs="Nirmala UI"/>
-          <w:sz w:val="28"/>
-          <w:szCs w:val="28"/>
-        </w:rPr>
-        <w:t>ও</w:t>
-      </w:r>
-      <w:r>
-        <w:rPr>
-          <w:sz w:val="28"/>
-          <w:szCs w:val="28"/>
-        </w:rPr>
-        <w:t xml:space="preserve"> Pointer </w:t>
-      </w:r>
-      <w:proofErr w:type="spellStart"/>
-      <w:r>
-        <w:rPr>
-          <w:rFonts w:ascii="Nirmala UI" w:hAnsi="Nirmala UI" w:cs="Nirmala UI"/>
-          <w:sz w:val="28"/>
-          <w:szCs w:val="28"/>
-        </w:rPr>
-        <w:t>থাকে</w:t>
-      </w:r>
-      <w:proofErr w:type="spellEnd"/>
-      <w:r>
-        <w:rPr>
-          <w:rFonts w:ascii="Nirmala UI" w:hAnsi="Nirmala UI" w:cs="Nirmala UI"/>
-          <w:sz w:val="28"/>
-          <w:szCs w:val="28"/>
-        </w:rPr>
-        <w:t>।</w:t>
-      </w:r>
-    </w:p>
-    <w:p>
-      <w:pPr>
-        <w:pStyle w:val="Heading3"/>
-        <w:rPr>
-          <w:sz w:val="28"/>
-          <w:szCs w:val="28"/>
-        </w:rPr>
-      </w:pPr>
-      <w:r>
-        <w:rPr>
-          <w:sz w:val="28"/>
-          <w:szCs w:val="28"/>
-        </w:rPr>
-        <w:t>Key Features</w:t>
-      </w:r>
-    </w:p>
-    <w:p>
-      <w:pPr>
-        <w:numPr>
-          <w:ilvl w:val="0"/>
-          <w:numId w:val="29"/>
-        </w:numPr>
-        <w:spacing w:before="100" w:beforeAutospacing="1" w:after="100" w:afterAutospacing="1" w:line="240" w:lineRule="auto"/>
-        <w:rPr>
-          <w:sz w:val="28"/>
-          <w:szCs w:val="28"/>
-        </w:rPr>
-      </w:pPr>
-      <w:r>
-        <w:rPr>
-          <w:sz w:val="28"/>
-          <w:szCs w:val="28"/>
-        </w:rPr>
-        <w:t xml:space="preserve">Balanced Tree </w:t>
-      </w:r>
-    </w:p>
-    <w:p>
-      <w:pPr>
-        <w:numPr>
-          <w:ilvl w:val="0"/>
-          <w:numId w:val="29"/>
-        </w:numPr>
-        <w:spacing w:before="100" w:beforeAutospacing="1" w:after="100" w:afterAutospacing="1" w:line="240" w:lineRule="auto"/>
-        <w:rPr>
-          <w:sz w:val="28"/>
-          <w:szCs w:val="28"/>
-        </w:rPr>
-      </w:pPr>
-      <w:r>
-        <w:rPr>
-          <w:sz w:val="28"/>
-          <w:szCs w:val="28"/>
-        </w:rPr>
-        <w:t xml:space="preserve">All leaf nodes are at the same level </w:t>
-      </w:r>
-    </w:p>
-    <w:p>
-      <w:pPr>
-        <w:numPr>
-          <w:ilvl w:val="0"/>
-          <w:numId w:val="29"/>
-        </w:numPr>
-        <w:spacing w:before="100" w:beforeAutospacing="1" w:after="100" w:afterAutospacing="1" w:line="240" w:lineRule="auto"/>
-        <w:rPr>
-          <w:sz w:val="28"/>
-          <w:szCs w:val="28"/>
-        </w:rPr>
-      </w:pPr>
-      <w:r>
-        <w:rPr>
-          <w:sz w:val="28"/>
-          <w:szCs w:val="28"/>
-        </w:rPr>
-        <w:t xml:space="preserve">Supports fast searching </w:t>
-      </w:r>
-    </w:p>
-    <w:p>
-      <w:pPr>
-        <w:numPr>
-          <w:ilvl w:val="0"/>
-          <w:numId w:val="29"/>
-        </w:numPr>
-        <w:spacing w:before="100" w:beforeAutospacing="1" w:after="100" w:afterAutospacing="1" w:line="240" w:lineRule="auto"/>
-        <w:rPr>
-          <w:sz w:val="28"/>
-          <w:szCs w:val="28"/>
-        </w:rPr>
-      </w:pPr>
-      <w:r>
-        <w:rPr>
-          <w:sz w:val="28"/>
-          <w:szCs w:val="28"/>
-        </w:rPr>
-        <w:t xml:space="preserve">Widely used in DBMS </w:t>
-      </w:r>
-    </w:p>
-    <w:p>
-      <w:pPr>
-        <w:pStyle w:val="pdq2pgselectionanchorcontainer"/>
-        <w:rPr>
-          <w:sz w:val="28"/>
-          <w:szCs w:val="28"/>
-        </w:rPr>
-      </w:pPr>
-      <w:r>
-        <w:rPr>
-          <w:b/>
-          <w:color w:val="FF0000"/>
-          <w:sz w:val="28"/>
-          <w:szCs w:val="28"/>
-          <w:u w:val="single"/>
-        </w:rPr>
-        <w:t>Example:</w:t>
-      </w:r>
-      <w:r>
-        <w:rPr>
-          <w:sz w:val="28"/>
-          <w:szCs w:val="28"/>
-        </w:rPr>
-        <w:br/>
-      </w:r>
-      <w:proofErr w:type="spellStart"/>
-      <w:r>
-        <w:rPr>
-          <w:rFonts w:ascii="Nirmala UI" w:hAnsi="Nirmala UI" w:cs="Nirmala UI"/>
-          <w:sz w:val="28"/>
-          <w:szCs w:val="28"/>
-        </w:rPr>
-        <w:t>ধরো</w:t>
-      </w:r>
-      <w:proofErr w:type="spellEnd"/>
-      <w:r>
-        <w:rPr>
-          <w:sz w:val="28"/>
-          <w:szCs w:val="28"/>
-        </w:rPr>
-        <w:t xml:space="preserve"> </w:t>
-      </w:r>
-      <w:proofErr w:type="spellStart"/>
-      <w:r>
-        <w:rPr>
-          <w:rFonts w:ascii="Nirmala UI" w:hAnsi="Nirmala UI" w:cs="Nirmala UI"/>
-          <w:sz w:val="28"/>
-          <w:szCs w:val="28"/>
-        </w:rPr>
-        <w:t>একটি</w:t>
-      </w:r>
-      <w:proofErr w:type="spellEnd"/>
-      <w:r>
-        <w:rPr>
-          <w:sz w:val="28"/>
-          <w:szCs w:val="28"/>
-        </w:rPr>
-        <w:t xml:space="preserve"> </w:t>
-      </w:r>
-      <w:r>
-        <w:rPr>
-          <w:rStyle w:val="Strong"/>
-          <w:sz w:val="28"/>
-          <w:szCs w:val="28"/>
-        </w:rPr>
-        <w:t>Bank Database</w:t>
-      </w:r>
-      <w:r>
-        <w:rPr>
-          <w:sz w:val="28"/>
-          <w:szCs w:val="28"/>
-        </w:rPr>
-        <w:t>-</w:t>
-      </w:r>
-      <w:r>
-        <w:rPr>
-          <w:rFonts w:ascii="Nirmala UI" w:hAnsi="Nirmala UI" w:cs="Nirmala UI"/>
-          <w:sz w:val="28"/>
-          <w:szCs w:val="28"/>
-        </w:rPr>
-        <w:t>এ</w:t>
-      </w:r>
-      <w:r>
-        <w:rPr>
-          <w:sz w:val="28"/>
-          <w:szCs w:val="28"/>
-        </w:rPr>
-        <w:t xml:space="preserve"> Account Number </w:t>
-      </w:r>
-      <w:proofErr w:type="spellStart"/>
-      <w:r>
-        <w:rPr>
-          <w:rFonts w:ascii="Nirmala UI" w:hAnsi="Nirmala UI" w:cs="Nirmala UI"/>
-          <w:sz w:val="28"/>
-          <w:szCs w:val="28"/>
-        </w:rPr>
-        <w:t>অনুযায়ী</w:t>
-      </w:r>
-      <w:proofErr w:type="spellEnd"/>
-      <w:r>
-        <w:rPr>
-          <w:sz w:val="28"/>
-          <w:szCs w:val="28"/>
-        </w:rPr>
-        <w:t xml:space="preserve"> </w:t>
-      </w:r>
-      <w:proofErr w:type="spellStart"/>
-      <w:r>
-        <w:rPr>
-          <w:rFonts w:ascii="Nirmala UI" w:hAnsi="Nirmala UI" w:cs="Nirmala UI"/>
-          <w:sz w:val="28"/>
-          <w:szCs w:val="28"/>
-        </w:rPr>
-        <w:t>তথ্য</w:t>
-      </w:r>
-      <w:proofErr w:type="spellEnd"/>
-      <w:r>
-        <w:rPr>
-          <w:sz w:val="28"/>
-          <w:szCs w:val="28"/>
-        </w:rPr>
-        <w:t xml:space="preserve"> </w:t>
-      </w:r>
-      <w:proofErr w:type="spellStart"/>
-      <w:r>
-        <w:rPr>
-          <w:rFonts w:ascii="Nirmala UI" w:hAnsi="Nirmala UI" w:cs="Nirmala UI"/>
-          <w:sz w:val="28"/>
-          <w:szCs w:val="28"/>
-        </w:rPr>
-        <w:t>সংরক্ষণ</w:t>
-      </w:r>
-      <w:proofErr w:type="spellEnd"/>
-      <w:r>
-        <w:rPr>
-          <w:sz w:val="28"/>
-          <w:szCs w:val="28"/>
-        </w:rPr>
-        <w:t xml:space="preserve"> </w:t>
-      </w:r>
-      <w:proofErr w:type="spellStart"/>
-      <w:r>
-        <w:rPr>
-          <w:rFonts w:ascii="Nirmala UI" w:hAnsi="Nirmala UI" w:cs="Nirmala UI"/>
-          <w:sz w:val="28"/>
-          <w:szCs w:val="28"/>
-        </w:rPr>
-        <w:t>করা</w:t>
-      </w:r>
-      <w:proofErr w:type="spellEnd"/>
-      <w:r>
-        <w:rPr>
-          <w:sz w:val="28"/>
-          <w:szCs w:val="28"/>
-        </w:rPr>
-        <w:t xml:space="preserve"> </w:t>
-      </w:r>
-      <w:proofErr w:type="spellStart"/>
-      <w:r>
-        <w:rPr>
-          <w:rFonts w:ascii="Nirmala UI" w:hAnsi="Nirmala UI" w:cs="Nirmala UI"/>
-          <w:sz w:val="28"/>
-          <w:szCs w:val="28"/>
-        </w:rPr>
-        <w:t>আছে</w:t>
-      </w:r>
-      <w:proofErr w:type="spellEnd"/>
-      <w:r>
-        <w:rPr>
-          <w:sz w:val="28"/>
-          <w:szCs w:val="28"/>
-        </w:rPr>
-        <w:t>:</w:t>
-      </w:r>
-    </w:p>
-    <w:p>
-      <w:pPr>
-        <w:pStyle w:val="HTMLPreformatted"/>
-        <w:rPr>
-          <w:sz w:val="28"/>
-          <w:szCs w:val="28"/>
-        </w:rPr>
-      </w:pPr>
-      <w:r>
-        <w:rPr>
-          <w:rStyle w:val="HTMLCode"/>
-          <w:rFonts w:eastAsiaTheme="majorEastAsia"/>
-          <w:sz w:val="28"/>
-          <w:szCs w:val="28"/>
-        </w:rPr>
-        <w:t>1001, 1005, 1010, 1015, 1020, 1025, 1030, 1035</w:t>
-      </w:r>
-    </w:p>
-    <w:p>
-      <w:pPr>
-        <w:pStyle w:val="NormalWeb"/>
-        <w:rPr>
-          <w:sz w:val="28"/>
-          <w:szCs w:val="28"/>
-        </w:rPr>
-      </w:pPr>
-      <w:r>
-        <w:rPr>
-          <w:sz w:val="28"/>
-          <w:szCs w:val="28"/>
-        </w:rPr>
-        <w:t xml:space="preserve">B+ Tree </w:t>
-      </w:r>
-      <w:proofErr w:type="spellStart"/>
-      <w:r>
-        <w:rPr>
-          <w:rFonts w:ascii="Nirmala UI" w:hAnsi="Nirmala UI" w:cs="Nirmala UI"/>
-          <w:sz w:val="28"/>
-          <w:szCs w:val="28"/>
-        </w:rPr>
-        <w:t>দেখতে</w:t>
-      </w:r>
-      <w:proofErr w:type="spellEnd"/>
-      <w:r>
-        <w:rPr>
-          <w:sz w:val="28"/>
-          <w:szCs w:val="28"/>
-        </w:rPr>
-        <w:t xml:space="preserve"> </w:t>
-      </w:r>
-      <w:proofErr w:type="spellStart"/>
-      <w:r>
-        <w:rPr>
-          <w:rFonts w:ascii="Nirmala UI" w:hAnsi="Nirmala UI" w:cs="Nirmala UI"/>
-          <w:sz w:val="28"/>
-          <w:szCs w:val="28"/>
-        </w:rPr>
-        <w:t>এমন</w:t>
-      </w:r>
-      <w:proofErr w:type="spellEnd"/>
-      <w:r>
-        <w:rPr>
-          <w:sz w:val="28"/>
-          <w:szCs w:val="28"/>
-        </w:rPr>
-        <w:t xml:space="preserve"> </w:t>
-      </w:r>
-      <w:proofErr w:type="spellStart"/>
-      <w:r>
-        <w:rPr>
-          <w:rFonts w:ascii="Nirmala UI" w:hAnsi="Nirmala UI" w:cs="Nirmala UI"/>
-          <w:sz w:val="28"/>
-          <w:szCs w:val="28"/>
-        </w:rPr>
-        <w:t>হতে</w:t>
-      </w:r>
-      <w:proofErr w:type="spellEnd"/>
-      <w:r>
-        <w:rPr>
-          <w:sz w:val="28"/>
-          <w:szCs w:val="28"/>
-        </w:rPr>
-        <w:t xml:space="preserve"> </w:t>
-      </w:r>
-      <w:proofErr w:type="spellStart"/>
-      <w:r>
-        <w:rPr>
-          <w:rFonts w:ascii="Nirmala UI" w:hAnsi="Nirmala UI" w:cs="Nirmala UI"/>
-          <w:sz w:val="28"/>
-          <w:szCs w:val="28"/>
-        </w:rPr>
-        <w:t>পারে</w:t>
-      </w:r>
-      <w:proofErr w:type="spellEnd"/>
-      <w:r>
-        <w:rPr>
-          <w:sz w:val="28"/>
-          <w:szCs w:val="28"/>
-        </w:rPr>
-        <w:t>:</w:t>
-      </w:r>
-    </w:p>
-    <w:p>
-      <w:pPr>
-        <w:pStyle w:val="HTMLPreformatted"/>
-        <w:rPr>
-          <w:sz w:val="28"/>
-          <w:szCs w:val="28"/>
-        </w:rPr>
-      </w:pPr>
-      <w:r>
-        <w:rPr>
-          <w:rStyle w:val="HTMLCode"/>
-          <w:rFonts w:eastAsiaTheme="majorEastAsia"/>
-          <w:sz w:val="28"/>
-          <w:szCs w:val="28"/>
-        </w:rPr>
-        <w:lastRenderedPageBreak/>
-        <w:t xml:space="preserve">                 [1015 | 1025]</w:t>
-      </w:r>
-      <w:r>
-        <w:rPr>
-          <w:sz w:val="28"/>
-          <w:szCs w:val="28"/>
-        </w:rPr>
-        <w:br/>
-      </w:r>
-      <w:r>
-        <w:rPr>
-          <w:rStyle w:val="HTMLCode"/>
-          <w:rFonts w:eastAsiaTheme="majorEastAsia"/>
-          <w:sz w:val="28"/>
-          <w:szCs w:val="28"/>
-        </w:rPr>
-        <w:t xml:space="preserve">                  /     |     \</w:t>
-      </w:r>
-      <w:r>
-        <w:rPr>
-          <w:sz w:val="28"/>
-          <w:szCs w:val="28"/>
-        </w:rPr>
-        <w:br/>
-      </w:r>
-      <w:r>
-        <w:rPr>
-          <w:sz w:val="28"/>
-          <w:szCs w:val="28"/>
-        </w:rPr>
-        <w:br/>
-      </w:r>
-      <w:r>
-        <w:rPr>
-          <w:rStyle w:val="HTMLCode"/>
-          <w:rFonts w:eastAsiaTheme="majorEastAsia"/>
-          <w:sz w:val="28"/>
-          <w:szCs w:val="28"/>
-        </w:rPr>
-        <w:t xml:space="preserve">     [1001,1005,1010] [1015,1020] [1025,1030,1035]</w:t>
-      </w:r>
-      <w:r>
-        <w:rPr>
-          <w:sz w:val="28"/>
-          <w:szCs w:val="28"/>
-        </w:rPr>
-        <w:br/>
-      </w:r>
-      <w:r>
-        <w:rPr>
-          <w:sz w:val="28"/>
-          <w:szCs w:val="28"/>
-        </w:rPr>
-        <w:br/>
-      </w:r>
-      <w:r>
-        <w:rPr>
-          <w:rStyle w:val="HTMLCode"/>
-          <w:rFonts w:eastAsiaTheme="majorEastAsia"/>
-          <w:sz w:val="28"/>
-          <w:szCs w:val="28"/>
-        </w:rPr>
-        <w:t xml:space="preserve">         (Leaf Node)    (Leaf Node)    (Leaf Node)</w:t>
-      </w:r>
-    </w:p>
-    <w:p>
-      <w:pPr>
-        <w:pStyle w:val="Heading3"/>
-        <w:rPr>
-          <w:sz w:val="28"/>
-          <w:szCs w:val="28"/>
-        </w:rPr>
-      </w:pPr>
-      <w:proofErr w:type="spellStart"/>
-      <w:r>
-        <w:rPr>
-          <w:rFonts w:ascii="Nirmala UI" w:hAnsi="Nirmala UI" w:cs="Nirmala UI"/>
-          <w:sz w:val="28"/>
-          <w:szCs w:val="28"/>
-        </w:rPr>
-        <w:t>কী</w:t>
-      </w:r>
-      <w:proofErr w:type="spellEnd"/>
-      <w:r>
-        <w:rPr>
-          <w:sz w:val="28"/>
-          <w:szCs w:val="28"/>
-        </w:rPr>
-        <w:t xml:space="preserve"> </w:t>
-      </w:r>
-      <w:proofErr w:type="spellStart"/>
-      <w:r>
-        <w:rPr>
-          <w:rFonts w:ascii="Nirmala UI" w:hAnsi="Nirmala UI" w:cs="Nirmala UI"/>
-          <w:sz w:val="28"/>
-          <w:szCs w:val="28"/>
-        </w:rPr>
-        <w:t>হচ্ছে</w:t>
-      </w:r>
-      <w:proofErr w:type="spellEnd"/>
-      <w:r>
-        <w:rPr>
-          <w:sz w:val="28"/>
-          <w:szCs w:val="28"/>
-        </w:rPr>
-        <w:t xml:space="preserve"> </w:t>
-      </w:r>
-      <w:proofErr w:type="spellStart"/>
-      <w:r>
-        <w:rPr>
-          <w:rFonts w:ascii="Nirmala UI" w:hAnsi="Nirmala UI" w:cs="Nirmala UI"/>
-          <w:sz w:val="28"/>
-          <w:szCs w:val="28"/>
-        </w:rPr>
-        <w:t>এখানে</w:t>
-      </w:r>
-      <w:proofErr w:type="spellEnd"/>
-      <w:r>
-        <w:rPr>
-          <w:sz w:val="28"/>
-          <w:szCs w:val="28"/>
-        </w:rPr>
-        <w:t>?</w:t>
-      </w:r>
-    </w:p>
-    <w:p>
-      <w:pPr>
-        <w:numPr>
-          <w:ilvl w:val="0"/>
-          <w:numId w:val="38"/>
-        </w:numPr>
-        <w:spacing w:before="100" w:beforeAutospacing="1" w:after="100" w:afterAutospacing="1" w:line="240" w:lineRule="auto"/>
-        <w:rPr>
-          <w:sz w:val="28"/>
-          <w:szCs w:val="28"/>
-        </w:rPr>
-      </w:pPr>
-      <w:r>
-        <w:rPr>
-          <w:rStyle w:val="Strong"/>
-          <w:sz w:val="28"/>
-          <w:szCs w:val="28"/>
-        </w:rPr>
-        <w:t>Root Node (Non-Leaf)</w:t>
-      </w:r>
-      <w:r>
-        <w:rPr>
-          <w:sz w:val="28"/>
-          <w:szCs w:val="28"/>
-        </w:rPr>
-        <w:t xml:space="preserve"> = </w:t>
-      </w:r>
-      <w:r>
-        <w:rPr>
-          <w:rStyle w:val="HTMLCode"/>
-          <w:rFonts w:eastAsiaTheme="majorEastAsia"/>
-          <w:sz w:val="28"/>
-          <w:szCs w:val="28"/>
-        </w:rPr>
-        <w:t>[1015 | 1025]</w:t>
-      </w:r>
-      <w:r>
-        <w:rPr>
-          <w:sz w:val="28"/>
-          <w:szCs w:val="28"/>
-        </w:rPr>
-        <w:t xml:space="preserve"> </w:t>
-      </w:r>
-    </w:p>
-    <w:p>
-      <w:pPr>
-        <w:numPr>
-          <w:ilvl w:val="1"/>
-          <w:numId w:val="38"/>
-        </w:numPr>
-        <w:spacing w:before="100" w:beforeAutospacing="1" w:after="100" w:afterAutospacing="1" w:line="240" w:lineRule="auto"/>
-        <w:rPr>
-          <w:sz w:val="28"/>
-          <w:szCs w:val="28"/>
-        </w:rPr>
-      </w:pPr>
-      <w:proofErr w:type="spellStart"/>
-      <w:r>
-        <w:rPr>
-          <w:rFonts w:ascii="Nirmala UI" w:hAnsi="Nirmala UI" w:cs="Nirmala UI"/>
-          <w:sz w:val="28"/>
-          <w:szCs w:val="28"/>
-        </w:rPr>
-        <w:t>এখানে</w:t>
-      </w:r>
-      <w:proofErr w:type="spellEnd"/>
-      <w:r>
-        <w:rPr>
-          <w:sz w:val="28"/>
-          <w:szCs w:val="28"/>
-        </w:rPr>
-        <w:t xml:space="preserve"> </w:t>
-      </w:r>
-      <w:proofErr w:type="spellStart"/>
-      <w:r>
-        <w:rPr>
-          <w:rFonts w:ascii="Nirmala UI" w:hAnsi="Nirmala UI" w:cs="Nirmala UI"/>
-          <w:sz w:val="28"/>
-          <w:szCs w:val="28"/>
-        </w:rPr>
-        <w:t>শুধু</w:t>
-      </w:r>
-      <w:proofErr w:type="spellEnd"/>
-      <w:r>
-        <w:rPr>
-          <w:sz w:val="28"/>
-          <w:szCs w:val="28"/>
-        </w:rPr>
-        <w:t xml:space="preserve"> Search Key </w:t>
-      </w:r>
-      <w:proofErr w:type="spellStart"/>
-      <w:r>
-        <w:rPr>
-          <w:rFonts w:ascii="Nirmala UI" w:hAnsi="Nirmala UI" w:cs="Nirmala UI"/>
-          <w:sz w:val="28"/>
-          <w:szCs w:val="28"/>
-        </w:rPr>
-        <w:t>আছে</w:t>
-      </w:r>
-      <w:proofErr w:type="spellEnd"/>
-      <w:r>
-        <w:rPr>
-          <w:rFonts w:ascii="Nirmala UI" w:hAnsi="Nirmala UI" w:cs="Nirmala UI"/>
-          <w:sz w:val="28"/>
-          <w:szCs w:val="28"/>
-        </w:rPr>
-        <w:t>।</w:t>
-      </w:r>
-      <w:r>
-        <w:rPr>
-          <w:sz w:val="28"/>
-          <w:szCs w:val="28"/>
-        </w:rPr>
-        <w:t xml:space="preserve"> </w:t>
-      </w:r>
-    </w:p>
-    <w:p>
-      <w:pPr>
-        <w:numPr>
-          <w:ilvl w:val="1"/>
-          <w:numId w:val="38"/>
-        </w:numPr>
-        <w:spacing w:before="100" w:beforeAutospacing="1" w:after="100" w:afterAutospacing="1" w:line="240" w:lineRule="auto"/>
-        <w:rPr>
-          <w:sz w:val="28"/>
-          <w:szCs w:val="28"/>
-        </w:rPr>
-      </w:pPr>
-      <w:r>
-        <w:rPr>
-          <w:sz w:val="28"/>
-          <w:szCs w:val="28"/>
-        </w:rPr>
-        <w:t xml:space="preserve">Actual Data </w:t>
-      </w:r>
-      <w:proofErr w:type="spellStart"/>
-      <w:r>
-        <w:rPr>
-          <w:rFonts w:ascii="Nirmala UI" w:hAnsi="Nirmala UI" w:cs="Nirmala UI"/>
-          <w:sz w:val="28"/>
-          <w:szCs w:val="28"/>
-        </w:rPr>
-        <w:t>নেই</w:t>
-      </w:r>
-      <w:proofErr w:type="spellEnd"/>
-      <w:r>
-        <w:rPr>
-          <w:rFonts w:ascii="Nirmala UI" w:hAnsi="Nirmala UI" w:cs="Nirmala UI"/>
-          <w:sz w:val="28"/>
-          <w:szCs w:val="28"/>
-        </w:rPr>
-        <w:t>।</w:t>
-      </w:r>
-      <w:r>
-        <w:rPr>
-          <w:sz w:val="28"/>
-          <w:szCs w:val="28"/>
-        </w:rPr>
-        <w:t xml:space="preserve"> </w:t>
-      </w:r>
-    </w:p>
-    <w:p>
-      <w:pPr>
-        <w:numPr>
-          <w:ilvl w:val="0"/>
-          <w:numId w:val="38"/>
-        </w:numPr>
-        <w:spacing w:before="100" w:beforeAutospacing="1" w:after="100" w:afterAutospacing="1" w:line="240" w:lineRule="auto"/>
-        <w:rPr>
-          <w:sz w:val="28"/>
-          <w:szCs w:val="28"/>
-        </w:rPr>
-      </w:pPr>
-      <w:r>
-        <w:rPr>
-          <w:rStyle w:val="Strong"/>
-          <w:sz w:val="28"/>
-          <w:szCs w:val="28"/>
-        </w:rPr>
-        <w:t>Leaf Nodes</w:t>
-      </w:r>
-      <w:r>
-        <w:rPr>
-          <w:sz w:val="28"/>
-          <w:szCs w:val="28"/>
-        </w:rPr>
-        <w:t xml:space="preserve"> </w:t>
-      </w:r>
-    </w:p>
-    <w:p>
-      <w:pPr>
-        <w:numPr>
-          <w:ilvl w:val="1"/>
-          <w:numId w:val="38"/>
-        </w:numPr>
-        <w:spacing w:before="100" w:beforeAutospacing="1" w:after="100" w:afterAutospacing="1" w:line="240" w:lineRule="auto"/>
-        <w:rPr>
-          <w:sz w:val="28"/>
-          <w:szCs w:val="28"/>
-        </w:rPr>
-      </w:pPr>
-      <w:proofErr w:type="spellStart"/>
-      <w:r>
-        <w:rPr>
-          <w:rFonts w:ascii="Nirmala UI" w:hAnsi="Nirmala UI" w:cs="Nirmala UI"/>
-          <w:sz w:val="28"/>
-          <w:szCs w:val="28"/>
-        </w:rPr>
-        <w:t>সব</w:t>
-      </w:r>
-      <w:proofErr w:type="spellEnd"/>
-      <w:r>
-        <w:rPr>
-          <w:sz w:val="28"/>
-          <w:szCs w:val="28"/>
-        </w:rPr>
-        <w:t xml:space="preserve"> Account Number </w:t>
-      </w:r>
-      <w:proofErr w:type="spellStart"/>
-      <w:r>
-        <w:rPr>
-          <w:rFonts w:ascii="Nirmala UI" w:hAnsi="Nirmala UI" w:cs="Nirmala UI"/>
-          <w:sz w:val="28"/>
-          <w:szCs w:val="28"/>
-        </w:rPr>
-        <w:t>এখানে</w:t>
-      </w:r>
-      <w:proofErr w:type="spellEnd"/>
-      <w:r>
-        <w:rPr>
-          <w:sz w:val="28"/>
-          <w:szCs w:val="28"/>
-        </w:rPr>
-        <w:t xml:space="preserve"> </w:t>
-      </w:r>
-      <w:proofErr w:type="spellStart"/>
-      <w:r>
-        <w:rPr>
-          <w:rFonts w:ascii="Nirmala UI" w:hAnsi="Nirmala UI" w:cs="Nirmala UI"/>
-          <w:sz w:val="28"/>
-          <w:szCs w:val="28"/>
-        </w:rPr>
-        <w:t>সংরক্ষিত</w:t>
-      </w:r>
-      <w:proofErr w:type="spellEnd"/>
-      <w:r>
-        <w:rPr>
-          <w:rFonts w:ascii="Nirmala UI" w:hAnsi="Nirmala UI" w:cs="Nirmala UI"/>
-          <w:sz w:val="28"/>
-          <w:szCs w:val="28"/>
-        </w:rPr>
-        <w:t>।</w:t>
-      </w:r>
-      <w:r>
-        <w:rPr>
-          <w:sz w:val="28"/>
-          <w:szCs w:val="28"/>
-        </w:rPr>
-        <w:t xml:space="preserve"> </w:t>
-      </w:r>
-    </w:p>
-    <w:p>
-      <w:pPr>
-        <w:numPr>
-          <w:ilvl w:val="1"/>
-          <w:numId w:val="38"/>
-        </w:numPr>
-        <w:spacing w:before="100" w:beforeAutospacing="1" w:after="100" w:afterAutospacing="1" w:line="240" w:lineRule="auto"/>
-        <w:rPr>
-          <w:sz w:val="28"/>
-          <w:szCs w:val="28"/>
-        </w:rPr>
-      </w:pPr>
-      <w:proofErr w:type="spellStart"/>
-      <w:r>
-        <w:rPr>
-          <w:rFonts w:ascii="Nirmala UI" w:hAnsi="Nirmala UI" w:cs="Nirmala UI"/>
-          <w:sz w:val="28"/>
-          <w:szCs w:val="28"/>
-        </w:rPr>
-        <w:t>অর্থা</w:t>
-      </w:r>
-      <w:proofErr w:type="spellEnd"/>
-      <w:r>
-        <w:rPr>
-          <w:rFonts w:ascii="Nirmala UI" w:hAnsi="Nirmala UI" w:cs="Nirmala UI"/>
-          <w:sz w:val="28"/>
-          <w:szCs w:val="28"/>
-        </w:rPr>
-        <w:t>ৎ</w:t>
-      </w:r>
-      <w:r>
-        <w:rPr>
-          <w:sz w:val="28"/>
-          <w:szCs w:val="28"/>
-        </w:rPr>
-        <w:t xml:space="preserve"> Actual Records Leaf Node-</w:t>
-      </w:r>
-      <w:r>
-        <w:rPr>
-          <w:rFonts w:ascii="Nirmala UI" w:hAnsi="Nirmala UI" w:cs="Nirmala UI"/>
-          <w:sz w:val="28"/>
-          <w:szCs w:val="28"/>
-        </w:rPr>
-        <w:t>এ</w:t>
-      </w:r>
-      <w:r>
-        <w:rPr>
-          <w:sz w:val="28"/>
-          <w:szCs w:val="28"/>
-        </w:rPr>
-        <w:t xml:space="preserve"> </w:t>
-      </w:r>
-      <w:proofErr w:type="spellStart"/>
-      <w:r>
-        <w:rPr>
-          <w:rFonts w:ascii="Nirmala UI" w:hAnsi="Nirmala UI" w:cs="Nirmala UI"/>
-          <w:sz w:val="28"/>
-          <w:szCs w:val="28"/>
-        </w:rPr>
-        <w:t>থাকে</w:t>
-      </w:r>
-      <w:proofErr w:type="spellEnd"/>
-      <w:r>
-        <w:rPr>
-          <w:rFonts w:ascii="Nirmala UI" w:hAnsi="Nirmala UI" w:cs="Nirmala UI"/>
-          <w:sz w:val="28"/>
-          <w:szCs w:val="28"/>
-        </w:rPr>
-        <w:t>।</w:t>
-      </w:r>
-      <w:r>
-        <w:rPr>
-          <w:sz w:val="28"/>
-          <w:szCs w:val="28"/>
-        </w:rPr>
-        <w:t xml:space="preserve"> </w:t>
-      </w:r>
-    </w:p>
-    <w:p>
-      <w:pPr>
-        <w:pStyle w:val="Heading3"/>
-        <w:rPr>
-          <w:sz w:val="28"/>
-          <w:szCs w:val="28"/>
-        </w:rPr>
-      </w:pPr>
-      <w:r>
-        <w:rPr>
-          <w:sz w:val="28"/>
-          <w:szCs w:val="28"/>
-        </w:rPr>
-        <w:t>Search Example</w:t>
-      </w:r>
-    </w:p>
-    <w:p>
-      <w:pPr>
-        <w:pStyle w:val="NormalWeb"/>
-        <w:rPr>
-          <w:sz w:val="28"/>
-          <w:szCs w:val="28"/>
-        </w:rPr>
-      </w:pPr>
-      <w:proofErr w:type="spellStart"/>
-      <w:r>
-        <w:rPr>
-          <w:rFonts w:ascii="Nirmala UI" w:hAnsi="Nirmala UI" w:cs="Nirmala UI"/>
-          <w:sz w:val="28"/>
-          <w:szCs w:val="28"/>
-        </w:rPr>
-        <w:t>ধরো</w:t>
-      </w:r>
-      <w:proofErr w:type="spellEnd"/>
-      <w:r>
-        <w:rPr>
-          <w:sz w:val="28"/>
-          <w:szCs w:val="28"/>
-        </w:rPr>
-        <w:t xml:space="preserve"> Account Number </w:t>
-      </w:r>
-      <w:r>
-        <w:rPr>
-          <w:rStyle w:val="Strong"/>
-          <w:sz w:val="28"/>
-          <w:szCs w:val="28"/>
-        </w:rPr>
-        <w:t>1030</w:t>
-      </w:r>
-      <w:r>
-        <w:rPr>
-          <w:sz w:val="28"/>
-          <w:szCs w:val="28"/>
-        </w:rPr>
-        <w:t xml:space="preserve"> </w:t>
-      </w:r>
-      <w:proofErr w:type="spellStart"/>
-      <w:r>
-        <w:rPr>
-          <w:rFonts w:ascii="Nirmala UI" w:hAnsi="Nirmala UI" w:cs="Nirmala UI"/>
-          <w:sz w:val="28"/>
-          <w:szCs w:val="28"/>
-        </w:rPr>
-        <w:t>খুঁজতে</w:t>
-      </w:r>
-      <w:proofErr w:type="spellEnd"/>
-      <w:r>
-        <w:rPr>
-          <w:sz w:val="28"/>
-          <w:szCs w:val="28"/>
-        </w:rPr>
-        <w:t xml:space="preserve"> </w:t>
-      </w:r>
-      <w:proofErr w:type="spellStart"/>
-      <w:r>
-        <w:rPr>
-          <w:rFonts w:ascii="Nirmala UI" w:hAnsi="Nirmala UI" w:cs="Nirmala UI"/>
-          <w:sz w:val="28"/>
-          <w:szCs w:val="28"/>
-        </w:rPr>
-        <w:t>হবে</w:t>
-      </w:r>
-      <w:proofErr w:type="spellEnd"/>
-      <w:r>
-        <w:rPr>
-          <w:rFonts w:ascii="Nirmala UI" w:hAnsi="Nirmala UI" w:cs="Nirmala UI"/>
-          <w:sz w:val="28"/>
-          <w:szCs w:val="28"/>
-        </w:rPr>
-        <w:t>।</w:t>
-      </w:r>
-    </w:p>
-    <w:p>
-      <w:pPr>
-        <w:pStyle w:val="NormalWeb"/>
-        <w:rPr>
-          <w:sz w:val="28"/>
-          <w:szCs w:val="28"/>
-        </w:rPr>
-      </w:pPr>
-      <w:r>
-        <w:rPr>
-          <w:rStyle w:val="Strong"/>
-          <w:sz w:val="28"/>
-          <w:szCs w:val="28"/>
-        </w:rPr>
-        <w:t>Step 1:</w:t>
-      </w:r>
-      <w:r>
-        <w:rPr>
-          <w:sz w:val="28"/>
-          <w:szCs w:val="28"/>
-        </w:rPr>
-        <w:t xml:space="preserve"> Root Node </w:t>
-      </w:r>
-      <w:proofErr w:type="spellStart"/>
-      <w:r>
-        <w:rPr>
-          <w:rFonts w:ascii="Nirmala UI" w:hAnsi="Nirmala UI" w:cs="Nirmala UI"/>
-          <w:sz w:val="28"/>
-          <w:szCs w:val="28"/>
-        </w:rPr>
-        <w:t>দেখো</w:t>
-      </w:r>
-      <w:proofErr w:type="spellEnd"/>
-    </w:p>
-    <w:p>
-      <w:pPr>
-        <w:pStyle w:val="HTMLPreformatted"/>
-        <w:rPr>
-          <w:sz w:val="28"/>
-          <w:szCs w:val="28"/>
-        </w:rPr>
-      </w:pPr>
-      <w:r>
-        <w:rPr>
-          <w:rStyle w:val="HTMLCode"/>
-          <w:rFonts w:eastAsiaTheme="majorEastAsia"/>
-          <w:sz w:val="28"/>
-          <w:szCs w:val="28"/>
-        </w:rPr>
-        <w:t>[1015 | 1025]</w:t>
-      </w:r>
-    </w:p>
-    <w:p>
-      <w:pPr>
-        <w:spacing w:before="100" w:beforeAutospacing="1" w:after="100" w:afterAutospacing="1"/>
-        <w:rPr>
-          <w:sz w:val="28"/>
-          <w:szCs w:val="28"/>
-        </w:rPr>
-      </w:pPr>
-      <w:r>
-        <w:rPr>
-          <w:sz w:val="28"/>
-          <w:szCs w:val="28"/>
-        </w:rPr>
-        <w:t>1030 &gt; 1025</w:t>
-      </w:r>
-    </w:p>
-    <w:p>
-      <w:pPr>
-        <w:pStyle w:val="NormalWeb"/>
-        <w:rPr>
-          <w:sz w:val="28"/>
-          <w:szCs w:val="28"/>
-        </w:rPr>
-      </w:pPr>
-      <w:proofErr w:type="spellStart"/>
-      <w:r>
-        <w:rPr>
-          <w:rFonts w:ascii="Nirmala UI" w:hAnsi="Nirmala UI" w:cs="Nirmala UI"/>
-          <w:sz w:val="28"/>
-          <w:szCs w:val="28"/>
-        </w:rPr>
-        <w:t>তাই</w:t>
-      </w:r>
-      <w:proofErr w:type="spellEnd"/>
-      <w:r>
-        <w:rPr>
-          <w:sz w:val="28"/>
-          <w:szCs w:val="28"/>
-        </w:rPr>
-        <w:t xml:space="preserve"> </w:t>
-      </w:r>
-      <w:proofErr w:type="spellStart"/>
-      <w:r>
-        <w:rPr>
-          <w:rFonts w:ascii="Nirmala UI" w:hAnsi="Nirmala UI" w:cs="Nirmala UI"/>
-          <w:sz w:val="28"/>
-          <w:szCs w:val="28"/>
-        </w:rPr>
-        <w:t>ডান</w:t>
-      </w:r>
-      <w:proofErr w:type="spellEnd"/>
-      <w:r>
-        <w:rPr>
-          <w:sz w:val="28"/>
-          <w:szCs w:val="28"/>
-        </w:rPr>
-        <w:t xml:space="preserve"> </w:t>
-      </w:r>
-      <w:proofErr w:type="spellStart"/>
-      <w:r>
-        <w:rPr>
-          <w:rFonts w:ascii="Nirmala UI" w:hAnsi="Nirmala UI" w:cs="Nirmala UI"/>
-          <w:sz w:val="28"/>
-          <w:szCs w:val="28"/>
-        </w:rPr>
-        <w:t>পাশের</w:t>
-      </w:r>
-      <w:proofErr w:type="spellEnd"/>
-      <w:r>
-        <w:rPr>
-          <w:sz w:val="28"/>
-          <w:szCs w:val="28"/>
-        </w:rPr>
-        <w:t xml:space="preserve"> Pointer Follow </w:t>
-      </w:r>
-      <w:proofErr w:type="spellStart"/>
-      <w:r>
-        <w:rPr>
-          <w:rFonts w:ascii="Nirmala UI" w:hAnsi="Nirmala UI" w:cs="Nirmala UI"/>
-          <w:sz w:val="28"/>
-          <w:szCs w:val="28"/>
-        </w:rPr>
-        <w:t>করব</w:t>
-      </w:r>
-      <w:proofErr w:type="spellEnd"/>
-      <w:r>
-        <w:rPr>
-          <w:rFonts w:ascii="Nirmala UI" w:hAnsi="Nirmala UI" w:cs="Nirmala UI"/>
-          <w:sz w:val="28"/>
-          <w:szCs w:val="28"/>
-        </w:rPr>
-        <w:t>।</w:t>
-      </w:r>
-    </w:p>
-    <w:p>
-      <w:pPr>
-        <w:pStyle w:val="NormalWeb"/>
-        <w:rPr>
-          <w:sz w:val="28"/>
-          <w:szCs w:val="28"/>
-        </w:rPr>
-      </w:pPr>
-      <w:r>
-        <w:rPr>
-          <w:rStyle w:val="Strong"/>
-          <w:sz w:val="28"/>
-          <w:szCs w:val="28"/>
-        </w:rPr>
-        <w:t>Step 2:</w:t>
-      </w:r>
-      <w:r>
-        <w:rPr>
-          <w:sz w:val="28"/>
-          <w:szCs w:val="28"/>
-        </w:rPr>
-        <w:t xml:space="preserve"> </w:t>
-      </w:r>
-      <w:proofErr w:type="spellStart"/>
-      <w:r>
-        <w:rPr>
-          <w:rFonts w:ascii="Nirmala UI" w:hAnsi="Nirmala UI" w:cs="Nirmala UI"/>
-          <w:sz w:val="28"/>
-          <w:szCs w:val="28"/>
-        </w:rPr>
-        <w:t>ডান</w:t>
-      </w:r>
-      <w:proofErr w:type="spellEnd"/>
-      <w:r>
-        <w:rPr>
-          <w:sz w:val="28"/>
-          <w:szCs w:val="28"/>
-        </w:rPr>
-        <w:t xml:space="preserve"> </w:t>
-      </w:r>
-      <w:proofErr w:type="spellStart"/>
-      <w:r>
-        <w:rPr>
-          <w:rFonts w:ascii="Nirmala UI" w:hAnsi="Nirmala UI" w:cs="Nirmala UI"/>
-          <w:sz w:val="28"/>
-          <w:szCs w:val="28"/>
-        </w:rPr>
-        <w:t>পাশের</w:t>
-      </w:r>
-      <w:proofErr w:type="spellEnd"/>
-      <w:r>
-        <w:rPr>
-          <w:sz w:val="28"/>
-          <w:szCs w:val="28"/>
-        </w:rPr>
-        <w:t xml:space="preserve"> Leaf Node-</w:t>
-      </w:r>
-      <w:r>
-        <w:rPr>
-          <w:rFonts w:ascii="Nirmala UI" w:hAnsi="Nirmala UI" w:cs="Nirmala UI"/>
-          <w:sz w:val="28"/>
-          <w:szCs w:val="28"/>
-        </w:rPr>
-        <w:t>এ</w:t>
-      </w:r>
-      <w:r>
-        <w:rPr>
-          <w:sz w:val="28"/>
-          <w:szCs w:val="28"/>
-        </w:rPr>
-        <w:t xml:space="preserve"> </w:t>
-      </w:r>
-      <w:proofErr w:type="spellStart"/>
-      <w:r>
-        <w:rPr>
-          <w:rFonts w:ascii="Nirmala UI" w:hAnsi="Nirmala UI" w:cs="Nirmala UI"/>
-          <w:sz w:val="28"/>
-          <w:szCs w:val="28"/>
-        </w:rPr>
-        <w:t>যাব</w:t>
-      </w:r>
-      <w:proofErr w:type="spellEnd"/>
-    </w:p>
-    <w:p>
-      <w:pPr>
-        <w:pStyle w:val="HTMLPreformatted"/>
-        <w:rPr>
-          <w:sz w:val="28"/>
-          <w:szCs w:val="28"/>
-        </w:rPr>
-      </w:pPr>
-      <w:r>
-        <w:rPr>
-          <w:rStyle w:val="HTMLCode"/>
-          <w:rFonts w:eastAsiaTheme="majorEastAsia"/>
-          <w:sz w:val="28"/>
-          <w:szCs w:val="28"/>
-        </w:rPr>
-        <w:t>[1025,1030,1035]</w:t>
-      </w:r>
-    </w:p>
-    <w:p>
-      <w:pPr>
-        <w:pStyle w:val="NormalWeb"/>
-        <w:rPr>
-          <w:sz w:val="28"/>
-          <w:szCs w:val="28"/>
-        </w:rPr>
-      </w:pPr>
-      <w:proofErr w:type="spellStart"/>
-      <w:r>
-        <w:rPr>
-          <w:rFonts w:ascii="Nirmala UI" w:hAnsi="Nirmala UI" w:cs="Nirmala UI"/>
-          <w:sz w:val="28"/>
-          <w:szCs w:val="28"/>
-        </w:rPr>
-        <w:t>এখানে</w:t>
-      </w:r>
-      <w:proofErr w:type="spellEnd"/>
-      <w:r>
-        <w:rPr>
-          <w:sz w:val="28"/>
-          <w:szCs w:val="28"/>
-        </w:rPr>
-        <w:t xml:space="preserve"> 1030 </w:t>
-      </w:r>
-      <w:proofErr w:type="spellStart"/>
-      <w:r>
-        <w:rPr>
-          <w:rFonts w:ascii="Nirmala UI" w:hAnsi="Nirmala UI" w:cs="Nirmala UI"/>
-          <w:sz w:val="28"/>
-          <w:szCs w:val="28"/>
-        </w:rPr>
-        <w:t>পাওয়া</w:t>
-      </w:r>
-      <w:proofErr w:type="spellEnd"/>
-      <w:r>
-        <w:rPr>
-          <w:sz w:val="28"/>
-          <w:szCs w:val="28"/>
-        </w:rPr>
-        <w:t xml:space="preserve"> </w:t>
-      </w:r>
-      <w:proofErr w:type="spellStart"/>
-      <w:r>
-        <w:rPr>
-          <w:rFonts w:ascii="Nirmala UI" w:hAnsi="Nirmala UI" w:cs="Nirmala UI"/>
-          <w:sz w:val="28"/>
-          <w:szCs w:val="28"/>
-        </w:rPr>
-        <w:t>গেল</w:t>
-      </w:r>
-      <w:proofErr w:type="spellEnd"/>
-      <w:r>
-        <w:rPr>
-          <w:rFonts w:ascii="Nirmala UI" w:hAnsi="Nirmala UI" w:cs="Nirmala UI"/>
-          <w:sz w:val="28"/>
-          <w:szCs w:val="28"/>
-        </w:rPr>
-        <w:t>।</w:t>
-      </w:r>
-    </w:p>
-    <w:p>
-      <w:pPr>
-        <w:pStyle w:val="NormalWeb"/>
-        <w:rPr>
-          <w:sz w:val="28"/>
-          <w:szCs w:val="28"/>
-        </w:rPr>
-      </w:pPr>
-      <w:r>
-        <w:rPr>
-          <w:rFonts w:ascii="Segoe UI Symbol" w:hAnsi="Segoe UI Symbol" w:cs="Segoe UI Symbol"/>
-          <w:sz w:val="28"/>
-          <w:szCs w:val="28"/>
-        </w:rPr>
-        <w:t>✅</w:t>
-      </w:r>
-      <w:r>
-        <w:rPr>
-          <w:sz w:val="28"/>
-          <w:szCs w:val="28"/>
-        </w:rPr>
-        <w:t xml:space="preserve"> </w:t>
-      </w:r>
-      <w:proofErr w:type="spellStart"/>
-      <w:r>
-        <w:rPr>
-          <w:rFonts w:ascii="Nirmala UI" w:hAnsi="Nirmala UI" w:cs="Nirmala UI"/>
-          <w:sz w:val="28"/>
-          <w:szCs w:val="28"/>
-        </w:rPr>
-        <w:t>খুব</w:t>
-      </w:r>
-      <w:proofErr w:type="spellEnd"/>
-      <w:r>
-        <w:rPr>
-          <w:sz w:val="28"/>
-          <w:szCs w:val="28"/>
-        </w:rPr>
-        <w:t xml:space="preserve"> </w:t>
-      </w:r>
-      <w:proofErr w:type="spellStart"/>
-      <w:r>
-        <w:rPr>
-          <w:rFonts w:ascii="Nirmala UI" w:hAnsi="Nirmala UI" w:cs="Nirmala UI"/>
-          <w:sz w:val="28"/>
-          <w:szCs w:val="28"/>
-        </w:rPr>
-        <w:t>দ্রুত</w:t>
-      </w:r>
-      <w:proofErr w:type="spellEnd"/>
-      <w:r>
-        <w:rPr>
-          <w:sz w:val="28"/>
-          <w:szCs w:val="28"/>
-        </w:rPr>
-        <w:t xml:space="preserve"> Search </w:t>
-      </w:r>
-      <w:proofErr w:type="spellStart"/>
-      <w:r>
-        <w:rPr>
-          <w:rFonts w:ascii="Nirmala UI" w:hAnsi="Nirmala UI" w:cs="Nirmala UI"/>
-          <w:sz w:val="28"/>
-          <w:szCs w:val="28"/>
-        </w:rPr>
-        <w:t>সম্পন্ন</w:t>
-      </w:r>
-      <w:proofErr w:type="spellEnd"/>
-      <w:r>
-        <w:rPr>
-          <w:sz w:val="28"/>
-          <w:szCs w:val="28"/>
-        </w:rPr>
-        <w:t xml:space="preserve"> </w:t>
-      </w:r>
-      <w:proofErr w:type="spellStart"/>
-      <w:r>
-        <w:rPr>
-          <w:rFonts w:ascii="Nirmala UI" w:hAnsi="Nirmala UI" w:cs="Nirmala UI"/>
-          <w:sz w:val="28"/>
-          <w:szCs w:val="28"/>
-        </w:rPr>
-        <w:t>হলো</w:t>
-      </w:r>
-      <w:proofErr w:type="spellEnd"/>
-      <w:r>
-        <w:rPr>
-          <w:rFonts w:ascii="Nirmala UI" w:hAnsi="Nirmala UI" w:cs="Nirmala UI"/>
-          <w:sz w:val="28"/>
-          <w:szCs w:val="28"/>
-        </w:rPr>
-        <w:t>।</w:t>
-      </w:r>
-    </w:p>
-    <w:p>
-      <w:pPr>
-        <w:spacing w:before="100" w:beforeAutospacing="1" w:after="100" w:afterAutospacing="1" w:line="240" w:lineRule="auto"/>
-        <w:ind w:left="360"/>
-        <w:rPr>
-          <w:sz w:val="28"/>
-          <w:szCs w:val="28"/>
-        </w:rPr>
-      </w:pPr>
-    </w:p>
-    <w:p>
-      <w:pPr>
-        <w:pStyle w:val="Heading2"/>
-        <w:rPr>
-          <w:b/>
-          <w:color w:val="FF0000"/>
-          <w:sz w:val="28"/>
-          <w:szCs w:val="28"/>
-        </w:rPr>
-      </w:pPr>
-      <w:r>
-        <w:rPr>
-          <w:b/>
-          <w:color w:val="FF0000"/>
-          <w:sz w:val="28"/>
-          <w:szCs w:val="28"/>
-        </w:rPr>
-        <w:lastRenderedPageBreak/>
-        <w:t>Explain node structure of B+ tree / B tree?</w:t>
-      </w:r>
-    </w:p>
-    <w:p>
-      <w:pPr>
-        <w:pStyle w:val="Heading2"/>
-        <w:rPr>
-          <w:sz w:val="28"/>
-          <w:szCs w:val="28"/>
-        </w:rPr>
-      </w:pPr>
-      <w:r>
-        <w:rPr>
-          <w:b/>
-          <w:color w:val="FF0000"/>
-          <w:sz w:val="28"/>
-          <w:szCs w:val="28"/>
-        </w:rPr>
-        <w:t>Node s</w:t>
-      </w:r>
-      <w:r>
-        <w:rPr>
-          <w:b/>
-          <w:color w:val="FF0000"/>
-          <w:sz w:val="28"/>
-          <w:szCs w:val="28"/>
-        </w:rPr>
-        <w:t>tructure of a B+ Tree Node</w:t>
-      </w:r>
-    </w:p>
-    <w:p>
-      <w:pPr>
-        <w:pStyle w:val="NormalWeb"/>
-        <w:rPr>
-          <w:sz w:val="28"/>
-          <w:szCs w:val="28"/>
-        </w:rPr>
-      </w:pPr>
-      <w:r>
-        <w:rPr>
-          <w:sz w:val="28"/>
-          <w:szCs w:val="28"/>
-        </w:rPr>
-        <w:t>According to your slide:</w:t>
-      </w:r>
-    </w:p>
-    <w:p>
-      <w:pPr>
-        <w:pStyle w:val="NormalWeb"/>
-        <w:rPr>
-          <w:sz w:val="28"/>
-          <w:szCs w:val="28"/>
-        </w:rPr>
-      </w:pPr>
-      <w:r>
-        <w:rPr>
-          <w:sz w:val="28"/>
-          <w:szCs w:val="28"/>
-        </w:rPr>
-        <w:t>A node contains:</w:t>
-      </w:r>
-    </w:p>
-    <w:p>
-      <w:pPr>
-        <w:numPr>
-          <w:ilvl w:val="0"/>
-          <w:numId w:val="30"/>
-        </w:numPr>
-        <w:spacing w:before="100" w:beforeAutospacing="1" w:after="100" w:afterAutospacing="1" w:line="240" w:lineRule="auto"/>
-        <w:rPr>
-          <w:sz w:val="28"/>
-          <w:szCs w:val="28"/>
-        </w:rPr>
-      </w:pPr>
-      <w:r>
-        <w:rPr>
-          <w:sz w:val="28"/>
-          <w:szCs w:val="28"/>
-        </w:rPr>
-        <w:t xml:space="preserve">Search Keys (K₁, K₂, K₃ ...) </w:t>
-      </w:r>
-    </w:p>
-    <w:p>
-      <w:pPr>
-        <w:numPr>
-          <w:ilvl w:val="0"/>
-          <w:numId w:val="30"/>
-        </w:numPr>
-        <w:spacing w:before="100" w:beforeAutospacing="1" w:after="100" w:afterAutospacing="1" w:line="240" w:lineRule="auto"/>
-        <w:rPr>
-          <w:sz w:val="28"/>
-          <w:szCs w:val="28"/>
-        </w:rPr>
-      </w:pPr>
-      <w:r>
-        <w:rPr>
-          <w:sz w:val="28"/>
-          <w:szCs w:val="28"/>
-        </w:rPr>
-        <w:t xml:space="preserve">Pointers (P₁, P₂, P₃ ...) </w:t>
-      </w:r>
-    </w:p>
-    <w:p>
-      <w:pPr>
-        <w:pStyle w:val="Heading3"/>
-        <w:rPr>
-          <w:sz w:val="28"/>
-          <w:szCs w:val="28"/>
-        </w:rPr>
-      </w:pPr>
-      <w:r>
-        <w:rPr>
-          <w:sz w:val="28"/>
-          <w:szCs w:val="28"/>
-        </w:rPr>
-        <w:t>Example</w:t>
-      </w:r>
-    </w:p>
-    <w:p>
-      <w:pPr>
-        <w:pStyle w:val="HTMLPreformatted"/>
-        <w:rPr>
-          <w:sz w:val="28"/>
-          <w:szCs w:val="28"/>
-        </w:rPr>
-      </w:pPr>
-      <w:r>
-        <w:rPr>
-          <w:rStyle w:val="HTMLCode"/>
-          <w:sz w:val="28"/>
-          <w:szCs w:val="28"/>
-        </w:rPr>
-        <w:t>P1 | K1 | P2 | K2 | P3 | K3 | P4</w:t>
-      </w:r>
-    </w:p>
-    <w:p>
-      <w:pPr>
-        <w:pStyle w:val="Heading3"/>
-        <w:rPr>
-          <w:sz w:val="28"/>
-          <w:szCs w:val="28"/>
-        </w:rPr>
-      </w:pPr>
-      <w:r>
-        <w:rPr>
-          <w:sz w:val="28"/>
-          <w:szCs w:val="28"/>
-        </w:rPr>
-        <w:t>Rules</w:t>
-      </w:r>
-    </w:p>
-    <w:p>
-      <w:pPr>
-        <w:pStyle w:val="Heading3"/>
-        <w:rPr>
-          <w:sz w:val="28"/>
-          <w:szCs w:val="28"/>
-        </w:rPr>
-      </w:pPr>
-      <w:r>
-        <w:rPr>
-          <w:sz w:val="28"/>
-          <w:szCs w:val="28"/>
-        </w:rPr>
-        <w:t>Non-Leaf Node</w:t>
-      </w:r>
-    </w:p>
-    <w:p>
-      <w:pPr>
-        <w:numPr>
-          <w:ilvl w:val="0"/>
-          <w:numId w:val="31"/>
-        </w:numPr>
-        <w:spacing w:before="100" w:beforeAutospacing="1" w:after="100" w:afterAutospacing="1" w:line="240" w:lineRule="auto"/>
-        <w:rPr>
-          <w:sz w:val="28"/>
-          <w:szCs w:val="28"/>
-        </w:rPr>
-      </w:pPr>
-      <w:r>
-        <w:rPr>
-          <w:sz w:val="28"/>
-          <w:szCs w:val="28"/>
-        </w:rPr>
-        <w:t xml:space="preserve">Contains only keys and pointers </w:t>
-      </w:r>
-    </w:p>
-    <w:p>
-      <w:pPr>
-        <w:numPr>
-          <w:ilvl w:val="0"/>
-          <w:numId w:val="31"/>
-        </w:numPr>
-        <w:spacing w:before="100" w:beforeAutospacing="1" w:after="100" w:afterAutospacing="1" w:line="240" w:lineRule="auto"/>
-        <w:rPr>
-          <w:sz w:val="28"/>
-          <w:szCs w:val="28"/>
-        </w:rPr>
-      </w:pPr>
-      <w:r>
-        <w:rPr>
-          <w:sz w:val="28"/>
-          <w:szCs w:val="28"/>
-        </w:rPr>
-        <w:t xml:space="preserve">Maximum = n pointers </w:t>
-      </w:r>
-    </w:p>
-    <w:p>
-      <w:pPr>
-        <w:numPr>
-          <w:ilvl w:val="0"/>
-          <w:numId w:val="31"/>
-        </w:numPr>
-        <w:spacing w:before="100" w:beforeAutospacing="1" w:after="100" w:afterAutospacing="1" w:line="240" w:lineRule="auto"/>
-        <w:rPr>
-          <w:sz w:val="28"/>
-          <w:szCs w:val="28"/>
-        </w:rPr>
-      </w:pPr>
-      <w:r>
-        <w:rPr>
-          <w:sz w:val="28"/>
-          <w:szCs w:val="28"/>
-        </w:rPr>
-        <w:t xml:space="preserve">Minimum = </w:t>
-      </w:r>
-      <w:r>
-        <w:rPr>
-          <w:rFonts w:ascii="Cambria Math" w:hAnsi="Cambria Math" w:cs="Cambria Math"/>
-          <w:sz w:val="28"/>
-          <w:szCs w:val="28"/>
-        </w:rPr>
-        <w:t>⌈</w:t>
-      </w:r>
-      <w:r>
-        <w:rPr>
-          <w:sz w:val="28"/>
-          <w:szCs w:val="28"/>
-        </w:rPr>
-        <w:t>n/2</w:t>
-      </w:r>
-      <w:r>
-        <w:rPr>
-          <w:rFonts w:ascii="Cambria Math" w:hAnsi="Cambria Math" w:cs="Cambria Math"/>
-          <w:sz w:val="28"/>
-          <w:szCs w:val="28"/>
-        </w:rPr>
-        <w:t>⌉</w:t>
-      </w:r>
-      <w:r>
-        <w:rPr>
-          <w:sz w:val="28"/>
-          <w:szCs w:val="28"/>
-        </w:rPr>
-        <w:t xml:space="preserve"> pointers </w:t>
-      </w:r>
-    </w:p>
-    <w:p>
-      <w:pPr>
-        <w:pStyle w:val="Heading3"/>
-        <w:rPr>
-          <w:sz w:val="28"/>
-          <w:szCs w:val="28"/>
-        </w:rPr>
-      </w:pPr>
-      <w:r>
-        <w:rPr>
-          <w:sz w:val="28"/>
-          <w:szCs w:val="28"/>
-        </w:rPr>
-        <w:t>Leaf Node</w:t>
-      </w:r>
-    </w:p>
-    <w:p>
-      <w:pPr>
-        <w:numPr>
-          <w:ilvl w:val="0"/>
-          <w:numId w:val="32"/>
-        </w:numPr>
-        <w:spacing w:before="100" w:beforeAutospacing="1" w:after="100" w:afterAutospacing="1" w:line="240" w:lineRule="auto"/>
-        <w:rPr>
-          <w:sz w:val="28"/>
-          <w:szCs w:val="28"/>
-        </w:rPr>
-      </w:pPr>
-      <w:r>
-        <w:rPr>
-          <w:sz w:val="28"/>
-          <w:szCs w:val="28"/>
-        </w:rPr>
-        <w:t xml:space="preserve">Contains actual data records </w:t>
-      </w:r>
-    </w:p>
-    <w:p>
-      <w:pPr>
-        <w:numPr>
-          <w:ilvl w:val="0"/>
-          <w:numId w:val="32"/>
-        </w:numPr>
-        <w:spacing w:before="100" w:beforeAutospacing="1" w:after="100" w:afterAutospacing="1" w:line="240" w:lineRule="auto"/>
-        <w:rPr>
-          <w:sz w:val="28"/>
-          <w:szCs w:val="28"/>
-        </w:rPr>
-      </w:pPr>
-      <w:r>
-        <w:rPr>
-          <w:sz w:val="28"/>
-          <w:szCs w:val="28"/>
-        </w:rPr>
-        <w:t xml:space="preserve">Maximum = n−1 keys </w:t>
-      </w:r>
-    </w:p>
-    <w:p>
-      <w:pPr>
-        <w:numPr>
-          <w:ilvl w:val="0"/>
-          <w:numId w:val="32"/>
-        </w:numPr>
-        <w:spacing w:before="100" w:beforeAutospacing="1" w:after="100" w:afterAutospacing="1" w:line="240" w:lineRule="auto"/>
-        <w:rPr>
-          <w:sz w:val="28"/>
-          <w:szCs w:val="28"/>
-        </w:rPr>
-      </w:pPr>
-      <w:r>
-        <w:rPr>
-          <w:sz w:val="28"/>
-          <w:szCs w:val="28"/>
-        </w:rPr>
-        <w:t xml:space="preserve">Minimum = </w:t>
-      </w:r>
-      <w:r>
-        <w:rPr>
-          <w:rFonts w:ascii="Cambria Math" w:hAnsi="Cambria Math" w:cs="Cambria Math"/>
-          <w:sz w:val="28"/>
-          <w:szCs w:val="28"/>
-        </w:rPr>
-        <w:t>⌈</w:t>
-      </w:r>
-      <w:r>
-        <w:rPr>
-          <w:sz w:val="28"/>
-          <w:szCs w:val="28"/>
-        </w:rPr>
-        <w:t>(n</w:t>
-      </w:r>
-      <w:r>
-        <w:rPr>
-          <w:rFonts w:ascii="Calibri" w:hAnsi="Calibri" w:cs="Calibri"/>
-          <w:sz w:val="28"/>
-          <w:szCs w:val="28"/>
-        </w:rPr>
-        <w:t>−</w:t>
-      </w:r>
-      <w:r>
-        <w:rPr>
-          <w:sz w:val="28"/>
-          <w:szCs w:val="28"/>
-        </w:rPr>
-        <w:t>1)/2</w:t>
-      </w:r>
-      <w:r>
-        <w:rPr>
-          <w:rFonts w:ascii="Cambria Math" w:hAnsi="Cambria Math" w:cs="Cambria Math"/>
-          <w:sz w:val="28"/>
-          <w:szCs w:val="28"/>
-        </w:rPr>
-        <w:t>⌉</w:t>
-      </w:r>
-      <w:r>
-        <w:rPr>
-          <w:sz w:val="28"/>
-          <w:szCs w:val="28"/>
-        </w:rPr>
-        <w:t xml:space="preserve"> keys </w:t>
-      </w:r>
-    </w:p>
-    <w:p>
-      <w:pPr>
-        <w:pStyle w:val="Heading3"/>
-        <w:rPr>
-          <w:sz w:val="28"/>
-          <w:szCs w:val="28"/>
-        </w:rPr>
-      </w:pPr>
-      <w:r>
-        <w:rPr>
-          <w:sz w:val="28"/>
-          <w:szCs w:val="28"/>
-        </w:rPr>
-        <w:t>Root Node</w:t>
-      </w:r>
-    </w:p>
-    <w:p>
-      <w:pPr>
-        <w:numPr>
-          <w:ilvl w:val="0"/>
-          <w:numId w:val="33"/>
-        </w:numPr>
-        <w:spacing w:before="100" w:beforeAutospacing="1" w:after="100" w:afterAutospacing="1" w:line="240" w:lineRule="auto"/>
-        <w:rPr>
-          <w:sz w:val="28"/>
-          <w:szCs w:val="28"/>
-        </w:rPr>
-      </w:pPr>
-      <w:r>
-        <w:rPr>
-          <w:sz w:val="28"/>
-          <w:szCs w:val="28"/>
-        </w:rPr>
-        <w:t xml:space="preserve">If root is not leaf: </w:t>
-      </w:r>
-      <w:r>
-        <w:rPr>
-          <w:sz w:val="28"/>
-          <w:szCs w:val="28"/>
-        </w:rPr>
-        <w:t xml:space="preserve">                 </w:t>
-      </w:r>
-    </w:p>
-    <w:p>
-      <w:pPr>
-        <w:numPr>
-          <w:ilvl w:val="1"/>
-          <w:numId w:val="33"/>
-        </w:numPr>
-        <w:spacing w:before="100" w:beforeAutospacing="1" w:after="100" w:afterAutospacing="1" w:line="240" w:lineRule="auto"/>
-        <w:rPr>
-          <w:sz w:val="28"/>
-          <w:szCs w:val="28"/>
-        </w:rPr>
-      </w:pPr>
-      <w:r>
-        <w:rPr>
-          <w:sz w:val="28"/>
-          <w:szCs w:val="28"/>
-        </w:rPr>
-        <w:t xml:space="preserve">Minimum 2 children </w:t>
-      </w:r>
-    </w:p>
-    <w:p>
-      <w:pPr>
-        <w:numPr>
-          <w:ilvl w:val="0"/>
-          <w:numId w:val="33"/>
-        </w:numPr>
-        <w:spacing w:before="100" w:beforeAutospacing="1" w:after="100" w:afterAutospacing="1" w:line="240" w:lineRule="auto"/>
-        <w:rPr>
-          <w:sz w:val="28"/>
-          <w:szCs w:val="28"/>
-        </w:rPr>
-      </w:pPr>
-      <w:r>
-        <w:rPr>
-          <w:sz w:val="28"/>
-          <w:szCs w:val="28"/>
-        </w:rPr>
-        <w:t xml:space="preserve">If root is leaf: </w:t>
-      </w:r>
-    </w:p>
-    <w:p>
-      <w:pPr>
-        <w:numPr>
-          <w:ilvl w:val="1"/>
-          <w:numId w:val="33"/>
-        </w:numPr>
-        <w:spacing w:before="100" w:beforeAutospacing="1" w:after="100" w:afterAutospacing="1" w:line="240" w:lineRule="auto"/>
-        <w:rPr>
-          <w:sz w:val="28"/>
-          <w:szCs w:val="28"/>
-        </w:rPr>
-      </w:pPr>
-      <w:r>
-        <w:rPr>
-          <w:sz w:val="28"/>
-          <w:szCs w:val="28"/>
-        </w:rPr>
-        <w:t xml:space="preserve">Can contain 0 to n−1 values </w:t>
-      </w:r>
-    </w:p>
-    <w:p>
-      <w:pPr>
-        <w:pStyle w:val="Heading3"/>
-        <w:rPr>
-          <w:sz w:val="28"/>
-          <w:szCs w:val="28"/>
-        </w:rPr>
-      </w:pPr>
-      <w:proofErr w:type="spellStart"/>
-      <w:r>
-        <w:rPr>
-          <w:sz w:val="28"/>
-          <w:szCs w:val="28"/>
-        </w:rPr>
-        <w:t>Fanout</w:t>
-      </w:r>
-      <w:proofErr w:type="spellEnd"/>
-    </w:p>
-    <w:p>
-      <w:pPr>
-        <w:pStyle w:val="NormalWeb"/>
-        <w:rPr>
-          <w:sz w:val="28"/>
-          <w:szCs w:val="28"/>
-        </w:rPr>
-      </w:pPr>
-      <w:r>
-        <w:rPr>
-          <w:sz w:val="28"/>
-          <w:szCs w:val="28"/>
-        </w:rPr>
-        <w:t xml:space="preserve">The number of pointers in a node is called </w:t>
-      </w:r>
-      <w:proofErr w:type="spellStart"/>
-      <w:r>
-        <w:rPr>
-          <w:rStyle w:val="Strong"/>
-          <w:rFonts w:eastAsiaTheme="majorEastAsia"/>
-          <w:sz w:val="28"/>
-          <w:szCs w:val="28"/>
-        </w:rPr>
-        <w:t>Fanout</w:t>
-      </w:r>
-      <w:proofErr w:type="spellEnd"/>
-      <w:r>
-        <w:rPr>
-          <w:sz w:val="28"/>
-          <w:szCs w:val="28"/>
-        </w:rPr>
-        <w:t>.</w:t>
-      </w:r>
-    </w:p>
-    <w:p>
-      <w:pPr>
-        <w:pStyle w:val="NormalWeb"/>
-        <w:rPr>
-          <w:sz w:val="28"/>
-          <w:szCs w:val="28"/>
-        </w:rPr>
-      </w:pPr>
-      <w:r>
-        <w:rPr>
-          <w:sz w:val="28"/>
-          <w:szCs w:val="28"/>
-        </w:rPr>
-        <w:t>Example:</w:t>
-      </w:r>
-    </w:p>
-    <w:p>
-      <w:pPr>
-        <w:pStyle w:val="HTMLPreformatted"/>
-        <w:rPr>
-          <w:sz w:val="28"/>
-          <w:szCs w:val="28"/>
-        </w:rPr>
-      </w:pPr>
-      <w:r>
-        <w:rPr>
-          <w:rStyle w:val="HTMLCode"/>
-          <w:sz w:val="28"/>
-          <w:szCs w:val="28"/>
-        </w:rPr>
-        <w:lastRenderedPageBreak/>
-        <w:t>P1 K1 P2 K2 P3 K3 P4</w:t>
-      </w:r>
-    </w:p>
-    <w:p>
-      <w:pPr>
-        <w:pStyle w:val="NormalWeb"/>
-        <w:rPr>
-          <w:sz w:val="28"/>
-          <w:szCs w:val="28"/>
-        </w:rPr>
-      </w:pPr>
-      <w:r>
-        <w:rPr>
-          <w:sz w:val="28"/>
-          <w:szCs w:val="28"/>
-        </w:rPr>
-        <w:t>There are 4 pointers.</w:t>
-      </w:r>
-    </w:p>
-    <w:p>
-      <w:pPr>
-        <w:pStyle w:val="NormalWeb"/>
-        <w:rPr>
-          <w:sz w:val="28"/>
-          <w:szCs w:val="28"/>
-        </w:rPr>
-      </w:pPr>
-      <w:r>
-        <w:rPr>
-          <w:rFonts w:ascii="Segoe UI Symbol" w:hAnsi="Segoe UI Symbol" w:cs="Segoe UI Symbol"/>
-          <w:sz w:val="28"/>
-          <w:szCs w:val="28"/>
-        </w:rPr>
-        <w:t>➡️</w:t>
-      </w:r>
-      <w:r>
-        <w:rPr>
-          <w:sz w:val="28"/>
-          <w:szCs w:val="28"/>
-        </w:rPr>
-        <w:t xml:space="preserve"> </w:t>
-      </w:r>
-      <w:proofErr w:type="spellStart"/>
-      <w:r>
-        <w:rPr>
-          <w:sz w:val="28"/>
-          <w:szCs w:val="28"/>
-        </w:rPr>
-        <w:t>Fanout</w:t>
-      </w:r>
-      <w:proofErr w:type="spellEnd"/>
-      <w:r>
-        <w:rPr>
-          <w:sz w:val="28"/>
-          <w:szCs w:val="28"/>
-        </w:rPr>
-        <w:t xml:space="preserve"> = 4</w:t>
-      </w:r>
-    </w:p>
-    <w:p>
-      <w:pPr>
-        <w:pStyle w:val="Heading2"/>
-        <w:rPr>
-          <w:sz w:val="28"/>
-          <w:szCs w:val="28"/>
-        </w:rPr>
-      </w:pPr>
-      <w:r>
-        <w:rPr>
-          <w:sz w:val="28"/>
-          <w:szCs w:val="28"/>
-        </w:rPr>
-        <w:t>Easy Bangla Answer</w:t>
-      </w:r>
-    </w:p>
-    <w:p>
-      <w:pPr>
-        <w:pStyle w:val="NormalWeb"/>
-        <w:rPr>
-          <w:sz w:val="28"/>
-          <w:szCs w:val="28"/>
-        </w:rPr>
-      </w:pPr>
-      <w:r>
-        <w:rPr>
-          <w:sz w:val="28"/>
-          <w:szCs w:val="28"/>
-        </w:rPr>
-        <w:t>B+ Tree-</w:t>
-      </w:r>
-      <w:proofErr w:type="spellStart"/>
-      <w:r>
-        <w:rPr>
-          <w:rFonts w:ascii="Nirmala UI" w:hAnsi="Nirmala UI" w:cs="Nirmala UI"/>
-          <w:sz w:val="28"/>
-          <w:szCs w:val="28"/>
-        </w:rPr>
-        <w:t>এর</w:t>
-      </w:r>
-      <w:proofErr w:type="spellEnd"/>
-      <w:r>
-        <w:rPr>
-          <w:sz w:val="28"/>
-          <w:szCs w:val="28"/>
-        </w:rPr>
-        <w:t xml:space="preserve"> </w:t>
-      </w:r>
-      <w:proofErr w:type="spellStart"/>
-      <w:r>
-        <w:rPr>
-          <w:rFonts w:ascii="Nirmala UI" w:hAnsi="Nirmala UI" w:cs="Nirmala UI"/>
-          <w:sz w:val="28"/>
-          <w:szCs w:val="28"/>
-        </w:rPr>
-        <w:t>প্রতিটি</w:t>
-      </w:r>
-      <w:proofErr w:type="spellEnd"/>
-      <w:r>
-        <w:rPr>
-          <w:sz w:val="28"/>
-          <w:szCs w:val="28"/>
-        </w:rPr>
-        <w:t xml:space="preserve"> Node-</w:t>
-      </w:r>
-      <w:r>
-        <w:rPr>
-          <w:rFonts w:ascii="Nirmala UI" w:hAnsi="Nirmala UI" w:cs="Nirmala UI"/>
-          <w:sz w:val="28"/>
-          <w:szCs w:val="28"/>
-        </w:rPr>
-        <w:t>এ</w:t>
-      </w:r>
-      <w:r>
-        <w:rPr>
-          <w:sz w:val="28"/>
-          <w:szCs w:val="28"/>
-        </w:rPr>
-        <w:t>:</w:t>
-      </w:r>
-    </w:p>
-    <w:p>
-      <w:pPr>
-        <w:numPr>
-          <w:ilvl w:val="0"/>
-          <w:numId w:val="34"/>
-        </w:numPr>
-        <w:spacing w:before="100" w:beforeAutospacing="1" w:after="100" w:afterAutospacing="1" w:line="240" w:lineRule="auto"/>
-        <w:rPr>
-          <w:sz w:val="28"/>
-          <w:szCs w:val="28"/>
-        </w:rPr>
-      </w:pPr>
-      <w:r>
-        <w:rPr>
-          <w:sz w:val="28"/>
-          <w:szCs w:val="28"/>
-        </w:rPr>
-        <w:t xml:space="preserve">Search Key </w:t>
-      </w:r>
-      <w:proofErr w:type="spellStart"/>
-      <w:r>
-        <w:rPr>
-          <w:rFonts w:ascii="Nirmala UI" w:hAnsi="Nirmala UI" w:cs="Nirmala UI"/>
-          <w:sz w:val="28"/>
-          <w:szCs w:val="28"/>
-        </w:rPr>
-        <w:t>থাকে</w:t>
-      </w:r>
-      <w:proofErr w:type="spellEnd"/>
-      <w:r>
-        <w:rPr>
-          <w:sz w:val="28"/>
-          <w:szCs w:val="28"/>
-        </w:rPr>
-        <w:t xml:space="preserve"> </w:t>
-      </w:r>
-    </w:p>
-    <w:p>
-      <w:pPr>
-        <w:numPr>
-          <w:ilvl w:val="0"/>
-          <w:numId w:val="34"/>
-        </w:numPr>
-        <w:spacing w:before="100" w:beforeAutospacing="1" w:after="100" w:afterAutospacing="1" w:line="240" w:lineRule="auto"/>
-        <w:rPr>
-          <w:sz w:val="28"/>
-          <w:szCs w:val="28"/>
-        </w:rPr>
-      </w:pPr>
-      <w:r>
-        <w:rPr>
-          <w:sz w:val="28"/>
-          <w:szCs w:val="28"/>
-        </w:rPr>
-        <w:t xml:space="preserve">Pointer </w:t>
-      </w:r>
-      <w:proofErr w:type="spellStart"/>
-      <w:r>
-        <w:rPr>
-          <w:rFonts w:ascii="Nirmala UI" w:hAnsi="Nirmala UI" w:cs="Nirmala UI"/>
-          <w:sz w:val="28"/>
-          <w:szCs w:val="28"/>
-        </w:rPr>
-        <w:t>থাকে</w:t>
-      </w:r>
-      <w:proofErr w:type="spellEnd"/>
-      <w:r>
-        <w:rPr>
-          <w:sz w:val="28"/>
-          <w:szCs w:val="28"/>
-        </w:rPr>
-        <w:t xml:space="preserve"> </w:t>
-      </w:r>
-    </w:p>
-    <w:p>
-      <w:pPr>
-        <w:pStyle w:val="Heading3"/>
-        <w:rPr>
-          <w:sz w:val="28"/>
-          <w:szCs w:val="28"/>
-        </w:rPr>
-      </w:pPr>
-      <w:r>
-        <w:rPr>
-          <w:sz w:val="28"/>
-          <w:szCs w:val="28"/>
-        </w:rPr>
-        <w:t>Non-Leaf Node</w:t>
-      </w:r>
-    </w:p>
-    <w:p>
-      <w:pPr>
-        <w:pStyle w:val="NormalWeb"/>
-        <w:rPr>
-          <w:sz w:val="28"/>
-          <w:szCs w:val="28"/>
-        </w:rPr>
-      </w:pPr>
-      <w:proofErr w:type="spellStart"/>
-      <w:r>
-        <w:rPr>
-          <w:rFonts w:ascii="Nirmala UI" w:hAnsi="Nirmala UI" w:cs="Nirmala UI"/>
-          <w:sz w:val="28"/>
-          <w:szCs w:val="28"/>
-        </w:rPr>
-        <w:t>শুধু</w:t>
-      </w:r>
-      <w:proofErr w:type="spellEnd"/>
-      <w:r>
-        <w:rPr>
-          <w:sz w:val="28"/>
-          <w:szCs w:val="28"/>
-        </w:rPr>
-        <w:t xml:space="preserve"> Key </w:t>
-      </w:r>
-      <w:r>
-        <w:rPr>
-          <w:rFonts w:ascii="Nirmala UI" w:hAnsi="Nirmala UI" w:cs="Nirmala UI"/>
-          <w:sz w:val="28"/>
-          <w:szCs w:val="28"/>
-        </w:rPr>
-        <w:t>ও</w:t>
-      </w:r>
-      <w:r>
-        <w:rPr>
-          <w:sz w:val="28"/>
-          <w:szCs w:val="28"/>
-        </w:rPr>
-        <w:t xml:space="preserve"> Pointer </w:t>
-      </w:r>
-      <w:proofErr w:type="spellStart"/>
-      <w:r>
-        <w:rPr>
-          <w:rFonts w:ascii="Nirmala UI" w:hAnsi="Nirmala UI" w:cs="Nirmala UI"/>
-          <w:sz w:val="28"/>
-          <w:szCs w:val="28"/>
-        </w:rPr>
-        <w:t>রাখে</w:t>
-      </w:r>
-      <w:proofErr w:type="spellEnd"/>
-      <w:r>
-        <w:rPr>
-          <w:rFonts w:ascii="Nirmala UI" w:hAnsi="Nirmala UI" w:cs="Nirmala UI"/>
-          <w:sz w:val="28"/>
-          <w:szCs w:val="28"/>
-        </w:rPr>
-        <w:t>।</w:t>
-      </w:r>
-    </w:p>
-    <w:p>
-      <w:pPr>
-        <w:pStyle w:val="Heading3"/>
-        <w:rPr>
-          <w:sz w:val="28"/>
-          <w:szCs w:val="28"/>
-        </w:rPr>
-      </w:pPr>
-      <w:r>
-        <w:rPr>
-          <w:sz w:val="28"/>
-          <w:szCs w:val="28"/>
-        </w:rPr>
-        <w:t>Leaf Node</w:t>
-      </w:r>
-    </w:p>
-    <w:p>
-      <w:pPr>
-        <w:pStyle w:val="NormalWeb"/>
-        <w:rPr>
-          <w:sz w:val="28"/>
-          <w:szCs w:val="28"/>
-        </w:rPr>
-      </w:pPr>
-      <w:proofErr w:type="spellStart"/>
-      <w:r>
-        <w:rPr>
-          <w:rFonts w:ascii="Nirmala UI" w:hAnsi="Nirmala UI" w:cs="Nirmala UI"/>
-          <w:sz w:val="28"/>
-          <w:szCs w:val="28"/>
-        </w:rPr>
-        <w:t>আসল</w:t>
-      </w:r>
-      <w:proofErr w:type="spellEnd"/>
-      <w:r>
-        <w:rPr>
-          <w:sz w:val="28"/>
-          <w:szCs w:val="28"/>
-        </w:rPr>
-        <w:t xml:space="preserve"> Data Record </w:t>
-      </w:r>
-      <w:proofErr w:type="spellStart"/>
-      <w:r>
-        <w:rPr>
-          <w:rFonts w:ascii="Nirmala UI" w:hAnsi="Nirmala UI" w:cs="Nirmala UI"/>
-          <w:sz w:val="28"/>
-          <w:szCs w:val="28"/>
-        </w:rPr>
-        <w:t>রাখে</w:t>
-      </w:r>
-      <w:proofErr w:type="spellEnd"/>
-      <w:r>
-        <w:rPr>
-          <w:rFonts w:ascii="Nirmala UI" w:hAnsi="Nirmala UI" w:cs="Nirmala UI"/>
-          <w:sz w:val="28"/>
-          <w:szCs w:val="28"/>
-        </w:rPr>
-        <w:t>।</w:t>
-      </w:r>
-    </w:p>
-    <w:p>
-      <w:pPr>
-        <w:pStyle w:val="Heading3"/>
-        <w:rPr>
-          <w:sz w:val="28"/>
-          <w:szCs w:val="28"/>
-        </w:rPr>
-      </w:pPr>
-      <w:proofErr w:type="spellStart"/>
-      <w:r>
-        <w:rPr>
-          <w:sz w:val="28"/>
-          <w:szCs w:val="28"/>
-        </w:rPr>
-        <w:t>Fanout</w:t>
-      </w:r>
-      <w:proofErr w:type="spellEnd"/>
-    </w:p>
-    <w:p>
-      <w:pPr>
-        <w:pStyle w:val="NormalWeb"/>
-        <w:rPr>
-          <w:sz w:val="28"/>
-          <w:szCs w:val="28"/>
-        </w:rPr>
-      </w:pPr>
-      <w:r>
-        <w:rPr>
-          <w:sz w:val="28"/>
-          <w:szCs w:val="28"/>
-        </w:rPr>
-        <w:t>Node-</w:t>
-      </w:r>
-      <w:r>
-        <w:rPr>
-          <w:rFonts w:ascii="Nirmala UI" w:hAnsi="Nirmala UI" w:cs="Nirmala UI"/>
-          <w:sz w:val="28"/>
-          <w:szCs w:val="28"/>
-        </w:rPr>
-        <w:t>এ</w:t>
-      </w:r>
-      <w:r>
-        <w:rPr>
-          <w:sz w:val="28"/>
-          <w:szCs w:val="28"/>
-        </w:rPr>
-        <w:t xml:space="preserve"> </w:t>
-      </w:r>
-      <w:proofErr w:type="spellStart"/>
-      <w:r>
-        <w:rPr>
-          <w:rFonts w:ascii="Nirmala UI" w:hAnsi="Nirmala UI" w:cs="Nirmala UI"/>
-          <w:sz w:val="28"/>
-          <w:szCs w:val="28"/>
-        </w:rPr>
-        <w:t>যতগুলো</w:t>
-      </w:r>
-      <w:proofErr w:type="spellEnd"/>
-      <w:r>
-        <w:rPr>
-          <w:sz w:val="28"/>
-          <w:szCs w:val="28"/>
-        </w:rPr>
-        <w:t xml:space="preserve"> Pointer </w:t>
-      </w:r>
-      <w:proofErr w:type="spellStart"/>
-      <w:r>
-        <w:rPr>
-          <w:rFonts w:ascii="Nirmala UI" w:hAnsi="Nirmala UI" w:cs="Nirmala UI"/>
-          <w:sz w:val="28"/>
-          <w:szCs w:val="28"/>
-        </w:rPr>
-        <w:t>থাকে</w:t>
-      </w:r>
-      <w:proofErr w:type="spellEnd"/>
-      <w:r>
-        <w:rPr>
-          <w:sz w:val="28"/>
-          <w:szCs w:val="28"/>
-        </w:rPr>
-        <w:t xml:space="preserve"> </w:t>
-      </w:r>
-      <w:proofErr w:type="spellStart"/>
-      <w:r>
-        <w:rPr>
-          <w:rFonts w:ascii="Nirmala UI" w:hAnsi="Nirmala UI" w:cs="Nirmala UI"/>
-          <w:sz w:val="28"/>
-          <w:szCs w:val="28"/>
-        </w:rPr>
-        <w:t>তাকে</w:t>
-      </w:r>
-      <w:proofErr w:type="spellEnd"/>
-      <w:r>
-        <w:rPr>
-          <w:sz w:val="28"/>
-          <w:szCs w:val="28"/>
-        </w:rPr>
-        <w:t xml:space="preserve"> </w:t>
-      </w:r>
-      <w:proofErr w:type="spellStart"/>
-      <w:r>
-        <w:rPr>
-          <w:sz w:val="28"/>
-          <w:szCs w:val="28"/>
-        </w:rPr>
-        <w:t>Fanout</w:t>
-      </w:r>
-      <w:proofErr w:type="spellEnd"/>
-      <w:r>
-        <w:rPr>
-          <w:sz w:val="28"/>
-          <w:szCs w:val="28"/>
-        </w:rPr>
-        <w:t xml:space="preserve"> </w:t>
-      </w:r>
-      <w:proofErr w:type="spellStart"/>
-      <w:r>
-        <w:rPr>
-          <w:rFonts w:ascii="Nirmala UI" w:hAnsi="Nirmala UI" w:cs="Nirmala UI"/>
-          <w:sz w:val="28"/>
-          <w:szCs w:val="28"/>
-        </w:rPr>
-        <w:t>বলে</w:t>
-      </w:r>
-      <w:proofErr w:type="spellEnd"/>
-      <w:r>
-        <w:rPr>
-          <w:rFonts w:ascii="Nirmala UI" w:hAnsi="Nirmala UI" w:cs="Nirmala UI"/>
-          <w:sz w:val="28"/>
-          <w:szCs w:val="28"/>
-        </w:rPr>
-        <w:t>।</w:t>
-      </w:r>
-    </w:p>
-    <w:p>
-      <w:pPr>
-        <w:pStyle w:val="Heading2"/>
-        <w:rPr>
-          <w:sz w:val="28"/>
-          <w:szCs w:val="28"/>
-        </w:rPr>
-      </w:pPr>
-      <w:r>
-        <w:rPr>
-          <w:sz w:val="28"/>
-          <w:szCs w:val="28"/>
-        </w:rPr>
-        <w:t>Exam Answer (5 Marks)</w:t>
-      </w:r>
-    </w:p>
-    <w:p>
-      <w:pPr>
-        <w:pStyle w:val="NormalWeb"/>
-        <w:rPr>
-          <w:sz w:val="28"/>
-          <w:szCs w:val="28"/>
-        </w:rPr>
-      </w:pPr>
-      <w:r>
-        <w:rPr>
-          <w:rStyle w:val="Strong"/>
-          <w:rFonts w:eastAsiaTheme="majorEastAsia"/>
-          <w:sz w:val="28"/>
-          <w:szCs w:val="28"/>
-        </w:rPr>
-        <w:t xml:space="preserve">A B+ Tree node contains search-key values and pointers. Non-leaf nodes contain only keys and pointers, while leaf nodes contain actual records. A non-leaf node can have up to n pointers and at least </w:t>
-      </w:r>
-      <w:r>
-        <w:rPr>
-          <w:rStyle w:val="Strong"/>
-          <w:rFonts w:ascii="Cambria Math" w:eastAsiaTheme="majorEastAsia" w:hAnsi="Cambria Math" w:cs="Cambria Math"/>
-          <w:sz w:val="28"/>
-          <w:szCs w:val="28"/>
-        </w:rPr>
-        <w:t>⌈</w:t>
-      </w:r>
-      <w:r>
-        <w:rPr>
-          <w:rStyle w:val="Strong"/>
-          <w:rFonts w:eastAsiaTheme="majorEastAsia"/>
-          <w:sz w:val="28"/>
-          <w:szCs w:val="28"/>
-        </w:rPr>
-        <w:t>n/2</w:t>
-      </w:r>
-      <w:r>
-        <w:rPr>
-          <w:rStyle w:val="Strong"/>
-          <w:rFonts w:ascii="Cambria Math" w:eastAsiaTheme="majorEastAsia" w:hAnsi="Cambria Math" w:cs="Cambria Math"/>
-          <w:sz w:val="28"/>
-          <w:szCs w:val="28"/>
-        </w:rPr>
-        <w:t>⌉</w:t>
-      </w:r>
-      <w:r>
-        <w:rPr>
-          <w:rStyle w:val="Strong"/>
-          <w:rFonts w:eastAsiaTheme="majorEastAsia"/>
-          <w:sz w:val="28"/>
-          <w:szCs w:val="28"/>
-        </w:rPr>
-        <w:t xml:space="preserve"> pointers. The number of pointers in a node is called </w:t>
-      </w:r>
-      <w:proofErr w:type="spellStart"/>
-      <w:r>
-        <w:rPr>
-          <w:rStyle w:val="Strong"/>
-          <w:rFonts w:eastAsiaTheme="majorEastAsia"/>
-          <w:sz w:val="28"/>
-          <w:szCs w:val="28"/>
-        </w:rPr>
-        <w:t>fanout</w:t>
-      </w:r>
-      <w:proofErr w:type="spellEnd"/>
-      <w:r>
-        <w:rPr>
-          <w:rStyle w:val="Strong"/>
-          <w:rFonts w:eastAsiaTheme="majorEastAsia"/>
-          <w:sz w:val="28"/>
-          <w:szCs w:val="28"/>
-        </w:rPr>
-        <w:t>. All leaf nodes are maintained at the same</w:t>
-      </w:r>
-    </w:p>
-    <w:p>
-      <w:pPr>
-        <w:pStyle w:val="NormalWeb"/>
-        <w:rPr>
-          <w:sz w:val="28"/>
-          <w:szCs w:val="28"/>
-        </w:rPr>
-      </w:pPr>
-    </w:p>
-    <w:p>
-      <w:pPr>
-        <w:pStyle w:val="NormalWeb"/>
-        <w:numPr>
-          <w:ilvl w:val="0"/>
-          <w:numId w:val="21"/>
-        </w:numPr>
-        <w:rPr>
-          <w:b/>
-          <w:color w:val="FF0000"/>
-          <w:sz w:val="28"/>
-          <w:szCs w:val="28"/>
-        </w:rPr>
-      </w:pPr>
-      <w:r>
-        <w:rPr>
-          <w:b/>
-          <w:color w:val="FF0000"/>
-          <w:sz w:val="28"/>
-          <w:szCs w:val="28"/>
-        </w:rPr>
         <w:t>Create a B+ tree for order 10</w:t>
       </w:r>
     </w:p>
@@ -9496,7 +7999,6 @@
           <w:sz w:val="28"/>
           <w:szCs w:val="28"/>
         </w:rPr>
-        <w:lastRenderedPageBreak/>
         <w:t xml:space="preserve">Maximum children = 10 </w:t>
       </w:r>
     </w:p>
@@ -9551,6 +8053,7 @@
           <w:sz w:val="28"/>
           <w:szCs w:val="28"/>
         </w:rPr>
+        <w:lastRenderedPageBreak/>
         <w:t>Maximum Keys = Order - 1</w:t>
       </w:r>
       <w:r>
@@ -9864,8 +8367,6 @@
           <w:szCs w:val="28"/>
         </w:rPr>
       </w:pPr>
-      <w:bookmarkStart w:id="0" w:name="_GoBack"/>
-      <w:bookmarkEnd w:id="0"/>
     </w:p>
     <w:sectPr>
       <w:pgSz w:w="12240" w:h="15840"/>
